--- a/outputs/buch-beziehungen/wenn-beziehungen-erschoepfen-Taschenbuch.docx
+++ b/outputs/buch-beziehungen/wenn-beziehungen-erschoepfen-Taschenbuch.docx
@@ -12,15 +12,12 @@
     </w:p>
     <w:p>
       <w:pPr>
-        <w:keepNext/>
         <w:spacing w:after="320" w:before="0"/>
         <w:jc w:val="center"/>
       </w:pPr>
       <w:r>
         <w:rPr>
           <w:rFonts w:ascii="Georgia" w:cs="Georgia" w:eastAsia="Georgia" w:hAnsi="Georgia"/>
-          <w:b w:val="false"/>
-          <w:bCs w:val="false"/>
           <w:color w:val="C0848A"/>
           <w:sz w:val="440"/>
           <w:szCs w:val="440"/>
@@ -30,15 +27,12 @@
     </w:p>
     <w:p>
       <w:pPr>
-        <w:keepNext/>
         <w:spacing w:after="960" w:before="0"/>
         <w:jc w:val="center"/>
       </w:pPr>
       <w:r>
         <w:rPr>
           <w:rFonts w:ascii="Georgia" w:cs="Georgia" w:eastAsia="Georgia" w:hAnsi="Georgia"/>
-          <w:b w:val="false"/>
-          <w:bCs w:val="false"/>
           <w:color w:val="6B6B6B"/>
           <w:sz w:val="260"/>
           <w:szCs w:val="260"/>
@@ -48,7 +42,6 @@
     </w:p>
     <w:p>
       <w:pPr>
-        <w:keepNext/>
         <w:spacing w:after="240" w:before="0"/>
         <w:jc w:val="center"/>
       </w:pPr>
@@ -64,7 +57,6 @@
     </w:p>
     <w:p>
       <w:pPr>
-        <w:keepNext/>
         <w:spacing w:after="0" w:before="0"/>
         <w:jc w:val="center"/>
       </w:pPr>
@@ -102,7 +94,7 @@
     </w:p>
     <w:p>
       <w:pPr>
-        <w:spacing w:after="60" w:before="60"/>
+        <w:spacing w:after="80" w:before="80"/>
       </w:pPr>
       <w:r>
         <w:rPr>
@@ -124,7 +116,7 @@
     </w:p>
     <w:p>
       <w:pPr>
-        <w:spacing w:after="60" w:before="60"/>
+        <w:spacing w:after="80" w:before="80"/>
       </w:pPr>
       <w:r>
         <w:rPr>
@@ -149,7 +141,7 @@
     </w:p>
     <w:p>
       <w:pPr>
-        <w:spacing w:after="60" w:before="60"/>
+        <w:spacing w:after="80" w:before="80"/>
       </w:pPr>
       <w:r>
         <w:rPr>
@@ -174,7 +166,7 @@
     </w:p>
     <w:p>
       <w:pPr>
-        <w:spacing w:after="60" w:before="60"/>
+        <w:spacing w:after="80" w:before="80"/>
       </w:pPr>
       <w:r>
         <w:rPr>
@@ -199,7 +191,7 @@
     </w:p>
     <w:p>
       <w:pPr>
-        <w:spacing w:after="60" w:before="60"/>
+        <w:spacing w:after="80" w:before="80"/>
       </w:pPr>
       <w:r>
         <w:rPr>
@@ -224,7 +216,7 @@
     </w:p>
     <w:p>
       <w:pPr>
-        <w:spacing w:after="60" w:before="60"/>
+        <w:spacing w:after="80" w:before="80"/>
       </w:pPr>
       <w:r>
         <w:rPr>
@@ -249,7 +241,7 @@
     </w:p>
     <w:p>
       <w:pPr>
-        <w:spacing w:after="60" w:before="60"/>
+        <w:spacing w:after="80" w:before="80"/>
       </w:pPr>
       <w:r>
         <w:rPr>
@@ -274,7 +266,7 @@
     </w:p>
     <w:p>
       <w:pPr>
-        <w:spacing w:after="60" w:before="60"/>
+        <w:spacing w:after="80" w:before="80"/>
       </w:pPr>
       <w:r>
         <w:rPr>
@@ -299,7 +291,7 @@
     </w:p>
     <w:p>
       <w:pPr>
-        <w:spacing w:after="60" w:before="60"/>
+        <w:spacing w:after="80" w:before="80"/>
       </w:pPr>
       <w:r>
         <w:rPr>
@@ -324,7 +316,7 @@
     </w:p>
     <w:p>
       <w:pPr>
-        <w:spacing w:after="60" w:before="60"/>
+        <w:spacing w:after="80" w:before="80"/>
       </w:pPr>
       <w:r>
         <w:rPr>
@@ -349,7 +341,7 @@
     </w:p>
     <w:p>
       <w:pPr>
-        <w:spacing w:after="60" w:before="60"/>
+        <w:spacing w:after="80" w:before="80"/>
       </w:pPr>
       <w:r>
         <w:rPr>
@@ -374,7 +366,7 @@
     </w:p>
     <w:p>
       <w:pPr>
-        <w:spacing w:after="60" w:before="60"/>
+        <w:spacing w:after="80" w:before="80"/>
       </w:pPr>
       <w:r>
         <w:rPr>
@@ -399,7 +391,7 @@
     </w:p>
     <w:p>
       <w:pPr>
-        <w:spacing w:after="60" w:before="60"/>
+        <w:spacing w:after="80" w:before="80"/>
       </w:pPr>
       <w:r>
         <w:rPr>
@@ -424,7 +416,7 @@
     </w:p>
     <w:p>
       <w:pPr>
-        <w:spacing w:after="60" w:before="60"/>
+        <w:spacing w:after="80" w:before="80"/>
       </w:pPr>
       <w:r>
         <w:rPr>
@@ -449,7 +441,7 @@
     </w:p>
     <w:p>
       <w:pPr>
-        <w:spacing w:after="60" w:before="60"/>
+        <w:spacing w:after="80" w:before="80"/>
       </w:pPr>
       <w:r>
         <w:rPr>
@@ -474,7 +466,7 @@
     </w:p>
     <w:p>
       <w:pPr>
-        <w:spacing w:after="60" w:before="60"/>
+        <w:spacing w:after="80" w:before="80"/>
       </w:pPr>
       <w:r>
         <w:rPr>
@@ -499,7 +491,7 @@
     </w:p>
     <w:p>
       <w:pPr>
-        <w:spacing w:after="60" w:before="60"/>
+        <w:spacing w:after="80" w:before="80"/>
       </w:pPr>
       <w:r>
         <w:rPr>
@@ -521,7 +513,7 @@
     </w:p>
     <w:p>
       <w:pPr>
-        <w:spacing w:after="60" w:before="60"/>
+        <w:spacing w:after="80" w:before="80"/>
       </w:pPr>
       <w:r>
         <w:rPr>
@@ -543,7 +535,7 @@
     </w:p>
     <w:p>
       <w:pPr>
-        <w:spacing w:after="60" w:before="60"/>
+        <w:spacing w:after="80" w:before="80"/>
       </w:pPr>
       <w:r>
         <w:rPr>
@@ -565,7 +557,7 @@
     </w:p>
     <w:p>
       <w:pPr>
-        <w:spacing w:after="60" w:before="60"/>
+        <w:spacing w:after="80" w:before="80"/>
       </w:pPr>
       <w:r>
         <w:rPr>
@@ -587,7 +579,7 @@
     </w:p>
     <w:p>
       <w:pPr>
-        <w:spacing w:after="60" w:before="60"/>
+        <w:spacing w:after="80" w:before="80"/>
       </w:pPr>
       <w:r>
         <w:rPr>
@@ -20595,9 +20587,12 @@
       </w:r>
     </w:p>
     <w:sectPr>
+      <w:footerReference w:type="default" r:id="rId7"/>
+      <w:footerReference w:type="first" r:id="rId8"/>
       <w:pgSz w:w="7920" w:h="12240" w:orient="portrait"/>
-      <w:pgMar w:top="1296" w:right="1152" w:bottom="1296" w:left="1584" w:header="708" w:footer="708" w:gutter="0"/>
+      <w:pgMar w:top="1296" w:right="1152" w:bottom="1080" w:left="1584" w:header="720" w:footer="720" w:gutter="0"/>
       <w:pgNumType/>
+      <w:titlePg/>
       <w:docGrid w:linePitch="360"/>
     </w:sectPr>
   </w:body>
@@ -20643,6 +20638,35 @@
     </w:p>
   </w:endnote>
 </w:endnotes>
+</file>
+
+<file path=word/footer1.xml><?xml version="1.0" encoding="utf-8"?>
+<w:ftr xmlns:wpc="http://schemas.microsoft.com/office/word/2010/wordprocessingCanvas" xmlns:mc="http://schemas.openxmlformats.org/markup-compatibility/2006" xmlns:o="urn:schemas-microsoft-com:office:office" xmlns:r="http://schemas.openxmlformats.org/officeDocument/2006/relationships" xmlns:m="http://schemas.openxmlformats.org/officeDocument/2006/math" xmlns:v="urn:schemas-microsoft-com:vml" xmlns:wp14="http://schemas.microsoft.com/office/word/2010/wordprocessingDrawing" xmlns:wp="http://schemas.openxmlformats.org/drawingml/2006/wordprocessingDrawing" xmlns:w10="urn:schemas-microsoft-com:office:word" xmlns:w="http://schemas.openxmlformats.org/wordprocessingml/2006/main" xmlns:w14="http://schemas.microsoft.com/office/word/2010/wordml" xmlns:w15="http://schemas.microsoft.com/office/word/2012/wordml" xmlns:wpg="http://schemas.microsoft.com/office/word/2010/wordprocessingGroup" xmlns:wpi="http://schemas.microsoft.com/office/word/2010/wordprocessingInk" xmlns:wne="http://schemas.microsoft.com/office/word/2006/wordml" xmlns:wps="http://schemas.microsoft.com/office/word/2010/wordprocessingShape">
+  <w:p>
+    <w:pPr>
+      <w:spacing w:after="0" w:before="120"/>
+      <w:jc w:val="center"/>
+    </w:pPr>
+    <w:r>
+      <w:rPr>
+        <w:rFonts w:ascii="Georgia" w:cs="Georgia" w:eastAsia="Georgia" w:hAnsi="Georgia"/>
+        <w:color w:val="6B6B6B"/>
+        <w:sz w:val="180"/>
+        <w:szCs w:val="180"/>
+      </w:rPr>
+      <w:fldChar w:fldCharType="begin"/>
+      <w:instrText xml:space="preserve">PAGE</w:instrText>
+      <w:fldChar w:fldCharType="separate"/>
+      <w:fldChar w:fldCharType="end"/>
+    </w:r>
+  </w:p>
+</w:ftr>
+</file>
+
+<file path=word/footer2.xml><?xml version="1.0" encoding="utf-8"?>
+<w:ftr xmlns:wpc="http://schemas.microsoft.com/office/word/2010/wordprocessingCanvas" xmlns:mc="http://schemas.openxmlformats.org/markup-compatibility/2006" xmlns:o="urn:schemas-microsoft-com:office:office" xmlns:r="http://schemas.openxmlformats.org/officeDocument/2006/relationships" xmlns:m="http://schemas.openxmlformats.org/officeDocument/2006/math" xmlns:v="urn:schemas-microsoft-com:vml" xmlns:wp14="http://schemas.microsoft.com/office/word/2010/wordprocessingDrawing" xmlns:wp="http://schemas.openxmlformats.org/drawingml/2006/wordprocessingDrawing" xmlns:w10="urn:schemas-microsoft-com:office:word" xmlns:w="http://schemas.openxmlformats.org/wordprocessingml/2006/main" xmlns:w14="http://schemas.microsoft.com/office/word/2010/wordml" xmlns:w15="http://schemas.microsoft.com/office/word/2012/wordml" xmlns:wpg="http://schemas.microsoft.com/office/word/2010/wordprocessingGroup" xmlns:wpi="http://schemas.microsoft.com/office/word/2010/wordprocessingInk" xmlns:wne="http://schemas.microsoft.com/office/word/2006/wordml" xmlns:wps="http://schemas.microsoft.com/office/word/2010/wordprocessingShape">
+  <w:p/>
+</w:ftr>
 </file>
 
 <file path=word/footnotes.xml><?xml version="1.0" encoding="utf-8"?>

--- a/outputs/buch-beziehungen/wenn-beziehungen-erschoepfen-Taschenbuch.docx
+++ b/outputs/buch-beziehungen/wenn-beziehungen-erschoepfen-Taschenbuch.docx
@@ -14880,7 +14880,7 @@
           <w:sz w:val="230"/>
           <w:szCs w:val="230"/>
         </w:rPr>
-        <w:t xml:space="preserve">Die zweite Geschichte: wenn der Körper das weiß, was der Kopf verdrängt hat</w:t>
+        <w:t xml:space="preserve">Die zweite Geschichte: wenn der Körper das weiss, was der Kopf verdrängt hat</w:t>
       </w:r>
     </w:p>
     <w:p>

--- a/outputs/buch-beziehungen/wenn-beziehungen-erschoepfen-Taschenbuch.docx
+++ b/outputs/buch-beziehungen/wenn-beziehungen-erschoepfen-Taschenbuch.docx
@@ -1080,7 +1080,7 @@
           <w:sz w:val="220"/>
           <w:szCs w:val="220"/>
         </w:rPr>
-        <w:t xml:space="preserve">Es stimmt nichts nicht mit euch.</w:t>
+        <w:t xml:space="preserve">Mit euch stimmt alles.</w:t>
       </w:r>
     </w:p>
     <w:p>
@@ -3070,7 +3070,7 @@
           <w:sz w:val="220"/>
           <w:szCs w:val="220"/>
         </w:rPr>
-        <w:t xml:space="preserve">Ich möchte noch etwas hinzufügen, das in diesem Zusammenhang wichtig ist: Diese Muster betreffen nicht nur romantische Beziehungen.</w:t>
+        <w:t xml:space="preserve">Ich möchte noch eines ergänzen: Diese Muster betreffen nicht nur romantische Beziehungen.</w:t>
       </w:r>
     </w:p>
     <w:p>
@@ -3401,7 +3401,7 @@
           <w:sz w:val="220"/>
           <w:szCs w:val="220"/>
         </w:rPr>
-        <w:t xml:space="preserve">Franziska lernte, noch bevor sie das Haus betrat, ob es ein guter oder schlechter Abend war. Sie hörte, wie die Mutter in der Küche hantierte. Wie die Schranktüren klangen. Wie die Schritte klingen. „Ich konnte es an allem ablesen," sagte sie mir. „Der Ton, in dem sie Guten Abend sagte. Ob sie mich anschaute oder nicht."</w:t>
+        <w:t xml:space="preserve">Franziska lernte, noch bevor sie das Haus betrat, ob es ein guter oder schlechter Abend war. Sie hörte, wie die Mutter in der Küche hantierte. Wie die Schranktüren klangen. Wie die Schritte klangen. „Ich konnte es an allem ablesen," sagte sie mir. „Der Ton, in dem sie Guten Abend sagte. Ob sie mich anschaute oder nicht."</w:t>
       </w:r>
     </w:p>
     <w:p>
@@ -3853,7 +3853,7 @@
           <w:sz w:val="220"/>
           <w:szCs w:val="220"/>
         </w:rPr>
-        <w:t xml:space="preserve">Eine Frau, die als Kind gelernt hat, dass Zuwendung unzuverlässig ist, wird als Erwachsene immer ein bisschen ängstlich sein, immer warten, wann die Wärme wieder entzogen wird. Und in dieser Erwartung wird sie überangepasst, übergibt, überkompensiert.</w:t>
+        <w:t xml:space="preserve">Eine Frau, die als Kind gelernt hat, dass Zuwendung unzuverlässig ist, wird als Erwachsene immer ein bisschen ängstlich sein, immer warten, wann die Wärme wieder entzogen wird. Und in dieser Erwartung wird sie überangepasst, gibt zu viel, überkompensiert.</w:t>
       </w:r>
     </w:p>
     <w:p>
@@ -4789,7 +4789,7 @@
                 <w:sz w:val="210"/>
                 <w:szCs w:val="210"/>
               </w:rPr>
-              <w:t xml:space="preserve">„Ich habe meine Träume irgendwann einfach aufgehört zu träumen."</w:t>
+              <w:t xml:space="preserve">„Ich habe irgendwann einfach aufgehört, meine Träume zu träumen."</w:t>
             </w:r>
           </w:p>
         </w:tc>
@@ -7319,7 +7319,7 @@
           <w:sz w:val="220"/>
           <w:szCs w:val="220"/>
         </w:rPr>
-        <w:t xml:space="preserve">Wenn du beginnst, weniger zu geben, wird es erst einmal unangenehm sein. Für dich. Weil du das Nicht-Helfen wie Versagen anfühlen lässt. Und für den anderen, weil das System aus dem Gleichgewicht gerät.</w:t>
+        <w:t xml:space="preserve">Wenn du beginnst, weniger zu geben, wird es erst einmal unangenehm sein. Für dich. Weil sich das Nicht-Helfen für dich wie Versagen anfühlt. Und für den anderen, weil das System aus dem Gleichgewicht gerät.</w:t>
       </w:r>
     </w:p>
     <w:p>
@@ -8253,7 +8253,7 @@
           <w:sz w:val="220"/>
           <w:szCs w:val="220"/>
         </w:rPr>
-        <w:t xml:space="preserve">Frauen mit People-Pleasing-Muster sagen sehr oft Ja, bevor sie sich gefragt haben, ob sie das wollen. Das Ja kommt automatisch, bevor der Verstand überhaupt eingeschalten hat. Die Pause unterbricht das.</w:t>
+        <w:t xml:space="preserve">Frauen mit People-Pleasing-Muster sagen sehr oft Ja, bevor sie sich gefragt haben, ob sie das wollen. Das Ja kommt automatisch, bevor der Verstand überhaupt eingeschaltet hat. Die Pause unterbricht das.</w:t>
       </w:r>
     </w:p>
     <w:p>
@@ -8488,7 +8488,7 @@
           <w:sz w:val="220"/>
           <w:szCs w:val="220"/>
         </w:rPr>
-        <w:t xml:space="preserve">Eine letzte Gedanke zu Grenzen, der mir wichtig ist.</w:t>
+        <w:t xml:space="preserve">Ein letzter Gedanke zu Grenzen, der mir wichtig ist.</w:t>
       </w:r>
     </w:p>
     <w:p>
@@ -9776,7 +9776,7 @@
           <w:sz w:val="220"/>
           <w:szCs w:val="220"/>
         </w:rPr>
-        <w:t xml:space="preserve">Du kannst nicht wirklich lieben empfangen, wenn du glaubst, es nicht zu verdienen. Du kannst nicht Grenzen akzeptieren, wenn du denkst, Grenzen seien Ablehnung. Du kannst nicht in einer gesunden Dynamik sein, wenn du dich selbst nicht als gleichwertig betrachtest.</w:t>
+        <w:t xml:space="preserve">Du kannst nicht wirklich Liebe empfangen, wenn du glaubst, es nicht zu verdienen. Du kannst nicht Grenzen akzeptieren, wenn du denkst, Grenzen seien Ablehnung. Du kannst nicht in einer gesunden Dynamik sein, wenn du dich selbst nicht als gleichwertig betrachtest.</w:t>
       </w:r>
     </w:p>
     <w:p>
@@ -10233,7 +10233,7 @@
           <w:sz w:val="220"/>
           <w:szCs w:val="220"/>
         </w:rPr>
-        <w:t xml:space="preserve">Das Zurückgewinnen begann bei ihr damit, dass sie lernte, ihre eigenen Gefühle als zuerst wahrzunehmen, bevor die der anderen.</w:t>
+        <w:t xml:space="preserve">Das Zurückgewinnen begann bei ihr damit, dass sie lernte, ihre eigenen Gefühle zuerst wahrzunehmen, bevor die der anderen.</w:t>
       </w:r>
     </w:p>
     <w:p>
@@ -10559,7 +10559,7 @@
           <w:sz w:val="220"/>
           <w:szCs w:val="220"/>
         </w:rPr>
-        <w:t xml:space="preserve">Viele stellt die Frage, die irgendwann kommt, wenn man diesen Weg geht: Wenn ich aufhöre, die Retterin zu sein, die Märtyrerin, wer bin ich dann?</w:t>
+        <w:t xml:space="preserve">Viele stellen sich die Frage, die irgendwann kommt, wenn man diesen Weg geht: Wenn ich aufhöre, die Retterin zu sein, die Märtyrerin, wer bin ich dann?</w:t>
       </w:r>
     </w:p>
     <w:p>
@@ -12883,7 +12883,7 @@
           <w:sz w:val="220"/>
           <w:szCs w:val="220"/>
         </w:rPr>
-        <w:t xml:space="preserve">Und wenn du in einer solchen Situation bist: Hol dir Unterstützung. Dieses Buch ist ein Anfang. Es ersetzt keine professionelle Begleitung, wenn die Situation ernst ist. Und manchmal ist die klügste Entscheidung, die du treffen kannst, dir Hilfe zu holen, nicht weil du schwach bist, sondern weil du weiss bist.</w:t>
+        <w:t xml:space="preserve">Und wenn du in einer solchen Situation bist: Hol dir Unterstützung. Dieses Buch ist ein Anfang. Es ersetzt keine professionelle Begleitung, wenn die Situation ernst ist. Und manchmal ist die klügste Entscheidung, die du treffen kannst, dir Hilfe zu holen, nicht weil du schwach bist, sondern weil du weise bist.</w:t>
       </w:r>
     </w:p>
     <w:p>
@@ -14965,7 +14965,7 @@
           <w:sz w:val="220"/>
           <w:szCs w:val="220"/>
         </w:rPr>
-        <w:t xml:space="preserve">Mit dreiundzwanzig Monaten hatte Joanas Nervensystem beschlossen: Meine Aufgabe ist es, den Frieden zu wahren. Fast vier Jahrzehnte später tat es das noch immer, auch wenn der eigentliche Konflikt längst vorbei war.</w:t>
+        <w:t xml:space="preserve">Mit dreiundzwanzig Monaten hatte Joanas Nervensystem beschlossen: Meine Aufgabe ist es, den Frieden zu wahren. Mehr als drei Jahrzehnte später tat es das noch immer, auch wenn der eigentliche Konflikt längst vorbei war.</w:t>
       </w:r>
     </w:p>
     <w:p>
@@ -16319,7 +16319,7 @@
           <w:sz w:val="220"/>
           <w:szCs w:val="220"/>
         </w:rPr>
-        <w:t xml:space="preserve"> Nach aussen ist er charmant, beliebt, gut angesehen. Auf Partys hilft er, lacht, ist aufmerksam. Nur du siehst das andere Gesicht. Wenn du davon erzählst, glauben dir andere oft nicht. Das verstärkt deine Isolation: Du fühlst dich verrückt. Du fragst dich, ob du derjenigen bist, die das Problem ist.</w:t>
+        <w:t xml:space="preserve"> Nach aussen ist er charmant, beliebt, gut angesehen. Auf Partys hilft er, lacht, ist aufmerksam. Nur du siehst das andere Gesicht. Wenn du davon erzählst, glauben dir andere oft nicht. Das verstärkt deine Isolation: Du fühlst dich verrückt. Du fragst dich, ob du diejenige bist, die das Problem ist.</w:t>
       </w:r>
     </w:p>
     <w:p>
@@ -18275,7 +18275,7 @@
           <w:sz w:val="220"/>
           <w:szCs w:val="220"/>
         </w:rPr>
-        <w:t xml:space="preserve"> Nicht: „Du ignorierst mich immer." Das ist eine Bewertung, kein Beobachtung. Und sie löst sofort Widerstand aus. Stattdessen: „Gestern Abend hast du drei Stunden auf dein Handy geschaut, während wir zusammen waren."</w:t>
+        <w:t xml:space="preserve"> Nicht: „Du ignorierst mich immer." Das ist eine Bewertung, keine Beobachtung. Und sie löst sofort Widerstand aus. Stattdessen: „Gestern Abend hast du drei Stunden auf dein Handy geschaut, während wir zusammen waren."</w:t>
       </w:r>
     </w:p>
     <w:p>

--- a/outputs/buch-beziehungen/wenn-beziehungen-erschoepfen-Taschenbuch.docx
+++ b/outputs/buch-beziehungen/wenn-beziehungen-erschoepfen-Taschenbuch.docx
@@ -1451,7 +1451,7 @@
     </w:p>
     <w:tbl>
       <w:tblPr>
-        <w:tblW w:type="dxa" w:w="9360"/>
+        <w:tblW w:type="dxa" w:w="5184"/>
         <w:tblBorders>
           <w:top w:val="single" w:color="C0848A" w:sz="4"/>
           <w:left w:val="none"/>
@@ -1462,12 +1462,12 @@
         </w:tblBorders>
       </w:tblPr>
       <w:tblGrid>
-        <w:gridCol w:w="9360"/>
+        <w:gridCol w:w="5184"/>
       </w:tblGrid>
       <w:tr>
         <w:tc>
           <w:tcPr>
-            <w:tcW w:type="dxa" w:w="9360"/>
+            <w:tcW w:type="dxa" w:w="5184"/>
             <w:tcBorders>
               <w:top w:val="none"/>
               <w:left w:val="none"/>
@@ -1543,7 +1543,7 @@
     </w:p>
     <w:tbl>
       <w:tblPr>
-        <w:tblW w:type="dxa" w:w="9360"/>
+        <w:tblW w:type="dxa" w:w="5184"/>
         <w:tblBorders>
           <w:top w:val="single" w:color="C0848A" w:sz="4"/>
           <w:left w:val="none"/>
@@ -1554,12 +1554,12 @@
         </w:tblBorders>
       </w:tblPr>
       <w:tblGrid>
-        <w:gridCol w:w="9360"/>
+        <w:gridCol w:w="5184"/>
       </w:tblGrid>
       <w:tr>
         <w:tc>
           <w:tcPr>
-            <w:tcW w:type="dxa" w:w="9360"/>
+            <w:tcW w:type="dxa" w:w="5184"/>
             <w:tcBorders>
               <w:top w:val="none"/>
               <w:left w:val="none"/>
@@ -1907,7 +1907,7 @@
     </w:p>
     <w:tbl>
       <w:tblPr>
-        <w:tblW w:type="dxa" w:w="9360"/>
+        <w:tblW w:type="dxa" w:w="5184"/>
         <w:tblBorders>
           <w:top w:val="single" w:color="C0848A" w:sz="4"/>
           <w:left w:val="none"/>
@@ -1918,12 +1918,12 @@
         </w:tblBorders>
       </w:tblPr>
       <w:tblGrid>
-        <w:gridCol w:w="9360"/>
+        <w:gridCol w:w="5184"/>
       </w:tblGrid>
       <w:tr>
         <w:tc>
           <w:tcPr>
-            <w:tcW w:type="dxa" w:w="9360"/>
+            <w:tcW w:type="dxa" w:w="5184"/>
             <w:tcBorders>
               <w:top w:val="none"/>
               <w:left w:val="none"/>
@@ -2135,7 +2135,7 @@
     </w:p>
     <w:tbl>
       <w:tblPr>
-        <w:tblW w:type="dxa" w:w="9360"/>
+        <w:tblW w:type="dxa" w:w="5184"/>
         <w:tblBorders>
           <w:top w:val="single" w:color="C0848A" w:sz="4"/>
           <w:left w:val="none"/>
@@ -2146,12 +2146,12 @@
         </w:tblBorders>
       </w:tblPr>
       <w:tblGrid>
-        <w:gridCol w:w="9360"/>
+        <w:gridCol w:w="5184"/>
       </w:tblGrid>
       <w:tr>
         <w:tc>
           <w:tcPr>
-            <w:tcW w:type="dxa" w:w="9360"/>
+            <w:tcW w:type="dxa" w:w="5184"/>
             <w:tcBorders>
               <w:top w:val="none"/>
               <w:left w:val="none"/>
@@ -2227,7 +2227,7 @@
     </w:p>
     <w:tbl>
       <w:tblPr>
-        <w:tblW w:type="dxa" w:w="9360"/>
+        <w:tblW w:type="dxa" w:w="5184"/>
         <w:tblBorders>
           <w:top w:val="single" w:color="C0848A" w:sz="4"/>
           <w:left w:val="none"/>
@@ -2238,12 +2238,12 @@
         </w:tblBorders>
       </w:tblPr>
       <w:tblGrid>
-        <w:gridCol w:w="9360"/>
+        <w:gridCol w:w="5184"/>
       </w:tblGrid>
       <w:tr>
         <w:tc>
           <w:tcPr>
-            <w:tcW w:type="dxa" w:w="9360"/>
+            <w:tcW w:type="dxa" w:w="5184"/>
             <w:tcBorders>
               <w:top w:val="none"/>
               <w:left w:val="none"/>
@@ -2277,7 +2277,7 @@
       <w:tr>
         <w:tc>
           <w:tcPr>
-            <w:tcW w:type="dxa" w:w="9360"/>
+            <w:tcW w:type="dxa" w:w="5184"/>
             <w:tcBorders>
               <w:top w:val="none"/>
               <w:left w:val="none"/>
@@ -3134,7 +3134,7 @@
     </w:p>
     <w:tbl>
       <w:tblPr>
-        <w:tblW w:type="dxa" w:w="9360"/>
+        <w:tblW w:type="dxa" w:w="5184"/>
         <w:tblBorders>
           <w:top w:val="single" w:color="C0848A" w:sz="4"/>
           <w:left w:val="none"/>
@@ -3145,12 +3145,12 @@
         </w:tblBorders>
       </w:tblPr>
       <w:tblGrid>
-        <w:gridCol w:w="9360"/>
+        <w:gridCol w:w="5184"/>
       </w:tblGrid>
       <w:tr>
         <w:tc>
           <w:tcPr>
-            <w:tcW w:type="dxa" w:w="9360"/>
+            <w:tcW w:type="dxa" w:w="5184"/>
             <w:tcBorders>
               <w:top w:val="none"/>
               <w:left w:val="none"/>
@@ -3184,7 +3184,7 @@
       <w:tr>
         <w:tc>
           <w:tcPr>
-            <w:tcW w:type="dxa" w:w="9360"/>
+            <w:tcW w:type="dxa" w:w="5184"/>
             <w:tcBorders>
               <w:top w:val="none"/>
               <w:left w:val="none"/>
@@ -3218,7 +3218,7 @@
       <w:tr>
         <w:tc>
           <w:tcPr>
-            <w:tcW w:type="dxa" w:w="9360"/>
+            <w:tcW w:type="dxa" w:w="5184"/>
             <w:tcBorders>
               <w:top w:val="none"/>
               <w:left w:val="none"/>
@@ -3448,7 +3448,7 @@
     </w:p>
     <w:tbl>
       <w:tblPr>
-        <w:tblW w:type="dxa" w:w="9360"/>
+        <w:tblW w:type="dxa" w:w="5184"/>
         <w:tblBorders>
           <w:top w:val="single" w:color="C0848A" w:sz="4"/>
           <w:left w:val="none"/>
@@ -3459,12 +3459,12 @@
         </w:tblBorders>
       </w:tblPr>
       <w:tblGrid>
-        <w:gridCol w:w="9360"/>
+        <w:gridCol w:w="5184"/>
       </w:tblGrid>
       <w:tr>
         <w:tc>
           <w:tcPr>
-            <w:tcW w:type="dxa" w:w="9360"/>
+            <w:tcW w:type="dxa" w:w="5184"/>
             <w:tcBorders>
               <w:top w:val="none"/>
               <w:left w:val="none"/>
@@ -4001,7 +4001,7 @@
     </w:p>
     <w:tbl>
       <w:tblPr>
-        <w:tblW w:type="dxa" w:w="9360"/>
+        <w:tblW w:type="dxa" w:w="5184"/>
         <w:tblBorders>
           <w:top w:val="single" w:color="C0848A" w:sz="4"/>
           <w:left w:val="none"/>
@@ -4012,12 +4012,12 @@
         </w:tblBorders>
       </w:tblPr>
       <w:tblGrid>
-        <w:gridCol w:w="9360"/>
+        <w:gridCol w:w="5184"/>
       </w:tblGrid>
       <w:tr>
         <w:tc>
           <w:tcPr>
-            <w:tcW w:type="dxa" w:w="9360"/>
+            <w:tcW w:type="dxa" w:w="5184"/>
             <w:tcBorders>
               <w:top w:val="none"/>
               <w:left w:val="none"/>
@@ -4093,7 +4093,7 @@
     </w:p>
     <w:tbl>
       <w:tblPr>
-        <w:tblW w:type="dxa" w:w="9360"/>
+        <w:tblW w:type="dxa" w:w="5184"/>
         <w:tblBorders>
           <w:top w:val="single" w:color="C0848A" w:sz="4"/>
           <w:left w:val="none"/>
@@ -4104,12 +4104,12 @@
         </w:tblBorders>
       </w:tblPr>
       <w:tblGrid>
-        <w:gridCol w:w="9360"/>
+        <w:gridCol w:w="5184"/>
       </w:tblGrid>
       <w:tr>
         <w:tc>
           <w:tcPr>
-            <w:tcW w:type="dxa" w:w="9360"/>
+            <w:tcW w:type="dxa" w:w="5184"/>
             <w:tcBorders>
               <w:top w:val="none"/>
               <w:left w:val="none"/>
@@ -4143,7 +4143,7 @@
       <w:tr>
         <w:tc>
           <w:tcPr>
-            <w:tcW w:type="dxa" w:w="9360"/>
+            <w:tcW w:type="dxa" w:w="5184"/>
             <w:tcBorders>
               <w:top w:val="none"/>
               <w:left w:val="none"/>
@@ -4177,7 +4177,7 @@
       <w:tr>
         <w:tc>
           <w:tcPr>
-            <w:tcW w:type="dxa" w:w="9360"/>
+            <w:tcW w:type="dxa" w:w="5184"/>
             <w:tcBorders>
               <w:top w:val="none"/>
               <w:left w:val="none"/>
@@ -4211,7 +4211,7 @@
       <w:tr>
         <w:tc>
           <w:tcPr>
-            <w:tcW w:type="dxa" w:w="9360"/>
+            <w:tcW w:type="dxa" w:w="5184"/>
             <w:tcBorders>
               <w:top w:val="none"/>
               <w:left w:val="none"/>
@@ -4713,7 +4713,7 @@
     </w:p>
     <w:tbl>
       <w:tblPr>
-        <w:tblW w:type="dxa" w:w="9360"/>
+        <w:tblW w:type="dxa" w:w="5184"/>
         <w:tblBorders>
           <w:top w:val="single" w:color="C0848A" w:sz="4"/>
           <w:left w:val="none"/>
@@ -4724,12 +4724,12 @@
         </w:tblBorders>
       </w:tblPr>
       <w:tblGrid>
-        <w:gridCol w:w="9360"/>
+        <w:gridCol w:w="5184"/>
       </w:tblGrid>
       <w:tr>
         <w:tc>
           <w:tcPr>
-            <w:tcW w:type="dxa" w:w="9360"/>
+            <w:tcW w:type="dxa" w:w="5184"/>
             <w:tcBorders>
               <w:top w:val="none"/>
               <w:left w:val="none"/>
@@ -4763,7 +4763,7 @@
       <w:tr>
         <w:tc>
           <w:tcPr>
-            <w:tcW w:type="dxa" w:w="9360"/>
+            <w:tcW w:type="dxa" w:w="5184"/>
             <w:tcBorders>
               <w:top w:val="none"/>
               <w:left w:val="none"/>
@@ -4797,7 +4797,7 @@
       <w:tr>
         <w:tc>
           <w:tcPr>
-            <w:tcW w:type="dxa" w:w="9360"/>
+            <w:tcW w:type="dxa" w:w="5184"/>
             <w:tcBorders>
               <w:top w:val="none"/>
               <w:left w:val="none"/>
@@ -4941,7 +4941,7 @@
     </w:p>
     <w:tbl>
       <w:tblPr>
-        <w:tblW w:type="dxa" w:w="9360"/>
+        <w:tblW w:type="dxa" w:w="5184"/>
         <w:tblBorders>
           <w:top w:val="single" w:color="C0848A" w:sz="4"/>
           <w:left w:val="none"/>
@@ -4952,12 +4952,12 @@
         </w:tblBorders>
       </w:tblPr>
       <w:tblGrid>
-        <w:gridCol w:w="9360"/>
+        <w:gridCol w:w="5184"/>
       </w:tblGrid>
       <w:tr>
         <w:tc>
           <w:tcPr>
-            <w:tcW w:type="dxa" w:w="9360"/>
+            <w:tcW w:type="dxa" w:w="5184"/>
             <w:tcBorders>
               <w:top w:val="none"/>
               <w:left w:val="none"/>
@@ -5135,7 +5135,7 @@
     </w:p>
     <w:tbl>
       <w:tblPr>
-        <w:tblW w:type="dxa" w:w="9360"/>
+        <w:tblW w:type="dxa" w:w="5184"/>
         <w:tblBorders>
           <w:top w:val="single" w:color="C0848A" w:sz="4"/>
           <w:left w:val="none"/>
@@ -5146,12 +5146,12 @@
         </w:tblBorders>
       </w:tblPr>
       <w:tblGrid>
-        <w:gridCol w:w="9360"/>
+        <w:gridCol w:w="5184"/>
       </w:tblGrid>
       <w:tr>
         <w:tc>
           <w:tcPr>
-            <w:tcW w:type="dxa" w:w="9360"/>
+            <w:tcW w:type="dxa" w:w="5184"/>
             <w:tcBorders>
               <w:top w:val="none"/>
               <w:left w:val="none"/>
@@ -5185,7 +5185,7 @@
       <w:tr>
         <w:tc>
           <w:tcPr>
-            <w:tcW w:type="dxa" w:w="9360"/>
+            <w:tcW w:type="dxa" w:w="5184"/>
             <w:tcBorders>
               <w:top w:val="none"/>
               <w:left w:val="none"/>
@@ -5219,7 +5219,7 @@
       <w:tr>
         <w:tc>
           <w:tcPr>
-            <w:tcW w:type="dxa" w:w="9360"/>
+            <w:tcW w:type="dxa" w:w="5184"/>
             <w:tcBorders>
               <w:top w:val="none"/>
               <w:left w:val="none"/>
@@ -5414,7 +5414,7 @@
     </w:p>
     <w:tbl>
       <w:tblPr>
-        <w:tblW w:type="dxa" w:w="9360"/>
+        <w:tblW w:type="dxa" w:w="5184"/>
         <w:tblBorders>
           <w:top w:val="single" w:color="C0848A" w:sz="4"/>
           <w:left w:val="none"/>
@@ -5425,12 +5425,12 @@
         </w:tblBorders>
       </w:tblPr>
       <w:tblGrid>
-        <w:gridCol w:w="9360"/>
+        <w:gridCol w:w="5184"/>
       </w:tblGrid>
       <w:tr>
         <w:tc>
           <w:tcPr>
-            <w:tcW w:type="dxa" w:w="9360"/>
+            <w:tcW w:type="dxa" w:w="5184"/>
             <w:tcBorders>
               <w:top w:val="none"/>
               <w:left w:val="none"/>
@@ -5506,7 +5506,7 @@
     </w:p>
     <w:tbl>
       <w:tblPr>
-        <w:tblW w:type="dxa" w:w="9360"/>
+        <w:tblW w:type="dxa" w:w="5184"/>
         <w:tblBorders>
           <w:top w:val="single" w:color="C0848A" w:sz="4"/>
           <w:left w:val="none"/>
@@ -5517,12 +5517,12 @@
         </w:tblBorders>
       </w:tblPr>
       <w:tblGrid>
-        <w:gridCol w:w="9360"/>
+        <w:gridCol w:w="5184"/>
       </w:tblGrid>
       <w:tr>
         <w:tc>
           <w:tcPr>
-            <w:tcW w:type="dxa" w:w="9360"/>
+            <w:tcW w:type="dxa" w:w="5184"/>
             <w:tcBorders>
               <w:top w:val="none"/>
               <w:left w:val="none"/>
@@ -5682,7 +5682,7 @@
     </w:p>
     <w:tbl>
       <w:tblPr>
-        <w:tblW w:type="dxa" w:w="9360"/>
+        <w:tblW w:type="dxa" w:w="5184"/>
         <w:tblBorders>
           <w:top w:val="single" w:color="C0848A" w:sz="4"/>
           <w:left w:val="none"/>
@@ -5693,12 +5693,12 @@
         </w:tblBorders>
       </w:tblPr>
       <w:tblGrid>
-        <w:gridCol w:w="9360"/>
+        <w:gridCol w:w="5184"/>
       </w:tblGrid>
       <w:tr>
         <w:tc>
           <w:tcPr>
-            <w:tcW w:type="dxa" w:w="9360"/>
+            <w:tcW w:type="dxa" w:w="5184"/>
             <w:tcBorders>
               <w:top w:val="none"/>
               <w:left w:val="none"/>
@@ -5892,7 +5892,7 @@
     </w:p>
     <w:tbl>
       <w:tblPr>
-        <w:tblW w:type="dxa" w:w="9360"/>
+        <w:tblW w:type="dxa" w:w="5184"/>
         <w:tblBorders>
           <w:top w:val="single" w:color="C0848A" w:sz="4"/>
           <w:left w:val="none"/>
@@ -5903,12 +5903,12 @@
         </w:tblBorders>
       </w:tblPr>
       <w:tblGrid>
-        <w:gridCol w:w="9360"/>
+        <w:gridCol w:w="5184"/>
       </w:tblGrid>
       <w:tr>
         <w:tc>
           <w:tcPr>
-            <w:tcW w:type="dxa" w:w="9360"/>
+            <w:tcW w:type="dxa" w:w="5184"/>
             <w:tcBorders>
               <w:top w:val="none"/>
               <w:left w:val="none"/>
@@ -6169,7 +6169,7 @@
     </w:p>
     <w:tbl>
       <w:tblPr>
-        <w:tblW w:type="dxa" w:w="9360"/>
+        <w:tblW w:type="dxa" w:w="5184"/>
         <w:tblBorders>
           <w:top w:val="single" w:color="C0848A" w:sz="4"/>
           <w:left w:val="none"/>
@@ -6180,12 +6180,12 @@
         </w:tblBorders>
       </w:tblPr>
       <w:tblGrid>
-        <w:gridCol w:w="9360"/>
+        <w:gridCol w:w="5184"/>
       </w:tblGrid>
       <w:tr>
         <w:tc>
           <w:tcPr>
-            <w:tcW w:type="dxa" w:w="9360"/>
+            <w:tcW w:type="dxa" w:w="5184"/>
             <w:tcBorders>
               <w:top w:val="none"/>
               <w:left w:val="none"/>
@@ -6219,7 +6219,7 @@
       <w:tr>
         <w:tc>
           <w:tcPr>
-            <w:tcW w:type="dxa" w:w="9360"/>
+            <w:tcW w:type="dxa" w:w="5184"/>
             <w:tcBorders>
               <w:top w:val="none"/>
               <w:left w:val="none"/>
@@ -6253,7 +6253,7 @@
       <w:tr>
         <w:tc>
           <w:tcPr>
-            <w:tcW w:type="dxa" w:w="9360"/>
+            <w:tcW w:type="dxa" w:w="5184"/>
             <w:tcBorders>
               <w:top w:val="none"/>
               <w:left w:val="none"/>
@@ -6287,7 +6287,7 @@
       <w:tr>
         <w:tc>
           <w:tcPr>
-            <w:tcW w:type="dxa" w:w="9360"/>
+            <w:tcW w:type="dxa" w:w="5184"/>
             <w:tcBorders>
               <w:top w:val="none"/>
               <w:left w:val="none"/>
@@ -6500,7 +6500,7 @@
     </w:p>
     <w:tbl>
       <w:tblPr>
-        <w:tblW w:type="dxa" w:w="9360"/>
+        <w:tblW w:type="dxa" w:w="5184"/>
         <w:tblBorders>
           <w:top w:val="single" w:color="C0848A" w:sz="4"/>
           <w:left w:val="none"/>
@@ -6511,12 +6511,12 @@
         </w:tblBorders>
       </w:tblPr>
       <w:tblGrid>
-        <w:gridCol w:w="9360"/>
+        <w:gridCol w:w="5184"/>
       </w:tblGrid>
       <w:tr>
         <w:tc>
           <w:tcPr>
-            <w:tcW w:type="dxa" w:w="9360"/>
+            <w:tcW w:type="dxa" w:w="5184"/>
             <w:tcBorders>
               <w:top w:val="none"/>
               <w:left w:val="none"/>
@@ -6550,7 +6550,7 @@
       <w:tr>
         <w:tc>
           <w:tcPr>
-            <w:tcW w:type="dxa" w:w="9360"/>
+            <w:tcW w:type="dxa" w:w="5184"/>
             <w:tcBorders>
               <w:top w:val="none"/>
               <w:left w:val="none"/>
@@ -6626,7 +6626,7 @@
     </w:p>
     <w:tbl>
       <w:tblPr>
-        <w:tblW w:type="dxa" w:w="9360"/>
+        <w:tblW w:type="dxa" w:w="5184"/>
         <w:tblBorders>
           <w:top w:val="single" w:color="C0848A" w:sz="4"/>
           <w:left w:val="none"/>
@@ -6637,12 +6637,12 @@
         </w:tblBorders>
       </w:tblPr>
       <w:tblGrid>
-        <w:gridCol w:w="9360"/>
+        <w:gridCol w:w="5184"/>
       </w:tblGrid>
       <w:tr>
         <w:tc>
           <w:tcPr>
-            <w:tcW w:type="dxa" w:w="9360"/>
+            <w:tcW w:type="dxa" w:w="5184"/>
             <w:tcBorders>
               <w:top w:val="none"/>
               <w:left w:val="none"/>
@@ -7173,7 +7173,7 @@
     </w:p>
     <w:tbl>
       <w:tblPr>
-        <w:tblW w:type="dxa" w:w="9360"/>
+        <w:tblW w:type="dxa" w:w="5184"/>
         <w:tblBorders>
           <w:top w:val="single" w:color="C0848A" w:sz="4"/>
           <w:left w:val="none"/>
@@ -7184,12 +7184,12 @@
         </w:tblBorders>
       </w:tblPr>
       <w:tblGrid>
-        <w:gridCol w:w="9360"/>
+        <w:gridCol w:w="5184"/>
       </w:tblGrid>
       <w:tr>
         <w:tc>
           <w:tcPr>
-            <w:tcW w:type="dxa" w:w="9360"/>
+            <w:tcW w:type="dxa" w:w="5184"/>
             <w:tcBorders>
               <w:top w:val="none"/>
               <w:left w:val="none"/>
@@ -7400,7 +7400,7 @@
     </w:p>
     <w:tbl>
       <w:tblPr>
-        <w:tblW w:type="dxa" w:w="9360"/>
+        <w:tblW w:type="dxa" w:w="5184"/>
         <w:tblBorders>
           <w:top w:val="single" w:color="C0848A" w:sz="4"/>
           <w:left w:val="none"/>
@@ -7411,12 +7411,12 @@
         </w:tblBorders>
       </w:tblPr>
       <w:tblGrid>
-        <w:gridCol w:w="9360"/>
+        <w:gridCol w:w="5184"/>
       </w:tblGrid>
       <w:tr>
         <w:tc>
           <w:tcPr>
-            <w:tcW w:type="dxa" w:w="9360"/>
+            <w:tcW w:type="dxa" w:w="5184"/>
             <w:tcBorders>
               <w:top w:val="none"/>
               <w:left w:val="none"/>
@@ -7450,7 +7450,7 @@
       <w:tr>
         <w:tc>
           <w:tcPr>
-            <w:tcW w:type="dxa" w:w="9360"/>
+            <w:tcW w:type="dxa" w:w="5184"/>
             <w:tcBorders>
               <w:top w:val="none"/>
               <w:left w:val="none"/>
@@ -7484,7 +7484,7 @@
       <w:tr>
         <w:tc>
           <w:tcPr>
-            <w:tcW w:type="dxa" w:w="9360"/>
+            <w:tcW w:type="dxa" w:w="5184"/>
             <w:tcBorders>
               <w:top w:val="none"/>
               <w:left w:val="none"/>
@@ -7518,7 +7518,7 @@
       <w:tr>
         <w:tc>
           <w:tcPr>
-            <w:tcW w:type="dxa" w:w="9360"/>
+            <w:tcW w:type="dxa" w:w="5184"/>
             <w:tcBorders>
               <w:top w:val="none"/>
               <w:left w:val="none"/>
@@ -7764,7 +7764,7 @@
     </w:p>
     <w:tbl>
       <w:tblPr>
-        <w:tblW w:type="dxa" w:w="9360"/>
+        <w:tblW w:type="dxa" w:w="5184"/>
         <w:tblBorders>
           <w:top w:val="single" w:color="C0848A" w:sz="4"/>
           <w:left w:val="none"/>
@@ -7775,12 +7775,12 @@
         </w:tblBorders>
       </w:tblPr>
       <w:tblGrid>
-        <w:gridCol w:w="9360"/>
+        <w:gridCol w:w="5184"/>
       </w:tblGrid>
       <w:tr>
         <w:tc>
           <w:tcPr>
-            <w:tcW w:type="dxa" w:w="9360"/>
+            <w:tcW w:type="dxa" w:w="5184"/>
             <w:tcBorders>
               <w:top w:val="none"/>
               <w:left w:val="none"/>
@@ -7890,7 +7890,7 @@
     </w:p>
     <w:tbl>
       <w:tblPr>
-        <w:tblW w:type="dxa" w:w="9360"/>
+        <w:tblW w:type="dxa" w:w="5184"/>
         <w:tblBorders>
           <w:top w:val="single" w:color="C0848A" w:sz="4"/>
           <w:left w:val="none"/>
@@ -7901,12 +7901,12 @@
         </w:tblBorders>
       </w:tblPr>
       <w:tblGrid>
-        <w:gridCol w:w="9360"/>
+        <w:gridCol w:w="5184"/>
       </w:tblGrid>
       <w:tr>
         <w:tc>
           <w:tcPr>
-            <w:tcW w:type="dxa" w:w="9360"/>
+            <w:tcW w:type="dxa" w:w="5184"/>
             <w:tcBorders>
               <w:top w:val="none"/>
               <w:left w:val="none"/>
@@ -8569,7 +8569,7 @@
     </w:p>
     <w:tbl>
       <w:tblPr>
-        <w:tblW w:type="dxa" w:w="9360"/>
+        <w:tblW w:type="dxa" w:w="5184"/>
         <w:tblBorders>
           <w:top w:val="single" w:color="C0848A" w:sz="4"/>
           <w:left w:val="none"/>
@@ -8580,12 +8580,12 @@
         </w:tblBorders>
       </w:tblPr>
       <w:tblGrid>
-        <w:gridCol w:w="9360"/>
+        <w:gridCol w:w="5184"/>
       </w:tblGrid>
       <w:tr>
         <w:tc>
           <w:tcPr>
-            <w:tcW w:type="dxa" w:w="9360"/>
+            <w:tcW w:type="dxa" w:w="5184"/>
             <w:tcBorders>
               <w:top w:val="none"/>
               <w:left w:val="none"/>
@@ -8619,7 +8619,7 @@
       <w:tr>
         <w:tc>
           <w:tcPr>
-            <w:tcW w:type="dxa" w:w="9360"/>
+            <w:tcW w:type="dxa" w:w="5184"/>
             <w:tcBorders>
               <w:top w:val="none"/>
               <w:left w:val="none"/>
@@ -8653,7 +8653,7 @@
       <w:tr>
         <w:tc>
           <w:tcPr>
-            <w:tcW w:type="dxa" w:w="9360"/>
+            <w:tcW w:type="dxa" w:w="5184"/>
             <w:tcBorders>
               <w:top w:val="none"/>
               <w:left w:val="none"/>
@@ -8687,7 +8687,7 @@
       <w:tr>
         <w:tc>
           <w:tcPr>
-            <w:tcW w:type="dxa" w:w="9360"/>
+            <w:tcW w:type="dxa" w:w="5184"/>
             <w:tcBorders>
               <w:top w:val="none"/>
               <w:left w:val="none"/>
@@ -9546,7 +9546,7 @@
     </w:p>
     <w:tbl>
       <w:tblPr>
-        <w:tblW w:type="dxa" w:w="9360"/>
+        <w:tblW w:type="dxa" w:w="5184"/>
         <w:tblBorders>
           <w:top w:val="single" w:color="C0848A" w:sz="4"/>
           <w:left w:val="none"/>
@@ -9557,12 +9557,12 @@
         </w:tblBorders>
       </w:tblPr>
       <w:tblGrid>
-        <w:gridCol w:w="9360"/>
+        <w:gridCol w:w="5184"/>
       </w:tblGrid>
       <w:tr>
         <w:tc>
           <w:tcPr>
-            <w:tcW w:type="dxa" w:w="9360"/>
+            <w:tcW w:type="dxa" w:w="5184"/>
             <w:tcBorders>
               <w:top w:val="none"/>
               <w:left w:val="none"/>
@@ -9823,7 +9823,7 @@
     </w:p>
     <w:tbl>
       <w:tblPr>
-        <w:tblW w:type="dxa" w:w="9360"/>
+        <w:tblW w:type="dxa" w:w="5184"/>
         <w:tblBorders>
           <w:top w:val="single" w:color="C0848A" w:sz="4"/>
           <w:left w:val="none"/>
@@ -9834,12 +9834,12 @@
         </w:tblBorders>
       </w:tblPr>
       <w:tblGrid>
-        <w:gridCol w:w="9360"/>
+        <w:gridCol w:w="5184"/>
       </w:tblGrid>
       <w:tr>
         <w:tc>
           <w:tcPr>
-            <w:tcW w:type="dxa" w:w="9360"/>
+            <w:tcW w:type="dxa" w:w="5184"/>
             <w:tcBorders>
               <w:top w:val="none"/>
               <w:left w:val="none"/>
@@ -9873,7 +9873,7 @@
       <w:tr>
         <w:tc>
           <w:tcPr>
-            <w:tcW w:type="dxa" w:w="9360"/>
+            <w:tcW w:type="dxa" w:w="5184"/>
             <w:tcBorders>
               <w:top w:val="none"/>
               <w:left w:val="none"/>
@@ -9907,7 +9907,7 @@
       <w:tr>
         <w:tc>
           <w:tcPr>
-            <w:tcW w:type="dxa" w:w="9360"/>
+            <w:tcW w:type="dxa" w:w="5184"/>
             <w:tcBorders>
               <w:top w:val="none"/>
               <w:left w:val="none"/>
@@ -9941,7 +9941,7 @@
       <w:tr>
         <w:tc>
           <w:tcPr>
-            <w:tcW w:type="dxa" w:w="9360"/>
+            <w:tcW w:type="dxa" w:w="5184"/>
             <w:tcBorders>
               <w:top w:val="none"/>
               <w:left w:val="none"/>
@@ -10086,7 +10086,7 @@
     </w:p>
     <w:tbl>
       <w:tblPr>
-        <w:tblW w:type="dxa" w:w="9360"/>
+        <w:tblW w:type="dxa" w:w="5184"/>
         <w:tblBorders>
           <w:top w:val="single" w:color="C0848A" w:sz="4"/>
           <w:left w:val="none"/>
@@ -10097,12 +10097,12 @@
         </w:tblBorders>
       </w:tblPr>
       <w:tblGrid>
-        <w:gridCol w:w="9360"/>
+        <w:gridCol w:w="5184"/>
       </w:tblGrid>
       <w:tr>
         <w:tc>
           <w:tcPr>
-            <w:tcW w:type="dxa" w:w="9360"/>
+            <w:tcW w:type="dxa" w:w="5184"/>
             <w:tcBorders>
               <w:top w:val="none"/>
               <w:left w:val="none"/>
@@ -10464,7 +10464,7 @@
     </w:p>
     <w:tbl>
       <w:tblPr>
-        <w:tblW w:type="dxa" w:w="9360"/>
+        <w:tblW w:type="dxa" w:w="5184"/>
         <w:tblBorders>
           <w:top w:val="single" w:color="C0848A" w:sz="4"/>
           <w:left w:val="none"/>
@@ -10475,12 +10475,12 @@
         </w:tblBorders>
       </w:tblPr>
       <w:tblGrid>
-        <w:gridCol w:w="9360"/>
+        <w:gridCol w:w="5184"/>
       </w:tblGrid>
       <w:tr>
         <w:tc>
           <w:tcPr>
-            <w:tcW w:type="dxa" w:w="9360"/>
+            <w:tcW w:type="dxa" w:w="5184"/>
             <w:tcBorders>
               <w:top w:val="none"/>
               <w:left w:val="none"/>
@@ -10876,7 +10876,7 @@
     </w:p>
     <w:tbl>
       <w:tblPr>
-        <w:tblW w:type="dxa" w:w="9360"/>
+        <w:tblW w:type="dxa" w:w="5184"/>
         <w:tblBorders>
           <w:top w:val="single" w:color="C0848A" w:sz="4"/>
           <w:left w:val="none"/>
@@ -10887,12 +10887,12 @@
         </w:tblBorders>
       </w:tblPr>
       <w:tblGrid>
-        <w:gridCol w:w="9360"/>
+        <w:gridCol w:w="5184"/>
       </w:tblGrid>
       <w:tr>
         <w:tc>
           <w:tcPr>
-            <w:tcW w:type="dxa" w:w="9360"/>
+            <w:tcW w:type="dxa" w:w="5184"/>
             <w:tcBorders>
               <w:top w:val="none"/>
               <w:left w:val="none"/>
@@ -10926,7 +10926,7 @@
       <w:tr>
         <w:tc>
           <w:tcPr>
-            <w:tcW w:type="dxa" w:w="9360"/>
+            <w:tcW w:type="dxa" w:w="5184"/>
             <w:tcBorders>
               <w:top w:val="none"/>
               <w:left w:val="none"/>
@@ -10960,7 +10960,7 @@
       <w:tr>
         <w:tc>
           <w:tcPr>
-            <w:tcW w:type="dxa" w:w="9360"/>
+            <w:tcW w:type="dxa" w:w="5184"/>
             <w:tcBorders>
               <w:top w:val="none"/>
               <w:left w:val="none"/>
@@ -10994,7 +10994,7 @@
       <w:tr>
         <w:tc>
           <w:tcPr>
-            <w:tcW w:type="dxa" w:w="9360"/>
+            <w:tcW w:type="dxa" w:w="5184"/>
             <w:tcBorders>
               <w:top w:val="none"/>
               <w:left w:val="none"/>
@@ -11156,7 +11156,7 @@
     </w:p>
     <w:tbl>
       <w:tblPr>
-        <w:tblW w:type="dxa" w:w="9360"/>
+        <w:tblW w:type="dxa" w:w="5184"/>
         <w:tblBorders>
           <w:top w:val="single" w:color="C0848A" w:sz="4"/>
           <w:left w:val="none"/>
@@ -11167,12 +11167,12 @@
         </w:tblBorders>
       </w:tblPr>
       <w:tblGrid>
-        <w:gridCol w:w="9360"/>
+        <w:gridCol w:w="5184"/>
       </w:tblGrid>
       <w:tr>
         <w:tc>
           <w:tcPr>
-            <w:tcW w:type="dxa" w:w="9360"/>
+            <w:tcW w:type="dxa" w:w="5184"/>
             <w:tcBorders>
               <w:top w:val="none"/>
               <w:left w:val="none"/>
@@ -11516,7 +11516,7 @@
     </w:p>
     <w:tbl>
       <w:tblPr>
-        <w:tblW w:type="dxa" w:w="9360"/>
+        <w:tblW w:type="dxa" w:w="5184"/>
         <w:tblBorders>
           <w:top w:val="single" w:color="C0848A" w:sz="4"/>
           <w:left w:val="none"/>
@@ -11527,12 +11527,12 @@
         </w:tblBorders>
       </w:tblPr>
       <w:tblGrid>
-        <w:gridCol w:w="9360"/>
+        <w:gridCol w:w="5184"/>
       </w:tblGrid>
       <w:tr>
         <w:tc>
           <w:tcPr>
-            <w:tcW w:type="dxa" w:w="9360"/>
+            <w:tcW w:type="dxa" w:w="5184"/>
             <w:tcBorders>
               <w:top w:val="none"/>
               <w:left w:val="none"/>
@@ -11566,7 +11566,7 @@
       <w:tr>
         <w:tc>
           <w:tcPr>
-            <w:tcW w:type="dxa" w:w="9360"/>
+            <w:tcW w:type="dxa" w:w="5184"/>
             <w:tcBorders>
               <w:top w:val="none"/>
               <w:left w:val="none"/>
@@ -11600,7 +11600,7 @@
       <w:tr>
         <w:tc>
           <w:tcPr>
-            <w:tcW w:type="dxa" w:w="9360"/>
+            <w:tcW w:type="dxa" w:w="5184"/>
             <w:tcBorders>
               <w:top w:val="none"/>
               <w:left w:val="none"/>
@@ -11634,7 +11634,7 @@
       <w:tr>
         <w:tc>
           <w:tcPr>
-            <w:tcW w:type="dxa" w:w="9360"/>
+            <w:tcW w:type="dxa" w:w="5184"/>
             <w:tcBorders>
               <w:top w:val="none"/>
               <w:left w:val="none"/>
@@ -11668,7 +11668,7 @@
       <w:tr>
         <w:tc>
           <w:tcPr>
-            <w:tcW w:type="dxa" w:w="9360"/>
+            <w:tcW w:type="dxa" w:w="5184"/>
             <w:tcBorders>
               <w:top w:val="none"/>
               <w:left w:val="none"/>
@@ -11862,7 +11862,7 @@
     </w:p>
     <w:tbl>
       <w:tblPr>
-        <w:tblW w:type="dxa" w:w="9360"/>
+        <w:tblW w:type="dxa" w:w="5184"/>
         <w:tblBorders>
           <w:top w:val="single" w:color="C0848A" w:sz="4"/>
           <w:left w:val="none"/>
@@ -11873,12 +11873,12 @@
         </w:tblBorders>
       </w:tblPr>
       <w:tblGrid>
-        <w:gridCol w:w="9360"/>
+        <w:gridCol w:w="5184"/>
       </w:tblGrid>
       <w:tr>
         <w:tc>
           <w:tcPr>
-            <w:tcW w:type="dxa" w:w="9360"/>
+            <w:tcW w:type="dxa" w:w="5184"/>
             <w:tcBorders>
               <w:top w:val="none"/>
               <w:left w:val="none"/>
@@ -12088,7 +12088,7 @@
     </w:p>
     <w:tbl>
       <w:tblPr>
-        <w:tblW w:type="dxa" w:w="9360"/>
+        <w:tblW w:type="dxa" w:w="5184"/>
         <w:tblBorders>
           <w:top w:val="single" w:color="C0848A" w:sz="4"/>
           <w:left w:val="none"/>
@@ -12099,12 +12099,12 @@
         </w:tblBorders>
       </w:tblPr>
       <w:tblGrid>
-        <w:gridCol w:w="9360"/>
+        <w:gridCol w:w="5184"/>
       </w:tblGrid>
       <w:tr>
         <w:tc>
           <w:tcPr>
-            <w:tcW w:type="dxa" w:w="9360"/>
+            <w:tcW w:type="dxa" w:w="5184"/>
             <w:tcBorders>
               <w:top w:val="none"/>
               <w:left w:val="none"/>
@@ -12138,7 +12138,7 @@
       <w:tr>
         <w:tc>
           <w:tcPr>
-            <w:tcW w:type="dxa" w:w="9360"/>
+            <w:tcW w:type="dxa" w:w="5184"/>
             <w:tcBorders>
               <w:top w:val="none"/>
               <w:left w:val="none"/>
@@ -12172,7 +12172,7 @@
       <w:tr>
         <w:tc>
           <w:tcPr>
-            <w:tcW w:type="dxa" w:w="9360"/>
+            <w:tcW w:type="dxa" w:w="5184"/>
             <w:tcBorders>
               <w:top w:val="none"/>
               <w:left w:val="none"/>
@@ -12206,7 +12206,7 @@
       <w:tr>
         <w:tc>
           <w:tcPr>
-            <w:tcW w:type="dxa" w:w="9360"/>
+            <w:tcW w:type="dxa" w:w="5184"/>
             <w:tcBorders>
               <w:top w:val="none"/>
               <w:left w:val="none"/>
@@ -12704,7 +12704,7 @@
     </w:p>
     <w:tbl>
       <w:tblPr>
-        <w:tblW w:type="dxa" w:w="9360"/>
+        <w:tblW w:type="dxa" w:w="5184"/>
         <w:tblBorders>
           <w:top w:val="single" w:color="C0848A" w:sz="4"/>
           <w:left w:val="none"/>
@@ -12715,12 +12715,12 @@
         </w:tblBorders>
       </w:tblPr>
       <w:tblGrid>
-        <w:gridCol w:w="9360"/>
+        <w:gridCol w:w="5184"/>
       </w:tblGrid>
       <w:tr>
         <w:tc>
           <w:tcPr>
-            <w:tcW w:type="dxa" w:w="9360"/>
+            <w:tcW w:type="dxa" w:w="5184"/>
             <w:tcBorders>
               <w:top w:val="none"/>
               <w:left w:val="none"/>
@@ -13166,7 +13166,7 @@
     </w:p>
     <w:tbl>
       <w:tblPr>
-        <w:tblW w:type="dxa" w:w="9360"/>
+        <w:tblW w:type="dxa" w:w="5184"/>
         <w:tblBorders>
           <w:top w:val="single" w:color="C0848A" w:sz="4"/>
           <w:left w:val="none"/>
@@ -13177,12 +13177,12 @@
         </w:tblBorders>
       </w:tblPr>
       <w:tblGrid>
-        <w:gridCol w:w="9360"/>
+        <w:gridCol w:w="5184"/>
       </w:tblGrid>
       <w:tr>
         <w:tc>
           <w:tcPr>
-            <w:tcW w:type="dxa" w:w="9360"/>
+            <w:tcW w:type="dxa" w:w="5184"/>
             <w:tcBorders>
               <w:top w:val="none"/>
               <w:left w:val="none"/>
@@ -13216,7 +13216,7 @@
       <w:tr>
         <w:tc>
           <w:tcPr>
-            <w:tcW w:type="dxa" w:w="9360"/>
+            <w:tcW w:type="dxa" w:w="5184"/>
             <w:tcBorders>
               <w:top w:val="none"/>
               <w:left w:val="none"/>
@@ -13250,7 +13250,7 @@
       <w:tr>
         <w:tc>
           <w:tcPr>
-            <w:tcW w:type="dxa" w:w="9360"/>
+            <w:tcW w:type="dxa" w:w="5184"/>
             <w:tcBorders>
               <w:top w:val="none"/>
               <w:left w:val="none"/>
@@ -13284,7 +13284,7 @@
       <w:tr>
         <w:tc>
           <w:tcPr>
-            <w:tcW w:type="dxa" w:w="9360"/>
+            <w:tcW w:type="dxa" w:w="5184"/>
             <w:tcBorders>
               <w:top w:val="none"/>
               <w:left w:val="none"/>
@@ -13318,7 +13318,7 @@
       <w:tr>
         <w:tc>
           <w:tcPr>
-            <w:tcW w:type="dxa" w:w="9360"/>
+            <w:tcW w:type="dxa" w:w="5184"/>
             <w:tcBorders>
               <w:top w:val="none"/>
               <w:left w:val="none"/>
@@ -13497,7 +13497,7 @@
     </w:p>
     <w:tbl>
       <w:tblPr>
-        <w:tblW w:type="dxa" w:w="9360"/>
+        <w:tblW w:type="dxa" w:w="5184"/>
         <w:tblBorders>
           <w:top w:val="single" w:color="C0848A" w:sz="4"/>
           <w:left w:val="none"/>
@@ -13508,12 +13508,12 @@
         </w:tblBorders>
       </w:tblPr>
       <w:tblGrid>
-        <w:gridCol w:w="9360"/>
+        <w:gridCol w:w="5184"/>
       </w:tblGrid>
       <w:tr>
         <w:tc>
           <w:tcPr>
-            <w:tcW w:type="dxa" w:w="9360"/>
+            <w:tcW w:type="dxa" w:w="5184"/>
             <w:tcBorders>
               <w:top w:val="none"/>
               <w:left w:val="none"/>
@@ -13589,7 +13589,7 @@
     </w:p>
     <w:tbl>
       <w:tblPr>
-        <w:tblW w:type="dxa" w:w="9360"/>
+        <w:tblW w:type="dxa" w:w="5184"/>
         <w:tblBorders>
           <w:top w:val="single" w:color="C0848A" w:sz="4"/>
           <w:left w:val="none"/>
@@ -13600,12 +13600,12 @@
         </w:tblBorders>
       </w:tblPr>
       <w:tblGrid>
-        <w:gridCol w:w="9360"/>
+        <w:gridCol w:w="5184"/>
       </w:tblGrid>
       <w:tr>
         <w:tc>
           <w:tcPr>
-            <w:tcW w:type="dxa" w:w="9360"/>
+            <w:tcW w:type="dxa" w:w="5184"/>
             <w:tcBorders>
               <w:top w:val="none"/>
               <w:left w:val="none"/>
@@ -13916,7 +13916,7 @@
     </w:p>
     <w:tbl>
       <w:tblPr>
-        <w:tblW w:type="dxa" w:w="9360"/>
+        <w:tblW w:type="dxa" w:w="5184"/>
         <w:tblBorders>
           <w:top w:val="single" w:color="C0848A" w:sz="4"/>
           <w:left w:val="none"/>
@@ -13927,12 +13927,12 @@
         </w:tblBorders>
       </w:tblPr>
       <w:tblGrid>
-        <w:gridCol w:w="9360"/>
+        <w:gridCol w:w="5184"/>
       </w:tblGrid>
       <w:tr>
         <w:tc>
           <w:tcPr>
-            <w:tcW w:type="dxa" w:w="9360"/>
+            <w:tcW w:type="dxa" w:w="5184"/>
             <w:tcBorders>
               <w:top w:val="none"/>
               <w:left w:val="none"/>
@@ -14025,7 +14025,7 @@
     </w:p>
     <w:tbl>
       <w:tblPr>
-        <w:tblW w:type="dxa" w:w="9360"/>
+        <w:tblW w:type="dxa" w:w="5184"/>
         <w:tblBorders>
           <w:top w:val="single" w:color="C0848A" w:sz="4"/>
           <w:left w:val="none"/>
@@ -14036,12 +14036,12 @@
         </w:tblBorders>
       </w:tblPr>
       <w:tblGrid>
-        <w:gridCol w:w="9360"/>
+        <w:gridCol w:w="5184"/>
       </w:tblGrid>
       <w:tr>
         <w:tc>
           <w:tcPr>
-            <w:tcW w:type="dxa" w:w="9360"/>
+            <w:tcW w:type="dxa" w:w="5184"/>
             <w:tcBorders>
               <w:top w:val="none"/>
               <w:left w:val="none"/>
@@ -14218,7 +14218,7 @@
     </w:p>
     <w:tbl>
       <w:tblPr>
-        <w:tblW w:type="dxa" w:w="9360"/>
+        <w:tblW w:type="dxa" w:w="5184"/>
         <w:tblBorders>
           <w:top w:val="single" w:color="C0848A" w:sz="4"/>
           <w:left w:val="none"/>
@@ -14229,12 +14229,12 @@
         </w:tblBorders>
       </w:tblPr>
       <w:tblGrid>
-        <w:gridCol w:w="9360"/>
+        <w:gridCol w:w="5184"/>
       </w:tblGrid>
       <w:tr>
         <w:tc>
           <w:tcPr>
-            <w:tcW w:type="dxa" w:w="9360"/>
+            <w:tcW w:type="dxa" w:w="5184"/>
             <w:tcBorders>
               <w:top w:val="none"/>
               <w:left w:val="none"/>
@@ -14268,7 +14268,7 @@
       <w:tr>
         <w:tc>
           <w:tcPr>
-            <w:tcW w:type="dxa" w:w="9360"/>
+            <w:tcW w:type="dxa" w:w="5184"/>
             <w:tcBorders>
               <w:top w:val="none"/>
               <w:left w:val="none"/>
@@ -14302,7 +14302,7 @@
       <w:tr>
         <w:tc>
           <w:tcPr>
-            <w:tcW w:type="dxa" w:w="9360"/>
+            <w:tcW w:type="dxa" w:w="5184"/>
             <w:tcBorders>
               <w:top w:val="none"/>
               <w:left w:val="none"/>
@@ -14336,7 +14336,7 @@
       <w:tr>
         <w:tc>
           <w:tcPr>
-            <w:tcW w:type="dxa" w:w="9360"/>
+            <w:tcW w:type="dxa" w:w="5184"/>
             <w:tcBorders>
               <w:top w:val="none"/>
               <w:left w:val="none"/>
@@ -14785,7 +14785,7 @@
     </w:p>
     <w:tbl>
       <w:tblPr>
-        <w:tblW w:type="dxa" w:w="9360"/>
+        <w:tblW w:type="dxa" w:w="5184"/>
         <w:tblBorders>
           <w:top w:val="single" w:color="C0848A" w:sz="4"/>
           <w:left w:val="none"/>
@@ -14796,12 +14796,12 @@
         </w:tblBorders>
       </w:tblPr>
       <w:tblGrid>
-        <w:gridCol w:w="9360"/>
+        <w:gridCol w:w="5184"/>
       </w:tblGrid>
       <w:tr>
         <w:tc>
           <w:tcPr>
-            <w:tcW w:type="dxa" w:w="9360"/>
+            <w:tcW w:type="dxa" w:w="5184"/>
             <w:tcBorders>
               <w:top w:val="none"/>
               <w:left w:val="none"/>
@@ -14835,7 +14835,7 @@
       <w:tr>
         <w:tc>
           <w:tcPr>
-            <w:tcW w:type="dxa" w:w="9360"/>
+            <w:tcW w:type="dxa" w:w="5184"/>
             <w:tcBorders>
               <w:top w:val="none"/>
               <w:left w:val="none"/>
@@ -15653,7 +15653,7 @@
     </w:p>
     <w:tbl>
       <w:tblPr>
-        <w:tblW w:type="dxa" w:w="9360"/>
+        <w:tblW w:type="dxa" w:w="5184"/>
         <w:tblBorders>
           <w:top w:val="single" w:color="C0848A" w:sz="4"/>
           <w:left w:val="none"/>
@@ -15664,12 +15664,12 @@
         </w:tblBorders>
       </w:tblPr>
       <w:tblGrid>
-        <w:gridCol w:w="9360"/>
+        <w:gridCol w:w="5184"/>
       </w:tblGrid>
       <w:tr>
         <w:tc>
           <w:tcPr>
-            <w:tcW w:type="dxa" w:w="9360"/>
+            <w:tcW w:type="dxa" w:w="5184"/>
             <w:tcBorders>
               <w:top w:val="none"/>
               <w:left w:val="none"/>
@@ -15703,7 +15703,7 @@
       <w:tr>
         <w:tc>
           <w:tcPr>
-            <w:tcW w:type="dxa" w:w="9360"/>
+            <w:tcW w:type="dxa" w:w="5184"/>
             <w:tcBorders>
               <w:top w:val="none"/>
               <w:left w:val="none"/>
@@ -15737,7 +15737,7 @@
       <w:tr>
         <w:tc>
           <w:tcPr>
-            <w:tcW w:type="dxa" w:w="9360"/>
+            <w:tcW w:type="dxa" w:w="5184"/>
             <w:tcBorders>
               <w:top w:val="none"/>
               <w:left w:val="none"/>
@@ -15771,7 +15771,7 @@
       <w:tr>
         <w:tc>
           <w:tcPr>
-            <w:tcW w:type="dxa" w:w="9360"/>
+            <w:tcW w:type="dxa" w:w="5184"/>
             <w:tcBorders>
               <w:top w:val="none"/>
               <w:left w:val="none"/>
@@ -15805,7 +15805,7 @@
       <w:tr>
         <w:tc>
           <w:tcPr>
-            <w:tcW w:type="dxa" w:w="9360"/>
+            <w:tcW w:type="dxa" w:w="5184"/>
             <w:tcBorders>
               <w:top w:val="none"/>
               <w:left w:val="none"/>
@@ -15882,7 +15882,7 @@
     </w:p>
     <w:tbl>
       <w:tblPr>
-        <w:tblW w:type="dxa" w:w="9360"/>
+        <w:tblW w:type="dxa" w:w="5184"/>
         <w:tblBorders>
           <w:top w:val="single" w:color="C0848A" w:sz="4"/>
           <w:left w:val="none"/>
@@ -15893,12 +15893,12 @@
         </w:tblBorders>
       </w:tblPr>
       <w:tblGrid>
-        <w:gridCol w:w="9360"/>
+        <w:gridCol w:w="5184"/>
       </w:tblGrid>
       <w:tr>
         <w:tc>
           <w:tcPr>
-            <w:tcW w:type="dxa" w:w="9360"/>
+            <w:tcW w:type="dxa" w:w="5184"/>
             <w:tcBorders>
               <w:top w:val="none"/>
               <w:left w:val="none"/>
@@ -16489,7 +16489,7 @@
     </w:p>
     <w:tbl>
       <w:tblPr>
-        <w:tblW w:type="dxa" w:w="9360"/>
+        <w:tblW w:type="dxa" w:w="5184"/>
         <w:tblBorders>
           <w:top w:val="single" w:color="C0848A" w:sz="4"/>
           <w:left w:val="none"/>
@@ -16500,12 +16500,12 @@
         </w:tblBorders>
       </w:tblPr>
       <w:tblGrid>
-        <w:gridCol w:w="9360"/>
+        <w:gridCol w:w="5184"/>
       </w:tblGrid>
       <w:tr>
         <w:tc>
           <w:tcPr>
-            <w:tcW w:type="dxa" w:w="9360"/>
+            <w:tcW w:type="dxa" w:w="5184"/>
             <w:tcBorders>
               <w:top w:val="none"/>
               <w:left w:val="none"/>
@@ -16581,7 +16581,7 @@
     </w:p>
     <w:tbl>
       <w:tblPr>
-        <w:tblW w:type="dxa" w:w="9360"/>
+        <w:tblW w:type="dxa" w:w="5184"/>
         <w:tblBorders>
           <w:top w:val="single" w:color="C0848A" w:sz="4"/>
           <w:left w:val="none"/>
@@ -16592,12 +16592,12 @@
         </w:tblBorders>
       </w:tblPr>
       <w:tblGrid>
-        <w:gridCol w:w="9360"/>
+        <w:gridCol w:w="5184"/>
       </w:tblGrid>
       <w:tr>
         <w:tc>
           <w:tcPr>
-            <w:tcW w:type="dxa" w:w="9360"/>
+            <w:tcW w:type="dxa" w:w="5184"/>
             <w:tcBorders>
               <w:top w:val="none"/>
               <w:left w:val="none"/>
@@ -16824,7 +16824,7 @@
     </w:p>
     <w:tbl>
       <w:tblPr>
-        <w:tblW w:type="dxa" w:w="9360"/>
+        <w:tblW w:type="dxa" w:w="5184"/>
         <w:tblBorders>
           <w:top w:val="single" w:color="C0848A" w:sz="4"/>
           <w:left w:val="none"/>
@@ -16835,12 +16835,12 @@
         </w:tblBorders>
       </w:tblPr>
       <w:tblGrid>
-        <w:gridCol w:w="9360"/>
+        <w:gridCol w:w="5184"/>
       </w:tblGrid>
       <w:tr>
         <w:tc>
           <w:tcPr>
-            <w:tcW w:type="dxa" w:w="9360"/>
+            <w:tcW w:type="dxa" w:w="5184"/>
             <w:tcBorders>
               <w:top w:val="none"/>
               <w:left w:val="none"/>
@@ -16933,7 +16933,7 @@
     </w:p>
     <w:tbl>
       <w:tblPr>
-        <w:tblW w:type="dxa" w:w="9360"/>
+        <w:tblW w:type="dxa" w:w="5184"/>
         <w:tblBorders>
           <w:top w:val="single" w:color="C0848A" w:sz="4"/>
           <w:left w:val="none"/>
@@ -16944,12 +16944,12 @@
         </w:tblBorders>
       </w:tblPr>
       <w:tblGrid>
-        <w:gridCol w:w="9360"/>
+        <w:gridCol w:w="5184"/>
       </w:tblGrid>
       <w:tr>
         <w:tc>
           <w:tcPr>
-            <w:tcW w:type="dxa" w:w="9360"/>
+            <w:tcW w:type="dxa" w:w="5184"/>
             <w:tcBorders>
               <w:top w:val="none"/>
               <w:left w:val="none"/>
@@ -17393,7 +17393,7 @@
     </w:p>
     <w:tbl>
       <w:tblPr>
-        <w:tblW w:type="dxa" w:w="9360"/>
+        <w:tblW w:type="dxa" w:w="5184"/>
         <w:tblBorders>
           <w:top w:val="single" w:color="C0848A" w:sz="4"/>
           <w:left w:val="none"/>
@@ -17404,12 +17404,12 @@
         </w:tblBorders>
       </w:tblPr>
       <w:tblGrid>
-        <w:gridCol w:w="9360"/>
+        <w:gridCol w:w="5184"/>
       </w:tblGrid>
       <w:tr>
         <w:tc>
           <w:tcPr>
-            <w:tcW w:type="dxa" w:w="9360"/>
+            <w:tcW w:type="dxa" w:w="5184"/>
             <w:tcBorders>
               <w:top w:val="none"/>
               <w:left w:val="none"/>
@@ -17443,7 +17443,7 @@
       <w:tr>
         <w:tc>
           <w:tcPr>
-            <w:tcW w:type="dxa" w:w="9360"/>
+            <w:tcW w:type="dxa" w:w="5184"/>
             <w:tcBorders>
               <w:top w:val="none"/>
               <w:left w:val="none"/>
@@ -17477,7 +17477,7 @@
       <w:tr>
         <w:tc>
           <w:tcPr>
-            <w:tcW w:type="dxa" w:w="9360"/>
+            <w:tcW w:type="dxa" w:w="5184"/>
             <w:tcBorders>
               <w:top w:val="none"/>
               <w:left w:val="none"/>
@@ -17511,7 +17511,7 @@
       <w:tr>
         <w:tc>
           <w:tcPr>
-            <w:tcW w:type="dxa" w:w="9360"/>
+            <w:tcW w:type="dxa" w:w="5184"/>
             <w:tcBorders>
               <w:top w:val="none"/>
               <w:left w:val="none"/>
@@ -17545,7 +17545,7 @@
       <w:tr>
         <w:tc>
           <w:tcPr>
-            <w:tcW w:type="dxa" w:w="9360"/>
+            <w:tcW w:type="dxa" w:w="5184"/>
             <w:tcBorders>
               <w:top w:val="none"/>
               <w:left w:val="none"/>
@@ -17992,7 +17992,7 @@
     </w:p>
     <w:tbl>
       <w:tblPr>
-        <w:tblW w:type="dxa" w:w="9360"/>
+        <w:tblW w:type="dxa" w:w="5184"/>
         <w:tblBorders>
           <w:top w:val="single" w:color="C0848A" w:sz="4"/>
           <w:left w:val="none"/>
@@ -18003,12 +18003,12 @@
         </w:tblBorders>
       </w:tblPr>
       <w:tblGrid>
-        <w:gridCol w:w="9360"/>
+        <w:gridCol w:w="5184"/>
       </w:tblGrid>
       <w:tr>
         <w:tc>
           <w:tcPr>
-            <w:tcW w:type="dxa" w:w="9360"/>
+            <w:tcW w:type="dxa" w:w="5184"/>
             <w:tcBorders>
               <w:top w:val="none"/>
               <w:left w:val="none"/>
@@ -18084,7 +18084,7 @@
     </w:p>
     <w:tbl>
       <w:tblPr>
-        <w:tblW w:type="dxa" w:w="9360"/>
+        <w:tblW w:type="dxa" w:w="5184"/>
         <w:tblBorders>
           <w:top w:val="single" w:color="C0848A" w:sz="4"/>
           <w:left w:val="none"/>
@@ -18095,12 +18095,12 @@
         </w:tblBorders>
       </w:tblPr>
       <w:tblGrid>
-        <w:gridCol w:w="9360"/>
+        <w:gridCol w:w="5184"/>
       </w:tblGrid>
       <w:tr>
         <w:tc>
           <w:tcPr>
-            <w:tcW w:type="dxa" w:w="9360"/>
+            <w:tcW w:type="dxa" w:w="5184"/>
             <w:tcBorders>
               <w:top w:val="none"/>
               <w:left w:val="none"/>
@@ -18524,7 +18524,7 @@
     </w:p>
     <w:tbl>
       <w:tblPr>
-        <w:tblW w:type="dxa" w:w="9360"/>
+        <w:tblW w:type="dxa" w:w="5184"/>
         <w:tblBorders>
           <w:top w:val="single" w:color="C0848A" w:sz="4"/>
           <w:left w:val="none"/>
@@ -18535,12 +18535,12 @@
         </w:tblBorders>
       </w:tblPr>
       <w:tblGrid>
-        <w:gridCol w:w="9360"/>
+        <w:gridCol w:w="5184"/>
       </w:tblGrid>
       <w:tr>
         <w:tc>
           <w:tcPr>
-            <w:tcW w:type="dxa" w:w="9360"/>
+            <w:tcW w:type="dxa" w:w="5184"/>
             <w:tcBorders>
               <w:top w:val="none"/>
               <w:left w:val="none"/>
@@ -18574,7 +18574,7 @@
       <w:tr>
         <w:tc>
           <w:tcPr>
-            <w:tcW w:type="dxa" w:w="9360"/>
+            <w:tcW w:type="dxa" w:w="5184"/>
             <w:tcBorders>
               <w:top w:val="none"/>
               <w:left w:val="none"/>
@@ -18684,7 +18684,7 @@
     </w:p>
     <w:tbl>
       <w:tblPr>
-        <w:tblW w:type="dxa" w:w="9360"/>
+        <w:tblW w:type="dxa" w:w="5184"/>
         <w:tblBorders>
           <w:top w:val="single" w:color="C0848A" w:sz="4"/>
           <w:left w:val="none"/>
@@ -18695,12 +18695,12 @@
         </w:tblBorders>
       </w:tblPr>
       <w:tblGrid>
-        <w:gridCol w:w="9360"/>
+        <w:gridCol w:w="5184"/>
       </w:tblGrid>
       <w:tr>
         <w:tc>
           <w:tcPr>
-            <w:tcW w:type="dxa" w:w="9360"/>
+            <w:tcW w:type="dxa" w:w="5184"/>
             <w:tcBorders>
               <w:top w:val="none"/>
               <w:left w:val="none"/>
@@ -18775,7 +18775,7 @@
     </w:p>
     <w:tbl>
       <w:tblPr>
-        <w:tblW w:type="dxa" w:w="9360"/>
+        <w:tblW w:type="dxa" w:w="5184"/>
         <w:tblBorders>
           <w:top w:val="single" w:color="C0848A" w:sz="4"/>
           <w:left w:val="none"/>
@@ -18786,12 +18786,12 @@
         </w:tblBorders>
       </w:tblPr>
       <w:tblGrid>
-        <w:gridCol w:w="9360"/>
+        <w:gridCol w:w="5184"/>
       </w:tblGrid>
       <w:tr>
         <w:tc>
           <w:tcPr>
-            <w:tcW w:type="dxa" w:w="9360"/>
+            <w:tcW w:type="dxa" w:w="5184"/>
             <w:tcBorders>
               <w:top w:val="none"/>
               <w:left w:val="none"/>
@@ -18825,7 +18825,7 @@
       <w:tr>
         <w:tc>
           <w:tcPr>
-            <w:tcW w:type="dxa" w:w="9360"/>
+            <w:tcW w:type="dxa" w:w="5184"/>
             <w:tcBorders>
               <w:top w:val="none"/>
               <w:left w:val="none"/>
@@ -18859,7 +18859,7 @@
       <w:tr>
         <w:tc>
           <w:tcPr>
-            <w:tcW w:type="dxa" w:w="9360"/>
+            <w:tcW w:type="dxa" w:w="5184"/>
             <w:tcBorders>
               <w:top w:val="none"/>
               <w:left w:val="none"/>
@@ -18893,7 +18893,7 @@
       <w:tr>
         <w:tc>
           <w:tcPr>
-            <w:tcW w:type="dxa" w:w="9360"/>
+            <w:tcW w:type="dxa" w:w="5184"/>
             <w:tcBorders>
               <w:top w:val="none"/>
               <w:left w:val="none"/>
@@ -18927,7 +18927,7 @@
       <w:tr>
         <w:tc>
           <w:tcPr>
-            <w:tcW w:type="dxa" w:w="9360"/>
+            <w:tcW w:type="dxa" w:w="5184"/>
             <w:tcBorders>
               <w:top w:val="none"/>
               <w:left w:val="none"/>
@@ -18961,7 +18961,7 @@
       <w:tr>
         <w:tc>
           <w:tcPr>
-            <w:tcW w:type="dxa" w:w="9360"/>
+            <w:tcW w:type="dxa" w:w="5184"/>
             <w:tcBorders>
               <w:top w:val="none"/>
               <w:left w:val="none"/>
@@ -19273,7 +19273,7 @@
     </w:p>
     <w:tbl>
       <w:tblPr>
-        <w:tblW w:type="dxa" w:w="9360"/>
+        <w:tblW w:type="dxa" w:w="5184"/>
         <w:tblBorders>
           <w:top w:val="single" w:color="C0848A" w:sz="4"/>
           <w:left w:val="none"/>
@@ -19284,12 +19284,12 @@
         </w:tblBorders>
       </w:tblPr>
       <w:tblGrid>
-        <w:gridCol w:w="9360"/>
+        <w:gridCol w:w="5184"/>
       </w:tblGrid>
       <w:tr>
         <w:tc>
           <w:tcPr>
-            <w:tcW w:type="dxa" w:w="9360"/>
+            <w:tcW w:type="dxa" w:w="5184"/>
             <w:tcBorders>
               <w:top w:val="none"/>
               <w:left w:val="none"/>
@@ -19323,7 +19323,7 @@
       <w:tr>
         <w:tc>
           <w:tcPr>
-            <w:tcW w:type="dxa" w:w="9360"/>
+            <w:tcW w:type="dxa" w:w="5184"/>
             <w:tcBorders>
               <w:top w:val="none"/>
               <w:left w:val="none"/>
@@ -19357,7 +19357,7 @@
       <w:tr>
         <w:tc>
           <w:tcPr>
-            <w:tcW w:type="dxa" w:w="9360"/>
+            <w:tcW w:type="dxa" w:w="5184"/>
             <w:tcBorders>
               <w:top w:val="none"/>
               <w:left w:val="none"/>
@@ -19391,7 +19391,7 @@
       <w:tr>
         <w:tc>
           <w:tcPr>
-            <w:tcW w:type="dxa" w:w="9360"/>
+            <w:tcW w:type="dxa" w:w="5184"/>
             <w:tcBorders>
               <w:top w:val="none"/>
               <w:left w:val="none"/>
@@ -19425,7 +19425,7 @@
       <w:tr>
         <w:tc>
           <w:tcPr>
-            <w:tcW w:type="dxa" w:w="9360"/>
+            <w:tcW w:type="dxa" w:w="5184"/>
             <w:tcBorders>
               <w:top w:val="none"/>
               <w:left w:val="none"/>

--- a/outputs/buch-beziehungen/wenn-beziehungen-erschoepfen-Taschenbuch.docx
+++ b/outputs/buch-beziehungen/wenn-beziehungen-erschoepfen-Taschenbuch.docx
@@ -626,7 +626,7 @@
     </w:p>
     <w:p>
       <w:pPr>
-        <w:spacing w:after="120" w:before="0" w:line="276" w:lineRule="auto"/>
+        <w:spacing w:after="120" w:before="0"/>
         <w:jc w:val="both"/>
       </w:pPr>
       <w:r>
@@ -643,7 +643,7 @@
     </w:p>
     <w:p>
       <w:pPr>
-        <w:spacing w:after="120" w:before="0" w:line="276" w:lineRule="auto"/>
+        <w:spacing w:after="120" w:before="0"/>
         <w:jc w:val="both"/>
       </w:pPr>
       <w:r>
@@ -660,7 +660,7 @@
     </w:p>
     <w:p>
       <w:pPr>
-        <w:spacing w:after="120" w:before="0" w:line="276" w:lineRule="auto"/>
+        <w:spacing w:after="120" w:before="0"/>
         <w:jc w:val="both"/>
       </w:pPr>
       <w:r>
@@ -677,7 +677,7 @@
     </w:p>
     <w:p>
       <w:pPr>
-        <w:spacing w:after="120" w:before="0" w:line="276" w:lineRule="auto"/>
+        <w:spacing w:after="120" w:before="0"/>
         <w:jc w:val="both"/>
       </w:pPr>
       <w:r>
@@ -694,7 +694,7 @@
     </w:p>
     <w:p>
       <w:pPr>
-        <w:spacing w:after="120" w:before="0" w:line="276" w:lineRule="auto"/>
+        <w:spacing w:after="120" w:before="0"/>
         <w:jc w:val="both"/>
       </w:pPr>
       <w:r>
@@ -711,7 +711,7 @@
     </w:p>
     <w:p>
       <w:pPr>
-        <w:spacing w:after="120" w:before="0" w:line="276" w:lineRule="auto"/>
+        <w:spacing w:after="120" w:before="0"/>
         <w:jc w:val="both"/>
       </w:pPr>
       <w:r>
@@ -728,7 +728,7 @@
     </w:p>
     <w:p>
       <w:pPr>
-        <w:spacing w:after="120" w:before="0" w:line="276" w:lineRule="auto"/>
+        <w:spacing w:after="120" w:before="0"/>
         <w:jc w:val="both"/>
       </w:pPr>
       <w:r>
@@ -745,7 +745,7 @@
     </w:p>
     <w:p>
       <w:pPr>
-        <w:spacing w:after="120" w:before="0" w:line="276" w:lineRule="auto"/>
+        <w:spacing w:after="120" w:before="0"/>
         <w:jc w:val="both"/>
       </w:pPr>
       <w:r>
@@ -762,7 +762,7 @@
     </w:p>
     <w:p>
       <w:pPr>
-        <w:spacing w:after="120" w:before="0" w:line="276" w:lineRule="auto"/>
+        <w:spacing w:after="120" w:before="0"/>
         <w:jc w:val="both"/>
       </w:pPr>
       <w:r>
@@ -779,7 +779,7 @@
     </w:p>
     <w:p>
       <w:pPr>
-        <w:spacing w:after="120" w:before="0" w:line="276" w:lineRule="auto"/>
+        <w:spacing w:after="120" w:before="0"/>
         <w:jc w:val="both"/>
       </w:pPr>
       <w:r>
@@ -796,7 +796,7 @@
     </w:p>
     <w:p>
       <w:pPr>
-        <w:spacing w:after="120" w:before="0" w:line="276" w:lineRule="auto"/>
+        <w:spacing w:after="120" w:before="0"/>
         <w:jc w:val="both"/>
       </w:pPr>
       <w:r>
@@ -813,7 +813,7 @@
     </w:p>
     <w:p>
       <w:pPr>
-        <w:spacing w:after="120" w:before="0" w:line="276" w:lineRule="auto"/>
+        <w:spacing w:after="120" w:before="0"/>
         <w:jc w:val="both"/>
       </w:pPr>
       <w:r>
@@ -830,7 +830,7 @@
     </w:p>
     <w:p>
       <w:pPr>
-        <w:spacing w:after="120" w:before="0" w:line="276" w:lineRule="auto"/>
+        <w:spacing w:after="120" w:before="0"/>
         <w:jc w:val="both"/>
       </w:pPr>
       <w:r>
@@ -847,7 +847,7 @@
     </w:p>
     <w:p>
       <w:pPr>
-        <w:spacing w:after="120" w:before="0" w:line="276" w:lineRule="auto"/>
+        <w:spacing w:after="120" w:before="0"/>
         <w:jc w:val="both"/>
       </w:pPr>
       <w:r>
@@ -864,7 +864,7 @@
     </w:p>
     <w:p>
       <w:pPr>
-        <w:spacing w:after="120" w:before="0" w:line="276" w:lineRule="auto"/>
+        <w:spacing w:after="120" w:before="0"/>
         <w:jc w:val="both"/>
       </w:pPr>
       <w:r>
@@ -881,7 +881,7 @@
     </w:p>
     <w:p>
       <w:pPr>
-        <w:spacing w:after="120" w:before="0" w:line="276" w:lineRule="auto"/>
+        <w:spacing w:after="120" w:before="0"/>
         <w:jc w:val="both"/>
       </w:pPr>
       <w:r>
@@ -898,7 +898,7 @@
     </w:p>
     <w:p>
       <w:pPr>
-        <w:spacing w:after="120" w:before="0" w:line="276" w:lineRule="auto"/>
+        <w:spacing w:after="120" w:before="0"/>
         <w:jc w:val="both"/>
       </w:pPr>
       <w:r>
@@ -915,7 +915,7 @@
     </w:p>
     <w:p>
       <w:pPr>
-        <w:spacing w:after="120" w:before="0" w:line="276" w:lineRule="auto"/>
+        <w:spacing w:after="120" w:before="0"/>
         <w:jc w:val="both"/>
       </w:pPr>
       <w:r>
@@ -932,7 +932,7 @@
     </w:p>
     <w:p>
       <w:pPr>
-        <w:spacing w:after="120" w:before="0" w:line="276" w:lineRule="auto"/>
+        <w:spacing w:after="120" w:before="0"/>
         <w:jc w:val="both"/>
       </w:pPr>
       <w:r>
@@ -949,7 +949,7 @@
     </w:p>
     <w:p>
       <w:pPr>
-        <w:spacing w:after="120" w:before="0" w:line="276" w:lineRule="auto"/>
+        <w:spacing w:after="120" w:before="0"/>
         <w:jc w:val="both"/>
       </w:pPr>
       <w:r>
@@ -966,7 +966,7 @@
     </w:p>
     <w:p>
       <w:pPr>
-        <w:spacing w:after="120" w:before="0" w:line="276" w:lineRule="auto"/>
+        <w:spacing w:after="120" w:before="0"/>
         <w:jc w:val="both"/>
       </w:pPr>
       <w:r>
@@ -983,7 +983,7 @@
     </w:p>
     <w:p>
       <w:pPr>
-        <w:spacing w:after="120" w:before="0" w:line="276" w:lineRule="auto"/>
+        <w:spacing w:after="120" w:before="0"/>
         <w:jc w:val="both"/>
       </w:pPr>
       <w:r>
@@ -1000,7 +1000,7 @@
     </w:p>
     <w:p>
       <w:pPr>
-        <w:spacing w:after="120" w:before="0" w:line="276" w:lineRule="auto"/>
+        <w:spacing w:after="120" w:before="0"/>
         <w:jc w:val="both"/>
       </w:pPr>
       <w:r>
@@ -1017,7 +1017,7 @@
     </w:p>
     <w:p>
       <w:pPr>
-        <w:spacing w:after="120" w:before="0" w:line="276" w:lineRule="auto"/>
+        <w:spacing w:after="120" w:before="0"/>
         <w:jc w:val="both"/>
       </w:pPr>
       <w:r>
@@ -1034,7 +1034,7 @@
     </w:p>
     <w:p>
       <w:pPr>
-        <w:spacing w:after="120" w:before="0" w:line="276" w:lineRule="auto"/>
+        <w:spacing w:after="120" w:before="0"/>
         <w:jc w:val="both"/>
       </w:pPr>
       <w:r>
@@ -1051,7 +1051,7 @@
     </w:p>
     <w:p>
       <w:pPr>
-        <w:spacing w:after="120" w:before="0" w:line="276" w:lineRule="auto"/>
+        <w:spacing w:after="120" w:before="0"/>
         <w:jc w:val="both"/>
       </w:pPr>
       <w:r>
@@ -1068,7 +1068,7 @@
     </w:p>
     <w:p>
       <w:pPr>
-        <w:spacing w:after="120" w:before="0" w:line="276" w:lineRule="auto"/>
+        <w:spacing w:after="120" w:before="0"/>
         <w:jc w:val="both"/>
       </w:pPr>
       <w:r>
@@ -1085,7 +1085,7 @@
     </w:p>
     <w:p>
       <w:pPr>
-        <w:spacing w:after="120" w:before="0" w:line="276" w:lineRule="auto"/>
+        <w:spacing w:after="120" w:before="0"/>
         <w:jc w:val="both"/>
       </w:pPr>
       <w:r>
@@ -1102,7 +1102,7 @@
     </w:p>
     <w:p>
       <w:pPr>
-        <w:spacing w:after="120" w:before="0" w:line="276" w:lineRule="auto"/>
+        <w:spacing w:after="120" w:before="0"/>
         <w:jc w:val="both"/>
       </w:pPr>
       <w:r>
@@ -1119,7 +1119,7 @@
     </w:p>
     <w:p>
       <w:pPr>
-        <w:spacing w:after="120" w:before="0" w:line="276" w:lineRule="auto"/>
+        <w:spacing w:after="120" w:before="0"/>
         <w:jc w:val="both"/>
       </w:pPr>
       <w:r>
@@ -1136,7 +1136,7 @@
     </w:p>
     <w:p>
       <w:pPr>
-        <w:spacing w:after="120" w:before="0" w:line="276" w:lineRule="auto"/>
+        <w:spacing w:after="120" w:before="0"/>
         <w:jc w:val="both"/>
       </w:pPr>
       <w:r>
@@ -1153,7 +1153,7 @@
     </w:p>
     <w:p>
       <w:pPr>
-        <w:spacing w:after="120" w:before="0" w:line="276" w:lineRule="auto"/>
+        <w:spacing w:after="120" w:before="0"/>
         <w:jc w:val="both"/>
       </w:pPr>
       <w:r>
@@ -1170,7 +1170,7 @@
     </w:p>
     <w:p>
       <w:pPr>
-        <w:spacing w:after="120" w:before="0" w:line="276" w:lineRule="auto"/>
+        <w:spacing w:after="120" w:before="0"/>
         <w:jc w:val="both"/>
       </w:pPr>
       <w:r>
@@ -1187,7 +1187,7 @@
     </w:p>
     <w:p>
       <w:pPr>
-        <w:spacing w:after="120" w:before="0" w:line="276" w:lineRule="auto"/>
+        <w:spacing w:after="120" w:before="0"/>
         <w:jc w:val="both"/>
       </w:pPr>
       <w:r>
@@ -1204,7 +1204,7 @@
     </w:p>
     <w:p>
       <w:pPr>
-        <w:spacing w:after="120" w:before="0" w:line="276" w:lineRule="auto"/>
+        <w:spacing w:after="120" w:before="0"/>
         <w:jc w:val="both"/>
       </w:pPr>
       <w:r>
@@ -1239,7 +1239,7 @@
     </w:p>
     <w:p>
       <w:pPr>
-        <w:spacing w:after="120" w:before="0" w:line="276" w:lineRule="auto"/>
+        <w:spacing w:after="120" w:before="0"/>
         <w:jc w:val="both"/>
       </w:pPr>
       <w:r>
@@ -1256,7 +1256,7 @@
     </w:p>
     <w:p>
       <w:pPr>
-        <w:spacing w:after="120" w:before="0" w:line="276" w:lineRule="auto"/>
+        <w:spacing w:after="120" w:before="0"/>
         <w:jc w:val="both"/>
       </w:pPr>
       <w:r>
@@ -1273,7 +1273,7 @@
     </w:p>
     <w:p>
       <w:pPr>
-        <w:spacing w:after="120" w:before="0" w:line="276" w:lineRule="auto"/>
+        <w:spacing w:after="120" w:before="0"/>
         <w:jc w:val="both"/>
       </w:pPr>
       <w:r>
@@ -1290,7 +1290,7 @@
     </w:p>
     <w:p>
       <w:pPr>
-        <w:spacing w:after="120" w:before="0" w:line="276" w:lineRule="auto"/>
+        <w:spacing w:after="120" w:before="0"/>
         <w:jc w:val="both"/>
       </w:pPr>
       <w:r>
@@ -1307,7 +1307,7 @@
     </w:p>
     <w:p>
       <w:pPr>
-        <w:spacing w:after="120" w:before="0" w:line="276" w:lineRule="auto"/>
+        <w:spacing w:after="120" w:before="0"/>
         <w:jc w:val="both"/>
       </w:pPr>
       <w:r>
@@ -1324,7 +1324,7 @@
     </w:p>
     <w:p>
       <w:pPr>
-        <w:spacing w:after="120" w:before="0" w:line="276" w:lineRule="auto"/>
+        <w:spacing w:after="120" w:before="0"/>
         <w:jc w:val="both"/>
       </w:pPr>
       <w:r>
@@ -1341,7 +1341,7 @@
     </w:p>
     <w:p>
       <w:pPr>
-        <w:spacing w:after="120" w:before="0" w:line="276" w:lineRule="auto"/>
+        <w:spacing w:after="120" w:before="0"/>
         <w:jc w:val="both"/>
       </w:pPr>
       <w:r>
@@ -1358,7 +1358,7 @@
     </w:p>
     <w:p>
       <w:pPr>
-        <w:spacing w:after="120" w:before="0" w:line="276" w:lineRule="auto"/>
+        <w:spacing w:after="120" w:before="0"/>
         <w:jc w:val="both"/>
       </w:pPr>
       <w:r>
@@ -1375,7 +1375,7 @@
     </w:p>
     <w:p>
       <w:pPr>
-        <w:spacing w:after="120" w:before="0" w:line="276" w:lineRule="auto"/>
+        <w:spacing w:after="120" w:before="0"/>
         <w:jc w:val="both"/>
       </w:pPr>
       <w:r>
@@ -1392,7 +1392,7 @@
     </w:p>
     <w:p>
       <w:pPr>
-        <w:spacing w:after="120" w:before="0" w:line="276" w:lineRule="auto"/>
+        <w:spacing w:after="120" w:before="0"/>
         <w:jc w:val="both"/>
       </w:pPr>
       <w:r>
@@ -1409,7 +1409,7 @@
     </w:p>
     <w:p>
       <w:pPr>
-        <w:spacing w:after="120" w:before="0" w:line="276" w:lineRule="auto"/>
+        <w:spacing w:after="120" w:before="0"/>
         <w:jc w:val="both"/>
       </w:pPr>
       <w:r>
@@ -1426,7 +1426,7 @@
     </w:p>
     <w:p>
       <w:pPr>
-        <w:spacing w:after="120" w:before="0" w:line="276" w:lineRule="auto"/>
+        <w:spacing w:after="120" w:before="0"/>
         <w:jc w:val="both"/>
       </w:pPr>
       <w:r>
@@ -1501,7 +1501,7 @@
     </w:tbl>
     <w:p>
       <w:pPr>
-        <w:spacing w:after="120" w:before="0" w:line="276" w:lineRule="auto"/>
+        <w:spacing w:after="120" w:before="0"/>
         <w:jc w:val="both"/>
       </w:pPr>
       <w:r>
@@ -1518,7 +1518,7 @@
     </w:p>
     <w:p>
       <w:pPr>
-        <w:spacing w:after="120" w:before="0" w:line="276" w:lineRule="auto"/>
+        <w:spacing w:after="120" w:before="0"/>
         <w:jc w:val="both"/>
       </w:pPr>
       <w:r>
@@ -1593,7 +1593,7 @@
     </w:tbl>
     <w:p>
       <w:pPr>
-        <w:spacing w:after="120" w:before="0" w:line="276" w:lineRule="auto"/>
+        <w:spacing w:after="120" w:before="0"/>
         <w:jc w:val="both"/>
       </w:pPr>
       <w:r>
@@ -1610,7 +1610,7 @@
     </w:p>
     <w:p>
       <w:pPr>
-        <w:spacing w:after="120" w:before="0" w:line="276" w:lineRule="auto"/>
+        <w:spacing w:after="120" w:before="0"/>
         <w:jc w:val="both"/>
       </w:pPr>
       <w:r>
@@ -1627,7 +1627,7 @@
     </w:p>
     <w:p>
       <w:pPr>
-        <w:spacing w:after="120" w:before="0" w:line="276" w:lineRule="auto"/>
+        <w:spacing w:after="120" w:before="0"/>
         <w:jc w:val="both"/>
       </w:pPr>
       <w:r>
@@ -1644,7 +1644,7 @@
     </w:p>
     <w:p>
       <w:pPr>
-        <w:spacing w:after="120" w:before="0" w:line="276" w:lineRule="auto"/>
+        <w:spacing w:after="120" w:before="0"/>
         <w:jc w:val="both"/>
       </w:pPr>
       <w:r>
@@ -1661,7 +1661,7 @@
     </w:p>
     <w:p>
       <w:pPr>
-        <w:spacing w:after="120" w:before="0" w:line="276" w:lineRule="auto"/>
+        <w:spacing w:after="120" w:before="0"/>
         <w:jc w:val="both"/>
       </w:pPr>
       <w:r>
@@ -1678,7 +1678,7 @@
     </w:p>
     <w:p>
       <w:pPr>
-        <w:spacing w:after="120" w:before="0" w:line="276" w:lineRule="auto"/>
+        <w:spacing w:after="120" w:before="0"/>
         <w:jc w:val="both"/>
       </w:pPr>
       <w:r>
@@ -1695,7 +1695,7 @@
     </w:p>
     <w:p>
       <w:pPr>
-        <w:spacing w:after="120" w:before="0" w:line="276" w:lineRule="auto"/>
+        <w:spacing w:after="120" w:before="0"/>
         <w:jc w:val="both"/>
       </w:pPr>
       <w:r>
@@ -1712,7 +1712,7 @@
     </w:p>
     <w:p>
       <w:pPr>
-        <w:spacing w:after="120" w:before="0" w:line="276" w:lineRule="auto"/>
+        <w:spacing w:after="120" w:before="0"/>
         <w:jc w:val="both"/>
       </w:pPr>
       <w:r>
@@ -1729,7 +1729,7 @@
     </w:p>
     <w:p>
       <w:pPr>
-        <w:spacing w:after="120" w:before="0" w:line="276" w:lineRule="auto"/>
+        <w:spacing w:after="120" w:before="0"/>
         <w:jc w:val="both"/>
       </w:pPr>
       <w:r>
@@ -1746,7 +1746,7 @@
     </w:p>
     <w:p>
       <w:pPr>
-        <w:spacing w:after="120" w:before="0" w:line="276" w:lineRule="auto"/>
+        <w:spacing w:after="120" w:before="0"/>
         <w:jc w:val="both"/>
       </w:pPr>
       <w:r>
@@ -1763,7 +1763,7 @@
     </w:p>
     <w:p>
       <w:pPr>
-        <w:spacing w:after="120" w:before="0" w:line="276" w:lineRule="auto"/>
+        <w:spacing w:after="120" w:before="0"/>
         <w:jc w:val="both"/>
       </w:pPr>
       <w:r>
@@ -1780,7 +1780,7 @@
     </w:p>
     <w:p>
       <w:pPr>
-        <w:spacing w:after="120" w:before="0" w:line="276" w:lineRule="auto"/>
+        <w:spacing w:after="120" w:before="0"/>
         <w:jc w:val="both"/>
       </w:pPr>
       <w:r>
@@ -1797,7 +1797,7 @@
     </w:p>
     <w:p>
       <w:pPr>
-        <w:spacing w:after="120" w:before="0" w:line="276" w:lineRule="auto"/>
+        <w:spacing w:after="120" w:before="0"/>
         <w:jc w:val="both"/>
       </w:pPr>
       <w:r>
@@ -1814,7 +1814,7 @@
     </w:p>
     <w:p>
       <w:pPr>
-        <w:spacing w:after="120" w:before="0" w:line="276" w:lineRule="auto"/>
+        <w:spacing w:after="120" w:before="0"/>
         <w:jc w:val="both"/>
       </w:pPr>
       <w:r>
@@ -1831,7 +1831,7 @@
     </w:p>
     <w:p>
       <w:pPr>
-        <w:spacing w:after="120" w:before="0" w:line="276" w:lineRule="auto"/>
+        <w:spacing w:after="120" w:before="0"/>
         <w:jc w:val="both"/>
       </w:pPr>
       <w:r>
@@ -1848,7 +1848,7 @@
     </w:p>
     <w:p>
       <w:pPr>
-        <w:spacing w:after="120" w:before="0" w:line="276" w:lineRule="auto"/>
+        <w:spacing w:after="120" w:before="0"/>
         <w:jc w:val="both"/>
       </w:pPr>
       <w:r>
@@ -1865,7 +1865,7 @@
     </w:p>
     <w:p>
       <w:pPr>
-        <w:spacing w:after="120" w:before="0" w:line="276" w:lineRule="auto"/>
+        <w:spacing w:after="120" w:before="0"/>
         <w:jc w:val="both"/>
       </w:pPr>
       <w:r>
@@ -1882,7 +1882,7 @@
     </w:p>
     <w:p>
       <w:pPr>
-        <w:spacing w:after="120" w:before="0" w:line="276" w:lineRule="auto"/>
+        <w:spacing w:after="120" w:before="0"/>
         <w:jc w:val="both"/>
       </w:pPr>
       <w:r>
@@ -1957,7 +1957,7 @@
     </w:tbl>
     <w:p>
       <w:pPr>
-        <w:spacing w:after="120" w:before="0" w:line="276" w:lineRule="auto"/>
+        <w:spacing w:after="120" w:before="0"/>
         <w:jc w:val="both"/>
       </w:pPr>
       <w:r>
@@ -1974,7 +1974,7 @@
     </w:p>
     <w:p>
       <w:pPr>
-        <w:spacing w:after="120" w:before="0" w:line="276" w:lineRule="auto"/>
+        <w:spacing w:after="120" w:before="0"/>
         <w:jc w:val="both"/>
       </w:pPr>
       <w:r>
@@ -1991,7 +1991,7 @@
     </w:p>
     <w:p>
       <w:pPr>
-        <w:spacing w:after="120" w:before="0" w:line="276" w:lineRule="auto"/>
+        <w:spacing w:after="120" w:before="0"/>
         <w:jc w:val="both"/>
       </w:pPr>
       <w:r>
@@ -2008,7 +2008,7 @@
     </w:p>
     <w:p>
       <w:pPr>
-        <w:spacing w:after="120" w:before="0" w:line="276" w:lineRule="auto"/>
+        <w:spacing w:after="120" w:before="0"/>
         <w:jc w:val="both"/>
       </w:pPr>
       <w:r>
@@ -2025,7 +2025,7 @@
     </w:p>
     <w:p>
       <w:pPr>
-        <w:spacing w:after="120" w:before="0" w:line="276" w:lineRule="auto"/>
+        <w:spacing w:after="120" w:before="0"/>
         <w:jc w:val="both"/>
       </w:pPr>
       <w:r>
@@ -2042,7 +2042,7 @@
     </w:p>
     <w:p>
       <w:pPr>
-        <w:spacing w:after="120" w:before="0" w:line="276" w:lineRule="auto"/>
+        <w:spacing w:after="120" w:before="0"/>
         <w:jc w:val="both"/>
       </w:pPr>
       <w:r>
@@ -2059,7 +2059,7 @@
     </w:p>
     <w:p>
       <w:pPr>
-        <w:spacing w:after="120" w:before="0" w:line="276" w:lineRule="auto"/>
+        <w:spacing w:after="120" w:before="0"/>
         <w:jc w:val="both"/>
       </w:pPr>
       <w:r>
@@ -2076,7 +2076,7 @@
     </w:p>
     <w:p>
       <w:pPr>
-        <w:spacing w:after="120" w:before="0" w:line="276" w:lineRule="auto"/>
+        <w:spacing w:after="120" w:before="0"/>
         <w:jc w:val="both"/>
       </w:pPr>
       <w:r>
@@ -2093,7 +2093,7 @@
     </w:p>
     <w:p>
       <w:pPr>
-        <w:spacing w:after="120" w:before="0" w:line="276" w:lineRule="auto"/>
+        <w:spacing w:after="120" w:before="0"/>
         <w:jc w:val="both"/>
       </w:pPr>
       <w:r>
@@ -2110,7 +2110,7 @@
     </w:p>
     <w:p>
       <w:pPr>
-        <w:spacing w:after="120" w:before="0" w:line="276" w:lineRule="auto"/>
+        <w:spacing w:after="120" w:before="0"/>
         <w:jc w:val="both"/>
       </w:pPr>
       <w:r>
@@ -2185,7 +2185,7 @@
     </w:tbl>
     <w:p>
       <w:pPr>
-        <w:spacing w:after="120" w:before="0" w:line="276" w:lineRule="auto"/>
+        <w:spacing w:after="120" w:before="0"/>
         <w:jc w:val="both"/>
       </w:pPr>
       <w:r>
@@ -2202,7 +2202,7 @@
     </w:p>
     <w:p>
       <w:pPr>
-        <w:spacing w:after="120" w:before="0" w:line="276" w:lineRule="auto"/>
+        <w:spacing w:after="120" w:before="0"/>
         <w:jc w:val="both"/>
       </w:pPr>
       <w:r>
@@ -2329,7 +2329,7 @@
     </w:p>
     <w:p>
       <w:pPr>
-        <w:spacing w:after="120" w:before="0" w:line="276" w:lineRule="auto"/>
+        <w:spacing w:after="120" w:before="0"/>
         <w:jc w:val="both"/>
       </w:pPr>
       <w:r>
@@ -2346,7 +2346,7 @@
     </w:p>
     <w:p>
       <w:pPr>
-        <w:spacing w:after="120" w:before="0" w:line="276" w:lineRule="auto"/>
+        <w:spacing w:after="120" w:before="0"/>
         <w:jc w:val="both"/>
       </w:pPr>
       <w:r>
@@ -2363,7 +2363,7 @@
     </w:p>
     <w:p>
       <w:pPr>
-        <w:spacing w:after="120" w:before="0" w:line="276" w:lineRule="auto"/>
+        <w:spacing w:after="120" w:before="0"/>
         <w:jc w:val="both"/>
       </w:pPr>
       <w:r>
@@ -2380,7 +2380,7 @@
     </w:p>
     <w:p>
       <w:pPr>
-        <w:spacing w:after="120" w:before="0" w:line="276" w:lineRule="auto"/>
+        <w:spacing w:after="120" w:before="0"/>
         <w:jc w:val="both"/>
       </w:pPr>
       <w:r>
@@ -2397,7 +2397,7 @@
     </w:p>
     <w:p>
       <w:pPr>
-        <w:spacing w:after="120" w:before="0" w:line="276" w:lineRule="auto"/>
+        <w:spacing w:after="120" w:before="0"/>
         <w:jc w:val="both"/>
       </w:pPr>
       <w:r>
@@ -2414,7 +2414,7 @@
     </w:p>
     <w:p>
       <w:pPr>
-        <w:spacing w:after="120" w:before="0" w:line="276" w:lineRule="auto"/>
+        <w:spacing w:after="120" w:before="0"/>
         <w:jc w:val="both"/>
       </w:pPr>
       <w:r>
@@ -2453,7 +2453,7 @@
     </w:p>
     <w:p>
       <w:pPr>
-        <w:spacing w:after="120" w:before="0" w:line="276" w:lineRule="auto"/>
+        <w:spacing w:after="120" w:before="0"/>
         <w:jc w:val="both"/>
       </w:pPr>
       <w:r>
@@ -2470,7 +2470,7 @@
     </w:p>
     <w:p>
       <w:pPr>
-        <w:spacing w:after="120" w:before="0" w:line="276" w:lineRule="auto"/>
+        <w:spacing w:after="120" w:before="0"/>
         <w:jc w:val="both"/>
       </w:pPr>
       <w:r>
@@ -2487,7 +2487,7 @@
     </w:p>
     <w:p>
       <w:pPr>
-        <w:spacing w:after="120" w:before="0" w:line="276" w:lineRule="auto"/>
+        <w:spacing w:after="120" w:before="0"/>
         <w:jc w:val="both"/>
       </w:pPr>
       <w:r>
@@ -2504,7 +2504,7 @@
     </w:p>
     <w:p>
       <w:pPr>
-        <w:spacing w:after="120" w:before="0" w:line="276" w:lineRule="auto"/>
+        <w:spacing w:after="120" w:before="0"/>
         <w:jc w:val="both"/>
       </w:pPr>
       <w:r>
@@ -2521,7 +2521,7 @@
     </w:p>
     <w:p>
       <w:pPr>
-        <w:spacing w:after="120" w:before="0" w:line="276" w:lineRule="auto"/>
+        <w:spacing w:after="120" w:before="0"/>
         <w:jc w:val="both"/>
       </w:pPr>
       <w:r>
@@ -2538,7 +2538,7 @@
     </w:p>
     <w:p>
       <w:pPr>
-        <w:spacing w:after="120" w:before="0" w:line="276" w:lineRule="auto"/>
+        <w:spacing w:after="120" w:before="0"/>
         <w:jc w:val="both"/>
       </w:pPr>
       <w:r>
@@ -2577,7 +2577,7 @@
     </w:p>
     <w:p>
       <w:pPr>
-        <w:spacing w:after="120" w:before="0" w:line="276" w:lineRule="auto"/>
+        <w:spacing w:after="120" w:before="0"/>
         <w:jc w:val="both"/>
       </w:pPr>
       <w:r>
@@ -2594,7 +2594,7 @@
     </w:p>
     <w:p>
       <w:pPr>
-        <w:spacing w:after="120" w:before="0" w:line="276" w:lineRule="auto"/>
+        <w:spacing w:after="120" w:before="0"/>
         <w:jc w:val="both"/>
       </w:pPr>
       <w:r>
@@ -2611,7 +2611,7 @@
     </w:p>
     <w:p>
       <w:pPr>
-        <w:spacing w:after="120" w:before="0" w:line="276" w:lineRule="auto"/>
+        <w:spacing w:after="120" w:before="0"/>
         <w:jc w:val="both"/>
       </w:pPr>
       <w:r>
@@ -2628,7 +2628,7 @@
     </w:p>
     <w:p>
       <w:pPr>
-        <w:spacing w:after="120" w:before="0" w:line="276" w:lineRule="auto"/>
+        <w:spacing w:after="120" w:before="0"/>
         <w:jc w:val="both"/>
       </w:pPr>
       <w:r>
@@ -2645,7 +2645,7 @@
     </w:p>
     <w:p>
       <w:pPr>
-        <w:spacing w:after="120" w:before="0" w:line="276" w:lineRule="auto"/>
+        <w:spacing w:after="120" w:before="0"/>
         <w:jc w:val="both"/>
       </w:pPr>
       <w:r>
@@ -2662,7 +2662,7 @@
     </w:p>
     <w:p>
       <w:pPr>
-        <w:spacing w:after="120" w:before="0" w:line="276" w:lineRule="auto"/>
+        <w:spacing w:after="120" w:before="0"/>
         <w:jc w:val="both"/>
       </w:pPr>
       <w:r>
@@ -2701,7 +2701,7 @@
     </w:p>
     <w:p>
       <w:pPr>
-        <w:spacing w:after="120" w:before="0" w:line="276" w:lineRule="auto"/>
+        <w:spacing w:after="120" w:before="0"/>
         <w:jc w:val="both"/>
       </w:pPr>
       <w:r>
@@ -2718,7 +2718,7 @@
     </w:p>
     <w:p>
       <w:pPr>
-        <w:spacing w:after="120" w:before="0" w:line="276" w:lineRule="auto"/>
+        <w:spacing w:after="120" w:before="0"/>
         <w:jc w:val="both"/>
       </w:pPr>
       <w:r>
@@ -2735,7 +2735,7 @@
     </w:p>
     <w:p>
       <w:pPr>
-        <w:spacing w:after="120" w:before="0" w:line="276" w:lineRule="auto"/>
+        <w:spacing w:after="120" w:before="0"/>
         <w:jc w:val="both"/>
       </w:pPr>
       <w:r>
@@ -2752,7 +2752,7 @@
     </w:p>
     <w:p>
       <w:pPr>
-        <w:spacing w:after="120" w:before="0" w:line="276" w:lineRule="auto"/>
+        <w:spacing w:after="120" w:before="0"/>
         <w:jc w:val="both"/>
       </w:pPr>
       <w:r>
@@ -2769,7 +2769,7 @@
     </w:p>
     <w:p>
       <w:pPr>
-        <w:spacing w:after="120" w:before="0" w:line="276" w:lineRule="auto"/>
+        <w:spacing w:after="120" w:before="0"/>
         <w:jc w:val="both"/>
       </w:pPr>
       <w:r>
@@ -2786,7 +2786,7 @@
     </w:p>
     <w:p>
       <w:pPr>
-        <w:spacing w:after="120" w:before="0" w:line="276" w:lineRule="auto"/>
+        <w:spacing w:after="120" w:before="0"/>
         <w:jc w:val="both"/>
       </w:pPr>
       <w:r>
@@ -2803,7 +2803,7 @@
     </w:p>
     <w:p>
       <w:pPr>
-        <w:spacing w:after="120" w:before="0" w:line="276" w:lineRule="auto"/>
+        <w:spacing w:after="120" w:before="0"/>
         <w:jc w:val="both"/>
       </w:pPr>
       <w:r>
@@ -2820,7 +2820,7 @@
     </w:p>
     <w:p>
       <w:pPr>
-        <w:spacing w:after="120" w:before="0" w:line="276" w:lineRule="auto"/>
+        <w:spacing w:after="120" w:before="0"/>
         <w:jc w:val="both"/>
       </w:pPr>
       <w:r>
@@ -2837,7 +2837,7 @@
     </w:p>
     <w:p>
       <w:pPr>
-        <w:spacing w:after="120" w:before="0" w:line="276" w:lineRule="auto"/>
+        <w:spacing w:after="120" w:before="0"/>
         <w:jc w:val="both"/>
       </w:pPr>
       <w:r>
@@ -2854,7 +2854,7 @@
     </w:p>
     <w:p>
       <w:pPr>
-        <w:spacing w:after="120" w:before="0" w:line="276" w:lineRule="auto"/>
+        <w:spacing w:after="120" w:before="0"/>
         <w:jc w:val="both"/>
       </w:pPr>
       <w:r>
@@ -2871,7 +2871,7 @@
     </w:p>
     <w:p>
       <w:pPr>
-        <w:spacing w:after="120" w:before="0" w:line="276" w:lineRule="auto"/>
+        <w:spacing w:after="120" w:before="0"/>
         <w:jc w:val="both"/>
       </w:pPr>
       <w:r>
@@ -2888,7 +2888,7 @@
     </w:p>
     <w:p>
       <w:pPr>
-        <w:spacing w:after="120" w:before="0" w:line="276" w:lineRule="auto"/>
+        <w:spacing w:after="120" w:before="0"/>
         <w:jc w:val="both"/>
       </w:pPr>
       <w:r>
@@ -2905,7 +2905,7 @@
     </w:p>
     <w:p>
       <w:pPr>
-        <w:spacing w:after="120" w:before="0" w:line="276" w:lineRule="auto"/>
+        <w:spacing w:after="120" w:before="0"/>
         <w:jc w:val="both"/>
       </w:pPr>
       <w:r>
@@ -2922,7 +2922,7 @@
     </w:p>
     <w:p>
       <w:pPr>
-        <w:spacing w:after="120" w:before="0" w:line="276" w:lineRule="auto"/>
+        <w:spacing w:after="120" w:before="0"/>
         <w:jc w:val="both"/>
       </w:pPr>
       <w:r>
@@ -2939,7 +2939,7 @@
     </w:p>
     <w:p>
       <w:pPr>
-        <w:spacing w:after="120" w:before="0" w:line="276" w:lineRule="auto"/>
+        <w:spacing w:after="120" w:before="0"/>
         <w:jc w:val="both"/>
       </w:pPr>
       <w:r>
@@ -2956,7 +2956,7 @@
     </w:p>
     <w:p>
       <w:pPr>
-        <w:spacing w:after="120" w:before="0" w:line="276" w:lineRule="auto"/>
+        <w:spacing w:after="120" w:before="0"/>
         <w:jc w:val="both"/>
       </w:pPr>
       <w:r>
@@ -2973,7 +2973,7 @@
     </w:p>
     <w:p>
       <w:pPr>
-        <w:spacing w:after="120" w:before="0" w:line="276" w:lineRule="auto"/>
+        <w:spacing w:after="120" w:before="0"/>
         <w:jc w:val="both"/>
       </w:pPr>
       <w:r>
@@ -2990,7 +2990,7 @@
     </w:p>
     <w:p>
       <w:pPr>
-        <w:spacing w:after="120" w:before="0" w:line="276" w:lineRule="auto"/>
+        <w:spacing w:after="120" w:before="0"/>
         <w:jc w:val="both"/>
       </w:pPr>
       <w:r>
@@ -3007,7 +3007,7 @@
     </w:p>
     <w:p>
       <w:pPr>
-        <w:spacing w:after="120" w:before="0" w:line="276" w:lineRule="auto"/>
+        <w:spacing w:after="120" w:before="0"/>
         <w:jc w:val="both"/>
       </w:pPr>
       <w:r>
@@ -3024,7 +3024,7 @@
     </w:p>
     <w:p>
       <w:pPr>
-        <w:spacing w:after="120" w:before="0" w:line="276" w:lineRule="auto"/>
+        <w:spacing w:after="120" w:before="0"/>
         <w:jc w:val="both"/>
       </w:pPr>
       <w:r>
@@ -3041,7 +3041,7 @@
     </w:p>
     <w:p>
       <w:pPr>
-        <w:spacing w:after="120" w:before="0" w:line="276" w:lineRule="auto"/>
+        <w:spacing w:after="120" w:before="0"/>
         <w:jc w:val="both"/>
       </w:pPr>
       <w:r>
@@ -3058,7 +3058,7 @@
     </w:p>
     <w:p>
       <w:pPr>
-        <w:spacing w:after="120" w:before="0" w:line="276" w:lineRule="auto"/>
+        <w:spacing w:after="120" w:before="0"/>
         <w:jc w:val="both"/>
       </w:pPr>
       <w:r>
@@ -3075,7 +3075,7 @@
     </w:p>
     <w:p>
       <w:pPr>
-        <w:spacing w:after="120" w:before="0" w:line="276" w:lineRule="auto"/>
+        <w:spacing w:after="120" w:before="0"/>
         <w:jc w:val="both"/>
       </w:pPr>
       <w:r>
@@ -3092,7 +3092,7 @@
     </w:p>
     <w:p>
       <w:pPr>
-        <w:spacing w:after="120" w:before="0" w:line="276" w:lineRule="auto"/>
+        <w:spacing w:after="120" w:before="0"/>
         <w:jc w:val="both"/>
       </w:pPr>
       <w:r>
@@ -3109,7 +3109,7 @@
     </w:p>
     <w:p>
       <w:pPr>
-        <w:spacing w:after="120" w:before="0" w:line="276" w:lineRule="auto"/>
+        <w:spacing w:after="120" w:before="0"/>
         <w:jc w:val="both"/>
       </w:pPr>
       <w:r>
@@ -3270,7 +3270,7 @@
     </w:p>
     <w:p>
       <w:pPr>
-        <w:spacing w:after="120" w:before="0" w:line="276" w:lineRule="auto"/>
+        <w:spacing w:after="120" w:before="0"/>
         <w:jc w:val="both"/>
       </w:pPr>
       <w:r>
@@ -3287,7 +3287,7 @@
     </w:p>
     <w:p>
       <w:pPr>
-        <w:spacing w:after="120" w:before="0" w:line="276" w:lineRule="auto"/>
+        <w:spacing w:after="120" w:before="0"/>
         <w:jc w:val="both"/>
       </w:pPr>
       <w:r>
@@ -3304,7 +3304,7 @@
     </w:p>
     <w:p>
       <w:pPr>
-        <w:spacing w:after="120" w:before="0" w:line="276" w:lineRule="auto"/>
+        <w:spacing w:after="120" w:before="0"/>
         <w:jc w:val="both"/>
       </w:pPr>
       <w:r>
@@ -3321,7 +3321,7 @@
     </w:p>
     <w:p>
       <w:pPr>
-        <w:spacing w:after="120" w:before="0" w:line="276" w:lineRule="auto"/>
+        <w:spacing w:after="120" w:before="0"/>
         <w:jc w:val="both"/>
       </w:pPr>
       <w:r>
@@ -3338,7 +3338,7 @@
     </w:p>
     <w:p>
       <w:pPr>
-        <w:spacing w:after="120" w:before="0" w:line="276" w:lineRule="auto"/>
+        <w:spacing w:after="120" w:before="0"/>
         <w:jc w:val="both"/>
       </w:pPr>
       <w:r>
@@ -3355,7 +3355,7 @@
     </w:p>
     <w:p>
       <w:pPr>
-        <w:spacing w:after="120" w:before="0" w:line="276" w:lineRule="auto"/>
+        <w:spacing w:after="120" w:before="0"/>
         <w:jc w:val="both"/>
       </w:pPr>
       <w:r>
@@ -3372,7 +3372,7 @@
     </w:p>
     <w:p>
       <w:pPr>
-        <w:spacing w:after="120" w:before="0" w:line="276" w:lineRule="auto"/>
+        <w:spacing w:after="120" w:before="0"/>
         <w:jc w:val="both"/>
       </w:pPr>
       <w:r>
@@ -3389,7 +3389,7 @@
     </w:p>
     <w:p>
       <w:pPr>
-        <w:spacing w:after="120" w:before="0" w:line="276" w:lineRule="auto"/>
+        <w:spacing w:after="120" w:before="0"/>
         <w:jc w:val="both"/>
       </w:pPr>
       <w:r>
@@ -3406,7 +3406,7 @@
     </w:p>
     <w:p>
       <w:pPr>
-        <w:spacing w:after="120" w:before="0" w:line="276" w:lineRule="auto"/>
+        <w:spacing w:after="120" w:before="0"/>
         <w:jc w:val="both"/>
       </w:pPr>
       <w:r>
@@ -3423,7 +3423,7 @@
     </w:p>
     <w:p>
       <w:pPr>
-        <w:spacing w:after="120" w:before="0" w:line="276" w:lineRule="auto"/>
+        <w:spacing w:after="120" w:before="0"/>
         <w:jc w:val="both"/>
       </w:pPr>
       <w:r>
@@ -3498,7 +3498,7 @@
     </w:tbl>
     <w:p>
       <w:pPr>
-        <w:spacing w:after="120" w:before="0" w:line="276" w:lineRule="auto"/>
+        <w:spacing w:after="120" w:before="0"/>
         <w:jc w:val="both"/>
       </w:pPr>
       <w:r>
@@ -3515,7 +3515,7 @@
     </w:p>
     <w:p>
       <w:pPr>
-        <w:spacing w:after="120" w:before="0" w:line="276" w:lineRule="auto"/>
+        <w:spacing w:after="120" w:before="0"/>
         <w:jc w:val="both"/>
       </w:pPr>
       <w:r>
@@ -3532,7 +3532,7 @@
     </w:p>
     <w:p>
       <w:pPr>
-        <w:spacing w:after="120" w:before="0" w:line="276" w:lineRule="auto"/>
+        <w:spacing w:after="120" w:before="0"/>
         <w:jc w:val="both"/>
       </w:pPr>
       <w:r>
@@ -3549,7 +3549,7 @@
     </w:p>
     <w:p>
       <w:pPr>
-        <w:spacing w:after="120" w:before="0" w:line="276" w:lineRule="auto"/>
+        <w:spacing w:after="120" w:before="0"/>
         <w:jc w:val="both"/>
       </w:pPr>
       <w:r>
@@ -3566,7 +3566,7 @@
     </w:p>
     <w:p>
       <w:pPr>
-        <w:spacing w:after="120" w:before="0" w:line="276" w:lineRule="auto"/>
+        <w:spacing w:after="120" w:before="0"/>
         <w:jc w:val="both"/>
       </w:pPr>
       <w:r>
@@ -3583,7 +3583,7 @@
     </w:p>
     <w:p>
       <w:pPr>
-        <w:spacing w:after="120" w:before="0" w:line="276" w:lineRule="auto"/>
+        <w:spacing w:after="120" w:before="0"/>
         <w:jc w:val="both"/>
       </w:pPr>
       <w:r>
@@ -3600,7 +3600,7 @@
     </w:p>
     <w:p>
       <w:pPr>
-        <w:spacing w:after="120" w:before="0" w:line="276" w:lineRule="auto"/>
+        <w:spacing w:after="120" w:before="0"/>
         <w:jc w:val="both"/>
       </w:pPr>
       <w:r>
@@ -3639,7 +3639,7 @@
     </w:p>
     <w:p>
       <w:pPr>
-        <w:spacing w:after="120" w:before="0" w:line="276" w:lineRule="auto"/>
+        <w:spacing w:after="120" w:before="0"/>
         <w:jc w:val="both"/>
       </w:pPr>
       <w:r>
@@ -3678,7 +3678,7 @@
     </w:p>
     <w:p>
       <w:pPr>
-        <w:spacing w:after="120" w:before="0" w:line="276" w:lineRule="auto"/>
+        <w:spacing w:after="120" w:before="0"/>
         <w:jc w:val="both"/>
       </w:pPr>
       <w:r>
@@ -3695,7 +3695,7 @@
     </w:p>
     <w:p>
       <w:pPr>
-        <w:spacing w:after="120" w:before="0" w:line="276" w:lineRule="auto"/>
+        <w:spacing w:after="120" w:before="0"/>
         <w:jc w:val="both"/>
       </w:pPr>
       <w:r>
@@ -3734,7 +3734,7 @@
     </w:p>
     <w:p>
       <w:pPr>
-        <w:spacing w:after="120" w:before="0" w:line="276" w:lineRule="auto"/>
+        <w:spacing w:after="120" w:before="0"/>
         <w:jc w:val="both"/>
       </w:pPr>
       <w:r>
@@ -3773,7 +3773,7 @@
     </w:p>
     <w:p>
       <w:pPr>
-        <w:spacing w:after="120" w:before="0" w:line="276" w:lineRule="auto"/>
+        <w:spacing w:after="120" w:before="0"/>
         <w:jc w:val="both"/>
       </w:pPr>
       <w:r>
@@ -3790,7 +3790,7 @@
     </w:p>
     <w:p>
       <w:pPr>
-        <w:spacing w:after="120" w:before="0" w:line="276" w:lineRule="auto"/>
+        <w:spacing w:after="120" w:before="0"/>
         <w:jc w:val="both"/>
       </w:pPr>
       <w:r>
@@ -3807,7 +3807,7 @@
     </w:p>
     <w:p>
       <w:pPr>
-        <w:spacing w:after="120" w:before="0" w:line="276" w:lineRule="auto"/>
+        <w:spacing w:after="120" w:before="0"/>
         <w:jc w:val="both"/>
       </w:pPr>
       <w:r>
@@ -3824,7 +3824,7 @@
     </w:p>
     <w:p>
       <w:pPr>
-        <w:spacing w:after="120" w:before="0" w:line="276" w:lineRule="auto"/>
+        <w:spacing w:after="120" w:before="0"/>
         <w:jc w:val="both"/>
       </w:pPr>
       <w:r>
@@ -3841,7 +3841,7 @@
     </w:p>
     <w:p>
       <w:pPr>
-        <w:spacing w:after="120" w:before="0" w:line="276" w:lineRule="auto"/>
+        <w:spacing w:after="120" w:before="0"/>
         <w:jc w:val="both"/>
       </w:pPr>
       <w:r>
@@ -3858,7 +3858,7 @@
     </w:p>
     <w:p>
       <w:pPr>
-        <w:spacing w:after="120" w:before="0" w:line="276" w:lineRule="auto"/>
+        <w:spacing w:after="120" w:before="0"/>
         <w:jc w:val="both"/>
       </w:pPr>
       <w:r>
@@ -3875,7 +3875,7 @@
     </w:p>
     <w:p>
       <w:pPr>
-        <w:spacing w:after="120" w:before="0" w:line="276" w:lineRule="auto"/>
+        <w:spacing w:after="120" w:before="0"/>
         <w:jc w:val="both"/>
       </w:pPr>
       <w:r>
@@ -3892,7 +3892,7 @@
     </w:p>
     <w:p>
       <w:pPr>
-        <w:spacing w:after="120" w:before="0" w:line="276" w:lineRule="auto"/>
+        <w:spacing w:after="120" w:before="0"/>
         <w:jc w:val="both"/>
       </w:pPr>
       <w:r>
@@ -3909,7 +3909,7 @@
     </w:p>
     <w:p>
       <w:pPr>
-        <w:spacing w:after="120" w:before="0" w:line="276" w:lineRule="auto"/>
+        <w:spacing w:after="120" w:before="0"/>
         <w:jc w:val="both"/>
       </w:pPr>
       <w:r>
@@ -3942,7 +3942,7 @@
     </w:p>
     <w:p>
       <w:pPr>
-        <w:spacing w:after="120" w:before="0" w:line="276" w:lineRule="auto"/>
+        <w:spacing w:after="120" w:before="0"/>
         <w:jc w:val="both"/>
       </w:pPr>
       <w:r>
@@ -3959,7 +3959,7 @@
     </w:p>
     <w:p>
       <w:pPr>
-        <w:spacing w:after="120" w:before="0" w:line="276" w:lineRule="auto"/>
+        <w:spacing w:after="120" w:before="0"/>
         <w:jc w:val="both"/>
       </w:pPr>
       <w:r>
@@ -3976,7 +3976,7 @@
     </w:p>
     <w:p>
       <w:pPr>
-        <w:spacing w:after="120" w:before="0" w:line="276" w:lineRule="auto"/>
+        <w:spacing w:after="120" w:before="0"/>
         <w:jc w:val="both"/>
       </w:pPr>
       <w:r>
@@ -4051,7 +4051,7 @@
     </w:tbl>
     <w:p>
       <w:pPr>
-        <w:spacing w:after="120" w:before="0" w:line="276" w:lineRule="auto"/>
+        <w:spacing w:after="120" w:before="0"/>
         <w:jc w:val="both"/>
       </w:pPr>
       <w:r>
@@ -4068,7 +4068,7 @@
     </w:p>
     <w:p>
       <w:pPr>
-        <w:spacing w:after="120" w:before="0" w:line="276" w:lineRule="auto"/>
+        <w:spacing w:after="120" w:before="0"/>
         <w:jc w:val="both"/>
       </w:pPr>
       <w:r>
@@ -4263,7 +4263,7 @@
     </w:p>
     <w:p>
       <w:pPr>
-        <w:spacing w:after="120" w:before="0" w:line="276" w:lineRule="auto"/>
+        <w:spacing w:after="120" w:before="0"/>
         <w:jc w:val="both"/>
       </w:pPr>
       <w:r>
@@ -4280,7 +4280,7 @@
     </w:p>
     <w:p>
       <w:pPr>
-        <w:spacing w:after="120" w:before="0" w:line="276" w:lineRule="auto"/>
+        <w:spacing w:after="120" w:before="0"/>
         <w:jc w:val="both"/>
       </w:pPr>
       <w:r>
@@ -4297,7 +4297,7 @@
     </w:p>
     <w:p>
       <w:pPr>
-        <w:spacing w:after="120" w:before="0" w:line="276" w:lineRule="auto"/>
+        <w:spacing w:after="120" w:before="0"/>
         <w:jc w:val="both"/>
       </w:pPr>
       <w:r>
@@ -4314,7 +4314,7 @@
     </w:p>
     <w:p>
       <w:pPr>
-        <w:spacing w:after="120" w:before="0" w:line="276" w:lineRule="auto"/>
+        <w:spacing w:after="120" w:before="0"/>
         <w:jc w:val="both"/>
       </w:pPr>
       <w:r>
@@ -4331,7 +4331,7 @@
     </w:p>
     <w:p>
       <w:pPr>
-        <w:spacing w:after="120" w:before="0" w:line="276" w:lineRule="auto"/>
+        <w:spacing w:after="120" w:before="0"/>
         <w:jc w:val="both"/>
       </w:pPr>
       <w:r>
@@ -4348,7 +4348,7 @@
     </w:p>
     <w:p>
       <w:pPr>
-        <w:spacing w:after="120" w:before="0" w:line="276" w:lineRule="auto"/>
+        <w:spacing w:after="120" w:before="0"/>
         <w:jc w:val="both"/>
       </w:pPr>
       <w:r>
@@ -4365,7 +4365,7 @@
     </w:p>
     <w:p>
       <w:pPr>
-        <w:spacing w:after="120" w:before="0" w:line="276" w:lineRule="auto"/>
+        <w:spacing w:after="120" w:before="0"/>
         <w:jc w:val="both"/>
       </w:pPr>
       <w:r>
@@ -4382,7 +4382,7 @@
     </w:p>
     <w:p>
       <w:pPr>
-        <w:spacing w:after="120" w:before="0" w:line="276" w:lineRule="auto"/>
+        <w:spacing w:after="120" w:before="0"/>
         <w:jc w:val="both"/>
       </w:pPr>
       <w:r>
@@ -4399,7 +4399,7 @@
     </w:p>
     <w:p>
       <w:pPr>
-        <w:spacing w:after="120" w:before="0" w:line="276" w:lineRule="auto"/>
+        <w:spacing w:after="120" w:before="0"/>
         <w:jc w:val="both"/>
       </w:pPr>
       <w:r>
@@ -4416,7 +4416,7 @@
     </w:p>
     <w:p>
       <w:pPr>
-        <w:spacing w:after="120" w:before="0" w:line="276" w:lineRule="auto"/>
+        <w:spacing w:after="120" w:before="0"/>
         <w:jc w:val="both"/>
       </w:pPr>
       <w:r>
@@ -4433,7 +4433,7 @@
     </w:p>
     <w:p>
       <w:pPr>
-        <w:spacing w:after="120" w:before="0" w:line="276" w:lineRule="auto"/>
+        <w:spacing w:after="120" w:before="0"/>
         <w:jc w:val="both"/>
       </w:pPr>
       <w:r>
@@ -4450,7 +4450,7 @@
     </w:p>
     <w:p>
       <w:pPr>
-        <w:spacing w:after="120" w:before="0" w:line="276" w:lineRule="auto"/>
+        <w:spacing w:after="120" w:before="0"/>
         <w:jc w:val="both"/>
       </w:pPr>
       <w:r>
@@ -4467,7 +4467,7 @@
     </w:p>
     <w:p>
       <w:pPr>
-        <w:spacing w:after="120" w:before="0" w:line="276" w:lineRule="auto"/>
+        <w:spacing w:after="120" w:before="0"/>
         <w:jc w:val="both"/>
       </w:pPr>
       <w:r>
@@ -4484,7 +4484,7 @@
     </w:p>
     <w:p>
       <w:pPr>
-        <w:spacing w:after="120" w:before="0" w:line="276" w:lineRule="auto"/>
+        <w:spacing w:after="120" w:before="0"/>
         <w:jc w:val="both"/>
       </w:pPr>
       <w:r>
@@ -4501,7 +4501,7 @@
     </w:p>
     <w:p>
       <w:pPr>
-        <w:spacing w:after="120" w:before="0" w:line="276" w:lineRule="auto"/>
+        <w:spacing w:after="120" w:before="0"/>
         <w:jc w:val="both"/>
       </w:pPr>
       <w:r>
@@ -4518,7 +4518,7 @@
     </w:p>
     <w:p>
       <w:pPr>
-        <w:spacing w:after="120" w:before="0" w:line="276" w:lineRule="auto"/>
+        <w:spacing w:after="120" w:before="0"/>
         <w:jc w:val="both"/>
       </w:pPr>
       <w:r>
@@ -4535,7 +4535,7 @@
     </w:p>
     <w:p>
       <w:pPr>
-        <w:spacing w:after="120" w:before="0" w:line="276" w:lineRule="auto"/>
+        <w:spacing w:after="120" w:before="0"/>
         <w:jc w:val="both"/>
       </w:pPr>
       <w:r>
@@ -4552,7 +4552,7 @@
     </w:p>
     <w:p>
       <w:pPr>
-        <w:spacing w:after="120" w:before="0" w:line="276" w:lineRule="auto"/>
+        <w:spacing w:after="120" w:before="0"/>
         <w:jc w:val="both"/>
       </w:pPr>
       <w:r>
@@ -4569,7 +4569,7 @@
     </w:p>
     <w:p>
       <w:pPr>
-        <w:spacing w:after="120" w:before="0" w:line="276" w:lineRule="auto"/>
+        <w:spacing w:after="120" w:before="0"/>
         <w:jc w:val="both"/>
       </w:pPr>
       <w:r>
@@ -4586,7 +4586,7 @@
     </w:p>
     <w:p>
       <w:pPr>
-        <w:spacing w:after="120" w:before="0" w:line="276" w:lineRule="auto"/>
+        <w:spacing w:after="120" w:before="0"/>
         <w:jc w:val="both"/>
       </w:pPr>
       <w:r>
@@ -4603,7 +4603,7 @@
     </w:p>
     <w:p>
       <w:pPr>
-        <w:spacing w:after="120" w:before="0" w:line="276" w:lineRule="auto"/>
+        <w:spacing w:after="120" w:before="0"/>
         <w:jc w:val="both"/>
       </w:pPr>
       <w:r>
@@ -4620,7 +4620,7 @@
     </w:p>
     <w:p>
       <w:pPr>
-        <w:spacing w:after="120" w:before="0" w:line="276" w:lineRule="auto"/>
+        <w:spacing w:after="120" w:before="0"/>
         <w:jc w:val="both"/>
       </w:pPr>
       <w:r>
@@ -4637,7 +4637,7 @@
     </w:p>
     <w:p>
       <w:pPr>
-        <w:spacing w:after="120" w:before="0" w:line="276" w:lineRule="auto"/>
+        <w:spacing w:after="120" w:before="0"/>
         <w:jc w:val="both"/>
       </w:pPr>
       <w:r>
@@ -4654,7 +4654,7 @@
     </w:p>
     <w:p>
       <w:pPr>
-        <w:spacing w:after="120" w:before="0" w:line="276" w:lineRule="auto"/>
+        <w:spacing w:after="120" w:before="0"/>
         <w:jc w:val="both"/>
       </w:pPr>
       <w:r>
@@ -4671,7 +4671,7 @@
     </w:p>
     <w:p>
       <w:pPr>
-        <w:spacing w:after="120" w:before="0" w:line="276" w:lineRule="auto"/>
+        <w:spacing w:after="120" w:before="0"/>
         <w:jc w:val="both"/>
       </w:pPr>
       <w:r>
@@ -4688,7 +4688,7 @@
     </w:p>
     <w:p>
       <w:pPr>
-        <w:spacing w:after="120" w:before="0" w:line="276" w:lineRule="auto"/>
+        <w:spacing w:after="120" w:before="0"/>
         <w:jc w:val="both"/>
       </w:pPr>
       <w:r>
@@ -4831,7 +4831,7 @@
     </w:tbl>
     <w:p>
       <w:pPr>
-        <w:spacing w:after="120" w:before="0" w:line="276" w:lineRule="auto"/>
+        <w:spacing w:after="120" w:before="0"/>
         <w:jc w:val="both"/>
       </w:pPr>
       <w:r>
@@ -4848,7 +4848,7 @@
     </w:p>
     <w:p>
       <w:pPr>
-        <w:spacing w:after="120" w:before="0" w:line="276" w:lineRule="auto"/>
+        <w:spacing w:after="120" w:before="0"/>
         <w:jc w:val="both"/>
       </w:pPr>
       <w:r>
@@ -4865,7 +4865,7 @@
     </w:p>
     <w:p>
       <w:pPr>
-        <w:spacing w:after="120" w:before="0" w:line="276" w:lineRule="auto"/>
+        <w:spacing w:after="120" w:before="0"/>
         <w:jc w:val="both"/>
       </w:pPr>
       <w:r>
@@ -4882,7 +4882,7 @@
     </w:p>
     <w:p>
       <w:pPr>
-        <w:spacing w:after="120" w:before="0" w:line="276" w:lineRule="auto"/>
+        <w:spacing w:after="120" w:before="0"/>
         <w:jc w:val="both"/>
       </w:pPr>
       <w:r>
@@ -4899,7 +4899,7 @@
     </w:p>
     <w:p>
       <w:pPr>
-        <w:spacing w:after="120" w:before="0" w:line="276" w:lineRule="auto"/>
+        <w:spacing w:after="120" w:before="0"/>
         <w:jc w:val="both"/>
       </w:pPr>
       <w:r>
@@ -4916,7 +4916,7 @@
     </w:p>
     <w:p>
       <w:pPr>
-        <w:spacing w:after="120" w:before="0" w:line="276" w:lineRule="auto"/>
+        <w:spacing w:after="120" w:before="0"/>
         <w:jc w:val="both"/>
       </w:pPr>
       <w:r>
@@ -4991,7 +4991,7 @@
     </w:tbl>
     <w:p>
       <w:pPr>
-        <w:spacing w:after="120" w:before="0" w:line="276" w:lineRule="auto"/>
+        <w:spacing w:after="120" w:before="0"/>
         <w:jc w:val="both"/>
       </w:pPr>
       <w:r>
@@ -5008,7 +5008,7 @@
     </w:p>
     <w:p>
       <w:pPr>
-        <w:spacing w:after="120" w:before="0" w:line="276" w:lineRule="auto"/>
+        <w:spacing w:after="120" w:before="0"/>
         <w:jc w:val="both"/>
       </w:pPr>
       <w:r>
@@ -5025,7 +5025,7 @@
     </w:p>
     <w:p>
       <w:pPr>
-        <w:spacing w:after="120" w:before="0" w:line="276" w:lineRule="auto"/>
+        <w:spacing w:after="120" w:before="0"/>
         <w:jc w:val="both"/>
       </w:pPr>
       <w:r>
@@ -5042,7 +5042,7 @@
     </w:p>
     <w:p>
       <w:pPr>
-        <w:spacing w:after="120" w:before="0" w:line="276" w:lineRule="auto"/>
+        <w:spacing w:after="120" w:before="0"/>
         <w:jc w:val="both"/>
       </w:pPr>
       <w:r>
@@ -5059,7 +5059,7 @@
     </w:p>
     <w:p>
       <w:pPr>
-        <w:spacing w:after="120" w:before="0" w:line="276" w:lineRule="auto"/>
+        <w:spacing w:after="120" w:before="0"/>
         <w:jc w:val="both"/>
       </w:pPr>
       <w:r>
@@ -5076,7 +5076,7 @@
     </w:p>
     <w:p>
       <w:pPr>
-        <w:spacing w:after="120" w:before="0" w:line="276" w:lineRule="auto"/>
+        <w:spacing w:after="120" w:before="0"/>
         <w:jc w:val="both"/>
       </w:pPr>
       <w:r>
@@ -5093,7 +5093,7 @@
     </w:p>
     <w:p>
       <w:pPr>
-        <w:spacing w:after="120" w:before="0" w:line="276" w:lineRule="auto"/>
+        <w:spacing w:after="120" w:before="0"/>
         <w:jc w:val="both"/>
       </w:pPr>
       <w:r>
@@ -5110,7 +5110,7 @@
     </w:p>
     <w:p>
       <w:pPr>
-        <w:spacing w:after="120" w:before="0" w:line="276" w:lineRule="auto"/>
+        <w:spacing w:after="120" w:before="0"/>
         <w:jc w:val="both"/>
       </w:pPr>
       <w:r>
@@ -5271,7 +5271,7 @@
     </w:p>
     <w:p>
       <w:pPr>
-        <w:spacing w:after="120" w:before="0" w:line="276" w:lineRule="auto"/>
+        <w:spacing w:after="120" w:before="0"/>
         <w:jc w:val="both"/>
       </w:pPr>
       <w:r>
@@ -5288,7 +5288,7 @@
     </w:p>
     <w:p>
       <w:pPr>
-        <w:spacing w:after="120" w:before="0" w:line="276" w:lineRule="auto"/>
+        <w:spacing w:after="120" w:before="0"/>
         <w:jc w:val="both"/>
       </w:pPr>
       <w:r>
@@ -5305,7 +5305,7 @@
     </w:p>
     <w:p>
       <w:pPr>
-        <w:spacing w:after="120" w:before="0" w:line="276" w:lineRule="auto"/>
+        <w:spacing w:after="120" w:before="0"/>
         <w:jc w:val="both"/>
       </w:pPr>
       <w:r>
@@ -5338,7 +5338,7 @@
     </w:p>
     <w:p>
       <w:pPr>
-        <w:spacing w:after="120" w:before="0" w:line="276" w:lineRule="auto"/>
+        <w:spacing w:after="120" w:before="0"/>
         <w:jc w:val="both"/>
       </w:pPr>
       <w:r>
@@ -5355,7 +5355,7 @@
     </w:p>
     <w:p>
       <w:pPr>
-        <w:spacing w:after="120" w:before="0" w:line="276" w:lineRule="auto"/>
+        <w:spacing w:after="120" w:before="0"/>
         <w:jc w:val="both"/>
       </w:pPr>
       <w:r>
@@ -5372,7 +5372,7 @@
     </w:p>
     <w:p>
       <w:pPr>
-        <w:spacing w:after="120" w:before="0" w:line="276" w:lineRule="auto"/>
+        <w:spacing w:after="120" w:before="0"/>
         <w:jc w:val="both"/>
       </w:pPr>
       <w:r>
@@ -5389,7 +5389,7 @@
     </w:p>
     <w:p>
       <w:pPr>
-        <w:spacing w:after="120" w:before="0" w:line="276" w:lineRule="auto"/>
+        <w:spacing w:after="120" w:before="0"/>
         <w:jc w:val="both"/>
       </w:pPr>
       <w:r>
@@ -5464,7 +5464,7 @@
     </w:tbl>
     <w:p>
       <w:pPr>
-        <w:spacing w:after="120" w:before="0" w:line="276" w:lineRule="auto"/>
+        <w:spacing w:after="120" w:before="0"/>
         <w:jc w:val="both"/>
       </w:pPr>
       <w:r>
@@ -5481,7 +5481,7 @@
     </w:p>
     <w:p>
       <w:pPr>
-        <w:spacing w:after="120" w:before="0" w:line="276" w:lineRule="auto"/>
+        <w:spacing w:after="120" w:before="0"/>
         <w:jc w:val="both"/>
       </w:pPr>
       <w:r>
@@ -5556,7 +5556,7 @@
     </w:tbl>
     <w:p>
       <w:pPr>
-        <w:spacing w:after="120" w:before="0" w:line="276" w:lineRule="auto"/>
+        <w:spacing w:after="120" w:before="0"/>
         <w:jc w:val="both"/>
       </w:pPr>
       <w:r>
@@ -5573,7 +5573,7 @@
     </w:p>
     <w:p>
       <w:pPr>
-        <w:spacing w:after="120" w:before="0" w:line="276" w:lineRule="auto"/>
+        <w:spacing w:after="120" w:before="0"/>
         <w:jc w:val="both"/>
       </w:pPr>
       <w:r>
@@ -5606,7 +5606,7 @@
     </w:p>
     <w:p>
       <w:pPr>
-        <w:spacing w:after="120" w:before="0" w:line="276" w:lineRule="auto"/>
+        <w:spacing w:after="120" w:before="0"/>
         <w:jc w:val="both"/>
       </w:pPr>
       <w:r>
@@ -5623,7 +5623,7 @@
     </w:p>
     <w:p>
       <w:pPr>
-        <w:spacing w:after="120" w:before="0" w:line="276" w:lineRule="auto"/>
+        <w:spacing w:after="120" w:before="0"/>
         <w:jc w:val="both"/>
       </w:pPr>
       <w:r>
@@ -5640,7 +5640,7 @@
     </w:p>
     <w:p>
       <w:pPr>
-        <w:spacing w:after="120" w:before="0" w:line="276" w:lineRule="auto"/>
+        <w:spacing w:after="120" w:before="0"/>
         <w:jc w:val="both"/>
       </w:pPr>
       <w:r>
@@ -5657,7 +5657,7 @@
     </w:p>
     <w:p>
       <w:pPr>
-        <w:spacing w:after="120" w:before="0" w:line="276" w:lineRule="auto"/>
+        <w:spacing w:after="120" w:before="0"/>
         <w:jc w:val="both"/>
       </w:pPr>
       <w:r>
@@ -5732,7 +5732,7 @@
     </w:tbl>
     <w:p>
       <w:pPr>
-        <w:spacing w:after="120" w:before="0" w:line="276" w:lineRule="auto"/>
+        <w:spacing w:after="120" w:before="0"/>
         <w:jc w:val="both"/>
       </w:pPr>
       <w:r>
@@ -5749,7 +5749,7 @@
     </w:p>
     <w:p>
       <w:pPr>
-        <w:spacing w:after="120" w:before="0" w:line="276" w:lineRule="auto"/>
+        <w:spacing w:after="120" w:before="0"/>
         <w:jc w:val="both"/>
       </w:pPr>
       <w:r>
@@ -5782,7 +5782,7 @@
     </w:p>
     <w:p>
       <w:pPr>
-        <w:spacing w:after="120" w:before="0" w:line="276" w:lineRule="auto"/>
+        <w:spacing w:after="120" w:before="0"/>
         <w:jc w:val="both"/>
       </w:pPr>
       <w:r>
@@ -5799,7 +5799,7 @@
     </w:p>
     <w:p>
       <w:pPr>
-        <w:spacing w:after="120" w:before="0" w:line="276" w:lineRule="auto"/>
+        <w:spacing w:after="120" w:before="0"/>
         <w:jc w:val="both"/>
       </w:pPr>
       <w:r>
@@ -5816,7 +5816,7 @@
     </w:p>
     <w:p>
       <w:pPr>
-        <w:spacing w:after="120" w:before="0" w:line="276" w:lineRule="auto"/>
+        <w:spacing w:after="120" w:before="0"/>
         <w:jc w:val="both"/>
       </w:pPr>
       <w:r>
@@ -5833,7 +5833,7 @@
     </w:p>
     <w:p>
       <w:pPr>
-        <w:spacing w:after="120" w:before="0" w:line="276" w:lineRule="auto"/>
+        <w:spacing w:after="120" w:before="0"/>
         <w:jc w:val="both"/>
       </w:pPr>
       <w:r>
@@ -5850,7 +5850,7 @@
     </w:p>
     <w:p>
       <w:pPr>
-        <w:spacing w:after="120" w:before="0" w:line="276" w:lineRule="auto"/>
+        <w:spacing w:after="120" w:before="0"/>
         <w:jc w:val="both"/>
       </w:pPr>
       <w:r>
@@ -5867,7 +5867,7 @@
     </w:p>
     <w:p>
       <w:pPr>
-        <w:spacing w:after="120" w:before="0" w:line="276" w:lineRule="auto"/>
+        <w:spacing w:after="120" w:before="0"/>
         <w:jc w:val="both"/>
       </w:pPr>
       <w:r>
@@ -5942,7 +5942,7 @@
     </w:tbl>
     <w:p>
       <w:pPr>
-        <w:spacing w:after="120" w:before="0" w:line="276" w:lineRule="auto"/>
+        <w:spacing w:after="120" w:before="0"/>
         <w:jc w:val="both"/>
       </w:pPr>
       <w:r>
@@ -5959,7 +5959,7 @@
     </w:p>
     <w:p>
       <w:pPr>
-        <w:spacing w:after="120" w:before="0" w:line="276" w:lineRule="auto"/>
+        <w:spacing w:after="120" w:before="0"/>
         <w:jc w:val="both"/>
       </w:pPr>
       <w:r>
@@ -5992,7 +5992,7 @@
     </w:p>
     <w:p>
       <w:pPr>
-        <w:spacing w:after="120" w:before="0" w:line="276" w:lineRule="auto"/>
+        <w:spacing w:after="120" w:before="0"/>
         <w:jc w:val="both"/>
       </w:pPr>
       <w:r>
@@ -6009,7 +6009,7 @@
     </w:p>
     <w:p>
       <w:pPr>
-        <w:spacing w:after="120" w:before="0" w:line="276" w:lineRule="auto"/>
+        <w:spacing w:after="120" w:before="0"/>
         <w:jc w:val="both"/>
       </w:pPr>
       <w:r>
@@ -6026,7 +6026,7 @@
     </w:p>
     <w:p>
       <w:pPr>
-        <w:spacing w:after="120" w:before="0" w:line="276" w:lineRule="auto"/>
+        <w:spacing w:after="120" w:before="0"/>
         <w:jc w:val="both"/>
       </w:pPr>
       <w:r>
@@ -6043,7 +6043,7 @@
     </w:p>
     <w:p>
       <w:pPr>
-        <w:spacing w:after="120" w:before="0" w:line="276" w:lineRule="auto"/>
+        <w:spacing w:after="120" w:before="0"/>
         <w:jc w:val="both"/>
       </w:pPr>
       <w:r>
@@ -6076,7 +6076,7 @@
     </w:p>
     <w:p>
       <w:pPr>
-        <w:spacing w:after="120" w:before="0" w:line="276" w:lineRule="auto"/>
+        <w:spacing w:after="120" w:before="0"/>
         <w:jc w:val="both"/>
       </w:pPr>
       <w:r>
@@ -6093,7 +6093,7 @@
     </w:p>
     <w:p>
       <w:pPr>
-        <w:spacing w:after="120" w:before="0" w:line="276" w:lineRule="auto"/>
+        <w:spacing w:after="120" w:before="0"/>
         <w:jc w:val="both"/>
       </w:pPr>
       <w:r>
@@ -6110,7 +6110,7 @@
     </w:p>
     <w:p>
       <w:pPr>
-        <w:spacing w:after="120" w:before="0" w:line="276" w:lineRule="auto"/>
+        <w:spacing w:after="120" w:before="0"/>
         <w:jc w:val="both"/>
       </w:pPr>
       <w:r>
@@ -6127,7 +6127,7 @@
     </w:p>
     <w:p>
       <w:pPr>
-        <w:spacing w:after="120" w:before="0" w:line="276" w:lineRule="auto"/>
+        <w:spacing w:after="120" w:before="0"/>
         <w:jc w:val="both"/>
       </w:pPr>
       <w:r>
@@ -6144,7 +6144,7 @@
     </w:p>
     <w:p>
       <w:pPr>
-        <w:spacing w:after="120" w:before="0" w:line="276" w:lineRule="auto"/>
+        <w:spacing w:after="120" w:before="0"/>
         <w:jc w:val="both"/>
       </w:pPr>
       <w:r>
@@ -6339,7 +6339,7 @@
     </w:p>
     <w:p>
       <w:pPr>
-        <w:spacing w:after="120" w:before="0" w:line="276" w:lineRule="auto"/>
+        <w:spacing w:after="120" w:before="0"/>
         <w:jc w:val="both"/>
       </w:pPr>
       <w:r>
@@ -6356,7 +6356,7 @@
     </w:p>
     <w:p>
       <w:pPr>
-        <w:spacing w:after="120" w:before="0" w:line="276" w:lineRule="auto"/>
+        <w:spacing w:after="120" w:before="0"/>
         <w:jc w:val="both"/>
       </w:pPr>
       <w:r>
@@ -6373,7 +6373,7 @@
     </w:p>
     <w:p>
       <w:pPr>
-        <w:spacing w:after="120" w:before="0" w:line="276" w:lineRule="auto"/>
+        <w:spacing w:after="120" w:before="0"/>
         <w:jc w:val="both"/>
       </w:pPr>
       <w:r>
@@ -6390,7 +6390,7 @@
     </w:p>
     <w:p>
       <w:pPr>
-        <w:spacing w:after="120" w:before="0" w:line="276" w:lineRule="auto"/>
+        <w:spacing w:after="120" w:before="0"/>
         <w:jc w:val="both"/>
       </w:pPr>
       <w:r>
@@ -6407,7 +6407,7 @@
     </w:p>
     <w:p>
       <w:pPr>
-        <w:spacing w:after="120" w:before="0" w:line="276" w:lineRule="auto"/>
+        <w:spacing w:after="120" w:before="0"/>
         <w:jc w:val="both"/>
       </w:pPr>
       <w:r>
@@ -6424,7 +6424,7 @@
     </w:p>
     <w:p>
       <w:pPr>
-        <w:spacing w:after="120" w:before="0" w:line="276" w:lineRule="auto"/>
+        <w:spacing w:after="120" w:before="0"/>
         <w:jc w:val="both"/>
       </w:pPr>
       <w:r>
@@ -6441,7 +6441,7 @@
     </w:p>
     <w:p>
       <w:pPr>
-        <w:spacing w:after="120" w:before="0" w:line="276" w:lineRule="auto"/>
+        <w:spacing w:after="120" w:before="0"/>
         <w:jc w:val="both"/>
       </w:pPr>
       <w:r>
@@ -6458,7 +6458,7 @@
     </w:p>
     <w:p>
       <w:pPr>
-        <w:spacing w:after="120" w:before="0" w:line="276" w:lineRule="auto"/>
+        <w:spacing w:after="120" w:before="0"/>
         <w:jc w:val="both"/>
       </w:pPr>
       <w:r>
@@ -6475,7 +6475,7 @@
     </w:p>
     <w:p>
       <w:pPr>
-        <w:spacing w:after="120" w:before="0" w:line="276" w:lineRule="auto"/>
+        <w:spacing w:after="120" w:before="0"/>
         <w:jc w:val="both"/>
       </w:pPr>
       <w:r>
@@ -6584,7 +6584,7 @@
     </w:tbl>
     <w:p>
       <w:pPr>
-        <w:spacing w:after="120" w:before="0" w:line="276" w:lineRule="auto"/>
+        <w:spacing w:after="120" w:before="0"/>
         <w:jc w:val="both"/>
       </w:pPr>
       <w:r>
@@ -6601,7 +6601,7 @@
     </w:p>
     <w:p>
       <w:pPr>
-        <w:spacing w:after="120" w:before="0" w:line="276" w:lineRule="auto"/>
+        <w:spacing w:after="120" w:before="0"/>
         <w:jc w:val="both"/>
       </w:pPr>
       <w:r>
@@ -6692,7 +6692,7 @@
     </w:p>
     <w:p>
       <w:pPr>
-        <w:spacing w:after="120" w:before="0" w:line="276" w:lineRule="auto"/>
+        <w:spacing w:after="120" w:before="0"/>
         <w:jc w:val="both"/>
       </w:pPr>
       <w:r>
@@ -6709,7 +6709,7 @@
     </w:p>
     <w:p>
       <w:pPr>
-        <w:spacing w:after="120" w:before="0" w:line="276" w:lineRule="auto"/>
+        <w:spacing w:after="120" w:before="0"/>
         <w:jc w:val="both"/>
       </w:pPr>
       <w:r>
@@ -6726,7 +6726,7 @@
     </w:p>
     <w:p>
       <w:pPr>
-        <w:spacing w:after="120" w:before="0" w:line="276" w:lineRule="auto"/>
+        <w:spacing w:after="120" w:before="0"/>
         <w:jc w:val="both"/>
       </w:pPr>
       <w:r>
@@ -6743,7 +6743,7 @@
     </w:p>
     <w:p>
       <w:pPr>
-        <w:spacing w:after="120" w:before="0" w:line="276" w:lineRule="auto"/>
+        <w:spacing w:after="120" w:before="0"/>
         <w:jc w:val="both"/>
       </w:pPr>
       <w:r>
@@ -6760,7 +6760,7 @@
     </w:p>
     <w:p>
       <w:pPr>
-        <w:spacing w:after="120" w:before="0" w:line="276" w:lineRule="auto"/>
+        <w:spacing w:after="120" w:before="0"/>
         <w:jc w:val="both"/>
       </w:pPr>
       <w:r>
@@ -6777,7 +6777,7 @@
     </w:p>
     <w:p>
       <w:pPr>
-        <w:spacing w:after="120" w:before="0" w:line="276" w:lineRule="auto"/>
+        <w:spacing w:after="120" w:before="0"/>
         <w:jc w:val="both"/>
       </w:pPr>
       <w:r>
@@ -6794,7 +6794,7 @@
     </w:p>
     <w:p>
       <w:pPr>
-        <w:spacing w:after="120" w:before="0" w:line="276" w:lineRule="auto"/>
+        <w:spacing w:after="120" w:before="0"/>
         <w:jc w:val="both"/>
       </w:pPr>
       <w:r>
@@ -6827,7 +6827,7 @@
     </w:p>
     <w:p>
       <w:pPr>
-        <w:spacing w:after="120" w:before="0" w:line="276" w:lineRule="auto"/>
+        <w:spacing w:after="120" w:before="0"/>
         <w:jc w:val="both"/>
       </w:pPr>
       <w:r>
@@ -6844,7 +6844,7 @@
     </w:p>
     <w:p>
       <w:pPr>
-        <w:spacing w:after="120" w:before="0" w:line="276" w:lineRule="auto"/>
+        <w:spacing w:after="120" w:before="0"/>
         <w:jc w:val="both"/>
       </w:pPr>
       <w:r>
@@ -6861,7 +6861,7 @@
     </w:p>
     <w:p>
       <w:pPr>
-        <w:spacing w:after="120" w:before="0" w:line="276" w:lineRule="auto"/>
+        <w:spacing w:after="120" w:before="0"/>
         <w:jc w:val="both"/>
       </w:pPr>
       <w:r>
@@ -6878,7 +6878,7 @@
     </w:p>
     <w:p>
       <w:pPr>
-        <w:spacing w:after="120" w:before="0" w:line="276" w:lineRule="auto"/>
+        <w:spacing w:after="120" w:before="0"/>
         <w:jc w:val="both"/>
       </w:pPr>
       <w:r>
@@ -6895,7 +6895,7 @@
     </w:p>
     <w:p>
       <w:pPr>
-        <w:spacing w:after="120" w:before="0" w:line="276" w:lineRule="auto"/>
+        <w:spacing w:after="120" w:before="0"/>
         <w:jc w:val="both"/>
       </w:pPr>
       <w:r>
@@ -6912,7 +6912,7 @@
     </w:p>
     <w:p>
       <w:pPr>
-        <w:spacing w:after="120" w:before="0" w:line="276" w:lineRule="auto"/>
+        <w:spacing w:after="120" w:before="0"/>
         <w:jc w:val="both"/>
       </w:pPr>
       <w:r>
@@ -6929,7 +6929,7 @@
     </w:p>
     <w:p>
       <w:pPr>
-        <w:spacing w:after="120" w:before="0" w:line="276" w:lineRule="auto"/>
+        <w:spacing w:after="120" w:before="0"/>
         <w:jc w:val="both"/>
       </w:pPr>
       <w:r>
@@ -6962,7 +6962,7 @@
     </w:p>
     <w:p>
       <w:pPr>
-        <w:spacing w:after="120" w:before="0" w:line="276" w:lineRule="auto"/>
+        <w:spacing w:after="120" w:before="0"/>
         <w:jc w:val="both"/>
       </w:pPr>
       <w:r>
@@ -6979,7 +6979,7 @@
     </w:p>
     <w:p>
       <w:pPr>
-        <w:spacing w:after="120" w:before="0" w:line="276" w:lineRule="auto"/>
+        <w:spacing w:after="120" w:before="0"/>
         <w:jc w:val="both"/>
       </w:pPr>
       <w:r>
@@ -6996,7 +6996,7 @@
     </w:p>
     <w:p>
       <w:pPr>
-        <w:spacing w:after="120" w:before="0" w:line="276" w:lineRule="auto"/>
+        <w:spacing w:after="120" w:before="0"/>
         <w:jc w:val="both"/>
       </w:pPr>
       <w:r>
@@ -7013,7 +7013,7 @@
     </w:p>
     <w:p>
       <w:pPr>
-        <w:spacing w:after="120" w:before="0" w:line="276" w:lineRule="auto"/>
+        <w:spacing w:after="120" w:before="0"/>
         <w:jc w:val="both"/>
       </w:pPr>
       <w:r>
@@ -7030,7 +7030,7 @@
     </w:p>
     <w:p>
       <w:pPr>
-        <w:spacing w:after="120" w:before="0" w:line="276" w:lineRule="auto"/>
+        <w:spacing w:after="120" w:before="0"/>
         <w:jc w:val="both"/>
       </w:pPr>
       <w:r>
@@ -7047,7 +7047,7 @@
     </w:p>
     <w:p>
       <w:pPr>
-        <w:spacing w:after="120" w:before="0" w:line="276" w:lineRule="auto"/>
+        <w:spacing w:after="120" w:before="0"/>
         <w:jc w:val="both"/>
       </w:pPr>
       <w:r>
@@ -7064,7 +7064,7 @@
     </w:p>
     <w:p>
       <w:pPr>
-        <w:spacing w:after="120" w:before="0" w:line="276" w:lineRule="auto"/>
+        <w:spacing w:after="120" w:before="0"/>
         <w:jc w:val="both"/>
       </w:pPr>
       <w:r>
@@ -7081,7 +7081,7 @@
     </w:p>
     <w:p>
       <w:pPr>
-        <w:spacing w:after="120" w:before="0" w:line="276" w:lineRule="auto"/>
+        <w:spacing w:after="120" w:before="0"/>
         <w:jc w:val="both"/>
       </w:pPr>
       <w:r>
@@ -7098,7 +7098,7 @@
     </w:p>
     <w:p>
       <w:pPr>
-        <w:spacing w:after="120" w:before="0" w:line="276" w:lineRule="auto"/>
+        <w:spacing w:after="120" w:before="0"/>
         <w:jc w:val="both"/>
       </w:pPr>
       <w:r>
@@ -7115,7 +7115,7 @@
     </w:p>
     <w:p>
       <w:pPr>
-        <w:spacing w:after="120" w:before="0" w:line="276" w:lineRule="auto"/>
+        <w:spacing w:after="120" w:before="0"/>
         <w:jc w:val="both"/>
       </w:pPr>
       <w:r>
@@ -7148,7 +7148,7 @@
     </w:p>
     <w:p>
       <w:pPr>
-        <w:spacing w:after="120" w:before="0" w:line="276" w:lineRule="auto"/>
+        <w:spacing w:after="120" w:before="0"/>
         <w:jc w:val="both"/>
       </w:pPr>
       <w:r>
@@ -7223,7 +7223,7 @@
     </w:tbl>
     <w:p>
       <w:pPr>
-        <w:spacing w:after="120" w:before="0" w:line="276" w:lineRule="auto"/>
+        <w:spacing w:after="120" w:before="0"/>
         <w:jc w:val="both"/>
       </w:pPr>
       <w:r>
@@ -7240,7 +7240,7 @@
     </w:p>
     <w:p>
       <w:pPr>
-        <w:spacing w:after="120" w:before="0" w:line="276" w:lineRule="auto"/>
+        <w:spacing w:after="120" w:before="0"/>
         <w:jc w:val="both"/>
       </w:pPr>
       <w:r>
@@ -7257,7 +7257,7 @@
     </w:p>
     <w:p>
       <w:pPr>
-        <w:spacing w:after="120" w:before="0" w:line="276" w:lineRule="auto"/>
+        <w:spacing w:after="120" w:before="0"/>
         <w:jc w:val="both"/>
       </w:pPr>
       <w:r>
@@ -7274,7 +7274,7 @@
     </w:p>
     <w:p>
       <w:pPr>
-        <w:spacing w:after="120" w:before="0" w:line="276" w:lineRule="auto"/>
+        <w:spacing w:after="120" w:before="0"/>
         <w:jc w:val="both"/>
       </w:pPr>
       <w:r>
@@ -7307,7 +7307,7 @@
     </w:p>
     <w:p>
       <w:pPr>
-        <w:spacing w:after="120" w:before="0" w:line="276" w:lineRule="auto"/>
+        <w:spacing w:after="120" w:before="0"/>
         <w:jc w:val="both"/>
       </w:pPr>
       <w:r>
@@ -7324,7 +7324,7 @@
     </w:p>
     <w:p>
       <w:pPr>
-        <w:spacing w:after="120" w:before="0" w:line="276" w:lineRule="auto"/>
+        <w:spacing w:after="120" w:before="0"/>
         <w:jc w:val="both"/>
       </w:pPr>
       <w:r>
@@ -7341,7 +7341,7 @@
     </w:p>
     <w:p>
       <w:pPr>
-        <w:spacing w:after="120" w:before="0" w:line="276" w:lineRule="auto"/>
+        <w:spacing w:after="120" w:before="0"/>
         <w:jc w:val="both"/>
       </w:pPr>
       <w:r>
@@ -7358,7 +7358,7 @@
     </w:p>
     <w:p>
       <w:pPr>
-        <w:spacing w:after="120" w:before="0" w:line="276" w:lineRule="auto"/>
+        <w:spacing w:after="120" w:before="0"/>
         <w:jc w:val="both"/>
       </w:pPr>
       <w:r>
@@ -7375,7 +7375,7 @@
     </w:p>
     <w:p>
       <w:pPr>
-        <w:spacing w:after="120" w:before="0" w:line="276" w:lineRule="auto"/>
+        <w:spacing w:after="120" w:before="0"/>
         <w:jc w:val="both"/>
       </w:pPr>
       <w:r>
@@ -7570,7 +7570,7 @@
     </w:p>
     <w:p>
       <w:pPr>
-        <w:spacing w:after="120" w:before="0" w:line="276" w:lineRule="auto"/>
+        <w:spacing w:after="120" w:before="0"/>
         <w:jc w:val="both"/>
       </w:pPr>
       <w:r>
@@ -7587,7 +7587,7 @@
     </w:p>
     <w:p>
       <w:pPr>
-        <w:spacing w:after="120" w:before="0" w:line="276" w:lineRule="auto"/>
+        <w:spacing w:after="120" w:before="0"/>
         <w:jc w:val="both"/>
       </w:pPr>
       <w:r>
@@ -7604,7 +7604,7 @@
     </w:p>
     <w:p>
       <w:pPr>
-        <w:spacing w:after="120" w:before="0" w:line="276" w:lineRule="auto"/>
+        <w:spacing w:after="120" w:before="0"/>
         <w:jc w:val="both"/>
       </w:pPr>
       <w:r>
@@ -7621,7 +7621,7 @@
     </w:p>
     <w:p>
       <w:pPr>
-        <w:spacing w:after="120" w:before="0" w:line="276" w:lineRule="auto"/>
+        <w:spacing w:after="120" w:before="0"/>
         <w:jc w:val="both"/>
       </w:pPr>
       <w:r>
@@ -7654,7 +7654,7 @@
     </w:p>
     <w:p>
       <w:pPr>
-        <w:spacing w:after="120" w:before="0" w:line="276" w:lineRule="auto"/>
+        <w:spacing w:after="120" w:before="0"/>
         <w:jc w:val="both"/>
       </w:pPr>
       <w:r>
@@ -7671,7 +7671,7 @@
     </w:p>
     <w:p>
       <w:pPr>
-        <w:spacing w:after="120" w:before="0" w:line="276" w:lineRule="auto"/>
+        <w:spacing w:after="120" w:before="0"/>
         <w:jc w:val="both"/>
       </w:pPr>
       <w:r>
@@ -7688,7 +7688,7 @@
     </w:p>
     <w:p>
       <w:pPr>
-        <w:spacing w:after="120" w:before="0" w:line="276" w:lineRule="auto"/>
+        <w:spacing w:after="120" w:before="0"/>
         <w:jc w:val="both"/>
       </w:pPr>
       <w:r>
@@ -7705,7 +7705,7 @@
     </w:p>
     <w:p>
       <w:pPr>
-        <w:spacing w:after="120" w:before="0" w:line="276" w:lineRule="auto"/>
+        <w:spacing w:after="120" w:before="0"/>
         <w:jc w:val="both"/>
       </w:pPr>
       <w:r>
@@ -7722,7 +7722,7 @@
     </w:p>
     <w:p>
       <w:pPr>
-        <w:spacing w:after="120" w:before="0" w:line="276" w:lineRule="auto"/>
+        <w:spacing w:after="120" w:before="0"/>
         <w:jc w:val="both"/>
       </w:pPr>
       <w:r>
@@ -7739,7 +7739,7 @@
     </w:p>
     <w:p>
       <w:pPr>
-        <w:spacing w:after="120" w:before="0" w:line="276" w:lineRule="auto"/>
+        <w:spacing w:after="120" w:before="0"/>
         <w:jc w:val="both"/>
       </w:pPr>
       <w:r>
@@ -7814,7 +7814,7 @@
     </w:tbl>
     <w:p>
       <w:pPr>
-        <w:spacing w:after="120" w:before="0" w:line="276" w:lineRule="auto"/>
+        <w:spacing w:after="120" w:before="0"/>
         <w:jc w:val="both"/>
       </w:pPr>
       <w:r>
@@ -7831,7 +7831,7 @@
     </w:p>
     <w:p>
       <w:pPr>
-        <w:spacing w:after="120" w:before="0" w:line="276" w:lineRule="auto"/>
+        <w:spacing w:after="120" w:before="0"/>
         <w:jc w:val="both"/>
       </w:pPr>
       <w:r>
@@ -7848,7 +7848,7 @@
     </w:p>
     <w:p>
       <w:pPr>
-        <w:spacing w:after="120" w:before="0" w:line="276" w:lineRule="auto"/>
+        <w:spacing w:after="120" w:before="0"/>
         <w:jc w:val="both"/>
       </w:pPr>
       <w:r>
@@ -7865,7 +7865,7 @@
     </w:p>
     <w:p>
       <w:pPr>
-        <w:spacing w:after="120" w:before="0" w:line="276" w:lineRule="auto"/>
+        <w:spacing w:after="120" w:before="0"/>
         <w:jc w:val="both"/>
       </w:pPr>
       <w:r>
@@ -7940,7 +7940,7 @@
     </w:tbl>
     <w:p>
       <w:pPr>
-        <w:spacing w:after="120" w:before="0" w:line="276" w:lineRule="auto"/>
+        <w:spacing w:after="120" w:before="0"/>
         <w:jc w:val="both"/>
       </w:pPr>
       <w:r>
@@ -7973,7 +7973,7 @@
     </w:p>
     <w:p>
       <w:pPr>
-        <w:spacing w:after="120" w:before="0" w:line="276" w:lineRule="auto"/>
+        <w:spacing w:after="120" w:before="0"/>
         <w:jc w:val="both"/>
       </w:pPr>
       <w:r>
@@ -8001,7 +8001,7 @@
     </w:p>
     <w:p>
       <w:pPr>
-        <w:spacing w:after="120" w:before="0" w:line="276" w:lineRule="auto"/>
+        <w:spacing w:after="120" w:before="0"/>
         <w:jc w:val="both"/>
       </w:pPr>
       <w:r>
@@ -8018,7 +8018,7 @@
     </w:p>
     <w:p>
       <w:pPr>
-        <w:spacing w:after="120" w:before="0" w:line="276" w:lineRule="auto"/>
+        <w:spacing w:after="120" w:before="0"/>
         <w:jc w:val="both"/>
       </w:pPr>
       <w:r>
@@ -8046,7 +8046,7 @@
     </w:p>
     <w:p>
       <w:pPr>
-        <w:spacing w:after="120" w:before="0" w:line="276" w:lineRule="auto"/>
+        <w:spacing w:after="120" w:before="0"/>
         <w:jc w:val="both"/>
       </w:pPr>
       <w:r>
@@ -8063,7 +8063,7 @@
     </w:p>
     <w:p>
       <w:pPr>
-        <w:spacing w:after="120" w:before="0" w:line="276" w:lineRule="auto"/>
+        <w:spacing w:after="120" w:before="0"/>
         <w:jc w:val="both"/>
       </w:pPr>
       <w:r>
@@ -8080,7 +8080,7 @@
     </w:p>
     <w:p>
       <w:pPr>
-        <w:spacing w:after="120" w:before="0" w:line="276" w:lineRule="auto"/>
+        <w:spacing w:after="120" w:before="0"/>
         <w:jc w:val="both"/>
       </w:pPr>
       <w:r>
@@ -8097,7 +8097,7 @@
     </w:p>
     <w:p>
       <w:pPr>
-        <w:spacing w:after="120" w:before="0" w:line="276" w:lineRule="auto"/>
+        <w:spacing w:after="120" w:before="0"/>
         <w:jc w:val="both"/>
       </w:pPr>
       <w:r>
@@ -8114,7 +8114,7 @@
     </w:p>
     <w:p>
       <w:pPr>
-        <w:spacing w:after="120" w:before="0" w:line="276" w:lineRule="auto"/>
+        <w:spacing w:after="120" w:before="0"/>
         <w:jc w:val="both"/>
       </w:pPr>
       <w:r>
@@ -8158,7 +8158,7 @@
     </w:p>
     <w:p>
       <w:pPr>
-        <w:spacing w:after="120" w:before="0" w:line="276" w:lineRule="auto"/>
+        <w:spacing w:after="120" w:before="0"/>
         <w:jc w:val="both"/>
       </w:pPr>
       <w:r>
@@ -8191,7 +8191,7 @@
     </w:p>
     <w:p>
       <w:pPr>
-        <w:spacing w:after="120" w:before="0" w:line="276" w:lineRule="auto"/>
+        <w:spacing w:after="120" w:before="0"/>
         <w:jc w:val="both"/>
       </w:pPr>
       <w:r>
@@ -8224,7 +8224,7 @@
     </w:p>
     <w:p>
       <w:pPr>
-        <w:spacing w:after="120" w:before="0" w:line="276" w:lineRule="auto"/>
+        <w:spacing w:after="120" w:before="0"/>
         <w:jc w:val="both"/>
       </w:pPr>
       <w:r>
@@ -8241,7 +8241,7 @@
     </w:p>
     <w:p>
       <w:pPr>
-        <w:spacing w:after="120" w:before="0" w:line="276" w:lineRule="auto"/>
+        <w:spacing w:after="120" w:before="0"/>
         <w:jc w:val="both"/>
       </w:pPr>
       <w:r>
@@ -8274,7 +8274,7 @@
     </w:p>
     <w:p>
       <w:pPr>
-        <w:spacing w:after="120" w:before="0" w:line="276" w:lineRule="auto"/>
+        <w:spacing w:after="120" w:before="0"/>
         <w:jc w:val="both"/>
       </w:pPr>
       <w:r>
@@ -8307,7 +8307,7 @@
     </w:p>
     <w:p>
       <w:pPr>
-        <w:spacing w:after="120" w:before="0" w:line="276" w:lineRule="auto"/>
+        <w:spacing w:after="120" w:before="0"/>
         <w:jc w:val="both"/>
       </w:pPr>
       <w:r>
@@ -8324,7 +8324,7 @@
     </w:p>
     <w:p>
       <w:pPr>
-        <w:spacing w:after="120" w:before="0" w:line="276" w:lineRule="auto"/>
+        <w:spacing w:after="120" w:before="0"/>
         <w:jc w:val="both"/>
       </w:pPr>
       <w:r>
@@ -8357,7 +8357,7 @@
     </w:p>
     <w:p>
       <w:pPr>
-        <w:spacing w:after="120" w:before="0" w:line="276" w:lineRule="auto"/>
+        <w:spacing w:after="120" w:before="0"/>
         <w:jc w:val="both"/>
       </w:pPr>
       <w:r>
@@ -8374,7 +8374,7 @@
     </w:p>
     <w:p>
       <w:pPr>
-        <w:spacing w:after="120" w:before="0" w:line="276" w:lineRule="auto"/>
+        <w:spacing w:after="120" w:before="0"/>
         <w:jc w:val="both"/>
       </w:pPr>
       <w:r>
@@ -8391,7 +8391,7 @@
     </w:p>
     <w:p>
       <w:pPr>
-        <w:spacing w:after="120" w:before="0" w:line="276" w:lineRule="auto"/>
+        <w:spacing w:after="120" w:before="0"/>
         <w:jc w:val="both"/>
       </w:pPr>
       <w:r>
@@ -8408,7 +8408,7 @@
     </w:p>
     <w:p>
       <w:pPr>
-        <w:spacing w:after="120" w:before="0" w:line="276" w:lineRule="auto"/>
+        <w:spacing w:after="120" w:before="0"/>
         <w:jc w:val="both"/>
       </w:pPr>
       <w:r>
@@ -8425,7 +8425,7 @@
     </w:p>
     <w:p>
       <w:pPr>
-        <w:spacing w:after="120" w:before="0" w:line="276" w:lineRule="auto"/>
+        <w:spacing w:after="120" w:before="0"/>
         <w:jc w:val="both"/>
       </w:pPr>
       <w:r>
@@ -8442,7 +8442,7 @@
     </w:p>
     <w:p>
       <w:pPr>
-        <w:spacing w:after="120" w:before="0" w:line="276" w:lineRule="auto"/>
+        <w:spacing w:after="120" w:before="0"/>
         <w:jc w:val="both"/>
       </w:pPr>
       <w:r>
@@ -8459,7 +8459,7 @@
     </w:p>
     <w:p>
       <w:pPr>
-        <w:spacing w:after="120" w:before="0" w:line="276" w:lineRule="auto"/>
+        <w:spacing w:after="120" w:before="0"/>
         <w:jc w:val="both"/>
       </w:pPr>
       <w:r>
@@ -8476,7 +8476,7 @@
     </w:p>
     <w:p>
       <w:pPr>
-        <w:spacing w:after="120" w:before="0" w:line="276" w:lineRule="auto"/>
+        <w:spacing w:after="120" w:before="0"/>
         <w:jc w:val="both"/>
       </w:pPr>
       <w:r>
@@ -8493,7 +8493,7 @@
     </w:p>
     <w:p>
       <w:pPr>
-        <w:spacing w:after="120" w:before="0" w:line="276" w:lineRule="auto"/>
+        <w:spacing w:after="120" w:before="0"/>
         <w:jc w:val="both"/>
       </w:pPr>
       <w:r>
@@ -8510,7 +8510,7 @@
     </w:p>
     <w:p>
       <w:pPr>
-        <w:spacing w:after="120" w:before="0" w:line="276" w:lineRule="auto"/>
+        <w:spacing w:after="120" w:before="0"/>
         <w:jc w:val="both"/>
       </w:pPr>
       <w:r>
@@ -8527,7 +8527,7 @@
     </w:p>
     <w:p>
       <w:pPr>
-        <w:spacing w:after="120" w:before="0" w:line="276" w:lineRule="auto"/>
+        <w:spacing w:after="120" w:before="0"/>
         <w:jc w:val="both"/>
       </w:pPr>
       <w:r>
@@ -8544,7 +8544,7 @@
     </w:p>
     <w:p>
       <w:pPr>
-        <w:spacing w:after="120" w:before="0" w:line="276" w:lineRule="auto"/>
+        <w:spacing w:after="120" w:before="0"/>
         <w:jc w:val="both"/>
       </w:pPr>
       <w:r>
@@ -8739,7 +8739,7 @@
     </w:p>
     <w:p>
       <w:pPr>
-        <w:spacing w:after="120" w:before="0" w:line="276" w:lineRule="auto"/>
+        <w:spacing w:after="120" w:before="0"/>
         <w:jc w:val="both"/>
       </w:pPr>
       <w:r>
@@ -8756,7 +8756,7 @@
     </w:p>
     <w:p>
       <w:pPr>
-        <w:spacing w:after="120" w:before="0" w:line="276" w:lineRule="auto"/>
+        <w:spacing w:after="120" w:before="0"/>
         <w:jc w:val="both"/>
       </w:pPr>
       <w:r>
@@ -8773,7 +8773,7 @@
     </w:p>
     <w:p>
       <w:pPr>
-        <w:spacing w:after="120" w:before="0" w:line="276" w:lineRule="auto"/>
+        <w:spacing w:after="120" w:before="0"/>
         <w:jc w:val="both"/>
       </w:pPr>
       <w:r>
@@ -8790,7 +8790,7 @@
     </w:p>
     <w:p>
       <w:pPr>
-        <w:spacing w:after="120" w:before="0" w:line="276" w:lineRule="auto"/>
+        <w:spacing w:after="120" w:before="0"/>
         <w:jc w:val="both"/>
       </w:pPr>
       <w:r>
@@ -8807,7 +8807,7 @@
     </w:p>
     <w:p>
       <w:pPr>
-        <w:spacing w:after="120" w:before="0" w:line="276" w:lineRule="auto"/>
+        <w:spacing w:after="120" w:before="0"/>
         <w:jc w:val="both"/>
       </w:pPr>
       <w:r>
@@ -8824,7 +8824,7 @@
     </w:p>
     <w:p>
       <w:pPr>
-        <w:spacing w:after="120" w:before="0" w:line="276" w:lineRule="auto"/>
+        <w:spacing w:after="120" w:before="0"/>
         <w:jc w:val="both"/>
       </w:pPr>
       <w:r>
@@ -8841,7 +8841,7 @@
     </w:p>
     <w:p>
       <w:pPr>
-        <w:spacing w:after="120" w:before="0" w:line="276" w:lineRule="auto"/>
+        <w:spacing w:after="120" w:before="0"/>
         <w:jc w:val="both"/>
       </w:pPr>
       <w:r>
@@ -8858,7 +8858,7 @@
     </w:p>
     <w:p>
       <w:pPr>
-        <w:spacing w:after="120" w:before="0" w:line="276" w:lineRule="auto"/>
+        <w:spacing w:after="120" w:before="0"/>
         <w:jc w:val="both"/>
       </w:pPr>
       <w:r>
@@ -8875,7 +8875,7 @@
     </w:p>
     <w:p>
       <w:pPr>
-        <w:spacing w:after="120" w:before="0" w:line="276" w:lineRule="auto"/>
+        <w:spacing w:after="120" w:before="0"/>
         <w:jc w:val="both"/>
       </w:pPr>
       <w:r>
@@ -8892,7 +8892,7 @@
     </w:p>
     <w:p>
       <w:pPr>
-        <w:spacing w:after="120" w:before="0" w:line="276" w:lineRule="auto"/>
+        <w:spacing w:after="120" w:before="0"/>
         <w:jc w:val="both"/>
       </w:pPr>
       <w:r>
@@ -8925,7 +8925,7 @@
     </w:p>
     <w:p>
       <w:pPr>
-        <w:spacing w:after="120" w:before="0" w:line="276" w:lineRule="auto"/>
+        <w:spacing w:after="120" w:before="0"/>
         <w:jc w:val="both"/>
       </w:pPr>
       <w:r>
@@ -8942,7 +8942,7 @@
     </w:p>
     <w:p>
       <w:pPr>
-        <w:spacing w:after="120" w:before="0" w:line="276" w:lineRule="auto"/>
+        <w:spacing w:after="120" w:before="0"/>
         <w:jc w:val="both"/>
       </w:pPr>
       <w:r>
@@ -8970,7 +8970,7 @@
     </w:p>
     <w:p>
       <w:pPr>
-        <w:spacing w:after="120" w:before="0" w:line="276" w:lineRule="auto"/>
+        <w:spacing w:after="120" w:before="0"/>
         <w:jc w:val="both"/>
       </w:pPr>
       <w:r>
@@ -8987,7 +8987,7 @@
     </w:p>
     <w:p>
       <w:pPr>
-        <w:spacing w:after="120" w:before="0" w:line="276" w:lineRule="auto"/>
+        <w:spacing w:after="120" w:before="0"/>
         <w:jc w:val="both"/>
       </w:pPr>
       <w:r>
@@ -9004,7 +9004,7 @@
     </w:p>
     <w:p>
       <w:pPr>
-        <w:spacing w:after="120" w:before="0" w:line="276" w:lineRule="auto"/>
+        <w:spacing w:after="120" w:before="0"/>
         <w:jc w:val="both"/>
       </w:pPr>
       <w:r>
@@ -9021,7 +9021,7 @@
     </w:p>
     <w:p>
       <w:pPr>
-        <w:spacing w:after="120" w:before="0" w:line="276" w:lineRule="auto"/>
+        <w:spacing w:after="120" w:before="0"/>
         <w:jc w:val="both"/>
       </w:pPr>
       <w:r>
@@ -9038,7 +9038,7 @@
     </w:p>
     <w:p>
       <w:pPr>
-        <w:spacing w:after="120" w:before="0" w:line="276" w:lineRule="auto"/>
+        <w:spacing w:after="120" w:before="0"/>
         <w:jc w:val="both"/>
       </w:pPr>
       <w:r>
@@ -9055,7 +9055,7 @@
     </w:p>
     <w:p>
       <w:pPr>
-        <w:spacing w:after="120" w:before="0" w:line="276" w:lineRule="auto"/>
+        <w:spacing w:after="120" w:before="0"/>
         <w:jc w:val="both"/>
       </w:pPr>
       <w:r>
@@ -9083,7 +9083,7 @@
     </w:p>
     <w:p>
       <w:pPr>
-        <w:spacing w:after="120" w:before="0" w:line="276" w:lineRule="auto"/>
+        <w:spacing w:after="120" w:before="0"/>
         <w:jc w:val="both"/>
       </w:pPr>
       <w:r>
@@ -9100,7 +9100,7 @@
     </w:p>
     <w:p>
       <w:pPr>
-        <w:spacing w:after="120" w:before="0" w:line="276" w:lineRule="auto"/>
+        <w:spacing w:after="120" w:before="0"/>
         <w:jc w:val="both"/>
       </w:pPr>
       <w:r>
@@ -9128,7 +9128,7 @@
     </w:p>
     <w:p>
       <w:pPr>
-        <w:spacing w:after="120" w:before="0" w:line="276" w:lineRule="auto"/>
+        <w:spacing w:after="120" w:before="0"/>
         <w:jc w:val="both"/>
       </w:pPr>
       <w:r>
@@ -9145,7 +9145,7 @@
     </w:p>
     <w:p>
       <w:pPr>
-        <w:spacing w:after="120" w:before="0" w:line="276" w:lineRule="auto"/>
+        <w:spacing w:after="120" w:before="0"/>
         <w:jc w:val="both"/>
       </w:pPr>
       <w:r>
@@ -9178,7 +9178,7 @@
     </w:p>
     <w:p>
       <w:pPr>
-        <w:spacing w:after="120" w:before="0" w:line="276" w:lineRule="auto"/>
+        <w:spacing w:after="120" w:before="0"/>
         <w:jc w:val="both"/>
       </w:pPr>
       <w:r>
@@ -9195,7 +9195,7 @@
     </w:p>
     <w:p>
       <w:pPr>
-        <w:spacing w:after="120" w:before="0" w:line="276" w:lineRule="auto"/>
+        <w:spacing w:after="120" w:before="0"/>
         <w:jc w:val="both"/>
       </w:pPr>
       <w:r>
@@ -9223,7 +9223,7 @@
     </w:p>
     <w:p>
       <w:pPr>
-        <w:spacing w:after="120" w:before="0" w:line="276" w:lineRule="auto"/>
+        <w:spacing w:after="120" w:before="0"/>
         <w:jc w:val="both"/>
       </w:pPr>
       <w:r>
@@ -9240,7 +9240,7 @@
     </w:p>
     <w:p>
       <w:pPr>
-        <w:spacing w:after="120" w:before="0" w:line="276" w:lineRule="auto"/>
+        <w:spacing w:after="120" w:before="0"/>
         <w:jc w:val="both"/>
       </w:pPr>
       <w:r>
@@ -9257,7 +9257,7 @@
     </w:p>
     <w:p>
       <w:pPr>
-        <w:spacing w:after="120" w:before="0" w:line="276" w:lineRule="auto"/>
+        <w:spacing w:after="120" w:before="0"/>
         <w:jc w:val="both"/>
       </w:pPr>
       <w:r>
@@ -9274,7 +9274,7 @@
     </w:p>
     <w:p>
       <w:pPr>
-        <w:spacing w:after="120" w:before="0" w:line="276" w:lineRule="auto"/>
+        <w:spacing w:after="120" w:before="0"/>
         <w:jc w:val="both"/>
       </w:pPr>
       <w:r>
@@ -9291,7 +9291,7 @@
     </w:p>
     <w:p>
       <w:pPr>
-        <w:spacing w:after="120" w:before="0" w:line="276" w:lineRule="auto"/>
+        <w:spacing w:after="120" w:before="0"/>
         <w:jc w:val="both"/>
       </w:pPr>
       <w:r>
@@ -9319,7 +9319,7 @@
     </w:p>
     <w:p>
       <w:pPr>
-        <w:spacing w:after="120" w:before="0" w:line="276" w:lineRule="auto"/>
+        <w:spacing w:after="120" w:before="0"/>
         <w:jc w:val="both"/>
       </w:pPr>
       <w:r>
@@ -9336,7 +9336,7 @@
     </w:p>
     <w:p>
       <w:pPr>
-        <w:spacing w:after="120" w:before="0" w:line="276" w:lineRule="auto"/>
+        <w:spacing w:after="120" w:before="0"/>
         <w:jc w:val="both"/>
       </w:pPr>
       <w:r>
@@ -9353,7 +9353,7 @@
     </w:p>
     <w:p>
       <w:pPr>
-        <w:spacing w:after="120" w:before="0" w:line="276" w:lineRule="auto"/>
+        <w:spacing w:after="120" w:before="0"/>
         <w:jc w:val="both"/>
       </w:pPr>
       <w:r>
@@ -9381,7 +9381,7 @@
     </w:p>
     <w:p>
       <w:pPr>
-        <w:spacing w:after="120" w:before="0" w:line="276" w:lineRule="auto"/>
+        <w:spacing w:after="120" w:before="0"/>
         <w:jc w:val="both"/>
       </w:pPr>
       <w:r>
@@ -9398,7 +9398,7 @@
     </w:p>
     <w:p>
       <w:pPr>
-        <w:spacing w:after="120" w:before="0" w:line="276" w:lineRule="auto"/>
+        <w:spacing w:after="120" w:before="0"/>
         <w:jc w:val="both"/>
       </w:pPr>
       <w:r>
@@ -9426,7 +9426,7 @@
     </w:p>
     <w:p>
       <w:pPr>
-        <w:spacing w:after="120" w:before="0" w:line="276" w:lineRule="auto"/>
+        <w:spacing w:after="120" w:before="0"/>
         <w:jc w:val="both"/>
       </w:pPr>
       <w:r>
@@ -9459,7 +9459,7 @@
     </w:p>
     <w:p>
       <w:pPr>
-        <w:spacing w:after="120" w:before="0" w:line="276" w:lineRule="auto"/>
+        <w:spacing w:after="120" w:before="0"/>
         <w:jc w:val="both"/>
       </w:pPr>
       <w:r>
@@ -9487,7 +9487,7 @@
     </w:p>
     <w:p>
       <w:pPr>
-        <w:spacing w:after="120" w:before="0" w:line="276" w:lineRule="auto"/>
+        <w:spacing w:after="120" w:before="0"/>
         <w:jc w:val="both"/>
       </w:pPr>
       <w:r>
@@ -9504,7 +9504,7 @@
     </w:p>
     <w:p>
       <w:pPr>
-        <w:spacing w:after="120" w:before="0" w:line="276" w:lineRule="auto"/>
+        <w:spacing w:after="120" w:before="0"/>
         <w:jc w:val="both"/>
       </w:pPr>
       <w:r>
@@ -9521,7 +9521,7 @@
     </w:p>
     <w:p>
       <w:pPr>
-        <w:spacing w:after="120" w:before="0" w:line="276" w:lineRule="auto"/>
+        <w:spacing w:after="120" w:before="0"/>
         <w:jc w:val="both"/>
       </w:pPr>
       <w:r>
@@ -9596,7 +9596,7 @@
     </w:tbl>
     <w:p>
       <w:pPr>
-        <w:spacing w:after="120" w:before="0" w:line="276" w:lineRule="auto"/>
+        <w:spacing w:after="120" w:before="0"/>
         <w:jc w:val="both"/>
       </w:pPr>
       <w:r>
@@ -9613,7 +9613,7 @@
     </w:p>
     <w:p>
       <w:pPr>
-        <w:spacing w:after="120" w:before="0" w:line="276" w:lineRule="auto"/>
+        <w:spacing w:after="120" w:before="0"/>
         <w:jc w:val="both"/>
       </w:pPr>
       <w:r>
@@ -9646,7 +9646,7 @@
     </w:p>
     <w:p>
       <w:pPr>
-        <w:spacing w:after="120" w:before="0" w:line="276" w:lineRule="auto"/>
+        <w:spacing w:after="120" w:before="0"/>
         <w:jc w:val="both"/>
       </w:pPr>
       <w:r>
@@ -9663,7 +9663,7 @@
     </w:p>
     <w:p>
       <w:pPr>
-        <w:spacing w:after="120" w:before="0" w:line="276" w:lineRule="auto"/>
+        <w:spacing w:after="120" w:before="0"/>
         <w:jc w:val="both"/>
       </w:pPr>
       <w:r>
@@ -9680,7 +9680,7 @@
     </w:p>
     <w:p>
       <w:pPr>
-        <w:spacing w:after="120" w:before="0" w:line="276" w:lineRule="auto"/>
+        <w:spacing w:after="120" w:before="0"/>
         <w:jc w:val="both"/>
       </w:pPr>
       <w:r>
@@ -9697,7 +9697,7 @@
     </w:p>
     <w:p>
       <w:pPr>
-        <w:spacing w:after="120" w:before="0" w:line="276" w:lineRule="auto"/>
+        <w:spacing w:after="120" w:before="0"/>
         <w:jc w:val="both"/>
       </w:pPr>
       <w:r>
@@ -9714,7 +9714,7 @@
     </w:p>
     <w:p>
       <w:pPr>
-        <w:spacing w:after="120" w:before="0" w:line="276" w:lineRule="auto"/>
+        <w:spacing w:after="120" w:before="0"/>
         <w:jc w:val="both"/>
       </w:pPr>
       <w:r>
@@ -9747,7 +9747,7 @@
     </w:p>
     <w:p>
       <w:pPr>
-        <w:spacing w:after="120" w:before="0" w:line="276" w:lineRule="auto"/>
+        <w:spacing w:after="120" w:before="0"/>
         <w:jc w:val="both"/>
       </w:pPr>
       <w:r>
@@ -9764,7 +9764,7 @@
     </w:p>
     <w:p>
       <w:pPr>
-        <w:spacing w:after="120" w:before="0" w:line="276" w:lineRule="auto"/>
+        <w:spacing w:after="120" w:before="0"/>
         <w:jc w:val="both"/>
       </w:pPr>
       <w:r>
@@ -9781,7 +9781,7 @@
     </w:p>
     <w:p>
       <w:pPr>
-        <w:spacing w:after="120" w:before="0" w:line="276" w:lineRule="auto"/>
+        <w:spacing w:after="120" w:before="0"/>
         <w:jc w:val="both"/>
       </w:pPr>
       <w:r>
@@ -9798,7 +9798,7 @@
     </w:p>
     <w:p>
       <w:pPr>
-        <w:spacing w:after="120" w:before="0" w:line="276" w:lineRule="auto"/>
+        <w:spacing w:after="120" w:before="0"/>
         <w:jc w:val="both"/>
       </w:pPr>
       <w:r>
@@ -9993,7 +9993,7 @@
     </w:p>
     <w:p>
       <w:pPr>
-        <w:spacing w:after="120" w:before="0" w:line="276" w:lineRule="auto"/>
+        <w:spacing w:after="120" w:before="0"/>
         <w:jc w:val="both"/>
       </w:pPr>
       <w:r>
@@ -10010,7 +10010,7 @@
     </w:p>
     <w:p>
       <w:pPr>
-        <w:spacing w:after="120" w:before="0" w:line="276" w:lineRule="auto"/>
+        <w:spacing w:after="120" w:before="0"/>
         <w:jc w:val="both"/>
       </w:pPr>
       <w:r>
@@ -10027,7 +10027,7 @@
     </w:p>
     <w:p>
       <w:pPr>
-        <w:spacing w:after="120" w:before="0" w:line="276" w:lineRule="auto"/>
+        <w:spacing w:after="120" w:before="0"/>
         <w:jc w:val="both"/>
       </w:pPr>
       <w:r>
@@ -10044,7 +10044,7 @@
     </w:p>
     <w:p>
       <w:pPr>
-        <w:spacing w:after="120" w:before="0" w:line="276" w:lineRule="auto"/>
+        <w:spacing w:after="120" w:before="0"/>
         <w:jc w:val="both"/>
       </w:pPr>
       <w:r>
@@ -10061,7 +10061,7 @@
     </w:p>
     <w:p>
       <w:pPr>
-        <w:spacing w:after="120" w:before="0" w:line="276" w:lineRule="auto"/>
+        <w:spacing w:after="120" w:before="0"/>
         <w:jc w:val="both"/>
       </w:pPr>
       <w:r>
@@ -10136,7 +10136,7 @@
     </w:tbl>
     <w:p>
       <w:pPr>
-        <w:spacing w:after="120" w:before="0" w:line="276" w:lineRule="auto"/>
+        <w:spacing w:after="120" w:before="0"/>
         <w:jc w:val="both"/>
       </w:pPr>
       <w:r>
@@ -10153,7 +10153,7 @@
     </w:p>
     <w:p>
       <w:pPr>
-        <w:spacing w:after="120" w:before="0" w:line="276" w:lineRule="auto"/>
+        <w:spacing w:after="120" w:before="0"/>
         <w:jc w:val="both"/>
       </w:pPr>
       <w:r>
@@ -10170,7 +10170,7 @@
     </w:p>
     <w:p>
       <w:pPr>
-        <w:spacing w:after="120" w:before="0" w:line="276" w:lineRule="auto"/>
+        <w:spacing w:after="120" w:before="0"/>
         <w:jc w:val="both"/>
       </w:pPr>
       <w:r>
@@ -10187,7 +10187,7 @@
     </w:p>
     <w:p>
       <w:pPr>
-        <w:spacing w:after="120" w:before="0" w:line="276" w:lineRule="auto"/>
+        <w:spacing w:after="120" w:before="0"/>
         <w:jc w:val="both"/>
       </w:pPr>
       <w:r>
@@ -10204,7 +10204,7 @@
     </w:p>
     <w:p>
       <w:pPr>
-        <w:spacing w:after="120" w:before="0" w:line="276" w:lineRule="auto"/>
+        <w:spacing w:after="120" w:before="0"/>
         <w:jc w:val="both"/>
       </w:pPr>
       <w:r>
@@ -10221,7 +10221,7 @@
     </w:p>
     <w:p>
       <w:pPr>
-        <w:spacing w:after="120" w:before="0" w:line="276" w:lineRule="auto"/>
+        <w:spacing w:after="120" w:before="0"/>
         <w:jc w:val="both"/>
       </w:pPr>
       <w:r>
@@ -10254,7 +10254,7 @@
     </w:p>
     <w:p>
       <w:pPr>
-        <w:spacing w:after="120" w:before="0" w:line="276" w:lineRule="auto"/>
+        <w:spacing w:after="120" w:before="0"/>
         <w:jc w:val="both"/>
       </w:pPr>
       <w:r>
@@ -10271,7 +10271,7 @@
     </w:p>
     <w:p>
       <w:pPr>
-        <w:spacing w:after="120" w:before="0" w:line="276" w:lineRule="auto"/>
+        <w:spacing w:after="120" w:before="0"/>
         <w:jc w:val="both"/>
       </w:pPr>
       <w:r>
@@ -10288,7 +10288,7 @@
     </w:p>
     <w:p>
       <w:pPr>
-        <w:spacing w:after="120" w:before="0" w:line="276" w:lineRule="auto"/>
+        <w:spacing w:after="120" w:before="0"/>
         <w:jc w:val="both"/>
       </w:pPr>
       <w:r>
@@ -10321,7 +10321,7 @@
     </w:p>
     <w:p>
       <w:pPr>
-        <w:spacing w:after="120" w:before="0" w:line="276" w:lineRule="auto"/>
+        <w:spacing w:after="120" w:before="0"/>
         <w:jc w:val="both"/>
       </w:pPr>
       <w:r>
@@ -10338,7 +10338,7 @@
     </w:p>
     <w:p>
       <w:pPr>
-        <w:spacing w:after="120" w:before="0" w:line="276" w:lineRule="auto"/>
+        <w:spacing w:after="120" w:before="0"/>
         <w:jc w:val="both"/>
       </w:pPr>
       <w:r>
@@ -10355,7 +10355,7 @@
     </w:p>
     <w:p>
       <w:pPr>
-        <w:spacing w:after="120" w:before="0" w:line="276" w:lineRule="auto"/>
+        <w:spacing w:after="120" w:before="0"/>
         <w:jc w:val="both"/>
       </w:pPr>
       <w:r>
@@ -10372,7 +10372,7 @@
     </w:p>
     <w:p>
       <w:pPr>
-        <w:spacing w:after="120" w:before="0" w:line="276" w:lineRule="auto"/>
+        <w:spacing w:after="120" w:before="0"/>
         <w:jc w:val="both"/>
       </w:pPr>
       <w:r>
@@ -10405,7 +10405,7 @@
     </w:p>
     <w:p>
       <w:pPr>
-        <w:spacing w:after="120" w:before="0" w:line="276" w:lineRule="auto"/>
+        <w:spacing w:after="120" w:before="0"/>
         <w:jc w:val="both"/>
       </w:pPr>
       <w:r>
@@ -10422,7 +10422,7 @@
     </w:p>
     <w:p>
       <w:pPr>
-        <w:spacing w:after="120" w:before="0" w:line="276" w:lineRule="auto"/>
+        <w:spacing w:after="120" w:before="0"/>
         <w:jc w:val="both"/>
       </w:pPr>
       <w:r>
@@ -10439,7 +10439,7 @@
     </w:p>
     <w:p>
       <w:pPr>
-        <w:spacing w:after="120" w:before="0" w:line="276" w:lineRule="auto"/>
+        <w:spacing w:after="120" w:before="0"/>
         <w:jc w:val="both"/>
       </w:pPr>
       <w:r>
@@ -10514,7 +10514,7 @@
     </w:tbl>
     <w:p>
       <w:pPr>
-        <w:spacing w:after="120" w:before="0" w:line="276" w:lineRule="auto"/>
+        <w:spacing w:after="120" w:before="0"/>
         <w:jc w:val="both"/>
       </w:pPr>
       <w:r>
@@ -10547,7 +10547,7 @@
     </w:p>
     <w:p>
       <w:pPr>
-        <w:spacing w:after="120" w:before="0" w:line="276" w:lineRule="auto"/>
+        <w:spacing w:after="120" w:before="0"/>
         <w:jc w:val="both"/>
       </w:pPr>
       <w:r>
@@ -10564,7 +10564,7 @@
     </w:p>
     <w:p>
       <w:pPr>
-        <w:spacing w:after="120" w:before="0" w:line="276" w:lineRule="auto"/>
+        <w:spacing w:after="120" w:before="0"/>
         <w:jc w:val="both"/>
       </w:pPr>
       <w:r>
@@ -10581,7 +10581,7 @@
     </w:p>
     <w:p>
       <w:pPr>
-        <w:spacing w:after="120" w:before="0" w:line="276" w:lineRule="auto"/>
+        <w:spacing w:after="120" w:before="0"/>
         <w:jc w:val="both"/>
       </w:pPr>
       <w:r>
@@ -10598,7 +10598,7 @@
     </w:p>
     <w:p>
       <w:pPr>
-        <w:spacing w:after="120" w:before="0" w:line="276" w:lineRule="auto"/>
+        <w:spacing w:after="120" w:before="0"/>
         <w:jc w:val="both"/>
       </w:pPr>
       <w:r>
@@ -10615,7 +10615,7 @@
     </w:p>
     <w:p>
       <w:pPr>
-        <w:spacing w:after="120" w:before="0" w:line="276" w:lineRule="auto"/>
+        <w:spacing w:after="120" w:before="0"/>
         <w:jc w:val="both"/>
       </w:pPr>
       <w:r>
@@ -10632,7 +10632,7 @@
     </w:p>
     <w:p>
       <w:pPr>
-        <w:spacing w:after="120" w:before="0" w:line="276" w:lineRule="auto"/>
+        <w:spacing w:after="120" w:before="0"/>
         <w:jc w:val="both"/>
       </w:pPr>
       <w:r>
@@ -10649,7 +10649,7 @@
     </w:p>
     <w:p>
       <w:pPr>
-        <w:spacing w:after="120" w:before="0" w:line="276" w:lineRule="auto"/>
+        <w:spacing w:after="120" w:before="0"/>
         <w:jc w:val="both"/>
       </w:pPr>
       <w:r>
@@ -10682,7 +10682,7 @@
     </w:p>
     <w:p>
       <w:pPr>
-        <w:spacing w:after="120" w:before="0" w:line="276" w:lineRule="auto"/>
+        <w:spacing w:after="120" w:before="0"/>
         <w:jc w:val="both"/>
       </w:pPr>
       <w:r>
@@ -10699,7 +10699,7 @@
     </w:p>
     <w:p>
       <w:pPr>
-        <w:spacing w:after="120" w:before="0" w:line="276" w:lineRule="auto"/>
+        <w:spacing w:after="120" w:before="0"/>
         <w:jc w:val="both"/>
       </w:pPr>
       <w:r>
@@ -10716,7 +10716,7 @@
     </w:p>
     <w:p>
       <w:pPr>
-        <w:spacing w:after="120" w:before="0" w:line="276" w:lineRule="auto"/>
+        <w:spacing w:after="120" w:before="0"/>
         <w:jc w:val="both"/>
       </w:pPr>
       <w:r>
@@ -10733,7 +10733,7 @@
     </w:p>
     <w:p>
       <w:pPr>
-        <w:spacing w:after="120" w:before="0" w:line="276" w:lineRule="auto"/>
+        <w:spacing w:after="120" w:before="0"/>
         <w:jc w:val="both"/>
       </w:pPr>
       <w:r>
@@ -10750,7 +10750,7 @@
     </w:p>
     <w:p>
       <w:pPr>
-        <w:spacing w:after="120" w:before="0" w:line="276" w:lineRule="auto"/>
+        <w:spacing w:after="120" w:before="0"/>
         <w:jc w:val="both"/>
       </w:pPr>
       <w:r>
@@ -10767,7 +10767,7 @@
     </w:p>
     <w:p>
       <w:pPr>
-        <w:spacing w:after="120" w:before="0" w:line="276" w:lineRule="auto"/>
+        <w:spacing w:after="120" w:before="0"/>
         <w:jc w:val="both"/>
       </w:pPr>
       <w:r>
@@ -10800,7 +10800,7 @@
     </w:p>
     <w:p>
       <w:pPr>
-        <w:spacing w:after="120" w:before="0" w:line="276" w:lineRule="auto"/>
+        <w:spacing w:after="120" w:before="0"/>
         <w:jc w:val="both"/>
       </w:pPr>
       <w:r>
@@ -10817,7 +10817,7 @@
     </w:p>
     <w:p>
       <w:pPr>
-        <w:spacing w:after="120" w:before="0" w:line="276" w:lineRule="auto"/>
+        <w:spacing w:after="120" w:before="0"/>
         <w:jc w:val="both"/>
       </w:pPr>
       <w:r>
@@ -10834,7 +10834,7 @@
     </w:p>
     <w:p>
       <w:pPr>
-        <w:spacing w:after="120" w:before="0" w:line="276" w:lineRule="auto"/>
+        <w:spacing w:after="120" w:before="0"/>
         <w:jc w:val="both"/>
       </w:pPr>
       <w:r>
@@ -10851,7 +10851,7 @@
     </w:p>
     <w:p>
       <w:pPr>
-        <w:spacing w:after="120" w:before="0" w:line="276" w:lineRule="auto"/>
+        <w:spacing w:after="120" w:before="0"/>
         <w:jc w:val="both"/>
       </w:pPr>
       <w:r>
@@ -11046,7 +11046,7 @@
     </w:p>
     <w:p>
       <w:pPr>
-        <w:spacing w:after="120" w:before="0" w:line="276" w:lineRule="auto"/>
+        <w:spacing w:after="120" w:before="0"/>
         <w:jc w:val="both"/>
       </w:pPr>
       <w:r>
@@ -11063,7 +11063,7 @@
     </w:p>
     <w:p>
       <w:pPr>
-        <w:spacing w:after="120" w:before="0" w:line="276" w:lineRule="auto"/>
+        <w:spacing w:after="120" w:before="0"/>
         <w:jc w:val="both"/>
       </w:pPr>
       <w:r>
@@ -11080,7 +11080,7 @@
     </w:p>
     <w:p>
       <w:pPr>
-        <w:spacing w:after="120" w:before="0" w:line="276" w:lineRule="auto"/>
+        <w:spacing w:after="120" w:before="0"/>
         <w:jc w:val="both"/>
       </w:pPr>
       <w:r>
@@ -11097,7 +11097,7 @@
     </w:p>
     <w:p>
       <w:pPr>
-        <w:spacing w:after="120" w:before="0" w:line="276" w:lineRule="auto"/>
+        <w:spacing w:after="120" w:before="0"/>
         <w:jc w:val="both"/>
       </w:pPr>
       <w:r>
@@ -11114,7 +11114,7 @@
     </w:p>
     <w:p>
       <w:pPr>
-        <w:spacing w:after="120" w:before="0" w:line="276" w:lineRule="auto"/>
+        <w:spacing w:after="120" w:before="0"/>
         <w:jc w:val="both"/>
       </w:pPr>
       <w:r>
@@ -11131,7 +11131,7 @@
     </w:p>
     <w:p>
       <w:pPr>
-        <w:spacing w:after="120" w:before="0" w:line="276" w:lineRule="auto"/>
+        <w:spacing w:after="120" w:before="0"/>
         <w:jc w:val="both"/>
       </w:pPr>
       <w:r>
@@ -11206,7 +11206,7 @@
     </w:tbl>
     <w:p>
       <w:pPr>
-        <w:spacing w:after="120" w:before="0" w:line="276" w:lineRule="auto"/>
+        <w:spacing w:after="120" w:before="0"/>
         <w:jc w:val="both"/>
       </w:pPr>
       <w:r>
@@ -11223,7 +11223,7 @@
     </w:p>
     <w:p>
       <w:pPr>
-        <w:spacing w:after="120" w:before="0" w:line="276" w:lineRule="auto"/>
+        <w:spacing w:after="120" w:before="0"/>
         <w:jc w:val="both"/>
       </w:pPr>
       <w:r>
@@ -11256,7 +11256,7 @@
     </w:p>
     <w:p>
       <w:pPr>
-        <w:spacing w:after="120" w:before="0" w:line="276" w:lineRule="auto"/>
+        <w:spacing w:after="120" w:before="0"/>
         <w:jc w:val="both"/>
       </w:pPr>
       <w:r>
@@ -11273,7 +11273,7 @@
     </w:p>
     <w:p>
       <w:pPr>
-        <w:spacing w:after="120" w:before="0" w:line="276" w:lineRule="auto"/>
+        <w:spacing w:after="120" w:before="0"/>
         <w:jc w:val="both"/>
       </w:pPr>
       <w:r>
@@ -11290,7 +11290,7 @@
     </w:p>
     <w:p>
       <w:pPr>
-        <w:spacing w:after="120" w:before="0" w:line="276" w:lineRule="auto"/>
+        <w:spacing w:after="120" w:before="0"/>
         <w:jc w:val="both"/>
       </w:pPr>
       <w:r>
@@ -11307,7 +11307,7 @@
     </w:p>
     <w:p>
       <w:pPr>
-        <w:spacing w:after="120" w:before="0" w:line="276" w:lineRule="auto"/>
+        <w:spacing w:after="120" w:before="0"/>
         <w:jc w:val="both"/>
       </w:pPr>
       <w:r>
@@ -11340,7 +11340,7 @@
     </w:p>
     <w:p>
       <w:pPr>
-        <w:spacing w:after="120" w:before="0" w:line="276" w:lineRule="auto"/>
+        <w:spacing w:after="120" w:before="0"/>
         <w:jc w:val="both"/>
       </w:pPr>
       <w:r>
@@ -11357,7 +11357,7 @@
     </w:p>
     <w:p>
       <w:pPr>
-        <w:spacing w:after="120" w:before="0" w:line="276" w:lineRule="auto"/>
+        <w:spacing w:after="120" w:before="0"/>
         <w:jc w:val="both"/>
       </w:pPr>
       <w:r>
@@ -11374,7 +11374,7 @@
     </w:p>
     <w:p>
       <w:pPr>
-        <w:spacing w:after="120" w:before="0" w:line="276" w:lineRule="auto"/>
+        <w:spacing w:after="120" w:before="0"/>
         <w:jc w:val="both"/>
       </w:pPr>
       <w:r>
@@ -11391,7 +11391,7 @@
     </w:p>
     <w:p>
       <w:pPr>
-        <w:spacing w:after="120" w:before="0" w:line="276" w:lineRule="auto"/>
+        <w:spacing w:after="120" w:before="0"/>
         <w:jc w:val="both"/>
       </w:pPr>
       <w:r>
@@ -11408,7 +11408,7 @@
     </w:p>
     <w:p>
       <w:pPr>
-        <w:spacing w:after="120" w:before="0" w:line="276" w:lineRule="auto"/>
+        <w:spacing w:after="120" w:before="0"/>
         <w:jc w:val="both"/>
       </w:pPr>
       <w:r>
@@ -11441,7 +11441,7 @@
     </w:p>
     <w:p>
       <w:pPr>
-        <w:spacing w:after="120" w:before="0" w:line="276" w:lineRule="auto"/>
+        <w:spacing w:after="120" w:before="0"/>
         <w:jc w:val="both"/>
       </w:pPr>
       <w:r>
@@ -11458,7 +11458,7 @@
     </w:p>
     <w:p>
       <w:pPr>
-        <w:spacing w:after="120" w:before="0" w:line="276" w:lineRule="auto"/>
+        <w:spacing w:after="120" w:before="0"/>
         <w:jc w:val="both"/>
       </w:pPr>
       <w:r>
@@ -11475,7 +11475,7 @@
     </w:p>
     <w:p>
       <w:pPr>
-        <w:spacing w:after="120" w:before="0" w:line="276" w:lineRule="auto"/>
+        <w:spacing w:after="120" w:before="0"/>
         <w:jc w:val="both"/>
       </w:pPr>
       <w:r>
@@ -11702,7 +11702,7 @@
     </w:tbl>
     <w:p>
       <w:pPr>
-        <w:spacing w:after="120" w:before="0" w:line="276" w:lineRule="auto"/>
+        <w:spacing w:after="120" w:before="0"/>
         <w:jc w:val="both"/>
       </w:pPr>
       <w:r>
@@ -11735,7 +11735,7 @@
     </w:p>
     <w:p>
       <w:pPr>
-        <w:spacing w:after="120" w:before="0" w:line="276" w:lineRule="auto"/>
+        <w:spacing w:after="120" w:before="0"/>
         <w:jc w:val="both"/>
       </w:pPr>
       <w:r>
@@ -11752,7 +11752,7 @@
     </w:p>
     <w:p>
       <w:pPr>
-        <w:spacing w:after="120" w:before="0" w:line="276" w:lineRule="auto"/>
+        <w:spacing w:after="120" w:before="0"/>
         <w:jc w:val="both"/>
       </w:pPr>
       <w:r>
@@ -11769,7 +11769,7 @@
     </w:p>
     <w:p>
       <w:pPr>
-        <w:spacing w:after="120" w:before="0" w:line="276" w:lineRule="auto"/>
+        <w:spacing w:after="120" w:before="0"/>
         <w:jc w:val="both"/>
       </w:pPr>
       <w:r>
@@ -11786,7 +11786,7 @@
     </w:p>
     <w:p>
       <w:pPr>
-        <w:spacing w:after="120" w:before="0" w:line="276" w:lineRule="auto"/>
+        <w:spacing w:after="120" w:before="0"/>
         <w:jc w:val="both"/>
       </w:pPr>
       <w:r>
@@ -11803,7 +11803,7 @@
     </w:p>
     <w:p>
       <w:pPr>
-        <w:spacing w:after="120" w:before="0" w:line="276" w:lineRule="auto"/>
+        <w:spacing w:after="120" w:before="0"/>
         <w:jc w:val="both"/>
       </w:pPr>
       <w:r>
@@ -11820,7 +11820,7 @@
     </w:p>
     <w:p>
       <w:pPr>
-        <w:spacing w:after="120" w:before="0" w:line="276" w:lineRule="auto"/>
+        <w:spacing w:after="120" w:before="0"/>
         <w:jc w:val="both"/>
       </w:pPr>
       <w:r>
@@ -11837,7 +11837,7 @@
     </w:p>
     <w:p>
       <w:pPr>
-        <w:spacing w:after="120" w:before="0" w:line="276" w:lineRule="auto"/>
+        <w:spacing w:after="120" w:before="0"/>
         <w:jc w:val="both"/>
       </w:pPr>
       <w:r>
@@ -11912,7 +11912,7 @@
     </w:tbl>
     <w:p>
       <w:pPr>
-        <w:spacing w:after="120" w:before="0" w:line="276" w:lineRule="auto"/>
+        <w:spacing w:after="120" w:before="0"/>
         <w:jc w:val="both"/>
       </w:pPr>
       <w:r>
@@ -11945,7 +11945,7 @@
     </w:p>
     <w:p>
       <w:pPr>
-        <w:spacing w:after="120" w:before="0" w:line="276" w:lineRule="auto"/>
+        <w:spacing w:after="120" w:before="0"/>
         <w:jc w:val="both"/>
       </w:pPr>
       <w:r>
@@ -11973,7 +11973,7 @@
     </w:p>
     <w:p>
       <w:pPr>
-        <w:spacing w:after="120" w:before="0" w:line="276" w:lineRule="auto"/>
+        <w:spacing w:after="120" w:before="0"/>
         <w:jc w:val="both"/>
       </w:pPr>
       <w:r>
@@ -12001,7 +12001,7 @@
     </w:p>
     <w:p>
       <w:pPr>
-        <w:spacing w:after="120" w:before="0" w:line="276" w:lineRule="auto"/>
+        <w:spacing w:after="120" w:before="0"/>
         <w:jc w:val="both"/>
       </w:pPr>
       <w:r>
@@ -12029,7 +12029,7 @@
     </w:p>
     <w:p>
       <w:pPr>
-        <w:spacing w:after="120" w:before="0" w:line="276" w:lineRule="auto"/>
+        <w:spacing w:after="120" w:before="0"/>
         <w:jc w:val="both"/>
       </w:pPr>
       <w:r>
@@ -12046,7 +12046,7 @@
     </w:p>
     <w:p>
       <w:pPr>
-        <w:spacing w:after="120" w:before="0" w:line="276" w:lineRule="auto"/>
+        <w:spacing w:after="120" w:before="0"/>
         <w:jc w:val="both"/>
       </w:pPr>
       <w:r>
@@ -12063,7 +12063,7 @@
     </w:p>
     <w:p>
       <w:pPr>
-        <w:spacing w:after="120" w:before="0" w:line="276" w:lineRule="auto"/>
+        <w:spacing w:after="120" w:before="0"/>
         <w:jc w:val="both"/>
       </w:pPr>
       <w:r>
@@ -12258,7 +12258,7 @@
     </w:p>
     <w:p>
       <w:pPr>
-        <w:spacing w:after="120" w:before="0" w:line="276" w:lineRule="auto"/>
+        <w:spacing w:after="120" w:before="0"/>
         <w:jc w:val="both"/>
       </w:pPr>
       <w:r>
@@ -12275,7 +12275,7 @@
     </w:p>
     <w:p>
       <w:pPr>
-        <w:spacing w:after="120" w:before="0" w:line="276" w:lineRule="auto"/>
+        <w:spacing w:after="120" w:before="0"/>
         <w:jc w:val="both"/>
       </w:pPr>
       <w:r>
@@ -12292,7 +12292,7 @@
     </w:p>
     <w:p>
       <w:pPr>
-        <w:spacing w:after="120" w:before="0" w:line="276" w:lineRule="auto"/>
+        <w:spacing w:after="120" w:before="0"/>
         <w:jc w:val="both"/>
       </w:pPr>
       <w:r>
@@ -12325,7 +12325,7 @@
     </w:p>
     <w:p>
       <w:pPr>
-        <w:spacing w:after="120" w:before="0" w:line="276" w:lineRule="auto"/>
+        <w:spacing w:after="120" w:before="0"/>
         <w:jc w:val="both"/>
       </w:pPr>
       <w:r>
@@ -12342,7 +12342,7 @@
     </w:p>
     <w:p>
       <w:pPr>
-        <w:spacing w:after="120" w:before="0" w:line="276" w:lineRule="auto"/>
+        <w:spacing w:after="120" w:before="0"/>
         <w:jc w:val="both"/>
       </w:pPr>
       <w:r>
@@ -12359,7 +12359,7 @@
     </w:p>
     <w:p>
       <w:pPr>
-        <w:spacing w:after="120" w:before="0" w:line="276" w:lineRule="auto"/>
+        <w:spacing w:after="120" w:before="0"/>
         <w:jc w:val="both"/>
       </w:pPr>
       <w:r>
@@ -12376,7 +12376,7 @@
     </w:p>
     <w:p>
       <w:pPr>
-        <w:spacing w:after="120" w:before="0" w:line="276" w:lineRule="auto"/>
+        <w:spacing w:after="120" w:before="0"/>
         <w:jc w:val="both"/>
       </w:pPr>
       <w:r>
@@ -12393,7 +12393,7 @@
     </w:p>
     <w:p>
       <w:pPr>
-        <w:spacing w:after="120" w:before="0" w:line="276" w:lineRule="auto"/>
+        <w:spacing w:after="120" w:before="0"/>
         <w:jc w:val="both"/>
       </w:pPr>
       <w:r>
@@ -12410,7 +12410,7 @@
     </w:p>
     <w:p>
       <w:pPr>
-        <w:spacing w:after="120" w:before="0" w:line="276" w:lineRule="auto"/>
+        <w:spacing w:after="120" w:before="0"/>
         <w:jc w:val="both"/>
       </w:pPr>
       <w:r>
@@ -12443,7 +12443,7 @@
     </w:p>
     <w:p>
       <w:pPr>
-        <w:spacing w:after="120" w:before="0" w:line="276" w:lineRule="auto"/>
+        <w:spacing w:after="120" w:before="0"/>
         <w:jc w:val="both"/>
       </w:pPr>
       <w:r>
@@ -12460,7 +12460,7 @@
     </w:p>
     <w:p>
       <w:pPr>
-        <w:spacing w:after="120" w:before="0" w:line="276" w:lineRule="auto"/>
+        <w:spacing w:after="120" w:before="0"/>
         <w:jc w:val="both"/>
       </w:pPr>
       <w:r>
@@ -12488,7 +12488,7 @@
     </w:p>
     <w:p>
       <w:pPr>
-        <w:spacing w:after="120" w:before="0" w:line="276" w:lineRule="auto"/>
+        <w:spacing w:after="120" w:before="0"/>
         <w:jc w:val="both"/>
       </w:pPr>
       <w:r>
@@ -12516,7 +12516,7 @@
     </w:p>
     <w:p>
       <w:pPr>
-        <w:spacing w:after="120" w:before="0" w:line="276" w:lineRule="auto"/>
+        <w:spacing w:after="120" w:before="0"/>
         <w:jc w:val="both"/>
       </w:pPr>
       <w:r>
@@ -12533,7 +12533,7 @@
     </w:p>
     <w:p>
       <w:pPr>
-        <w:spacing w:after="120" w:before="0" w:line="276" w:lineRule="auto"/>
+        <w:spacing w:after="120" w:before="0"/>
         <w:jc w:val="both"/>
       </w:pPr>
       <w:r>
@@ -12561,7 +12561,7 @@
     </w:p>
     <w:p>
       <w:pPr>
-        <w:spacing w:after="120" w:before="0" w:line="276" w:lineRule="auto"/>
+        <w:spacing w:after="120" w:before="0"/>
         <w:jc w:val="both"/>
       </w:pPr>
       <w:r>
@@ -12594,7 +12594,7 @@
     </w:p>
     <w:p>
       <w:pPr>
-        <w:spacing w:after="120" w:before="0" w:line="276" w:lineRule="auto"/>
+        <w:spacing w:after="120" w:before="0"/>
         <w:jc w:val="both"/>
       </w:pPr>
       <w:r>
@@ -12611,7 +12611,7 @@
     </w:p>
     <w:p>
       <w:pPr>
-        <w:spacing w:after="120" w:before="0" w:line="276" w:lineRule="auto"/>
+        <w:spacing w:after="120" w:before="0"/>
         <w:jc w:val="both"/>
       </w:pPr>
       <w:r>
@@ -12628,7 +12628,7 @@
     </w:p>
     <w:p>
       <w:pPr>
-        <w:spacing w:after="120" w:before="0" w:line="276" w:lineRule="auto"/>
+        <w:spacing w:after="120" w:before="0"/>
         <w:jc w:val="both"/>
       </w:pPr>
       <w:r>
@@ -12645,7 +12645,7 @@
     </w:p>
     <w:p>
       <w:pPr>
-        <w:spacing w:after="120" w:before="0" w:line="276" w:lineRule="auto"/>
+        <w:spacing w:after="120" w:before="0"/>
         <w:jc w:val="both"/>
       </w:pPr>
       <w:r>
@@ -12662,7 +12662,7 @@
     </w:p>
     <w:p>
       <w:pPr>
-        <w:spacing w:after="120" w:before="0" w:line="276" w:lineRule="auto"/>
+        <w:spacing w:after="120" w:before="0"/>
         <w:jc w:val="both"/>
       </w:pPr>
       <w:r>
@@ -12679,7 +12679,7 @@
     </w:p>
     <w:p>
       <w:pPr>
-        <w:spacing w:after="120" w:before="0" w:line="276" w:lineRule="auto"/>
+        <w:spacing w:after="120" w:before="0"/>
         <w:jc w:val="both"/>
       </w:pPr>
       <w:r>
@@ -12754,7 +12754,7 @@
     </w:tbl>
     <w:p>
       <w:pPr>
-        <w:spacing w:after="120" w:before="0" w:line="276" w:lineRule="auto"/>
+        <w:spacing w:after="120" w:before="0"/>
         <w:jc w:val="both"/>
       </w:pPr>
       <w:r>
@@ -12787,7 +12787,7 @@
     </w:p>
     <w:p>
       <w:pPr>
-        <w:spacing w:after="120" w:before="0" w:line="276" w:lineRule="auto"/>
+        <w:spacing w:after="120" w:before="0"/>
         <w:jc w:val="both"/>
       </w:pPr>
       <w:r>
@@ -12804,7 +12804,7 @@
     </w:p>
     <w:p>
       <w:pPr>
-        <w:spacing w:after="120" w:before="0" w:line="276" w:lineRule="auto"/>
+        <w:spacing w:after="120" w:before="0"/>
         <w:jc w:val="both"/>
       </w:pPr>
       <w:r>
@@ -12837,7 +12837,7 @@
     </w:p>
     <w:p>
       <w:pPr>
-        <w:spacing w:after="120" w:before="0" w:line="276" w:lineRule="auto"/>
+        <w:spacing w:after="120" w:before="0"/>
         <w:jc w:val="both"/>
       </w:pPr>
       <w:r>
@@ -12854,7 +12854,7 @@
     </w:p>
     <w:p>
       <w:pPr>
-        <w:spacing w:after="120" w:before="0" w:line="276" w:lineRule="auto"/>
+        <w:spacing w:after="120" w:before="0"/>
         <w:jc w:val="both"/>
       </w:pPr>
       <w:r>
@@ -12871,7 +12871,7 @@
     </w:p>
     <w:p>
       <w:pPr>
-        <w:spacing w:after="120" w:before="0" w:line="276" w:lineRule="auto"/>
+        <w:spacing w:after="120" w:before="0"/>
         <w:jc w:val="both"/>
       </w:pPr>
       <w:r>
@@ -12904,7 +12904,7 @@
     </w:p>
     <w:p>
       <w:pPr>
-        <w:spacing w:after="120" w:before="0" w:line="276" w:lineRule="auto"/>
+        <w:spacing w:after="120" w:before="0"/>
         <w:jc w:val="both"/>
       </w:pPr>
       <w:r>
@@ -12921,7 +12921,7 @@
     </w:p>
     <w:p>
       <w:pPr>
-        <w:spacing w:after="120" w:before="0" w:line="276" w:lineRule="auto"/>
+        <w:spacing w:after="120" w:before="0"/>
         <w:jc w:val="both"/>
       </w:pPr>
       <w:r>
@@ -12938,7 +12938,7 @@
     </w:p>
     <w:p>
       <w:pPr>
-        <w:spacing w:after="120" w:before="0" w:line="276" w:lineRule="auto"/>
+        <w:spacing w:after="120" w:before="0"/>
         <w:jc w:val="both"/>
       </w:pPr>
       <w:r>
@@ -12955,7 +12955,7 @@
     </w:p>
     <w:p>
       <w:pPr>
-        <w:spacing w:after="120" w:before="0" w:line="276" w:lineRule="auto"/>
+        <w:spacing w:after="120" w:before="0"/>
         <w:jc w:val="both"/>
       </w:pPr>
       <w:r>
@@ -12972,7 +12972,7 @@
     </w:p>
     <w:p>
       <w:pPr>
-        <w:spacing w:after="120" w:before="0" w:line="276" w:lineRule="auto"/>
+        <w:spacing w:after="120" w:before="0"/>
         <w:jc w:val="both"/>
       </w:pPr>
       <w:r>
@@ -12989,7 +12989,7 @@
     </w:p>
     <w:p>
       <w:pPr>
-        <w:spacing w:after="120" w:before="0" w:line="276" w:lineRule="auto"/>
+        <w:spacing w:after="120" w:before="0"/>
         <w:jc w:val="both"/>
       </w:pPr>
       <w:r>
@@ -13006,7 +13006,7 @@
     </w:p>
     <w:p>
       <w:pPr>
-        <w:spacing w:after="120" w:before="0" w:line="276" w:lineRule="auto"/>
+        <w:spacing w:after="120" w:before="0"/>
         <w:jc w:val="both"/>
       </w:pPr>
       <w:r>
@@ -13023,7 +13023,7 @@
     </w:p>
     <w:p>
       <w:pPr>
-        <w:spacing w:after="120" w:before="0" w:line="276" w:lineRule="auto"/>
+        <w:spacing w:after="120" w:before="0"/>
         <w:jc w:val="both"/>
       </w:pPr>
       <w:r>
@@ -13056,7 +13056,7 @@
     </w:p>
     <w:p>
       <w:pPr>
-        <w:spacing w:after="120" w:before="0" w:line="276" w:lineRule="auto"/>
+        <w:spacing w:after="120" w:before="0"/>
         <w:jc w:val="both"/>
       </w:pPr>
       <w:r>
@@ -13073,7 +13073,7 @@
     </w:p>
     <w:p>
       <w:pPr>
-        <w:spacing w:after="120" w:before="0" w:line="276" w:lineRule="auto"/>
+        <w:spacing w:after="120" w:before="0"/>
         <w:jc w:val="both"/>
       </w:pPr>
       <w:r>
@@ -13090,7 +13090,7 @@
     </w:p>
     <w:p>
       <w:pPr>
-        <w:spacing w:after="120" w:before="0" w:line="276" w:lineRule="auto"/>
+        <w:spacing w:after="120" w:before="0"/>
         <w:jc w:val="both"/>
       </w:pPr>
       <w:r>
@@ -13107,7 +13107,7 @@
     </w:p>
     <w:p>
       <w:pPr>
-        <w:spacing w:after="120" w:before="0" w:line="276" w:lineRule="auto"/>
+        <w:spacing w:after="120" w:before="0"/>
         <w:jc w:val="both"/>
       </w:pPr>
       <w:r>
@@ -13124,7 +13124,7 @@
     </w:p>
     <w:p>
       <w:pPr>
-        <w:spacing w:after="120" w:before="0" w:line="276" w:lineRule="auto"/>
+        <w:spacing w:after="120" w:before="0"/>
         <w:jc w:val="both"/>
       </w:pPr>
       <w:r>
@@ -13141,7 +13141,7 @@
     </w:p>
     <w:p>
       <w:pPr>
-        <w:spacing w:after="120" w:before="0" w:line="276" w:lineRule="auto"/>
+        <w:spacing w:after="120" w:before="0"/>
         <w:jc w:val="both"/>
       </w:pPr>
       <w:r>
@@ -13370,7 +13370,7 @@
     </w:p>
     <w:p>
       <w:pPr>
-        <w:spacing w:after="120" w:before="0" w:line="276" w:lineRule="auto"/>
+        <w:spacing w:after="120" w:before="0"/>
         <w:jc w:val="both"/>
       </w:pPr>
       <w:r>
@@ -13387,7 +13387,7 @@
     </w:p>
     <w:p>
       <w:pPr>
-        <w:spacing w:after="120" w:before="0" w:line="276" w:lineRule="auto"/>
+        <w:spacing w:after="120" w:before="0"/>
         <w:jc w:val="both"/>
       </w:pPr>
       <w:r>
@@ -13404,7 +13404,7 @@
     </w:p>
     <w:p>
       <w:pPr>
-        <w:spacing w:after="120" w:before="0" w:line="276" w:lineRule="auto"/>
+        <w:spacing w:after="120" w:before="0"/>
         <w:jc w:val="both"/>
       </w:pPr>
       <w:r>
@@ -13421,7 +13421,7 @@
     </w:p>
     <w:p>
       <w:pPr>
-        <w:spacing w:after="120" w:before="0" w:line="276" w:lineRule="auto"/>
+        <w:spacing w:after="120" w:before="0"/>
         <w:jc w:val="both"/>
       </w:pPr>
       <w:r>
@@ -13438,7 +13438,7 @@
     </w:p>
     <w:p>
       <w:pPr>
-        <w:spacing w:after="120" w:before="0" w:line="276" w:lineRule="auto"/>
+        <w:spacing w:after="120" w:before="0"/>
         <w:jc w:val="both"/>
       </w:pPr>
       <w:r>
@@ -13455,7 +13455,7 @@
     </w:p>
     <w:p>
       <w:pPr>
-        <w:spacing w:after="120" w:before="0" w:line="276" w:lineRule="auto"/>
+        <w:spacing w:after="120" w:before="0"/>
         <w:jc w:val="both"/>
       </w:pPr>
       <w:r>
@@ -13472,7 +13472,7 @@
     </w:p>
     <w:p>
       <w:pPr>
-        <w:spacing w:after="120" w:before="0" w:line="276" w:lineRule="auto"/>
+        <w:spacing w:after="120" w:before="0"/>
         <w:jc w:val="both"/>
       </w:pPr>
       <w:r>
@@ -13547,7 +13547,7 @@
     </w:tbl>
     <w:p>
       <w:pPr>
-        <w:spacing w:after="120" w:before="0" w:line="276" w:lineRule="auto"/>
+        <w:spacing w:after="120" w:before="0"/>
         <w:jc w:val="both"/>
       </w:pPr>
       <w:r>
@@ -13564,7 +13564,7 @@
     </w:p>
     <w:p>
       <w:pPr>
-        <w:spacing w:after="120" w:before="0" w:line="276" w:lineRule="auto"/>
+        <w:spacing w:after="120" w:before="0"/>
         <w:jc w:val="both"/>
       </w:pPr>
       <w:r>
@@ -13639,7 +13639,7 @@
     </w:tbl>
     <w:p>
       <w:pPr>
-        <w:spacing w:after="120" w:before="0" w:line="276" w:lineRule="auto"/>
+        <w:spacing w:after="120" w:before="0"/>
         <w:jc w:val="both"/>
       </w:pPr>
       <w:r>
@@ -13672,7 +13672,7 @@
     </w:p>
     <w:p>
       <w:pPr>
-        <w:spacing w:after="120" w:before="0" w:line="276" w:lineRule="auto"/>
+        <w:spacing w:after="120" w:before="0"/>
         <w:jc w:val="both"/>
       </w:pPr>
       <w:r>
@@ -13689,7 +13689,7 @@
     </w:p>
     <w:p>
       <w:pPr>
-        <w:spacing w:after="120" w:before="0" w:line="276" w:lineRule="auto"/>
+        <w:spacing w:after="120" w:before="0"/>
         <w:jc w:val="both"/>
       </w:pPr>
       <w:r>
@@ -13706,7 +13706,7 @@
     </w:p>
     <w:p>
       <w:pPr>
-        <w:spacing w:after="120" w:before="0" w:line="276" w:lineRule="auto"/>
+        <w:spacing w:after="120" w:before="0"/>
         <w:jc w:val="both"/>
       </w:pPr>
       <w:r>
@@ -13723,7 +13723,7 @@
     </w:p>
     <w:p>
       <w:pPr>
-        <w:spacing w:after="120" w:before="0" w:line="276" w:lineRule="auto"/>
+        <w:spacing w:after="120" w:before="0"/>
         <w:jc w:val="both"/>
       </w:pPr>
       <w:r>
@@ -13756,7 +13756,7 @@
     </w:p>
     <w:p>
       <w:pPr>
-        <w:spacing w:after="120" w:before="0" w:line="276" w:lineRule="auto"/>
+        <w:spacing w:after="120" w:before="0"/>
         <w:jc w:val="both"/>
       </w:pPr>
       <w:r>
@@ -13773,7 +13773,7 @@
     </w:p>
     <w:p>
       <w:pPr>
-        <w:spacing w:after="120" w:before="0" w:line="276" w:lineRule="auto"/>
+        <w:spacing w:after="120" w:before="0"/>
         <w:jc w:val="both"/>
       </w:pPr>
       <w:r>
@@ -13790,7 +13790,7 @@
     </w:p>
     <w:p>
       <w:pPr>
-        <w:spacing w:after="120" w:before="0" w:line="276" w:lineRule="auto"/>
+        <w:spacing w:after="120" w:before="0"/>
         <w:jc w:val="both"/>
       </w:pPr>
       <w:r>
@@ -13823,7 +13823,7 @@
     </w:p>
     <w:p>
       <w:pPr>
-        <w:spacing w:after="120" w:before="0" w:line="276" w:lineRule="auto"/>
+        <w:spacing w:after="120" w:before="0"/>
         <w:jc w:val="both"/>
       </w:pPr>
       <w:r>
@@ -13840,7 +13840,7 @@
     </w:p>
     <w:p>
       <w:pPr>
-        <w:spacing w:after="120" w:before="0" w:line="276" w:lineRule="auto"/>
+        <w:spacing w:after="120" w:before="0"/>
         <w:jc w:val="both"/>
       </w:pPr>
       <w:r>
@@ -13857,7 +13857,7 @@
     </w:p>
     <w:p>
       <w:pPr>
-        <w:spacing w:after="120" w:before="0" w:line="276" w:lineRule="auto"/>
+        <w:spacing w:after="120" w:before="0"/>
         <w:jc w:val="both"/>
       </w:pPr>
       <w:r>
@@ -13874,7 +13874,7 @@
     </w:p>
     <w:p>
       <w:pPr>
-        <w:spacing w:after="120" w:before="0" w:line="276" w:lineRule="auto"/>
+        <w:spacing w:after="120" w:before="0"/>
         <w:jc w:val="both"/>
       </w:pPr>
       <w:r>
@@ -13891,7 +13891,7 @@
     </w:p>
     <w:p>
       <w:pPr>
-        <w:spacing w:after="120" w:before="0" w:line="276" w:lineRule="auto"/>
+        <w:spacing w:after="120" w:before="0"/>
         <w:jc w:val="both"/>
       </w:pPr>
       <w:r>
@@ -13966,7 +13966,7 @@
     </w:tbl>
     <w:p>
       <w:pPr>
-        <w:spacing w:after="120" w:before="0" w:line="276" w:lineRule="auto"/>
+        <w:spacing w:after="120" w:before="0"/>
         <w:jc w:val="both"/>
       </w:pPr>
       <w:r>
@@ -13983,7 +13983,7 @@
     </w:p>
     <w:p>
       <w:pPr>
-        <w:spacing w:after="120" w:before="0" w:line="276" w:lineRule="auto"/>
+        <w:spacing w:after="120" w:before="0"/>
         <w:jc w:val="both"/>
       </w:pPr>
       <w:r>
@@ -14000,7 +14000,7 @@
     </w:p>
     <w:p>
       <w:pPr>
-        <w:spacing w:after="120" w:before="0" w:line="276" w:lineRule="auto"/>
+        <w:spacing w:after="120" w:before="0"/>
         <w:jc w:val="both"/>
       </w:pPr>
       <w:r>
@@ -14091,7 +14091,7 @@
     </w:p>
     <w:p>
       <w:pPr>
-        <w:spacing w:after="120" w:before="0" w:line="276" w:lineRule="auto"/>
+        <w:spacing w:after="120" w:before="0"/>
         <w:jc w:val="both"/>
       </w:pPr>
       <w:r>
@@ -14108,7 +14108,7 @@
     </w:p>
     <w:p>
       <w:pPr>
-        <w:spacing w:after="120" w:before="0" w:line="276" w:lineRule="auto"/>
+        <w:spacing w:after="120" w:before="0"/>
         <w:jc w:val="both"/>
       </w:pPr>
       <w:r>
@@ -14125,7 +14125,7 @@
     </w:p>
     <w:p>
       <w:pPr>
-        <w:spacing w:after="120" w:before="0" w:line="276" w:lineRule="auto"/>
+        <w:spacing w:after="120" w:before="0"/>
         <w:jc w:val="both"/>
       </w:pPr>
       <w:r>
@@ -14142,7 +14142,7 @@
     </w:p>
     <w:p>
       <w:pPr>
-        <w:spacing w:after="120" w:before="0" w:line="276" w:lineRule="auto"/>
+        <w:spacing w:after="120" w:before="0"/>
         <w:jc w:val="both"/>
       </w:pPr>
       <w:r>
@@ -14159,7 +14159,7 @@
     </w:p>
     <w:p>
       <w:pPr>
-        <w:spacing w:after="120" w:before="0" w:line="276" w:lineRule="auto"/>
+        <w:spacing w:after="120" w:before="0"/>
         <w:jc w:val="both"/>
       </w:pPr>
       <w:r>
@@ -14176,7 +14176,7 @@
     </w:p>
     <w:p>
       <w:pPr>
-        <w:spacing w:after="120" w:before="0" w:line="276" w:lineRule="auto"/>
+        <w:spacing w:after="120" w:before="0"/>
         <w:jc w:val="both"/>
       </w:pPr>
       <w:r>
@@ -14193,7 +14193,7 @@
     </w:p>
     <w:p>
       <w:pPr>
-        <w:spacing w:after="120" w:before="0" w:line="276" w:lineRule="auto"/>
+        <w:spacing w:after="120" w:before="0"/>
         <w:jc w:val="both"/>
       </w:pPr>
       <w:r>
@@ -14370,7 +14370,7 @@
     </w:tbl>
     <w:p>
       <w:pPr>
-        <w:spacing w:after="120" w:before="0" w:line="276" w:lineRule="auto"/>
+        <w:spacing w:after="120" w:before="0"/>
         <w:jc w:val="both"/>
       </w:pPr>
       <w:r>
@@ -14387,7 +14387,7 @@
     </w:p>
     <w:p>
       <w:pPr>
-        <w:spacing w:after="120" w:before="0" w:line="276" w:lineRule="auto"/>
+        <w:spacing w:after="120" w:before="0"/>
         <w:jc w:val="both"/>
       </w:pPr>
       <w:r>
@@ -14422,7 +14422,7 @@
     </w:p>
     <w:p>
       <w:pPr>
-        <w:spacing w:after="120" w:before="0" w:line="276" w:lineRule="auto"/>
+        <w:spacing w:after="120" w:before="0"/>
         <w:jc w:val="both"/>
       </w:pPr>
       <w:r>
@@ -14439,7 +14439,7 @@
     </w:p>
     <w:p>
       <w:pPr>
-        <w:spacing w:after="120" w:before="0" w:line="276" w:lineRule="auto"/>
+        <w:spacing w:after="120" w:before="0"/>
         <w:jc w:val="both"/>
       </w:pPr>
       <w:r>
@@ -14456,7 +14456,7 @@
     </w:p>
     <w:p>
       <w:pPr>
-        <w:spacing w:after="120" w:before="0" w:line="276" w:lineRule="auto"/>
+        <w:spacing w:after="120" w:before="0"/>
         <w:jc w:val="both"/>
       </w:pPr>
       <w:r>
@@ -14473,7 +14473,7 @@
     </w:p>
     <w:p>
       <w:pPr>
-        <w:spacing w:after="120" w:before="0" w:line="276" w:lineRule="auto"/>
+        <w:spacing w:after="120" w:before="0"/>
         <w:jc w:val="both"/>
       </w:pPr>
       <w:r>
@@ -14490,7 +14490,7 @@
     </w:p>
     <w:p>
       <w:pPr>
-        <w:spacing w:after="120" w:before="0" w:line="276" w:lineRule="auto"/>
+        <w:spacing w:after="120" w:before="0"/>
         <w:jc w:val="both"/>
       </w:pPr>
       <w:r>
@@ -14523,7 +14523,7 @@
     </w:p>
     <w:p>
       <w:pPr>
-        <w:spacing w:after="120" w:before="0" w:line="276" w:lineRule="auto"/>
+        <w:spacing w:after="120" w:before="0"/>
         <w:jc w:val="both"/>
       </w:pPr>
       <w:r>
@@ -14540,7 +14540,7 @@
     </w:p>
     <w:p>
       <w:pPr>
-        <w:spacing w:after="120" w:before="0" w:line="276" w:lineRule="auto"/>
+        <w:spacing w:after="120" w:before="0"/>
         <w:jc w:val="both"/>
       </w:pPr>
       <w:r>
@@ -14557,7 +14557,7 @@
     </w:p>
     <w:p>
       <w:pPr>
-        <w:spacing w:after="120" w:before="0" w:line="276" w:lineRule="auto"/>
+        <w:spacing w:after="120" w:before="0"/>
         <w:jc w:val="both"/>
       </w:pPr>
       <w:r>
@@ -14574,7 +14574,7 @@
     </w:p>
     <w:p>
       <w:pPr>
-        <w:spacing w:after="120" w:before="0" w:line="276" w:lineRule="auto"/>
+        <w:spacing w:after="120" w:before="0"/>
         <w:jc w:val="both"/>
       </w:pPr>
       <w:r>
@@ -14607,7 +14607,7 @@
     </w:p>
     <w:p>
       <w:pPr>
-        <w:spacing w:after="120" w:before="0" w:line="276" w:lineRule="auto"/>
+        <w:spacing w:after="120" w:before="0"/>
         <w:jc w:val="both"/>
       </w:pPr>
       <w:r>
@@ -14624,7 +14624,7 @@
     </w:p>
     <w:p>
       <w:pPr>
-        <w:spacing w:after="120" w:before="0" w:line="276" w:lineRule="auto"/>
+        <w:spacing w:after="120" w:before="0"/>
         <w:jc w:val="both"/>
       </w:pPr>
       <w:r>
@@ -14641,7 +14641,7 @@
     </w:p>
     <w:p>
       <w:pPr>
-        <w:spacing w:after="120" w:before="0" w:line="276" w:lineRule="auto"/>
+        <w:spacing w:after="120" w:before="0"/>
         <w:jc w:val="both"/>
       </w:pPr>
       <w:r>
@@ -14658,7 +14658,7 @@
     </w:p>
     <w:p>
       <w:pPr>
-        <w:spacing w:after="120" w:before="0" w:line="276" w:lineRule="auto"/>
+        <w:spacing w:after="120" w:before="0"/>
         <w:jc w:val="both"/>
       </w:pPr>
       <w:r>
@@ -14675,7 +14675,7 @@
     </w:p>
     <w:p>
       <w:pPr>
-        <w:spacing w:after="120" w:before="0" w:line="276" w:lineRule="auto"/>
+        <w:spacing w:after="120" w:before="0"/>
         <w:jc w:val="both"/>
       </w:pPr>
       <w:r>
@@ -14692,7 +14692,7 @@
     </w:p>
     <w:p>
       <w:pPr>
-        <w:spacing w:after="120" w:before="0" w:line="276" w:lineRule="auto"/>
+        <w:spacing w:after="120" w:before="0"/>
         <w:jc w:val="both"/>
       </w:pPr>
       <w:r>
@@ -14709,7 +14709,7 @@
     </w:p>
     <w:p>
       <w:pPr>
-        <w:spacing w:after="120" w:before="0" w:line="276" w:lineRule="auto"/>
+        <w:spacing w:after="120" w:before="0"/>
         <w:jc w:val="both"/>
       </w:pPr>
       <w:r>
@@ -14726,7 +14726,7 @@
     </w:p>
     <w:p>
       <w:pPr>
-        <w:spacing w:after="120" w:before="0" w:line="276" w:lineRule="auto"/>
+        <w:spacing w:after="120" w:before="0"/>
         <w:jc w:val="both"/>
       </w:pPr>
       <w:r>
@@ -14743,7 +14743,7 @@
     </w:p>
     <w:p>
       <w:pPr>
-        <w:spacing w:after="120" w:before="0" w:line="276" w:lineRule="auto"/>
+        <w:spacing w:after="120" w:before="0"/>
         <w:jc w:val="both"/>
       </w:pPr>
       <w:r>
@@ -14760,7 +14760,7 @@
     </w:p>
     <w:p>
       <w:pPr>
-        <w:spacing w:after="120" w:before="0" w:line="276" w:lineRule="auto"/>
+        <w:spacing w:after="120" w:before="0"/>
         <w:jc w:val="both"/>
       </w:pPr>
       <w:r>
@@ -14885,7 +14885,7 @@
     </w:p>
     <w:p>
       <w:pPr>
-        <w:spacing w:after="120" w:before="0" w:line="276" w:lineRule="auto"/>
+        <w:spacing w:after="120" w:before="0"/>
         <w:jc w:val="both"/>
       </w:pPr>
       <w:r>
@@ -14902,7 +14902,7 @@
     </w:p>
     <w:p>
       <w:pPr>
-        <w:spacing w:after="120" w:before="0" w:line="276" w:lineRule="auto"/>
+        <w:spacing w:after="120" w:before="0"/>
         <w:jc w:val="both"/>
       </w:pPr>
       <w:r>
@@ -14919,7 +14919,7 @@
     </w:p>
     <w:p>
       <w:pPr>
-        <w:spacing w:after="120" w:before="0" w:line="276" w:lineRule="auto"/>
+        <w:spacing w:after="120" w:before="0"/>
         <w:jc w:val="both"/>
       </w:pPr>
       <w:r>
@@ -14936,7 +14936,7 @@
     </w:p>
     <w:p>
       <w:pPr>
-        <w:spacing w:after="120" w:before="0" w:line="276" w:lineRule="auto"/>
+        <w:spacing w:after="120" w:before="0"/>
         <w:jc w:val="both"/>
       </w:pPr>
       <w:r>
@@ -14953,7 +14953,7 @@
     </w:p>
     <w:p>
       <w:pPr>
-        <w:spacing w:after="120" w:before="0" w:line="276" w:lineRule="auto"/>
+        <w:spacing w:after="120" w:before="0"/>
         <w:jc w:val="both"/>
       </w:pPr>
       <w:r>
@@ -14970,7 +14970,7 @@
     </w:p>
     <w:p>
       <w:pPr>
-        <w:spacing w:after="120" w:before="0" w:line="276" w:lineRule="auto"/>
+        <w:spacing w:after="120" w:before="0"/>
         <w:jc w:val="both"/>
       </w:pPr>
       <w:r>
@@ -14987,7 +14987,7 @@
     </w:p>
     <w:p>
       <w:pPr>
-        <w:spacing w:after="120" w:before="0" w:line="276" w:lineRule="auto"/>
+        <w:spacing w:after="120" w:before="0"/>
         <w:jc w:val="both"/>
       </w:pPr>
       <w:r>
@@ -15020,7 +15020,7 @@
     </w:p>
     <w:p>
       <w:pPr>
-        <w:spacing w:after="120" w:before="0" w:line="276" w:lineRule="auto"/>
+        <w:spacing w:after="120" w:before="0"/>
         <w:jc w:val="both"/>
       </w:pPr>
       <w:r>
@@ -15037,7 +15037,7 @@
     </w:p>
     <w:p>
       <w:pPr>
-        <w:spacing w:after="120" w:before="0" w:line="276" w:lineRule="auto"/>
+        <w:spacing w:after="120" w:before="0"/>
         <w:jc w:val="both"/>
       </w:pPr>
       <w:r>
@@ -15054,7 +15054,7 @@
     </w:p>
     <w:p>
       <w:pPr>
-        <w:spacing w:after="120" w:before="0" w:line="276" w:lineRule="auto"/>
+        <w:spacing w:after="120" w:before="0"/>
         <w:jc w:val="both"/>
       </w:pPr>
       <w:r>
@@ -15071,7 +15071,7 @@
     </w:p>
     <w:p>
       <w:pPr>
-        <w:spacing w:after="120" w:before="0" w:line="276" w:lineRule="auto"/>
+        <w:spacing w:after="120" w:before="0"/>
         <w:jc w:val="both"/>
       </w:pPr>
       <w:r>
@@ -15088,7 +15088,7 @@
     </w:p>
     <w:p>
       <w:pPr>
-        <w:spacing w:after="120" w:before="0" w:line="276" w:lineRule="auto"/>
+        <w:spacing w:after="120" w:before="0"/>
         <w:jc w:val="both"/>
       </w:pPr>
       <w:r>
@@ -15105,7 +15105,7 @@
     </w:p>
     <w:p>
       <w:pPr>
-        <w:spacing w:after="120" w:before="0" w:line="276" w:lineRule="auto"/>
+        <w:spacing w:after="120" w:before="0"/>
         <w:jc w:val="both"/>
       </w:pPr>
       <w:r>
@@ -15138,7 +15138,7 @@
     </w:p>
     <w:p>
       <w:pPr>
-        <w:spacing w:after="120" w:before="0" w:line="276" w:lineRule="auto"/>
+        <w:spacing w:after="120" w:before="0"/>
         <w:jc w:val="both"/>
       </w:pPr>
       <w:r>
@@ -15155,7 +15155,7 @@
     </w:p>
     <w:p>
       <w:pPr>
-        <w:spacing w:after="120" w:before="0" w:line="276" w:lineRule="auto"/>
+        <w:spacing w:after="120" w:before="0"/>
         <w:jc w:val="both"/>
       </w:pPr>
       <w:r>
@@ -15172,7 +15172,7 @@
     </w:p>
     <w:p>
       <w:pPr>
-        <w:spacing w:after="120" w:before="0" w:line="276" w:lineRule="auto"/>
+        <w:spacing w:after="120" w:before="0"/>
         <w:jc w:val="both"/>
       </w:pPr>
       <w:r>
@@ -15189,7 +15189,7 @@
     </w:p>
     <w:p>
       <w:pPr>
-        <w:spacing w:after="120" w:before="0" w:line="276" w:lineRule="auto"/>
+        <w:spacing w:after="120" w:before="0"/>
         <w:jc w:val="both"/>
       </w:pPr>
       <w:r>
@@ -15206,7 +15206,7 @@
     </w:p>
     <w:p>
       <w:pPr>
-        <w:spacing w:after="120" w:before="0" w:line="276" w:lineRule="auto"/>
+        <w:spacing w:after="120" w:before="0"/>
         <w:jc w:val="both"/>
       </w:pPr>
       <w:r>
@@ -15239,7 +15239,7 @@
     </w:p>
     <w:p>
       <w:pPr>
-        <w:spacing w:after="120" w:before="0" w:line="276" w:lineRule="auto"/>
+        <w:spacing w:after="120" w:before="0"/>
         <w:jc w:val="both"/>
       </w:pPr>
       <w:r>
@@ -15256,7 +15256,7 @@
     </w:p>
     <w:p>
       <w:pPr>
-        <w:spacing w:after="120" w:before="0" w:line="276" w:lineRule="auto"/>
+        <w:spacing w:after="120" w:before="0"/>
         <w:jc w:val="both"/>
       </w:pPr>
       <w:r>
@@ -15273,7 +15273,7 @@
     </w:p>
     <w:p>
       <w:pPr>
-        <w:spacing w:after="120" w:before="0" w:line="276" w:lineRule="auto"/>
+        <w:spacing w:after="120" w:before="0"/>
         <w:jc w:val="both"/>
       </w:pPr>
       <w:r>
@@ -15290,7 +15290,7 @@
     </w:p>
     <w:p>
       <w:pPr>
-        <w:spacing w:after="120" w:before="0" w:line="276" w:lineRule="auto"/>
+        <w:spacing w:after="120" w:before="0"/>
         <w:jc w:val="both"/>
       </w:pPr>
       <w:r>
@@ -15307,7 +15307,7 @@
     </w:p>
     <w:p>
       <w:pPr>
-        <w:spacing w:after="120" w:before="0" w:line="276" w:lineRule="auto"/>
+        <w:spacing w:after="120" w:before="0"/>
         <w:jc w:val="both"/>
       </w:pPr>
       <w:r>
@@ -15324,7 +15324,7 @@
     </w:p>
     <w:p>
       <w:pPr>
-        <w:spacing w:after="120" w:before="0" w:line="276" w:lineRule="auto"/>
+        <w:spacing w:after="120" w:before="0"/>
         <w:jc w:val="both"/>
       </w:pPr>
       <w:r>
@@ -15341,7 +15341,7 @@
     </w:p>
     <w:p>
       <w:pPr>
-        <w:spacing w:after="120" w:before="0" w:line="276" w:lineRule="auto"/>
+        <w:spacing w:after="120" w:before="0"/>
         <w:jc w:val="both"/>
       </w:pPr>
       <w:r>
@@ -15358,7 +15358,7 @@
     </w:p>
     <w:p>
       <w:pPr>
-        <w:spacing w:after="120" w:before="0" w:line="276" w:lineRule="auto"/>
+        <w:spacing w:after="120" w:before="0"/>
         <w:jc w:val="both"/>
       </w:pPr>
       <w:r>
@@ -15391,7 +15391,7 @@
     </w:p>
     <w:p>
       <w:pPr>
-        <w:spacing w:after="120" w:before="0" w:line="276" w:lineRule="auto"/>
+        <w:spacing w:after="120" w:before="0"/>
         <w:jc w:val="both"/>
       </w:pPr>
       <w:r>
@@ -15408,7 +15408,7 @@
     </w:p>
     <w:p>
       <w:pPr>
-        <w:spacing w:after="120" w:before="0" w:line="276" w:lineRule="auto"/>
+        <w:spacing w:after="120" w:before="0"/>
         <w:jc w:val="both"/>
       </w:pPr>
       <w:r>
@@ -15425,7 +15425,7 @@
     </w:p>
     <w:p>
       <w:pPr>
-        <w:spacing w:after="120" w:before="0" w:line="276" w:lineRule="auto"/>
+        <w:spacing w:after="120" w:before="0"/>
         <w:jc w:val="both"/>
       </w:pPr>
       <w:r>
@@ -15442,7 +15442,7 @@
     </w:p>
     <w:p>
       <w:pPr>
-        <w:spacing w:after="120" w:before="0" w:line="276" w:lineRule="auto"/>
+        <w:spacing w:after="120" w:before="0"/>
         <w:jc w:val="both"/>
       </w:pPr>
       <w:r>
@@ -15459,7 +15459,7 @@
     </w:p>
     <w:p>
       <w:pPr>
-        <w:spacing w:after="120" w:before="0" w:line="276" w:lineRule="auto"/>
+        <w:spacing w:after="120" w:before="0"/>
         <w:jc w:val="both"/>
       </w:pPr>
       <w:r>
@@ -15476,7 +15476,7 @@
     </w:p>
     <w:p>
       <w:pPr>
-        <w:spacing w:after="120" w:before="0" w:line="276" w:lineRule="auto"/>
+        <w:spacing w:after="120" w:before="0"/>
         <w:jc w:val="both"/>
       </w:pPr>
       <w:r>
@@ -15493,7 +15493,7 @@
     </w:p>
     <w:p>
       <w:pPr>
-        <w:spacing w:after="120" w:before="0" w:line="276" w:lineRule="auto"/>
+        <w:spacing w:after="120" w:before="0"/>
         <w:jc w:val="both"/>
       </w:pPr>
       <w:r>
@@ -15510,7 +15510,7 @@
     </w:p>
     <w:p>
       <w:pPr>
-        <w:spacing w:after="120" w:before="0" w:line="276" w:lineRule="auto"/>
+        <w:spacing w:after="120" w:before="0"/>
         <w:jc w:val="both"/>
       </w:pPr>
       <w:r>
@@ -15527,7 +15527,7 @@
     </w:p>
     <w:p>
       <w:pPr>
-        <w:spacing w:after="120" w:before="0" w:line="276" w:lineRule="auto"/>
+        <w:spacing w:after="120" w:before="0"/>
         <w:jc w:val="both"/>
       </w:pPr>
       <w:r>
@@ -15560,7 +15560,7 @@
     </w:p>
     <w:p>
       <w:pPr>
-        <w:spacing w:after="120" w:before="0" w:line="276" w:lineRule="auto"/>
+        <w:spacing w:after="120" w:before="0"/>
         <w:jc w:val="both"/>
       </w:pPr>
       <w:r>
@@ -15577,7 +15577,7 @@
     </w:p>
     <w:p>
       <w:pPr>
-        <w:spacing w:after="120" w:before="0" w:line="276" w:lineRule="auto"/>
+        <w:spacing w:after="120" w:before="0"/>
         <w:jc w:val="both"/>
       </w:pPr>
       <w:r>
@@ -15594,7 +15594,7 @@
     </w:p>
     <w:p>
       <w:pPr>
-        <w:spacing w:after="120" w:before="0" w:line="276" w:lineRule="auto"/>
+        <w:spacing w:after="120" w:before="0"/>
         <w:jc w:val="both"/>
       </w:pPr>
       <w:r>
@@ -15611,7 +15611,7 @@
     </w:p>
     <w:p>
       <w:pPr>
-        <w:spacing w:after="120" w:before="0" w:line="276" w:lineRule="auto"/>
+        <w:spacing w:after="120" w:before="0"/>
         <w:jc w:val="both"/>
       </w:pPr>
       <w:r>
@@ -15628,7 +15628,7 @@
     </w:p>
     <w:p>
       <w:pPr>
-        <w:spacing w:after="120" w:before="0" w:line="276" w:lineRule="auto"/>
+        <w:spacing w:after="120" w:before="0"/>
         <w:jc w:val="both"/>
       </w:pPr>
       <w:r>
@@ -15857,7 +15857,7 @@
     </w:p>
     <w:p>
       <w:pPr>
-        <w:spacing w:after="120" w:before="0" w:line="276" w:lineRule="auto"/>
+        <w:spacing w:after="120" w:before="0"/>
         <w:jc w:val="both"/>
       </w:pPr>
       <w:r>
@@ -15932,7 +15932,7 @@
     </w:tbl>
     <w:p>
       <w:pPr>
-        <w:spacing w:after="120" w:before="0" w:line="276" w:lineRule="auto"/>
+        <w:spacing w:after="120" w:before="0"/>
         <w:jc w:val="both"/>
       </w:pPr>
       <w:r>
@@ -15949,7 +15949,7 @@
     </w:p>
     <w:p>
       <w:pPr>
-        <w:spacing w:after="120" w:before="0" w:line="276" w:lineRule="auto"/>
+        <w:spacing w:after="120" w:before="0"/>
         <w:jc w:val="both"/>
       </w:pPr>
       <w:r>
@@ -15966,7 +15966,7 @@
     </w:p>
     <w:p>
       <w:pPr>
-        <w:spacing w:after="120" w:before="0" w:line="276" w:lineRule="auto"/>
+        <w:spacing w:after="120" w:before="0"/>
         <w:jc w:val="both"/>
       </w:pPr>
       <w:r>
@@ -15999,7 +15999,7 @@
     </w:p>
     <w:p>
       <w:pPr>
-        <w:spacing w:after="120" w:before="0" w:line="276" w:lineRule="auto"/>
+        <w:spacing w:after="120" w:before="0"/>
         <w:jc w:val="both"/>
       </w:pPr>
       <w:r>
@@ -16016,7 +16016,7 @@
     </w:p>
     <w:p>
       <w:pPr>
-        <w:spacing w:after="120" w:before="0" w:line="276" w:lineRule="auto"/>
+        <w:spacing w:after="120" w:before="0"/>
         <w:jc w:val="both"/>
       </w:pPr>
       <w:r>
@@ -16033,7 +16033,7 @@
     </w:p>
     <w:p>
       <w:pPr>
-        <w:spacing w:after="120" w:before="0" w:line="276" w:lineRule="auto"/>
+        <w:spacing w:after="120" w:before="0"/>
         <w:jc w:val="both"/>
       </w:pPr>
       <w:r>
@@ -16050,7 +16050,7 @@
     </w:p>
     <w:p>
       <w:pPr>
-        <w:spacing w:after="120" w:before="0" w:line="276" w:lineRule="auto"/>
+        <w:spacing w:after="120" w:before="0"/>
         <w:jc w:val="both"/>
       </w:pPr>
       <w:r>
@@ -16083,7 +16083,7 @@
     </w:p>
     <w:p>
       <w:pPr>
-        <w:spacing w:after="120" w:before="0" w:line="276" w:lineRule="auto"/>
+        <w:spacing w:after="120" w:before="0"/>
         <w:jc w:val="both"/>
       </w:pPr>
       <w:r>
@@ -16100,7 +16100,7 @@
     </w:p>
     <w:p>
       <w:pPr>
-        <w:spacing w:after="120" w:before="0" w:line="276" w:lineRule="auto"/>
+        <w:spacing w:after="120" w:before="0"/>
         <w:jc w:val="both"/>
       </w:pPr>
       <w:r>
@@ -16117,7 +16117,7 @@
     </w:p>
     <w:p>
       <w:pPr>
-        <w:spacing w:after="120" w:before="0" w:line="276" w:lineRule="auto"/>
+        <w:spacing w:after="120" w:before="0"/>
         <w:jc w:val="both"/>
       </w:pPr>
       <w:r>
@@ -16134,7 +16134,7 @@
     </w:p>
     <w:p>
       <w:pPr>
-        <w:spacing w:after="120" w:before="0" w:line="276" w:lineRule="auto"/>
+        <w:spacing w:after="120" w:before="0"/>
         <w:jc w:val="both"/>
       </w:pPr>
       <w:r>
@@ -16151,7 +16151,7 @@
     </w:p>
     <w:p>
       <w:pPr>
-        <w:spacing w:after="120" w:before="0" w:line="276" w:lineRule="auto"/>
+        <w:spacing w:after="120" w:before="0"/>
         <w:jc w:val="both"/>
       </w:pPr>
       <w:r>
@@ -16184,7 +16184,7 @@
     </w:p>
     <w:p>
       <w:pPr>
-        <w:spacing w:after="120" w:before="0" w:line="276" w:lineRule="auto"/>
+        <w:spacing w:after="120" w:before="0"/>
         <w:jc w:val="both"/>
       </w:pPr>
       <w:r>
@@ -16212,7 +16212,7 @@
     </w:p>
     <w:p>
       <w:pPr>
-        <w:spacing w:after="120" w:before="0" w:line="276" w:lineRule="auto"/>
+        <w:spacing w:after="120" w:before="0"/>
         <w:jc w:val="both"/>
       </w:pPr>
       <w:r>
@@ -16240,7 +16240,7 @@
     </w:p>
     <w:p>
       <w:pPr>
-        <w:spacing w:after="120" w:before="0" w:line="276" w:lineRule="auto"/>
+        <w:spacing w:after="120" w:before="0"/>
         <w:jc w:val="both"/>
       </w:pPr>
       <w:r>
@@ -16268,7 +16268,7 @@
     </w:p>
     <w:p>
       <w:pPr>
-        <w:spacing w:after="120" w:before="0" w:line="276" w:lineRule="auto"/>
+        <w:spacing w:after="120" w:before="0"/>
         <w:jc w:val="both"/>
       </w:pPr>
       <w:r>
@@ -16296,7 +16296,7 @@
     </w:p>
     <w:p>
       <w:pPr>
-        <w:spacing w:after="120" w:before="0" w:line="276" w:lineRule="auto"/>
+        <w:spacing w:after="120" w:before="0"/>
         <w:jc w:val="both"/>
       </w:pPr>
       <w:r>
@@ -16324,7 +16324,7 @@
     </w:p>
     <w:p>
       <w:pPr>
-        <w:spacing w:after="120" w:before="0" w:line="276" w:lineRule="auto"/>
+        <w:spacing w:after="120" w:before="0"/>
         <w:jc w:val="both"/>
       </w:pPr>
       <w:r>
@@ -16352,7 +16352,7 @@
     </w:p>
     <w:p>
       <w:pPr>
-        <w:spacing w:after="120" w:before="0" w:line="276" w:lineRule="auto"/>
+        <w:spacing w:after="120" w:before="0"/>
         <w:jc w:val="both"/>
       </w:pPr>
       <w:r>
@@ -16396,7 +16396,7 @@
     </w:p>
     <w:p>
       <w:pPr>
-        <w:spacing w:after="120" w:before="0" w:line="276" w:lineRule="auto"/>
+        <w:spacing w:after="120" w:before="0"/>
         <w:jc w:val="both"/>
       </w:pPr>
       <w:r>
@@ -16413,7 +16413,7 @@
     </w:p>
     <w:p>
       <w:pPr>
-        <w:spacing w:after="120" w:before="0" w:line="276" w:lineRule="auto"/>
+        <w:spacing w:after="120" w:before="0"/>
         <w:jc w:val="both"/>
       </w:pPr>
       <w:r>
@@ -16430,7 +16430,7 @@
     </w:p>
     <w:p>
       <w:pPr>
-        <w:spacing w:after="120" w:before="0" w:line="276" w:lineRule="auto"/>
+        <w:spacing w:after="120" w:before="0"/>
         <w:jc w:val="both"/>
       </w:pPr>
       <w:r>
@@ -16447,7 +16447,7 @@
     </w:p>
     <w:p>
       <w:pPr>
-        <w:spacing w:after="120" w:before="0" w:line="276" w:lineRule="auto"/>
+        <w:spacing w:after="120" w:before="0"/>
         <w:jc w:val="both"/>
       </w:pPr>
       <w:r>
@@ -16464,7 +16464,7 @@
     </w:p>
     <w:p>
       <w:pPr>
-        <w:spacing w:after="120" w:before="0" w:line="276" w:lineRule="auto"/>
+        <w:spacing w:after="120" w:before="0"/>
         <w:jc w:val="both"/>
       </w:pPr>
       <w:r>
@@ -16539,7 +16539,7 @@
     </w:tbl>
     <w:p>
       <w:pPr>
-        <w:spacing w:after="120" w:before="0" w:line="276" w:lineRule="auto"/>
+        <w:spacing w:after="120" w:before="0"/>
         <w:jc w:val="both"/>
       </w:pPr>
       <w:r>
@@ -16556,7 +16556,7 @@
     </w:p>
     <w:p>
       <w:pPr>
-        <w:spacing w:after="120" w:before="0" w:line="276" w:lineRule="auto"/>
+        <w:spacing w:after="120" w:before="0"/>
         <w:jc w:val="both"/>
       </w:pPr>
       <w:r>
@@ -16631,7 +16631,7 @@
     </w:tbl>
     <w:p>
       <w:pPr>
-        <w:spacing w:after="120" w:before="0" w:line="276" w:lineRule="auto"/>
+        <w:spacing w:after="120" w:before="0"/>
         <w:jc w:val="both"/>
       </w:pPr>
       <w:r>
@@ -16648,7 +16648,7 @@
     </w:p>
     <w:p>
       <w:pPr>
-        <w:spacing w:after="120" w:before="0" w:line="276" w:lineRule="auto"/>
+        <w:spacing w:after="120" w:before="0"/>
         <w:jc w:val="both"/>
       </w:pPr>
       <w:r>
@@ -16665,7 +16665,7 @@
     </w:p>
     <w:p>
       <w:pPr>
-        <w:spacing w:after="120" w:before="0" w:line="276" w:lineRule="auto"/>
+        <w:spacing w:after="120" w:before="0"/>
         <w:jc w:val="both"/>
       </w:pPr>
       <w:r>
@@ -16698,7 +16698,7 @@
     </w:p>
     <w:p>
       <w:pPr>
-        <w:spacing w:after="120" w:before="0" w:line="276" w:lineRule="auto"/>
+        <w:spacing w:after="120" w:before="0"/>
         <w:jc w:val="both"/>
       </w:pPr>
       <w:r>
@@ -16715,7 +16715,7 @@
     </w:p>
     <w:p>
       <w:pPr>
-        <w:spacing w:after="120" w:before="0" w:line="276" w:lineRule="auto"/>
+        <w:spacing w:after="120" w:before="0"/>
         <w:jc w:val="both"/>
       </w:pPr>
       <w:r>
@@ -16732,7 +16732,7 @@
     </w:p>
     <w:p>
       <w:pPr>
-        <w:spacing w:after="120" w:before="0" w:line="276" w:lineRule="auto"/>
+        <w:spacing w:after="120" w:before="0"/>
         <w:jc w:val="both"/>
       </w:pPr>
       <w:r>
@@ -16749,7 +16749,7 @@
     </w:p>
     <w:p>
       <w:pPr>
-        <w:spacing w:after="120" w:before="0" w:line="276" w:lineRule="auto"/>
+        <w:spacing w:after="120" w:before="0"/>
         <w:jc w:val="both"/>
       </w:pPr>
       <w:r>
@@ -16782,7 +16782,7 @@
     </w:p>
     <w:p>
       <w:pPr>
-        <w:spacing w:after="120" w:before="0" w:line="276" w:lineRule="auto"/>
+        <w:spacing w:after="120" w:before="0"/>
         <w:jc w:val="both"/>
       </w:pPr>
       <w:r>
@@ -16799,7 +16799,7 @@
     </w:p>
     <w:p>
       <w:pPr>
-        <w:spacing w:after="120" w:before="0" w:line="276" w:lineRule="auto"/>
+        <w:spacing w:after="120" w:before="0"/>
         <w:jc w:val="both"/>
       </w:pPr>
       <w:r>
@@ -16874,7 +16874,7 @@
     </w:tbl>
     <w:p>
       <w:pPr>
-        <w:spacing w:after="120" w:before="0" w:line="276" w:lineRule="auto"/>
+        <w:spacing w:after="120" w:before="0"/>
         <w:jc w:val="both"/>
       </w:pPr>
       <w:r>
@@ -16891,7 +16891,7 @@
     </w:p>
     <w:p>
       <w:pPr>
-        <w:spacing w:after="120" w:before="0" w:line="276" w:lineRule="auto"/>
+        <w:spacing w:after="120" w:before="0"/>
         <w:jc w:val="both"/>
       </w:pPr>
       <w:r>
@@ -16908,7 +16908,7 @@
     </w:p>
     <w:p>
       <w:pPr>
-        <w:spacing w:after="120" w:before="0" w:line="276" w:lineRule="auto"/>
+        <w:spacing w:after="120" w:before="0"/>
         <w:jc w:val="both"/>
       </w:pPr>
       <w:r>
@@ -16983,7 +16983,7 @@
     </w:tbl>
     <w:p>
       <w:pPr>
-        <w:spacing w:after="120" w:before="0" w:line="276" w:lineRule="auto"/>
+        <w:spacing w:after="120" w:before="0"/>
         <w:jc w:val="both"/>
       </w:pPr>
       <w:r>
@@ -17000,7 +17000,7 @@
     </w:p>
     <w:p>
       <w:pPr>
-        <w:spacing w:after="120" w:before="0" w:line="276" w:lineRule="auto"/>
+        <w:spacing w:after="120" w:before="0"/>
         <w:jc w:val="both"/>
       </w:pPr>
       <w:r>
@@ -17049,7 +17049,7 @@
     </w:p>
     <w:p>
       <w:pPr>
-        <w:spacing w:after="120" w:before="0" w:line="276" w:lineRule="auto"/>
+        <w:spacing w:after="120" w:before="0"/>
         <w:jc w:val="both"/>
       </w:pPr>
       <w:r>
@@ -17066,7 +17066,7 @@
     </w:p>
     <w:p>
       <w:pPr>
-        <w:spacing w:after="120" w:before="0" w:line="276" w:lineRule="auto"/>
+        <w:spacing w:after="120" w:before="0"/>
         <w:jc w:val="both"/>
       </w:pPr>
       <w:r>
@@ -17099,7 +17099,7 @@
     </w:p>
     <w:p>
       <w:pPr>
-        <w:spacing w:after="120" w:before="0" w:line="276" w:lineRule="auto"/>
+        <w:spacing w:after="120" w:before="0"/>
         <w:jc w:val="both"/>
       </w:pPr>
       <w:r>
@@ -17116,7 +17116,7 @@
     </w:p>
     <w:p>
       <w:pPr>
-        <w:spacing w:after="120" w:before="0" w:line="276" w:lineRule="auto"/>
+        <w:spacing w:after="120" w:before="0"/>
         <w:jc w:val="both"/>
       </w:pPr>
       <w:r>
@@ -17149,7 +17149,7 @@
     </w:p>
     <w:p>
       <w:pPr>
-        <w:spacing w:after="120" w:before="0" w:line="276" w:lineRule="auto"/>
+        <w:spacing w:after="120" w:before="0"/>
         <w:jc w:val="both"/>
       </w:pPr>
       <w:r>
@@ -17182,7 +17182,7 @@
     </w:p>
     <w:p>
       <w:pPr>
-        <w:spacing w:after="120" w:before="0" w:line="276" w:lineRule="auto"/>
+        <w:spacing w:after="120" w:before="0"/>
         <w:jc w:val="both"/>
       </w:pPr>
       <w:r>
@@ -17199,7 +17199,7 @@
     </w:p>
     <w:p>
       <w:pPr>
-        <w:spacing w:after="120" w:before="0" w:line="276" w:lineRule="auto"/>
+        <w:spacing w:after="120" w:before="0"/>
         <w:jc w:val="both"/>
       </w:pPr>
       <w:r>
@@ -17232,7 +17232,7 @@
     </w:p>
     <w:p>
       <w:pPr>
-        <w:spacing w:after="120" w:before="0" w:line="276" w:lineRule="auto"/>
+        <w:spacing w:after="120" w:before="0"/>
         <w:jc w:val="both"/>
       </w:pPr>
       <w:r>
@@ -17249,7 +17249,7 @@
     </w:p>
     <w:p>
       <w:pPr>
-        <w:spacing w:after="120" w:before="0" w:line="276" w:lineRule="auto"/>
+        <w:spacing w:after="120" w:before="0"/>
         <w:jc w:val="both"/>
       </w:pPr>
       <w:r>
@@ -17266,7 +17266,7 @@
     </w:p>
     <w:p>
       <w:pPr>
-        <w:spacing w:after="120" w:before="0" w:line="276" w:lineRule="auto"/>
+        <w:spacing w:after="120" w:before="0"/>
         <w:jc w:val="both"/>
       </w:pPr>
       <w:r>
@@ -17283,7 +17283,7 @@
     </w:p>
     <w:p>
       <w:pPr>
-        <w:spacing w:after="120" w:before="0" w:line="276" w:lineRule="auto"/>
+        <w:spacing w:after="120" w:before="0"/>
         <w:jc w:val="both"/>
       </w:pPr>
       <w:r>
@@ -17300,7 +17300,7 @@
     </w:p>
     <w:p>
       <w:pPr>
-        <w:spacing w:after="120" w:before="0" w:line="276" w:lineRule="auto"/>
+        <w:spacing w:after="120" w:before="0"/>
         <w:jc w:val="both"/>
       </w:pPr>
       <w:r>
@@ -17317,7 +17317,7 @@
     </w:p>
     <w:p>
       <w:pPr>
-        <w:spacing w:after="120" w:before="0" w:line="276" w:lineRule="auto"/>
+        <w:spacing w:after="120" w:before="0"/>
         <w:jc w:val="both"/>
       </w:pPr>
       <w:r>
@@ -17334,7 +17334,7 @@
     </w:p>
     <w:p>
       <w:pPr>
-        <w:spacing w:after="120" w:before="0" w:line="276" w:lineRule="auto"/>
+        <w:spacing w:after="120" w:before="0"/>
         <w:jc w:val="both"/>
       </w:pPr>
       <w:r>
@@ -17351,7 +17351,7 @@
     </w:p>
     <w:p>
       <w:pPr>
-        <w:spacing w:after="120" w:before="0" w:line="276" w:lineRule="auto"/>
+        <w:spacing w:after="120" w:before="0"/>
         <w:jc w:val="both"/>
       </w:pPr>
       <w:r>
@@ -17368,7 +17368,7 @@
     </w:p>
     <w:p>
       <w:pPr>
-        <w:spacing w:after="120" w:before="0" w:line="276" w:lineRule="auto"/>
+        <w:spacing w:after="120" w:before="0"/>
         <w:jc w:val="both"/>
       </w:pPr>
       <w:r>
@@ -17597,7 +17597,7 @@
     </w:p>
     <w:p>
       <w:pPr>
-        <w:spacing w:after="120" w:before="0" w:line="276" w:lineRule="auto"/>
+        <w:spacing w:after="120" w:before="0"/>
         <w:jc w:val="both"/>
       </w:pPr>
       <w:r>
@@ -17614,7 +17614,7 @@
     </w:p>
     <w:p>
       <w:pPr>
-        <w:spacing w:after="120" w:before="0" w:line="276" w:lineRule="auto"/>
+        <w:spacing w:after="120" w:before="0"/>
         <w:jc w:val="both"/>
       </w:pPr>
       <w:r>
@@ -17631,7 +17631,7 @@
     </w:p>
     <w:p>
       <w:pPr>
-        <w:spacing w:after="120" w:before="0" w:line="276" w:lineRule="auto"/>
+        <w:spacing w:after="120" w:before="0"/>
         <w:jc w:val="both"/>
       </w:pPr>
       <w:r>
@@ -17648,7 +17648,7 @@
     </w:p>
     <w:p>
       <w:pPr>
-        <w:spacing w:after="120" w:before="0" w:line="276" w:lineRule="auto"/>
+        <w:spacing w:after="120" w:before="0"/>
         <w:jc w:val="both"/>
       </w:pPr>
       <w:r>
@@ -17665,7 +17665,7 @@
     </w:p>
     <w:p>
       <w:pPr>
-        <w:spacing w:after="120" w:before="0" w:line="276" w:lineRule="auto"/>
+        <w:spacing w:after="120" w:before="0"/>
         <w:jc w:val="both"/>
       </w:pPr>
       <w:r>
@@ -17698,7 +17698,7 @@
     </w:p>
     <w:p>
       <w:pPr>
-        <w:spacing w:after="120" w:before="0" w:line="276" w:lineRule="auto"/>
+        <w:spacing w:after="120" w:before="0"/>
         <w:jc w:val="both"/>
       </w:pPr>
       <w:r>
@@ -17715,7 +17715,7 @@
     </w:p>
     <w:p>
       <w:pPr>
-        <w:spacing w:after="120" w:before="0" w:line="276" w:lineRule="auto"/>
+        <w:spacing w:after="120" w:before="0"/>
         <w:jc w:val="both"/>
       </w:pPr>
       <w:r>
@@ -17732,7 +17732,7 @@
     </w:p>
     <w:p>
       <w:pPr>
-        <w:spacing w:after="120" w:before="0" w:line="276" w:lineRule="auto"/>
+        <w:spacing w:after="120" w:before="0"/>
         <w:jc w:val="both"/>
       </w:pPr>
       <w:r>
@@ -17749,7 +17749,7 @@
     </w:p>
     <w:p>
       <w:pPr>
-        <w:spacing w:after="120" w:before="0" w:line="276" w:lineRule="auto"/>
+        <w:spacing w:after="120" w:before="0"/>
         <w:jc w:val="both"/>
       </w:pPr>
       <w:r>
@@ -17782,7 +17782,7 @@
     </w:p>
     <w:p>
       <w:pPr>
-        <w:spacing w:after="120" w:before="0" w:line="276" w:lineRule="auto"/>
+        <w:spacing w:after="120" w:before="0"/>
         <w:jc w:val="both"/>
       </w:pPr>
       <w:r>
@@ -17810,7 +17810,7 @@
     </w:p>
     <w:p>
       <w:pPr>
-        <w:spacing w:after="120" w:before="0" w:line="276" w:lineRule="auto"/>
+        <w:spacing w:after="120" w:before="0"/>
         <w:jc w:val="both"/>
       </w:pPr>
       <w:r>
@@ -17838,7 +17838,7 @@
     </w:p>
     <w:p>
       <w:pPr>
-        <w:spacing w:after="120" w:before="0" w:line="276" w:lineRule="auto"/>
+        <w:spacing w:after="120" w:before="0"/>
         <w:jc w:val="both"/>
       </w:pPr>
       <w:r>
@@ -17866,7 +17866,7 @@
     </w:p>
     <w:p>
       <w:pPr>
-        <w:spacing w:after="120" w:before="0" w:line="276" w:lineRule="auto"/>
+        <w:spacing w:after="120" w:before="0"/>
         <w:jc w:val="both"/>
       </w:pPr>
       <w:r>
@@ -17883,7 +17883,7 @@
     </w:p>
     <w:p>
       <w:pPr>
-        <w:spacing w:after="120" w:before="0" w:line="276" w:lineRule="auto"/>
+        <w:spacing w:after="120" w:before="0"/>
         <w:jc w:val="both"/>
       </w:pPr>
       <w:r>
@@ -17916,7 +17916,7 @@
     </w:p>
     <w:p>
       <w:pPr>
-        <w:spacing w:after="120" w:before="0" w:line="276" w:lineRule="auto"/>
+        <w:spacing w:after="120" w:before="0"/>
         <w:jc w:val="both"/>
       </w:pPr>
       <w:r>
@@ -17933,7 +17933,7 @@
     </w:p>
     <w:p>
       <w:pPr>
-        <w:spacing w:after="120" w:before="0" w:line="276" w:lineRule="auto"/>
+        <w:spacing w:after="120" w:before="0"/>
         <w:jc w:val="both"/>
       </w:pPr>
       <w:r>
@@ -17950,7 +17950,7 @@
     </w:p>
     <w:p>
       <w:pPr>
-        <w:spacing w:after="120" w:before="0" w:line="276" w:lineRule="auto"/>
+        <w:spacing w:after="120" w:before="0"/>
         <w:jc w:val="both"/>
       </w:pPr>
       <w:r>
@@ -17967,7 +17967,7 @@
     </w:p>
     <w:p>
       <w:pPr>
-        <w:spacing w:after="120" w:before="0" w:line="276" w:lineRule="auto"/>
+        <w:spacing w:after="120" w:before="0"/>
         <w:jc w:val="both"/>
       </w:pPr>
       <w:r>
@@ -18042,7 +18042,7 @@
     </w:tbl>
     <w:p>
       <w:pPr>
-        <w:spacing w:after="120" w:before="0" w:line="276" w:lineRule="auto"/>
+        <w:spacing w:after="120" w:before="0"/>
         <w:jc w:val="both"/>
       </w:pPr>
       <w:r>
@@ -18059,7 +18059,7 @@
     </w:p>
     <w:p>
       <w:pPr>
-        <w:spacing w:after="120" w:before="0" w:line="276" w:lineRule="auto"/>
+        <w:spacing w:after="120" w:before="0"/>
         <w:jc w:val="both"/>
       </w:pPr>
       <w:r>
@@ -18134,7 +18134,7 @@
     </w:tbl>
     <w:p>
       <w:pPr>
-        <w:spacing w:after="120" w:before="0" w:line="276" w:lineRule="auto"/>
+        <w:spacing w:after="120" w:before="0"/>
         <w:jc w:val="both"/>
       </w:pPr>
       <w:r>
@@ -18151,7 +18151,7 @@
     </w:p>
     <w:p>
       <w:pPr>
-        <w:spacing w:after="120" w:before="0" w:line="276" w:lineRule="auto"/>
+        <w:spacing w:after="120" w:before="0"/>
         <w:jc w:val="both"/>
       </w:pPr>
       <w:r>
@@ -18168,7 +18168,7 @@
     </w:p>
     <w:p>
       <w:pPr>
-        <w:spacing w:after="120" w:before="0" w:line="276" w:lineRule="auto"/>
+        <w:spacing w:after="120" w:before="0"/>
         <w:jc w:val="both"/>
       </w:pPr>
       <w:r>
@@ -18201,7 +18201,7 @@
     </w:p>
     <w:p>
       <w:pPr>
-        <w:spacing w:after="120" w:before="0" w:line="276" w:lineRule="auto"/>
+        <w:spacing w:after="120" w:before="0"/>
         <w:jc w:val="both"/>
       </w:pPr>
       <w:r>
@@ -18218,7 +18218,7 @@
     </w:p>
     <w:p>
       <w:pPr>
-        <w:spacing w:after="120" w:before="0" w:line="276" w:lineRule="auto"/>
+        <w:spacing w:after="120" w:before="0"/>
         <w:jc w:val="both"/>
       </w:pPr>
       <w:r>
@@ -18235,7 +18235,7 @@
     </w:p>
     <w:p>
       <w:pPr>
-        <w:spacing w:after="120" w:before="0" w:line="276" w:lineRule="auto"/>
+        <w:spacing w:after="120" w:before="0"/>
         <w:jc w:val="both"/>
       </w:pPr>
       <w:r>
@@ -18252,7 +18252,7 @@
     </w:p>
     <w:p>
       <w:pPr>
-        <w:spacing w:after="120" w:before="0" w:line="276" w:lineRule="auto"/>
+        <w:spacing w:after="120" w:before="0"/>
         <w:jc w:val="both"/>
       </w:pPr>
       <w:r>
@@ -18280,7 +18280,7 @@
     </w:p>
     <w:p>
       <w:pPr>
-        <w:spacing w:after="120" w:before="0" w:line="276" w:lineRule="auto"/>
+        <w:spacing w:after="120" w:before="0"/>
         <w:jc w:val="both"/>
       </w:pPr>
       <w:r>
@@ -18297,7 +18297,7 @@
     </w:p>
     <w:p>
       <w:pPr>
-        <w:spacing w:after="120" w:before="0" w:line="276" w:lineRule="auto"/>
+        <w:spacing w:after="120" w:before="0"/>
         <w:jc w:val="both"/>
       </w:pPr>
       <w:r>
@@ -18325,7 +18325,7 @@
     </w:p>
     <w:p>
       <w:pPr>
-        <w:spacing w:after="120" w:before="0" w:line="276" w:lineRule="auto"/>
+        <w:spacing w:after="120" w:before="0"/>
         <w:jc w:val="both"/>
       </w:pPr>
       <w:r>
@@ -18342,7 +18342,7 @@
     </w:p>
     <w:p>
       <w:pPr>
-        <w:spacing w:after="120" w:before="0" w:line="276" w:lineRule="auto"/>
+        <w:spacing w:after="120" w:before="0"/>
         <w:jc w:val="both"/>
       </w:pPr>
       <w:r>
@@ -18370,7 +18370,7 @@
     </w:p>
     <w:p>
       <w:pPr>
-        <w:spacing w:after="120" w:before="0" w:line="276" w:lineRule="auto"/>
+        <w:spacing w:after="120" w:before="0"/>
         <w:jc w:val="both"/>
       </w:pPr>
       <w:r>
@@ -18387,7 +18387,7 @@
     </w:p>
     <w:p>
       <w:pPr>
-        <w:spacing w:after="120" w:before="0" w:line="276" w:lineRule="auto"/>
+        <w:spacing w:after="120" w:before="0"/>
         <w:jc w:val="both"/>
       </w:pPr>
       <w:r>
@@ -18415,7 +18415,7 @@
     </w:p>
     <w:p>
       <w:pPr>
-        <w:spacing w:after="120" w:before="0" w:line="276" w:lineRule="auto"/>
+        <w:spacing w:after="120" w:before="0"/>
         <w:jc w:val="both"/>
       </w:pPr>
       <w:r>
@@ -18448,7 +18448,7 @@
     </w:p>
     <w:p>
       <w:pPr>
-        <w:spacing w:after="120" w:before="0" w:line="276" w:lineRule="auto"/>
+        <w:spacing w:after="120" w:before="0"/>
         <w:jc w:val="both"/>
       </w:pPr>
       <w:r>
@@ -18465,7 +18465,7 @@
     </w:p>
     <w:p>
       <w:pPr>
-        <w:spacing w:after="120" w:before="0" w:line="276" w:lineRule="auto"/>
+        <w:spacing w:after="120" w:before="0"/>
         <w:jc w:val="both"/>
       </w:pPr>
       <w:r>
@@ -18482,7 +18482,7 @@
     </w:p>
     <w:p>
       <w:pPr>
-        <w:spacing w:after="120" w:before="0" w:line="276" w:lineRule="auto"/>
+        <w:spacing w:after="120" w:before="0"/>
         <w:jc w:val="both"/>
       </w:pPr>
       <w:r>
@@ -18499,7 +18499,7 @@
     </w:p>
     <w:p>
       <w:pPr>
-        <w:spacing w:after="120" w:before="0" w:line="276" w:lineRule="auto"/>
+        <w:spacing w:after="120" w:before="0"/>
         <w:jc w:val="both"/>
       </w:pPr>
       <w:r>
@@ -18608,7 +18608,7 @@
     </w:tbl>
     <w:p>
       <w:pPr>
-        <w:spacing w:after="120" w:before="0" w:line="276" w:lineRule="auto"/>
+        <w:spacing w:after="120" w:before="0"/>
         <w:jc w:val="both"/>
       </w:pPr>
       <w:r>
@@ -18625,7 +18625,7 @@
     </w:p>
     <w:p>
       <w:pPr>
-        <w:spacing w:after="120" w:before="0" w:line="276" w:lineRule="auto"/>
+        <w:spacing w:after="120" w:before="0"/>
         <w:jc w:val="both"/>
       </w:pPr>
       <w:r>
@@ -18642,7 +18642,7 @@
     </w:p>
     <w:p>
       <w:pPr>
-        <w:spacing w:after="120" w:before="0" w:line="276" w:lineRule="auto"/>
+        <w:spacing w:after="120" w:before="0"/>
         <w:jc w:val="both"/>
       </w:pPr>
       <w:r>
@@ -18659,7 +18659,7 @@
     </w:p>
     <w:p>
       <w:pPr>
-        <w:spacing w:after="120" w:before="0" w:line="276" w:lineRule="auto"/>
+        <w:spacing w:after="120" w:before="0"/>
         <w:jc w:val="both"/>
       </w:pPr>
       <w:r>
@@ -18750,7 +18750,7 @@
     </w:p>
     <w:p>
       <w:pPr>
-        <w:spacing w:after="120" w:before="0" w:line="276" w:lineRule="auto"/>
+        <w:spacing w:after="120" w:before="0"/>
         <w:jc w:val="both"/>
       </w:pPr>
       <w:r>
@@ -18995,7 +18995,7 @@
     </w:tbl>
     <w:p>
       <w:pPr>
-        <w:spacing w:after="120" w:before="0" w:line="276" w:lineRule="auto"/>
+        <w:spacing w:after="120" w:before="0"/>
         <w:jc w:val="both"/>
       </w:pPr>
       <w:r>
@@ -19028,7 +19028,7 @@
     </w:p>
     <w:p>
       <w:pPr>
-        <w:spacing w:after="120" w:before="0" w:line="276" w:lineRule="auto"/>
+        <w:spacing w:after="120" w:before="0"/>
         <w:jc w:val="both"/>
       </w:pPr>
       <w:r>
@@ -19045,7 +19045,7 @@
     </w:p>
     <w:p>
       <w:pPr>
-        <w:spacing w:after="120" w:before="0" w:line="276" w:lineRule="auto"/>
+        <w:spacing w:after="120" w:before="0"/>
         <w:jc w:val="both"/>
       </w:pPr>
       <w:r>
@@ -19062,7 +19062,7 @@
     </w:p>
     <w:p>
       <w:pPr>
-        <w:spacing w:after="120" w:before="0" w:line="276" w:lineRule="auto"/>
+        <w:spacing w:after="120" w:before="0"/>
         <w:jc w:val="both"/>
       </w:pPr>
       <w:r>
@@ -19079,7 +19079,7 @@
     </w:p>
     <w:p>
       <w:pPr>
-        <w:spacing w:after="120" w:before="0" w:line="276" w:lineRule="auto"/>
+        <w:spacing w:after="120" w:before="0"/>
         <w:jc w:val="both"/>
       </w:pPr>
       <w:r>
@@ -19096,7 +19096,7 @@
     </w:p>
     <w:p>
       <w:pPr>
-        <w:spacing w:after="120" w:before="0" w:line="276" w:lineRule="auto"/>
+        <w:spacing w:after="120" w:before="0"/>
         <w:jc w:val="both"/>
       </w:pPr>
       <w:r>
@@ -19113,7 +19113,7 @@
     </w:p>
     <w:p>
       <w:pPr>
-        <w:spacing w:after="120" w:before="0" w:line="276" w:lineRule="auto"/>
+        <w:spacing w:after="120" w:before="0"/>
         <w:jc w:val="both"/>
       </w:pPr>
       <w:r>
@@ -19130,7 +19130,7 @@
     </w:p>
     <w:p>
       <w:pPr>
-        <w:spacing w:after="120" w:before="0" w:line="276" w:lineRule="auto"/>
+        <w:spacing w:after="120" w:before="0"/>
         <w:jc w:val="both"/>
       </w:pPr>
       <w:r>
@@ -19163,7 +19163,7 @@
     </w:p>
     <w:p>
       <w:pPr>
-        <w:spacing w:after="120" w:before="0" w:line="276" w:lineRule="auto"/>
+        <w:spacing w:after="120" w:before="0"/>
         <w:jc w:val="both"/>
       </w:pPr>
       <w:r>
@@ -19180,7 +19180,7 @@
     </w:p>
     <w:p>
       <w:pPr>
-        <w:spacing w:after="120" w:before="0" w:line="276" w:lineRule="auto"/>
+        <w:spacing w:after="120" w:before="0"/>
         <w:jc w:val="both"/>
       </w:pPr>
       <w:r>
@@ -19197,7 +19197,7 @@
     </w:p>
     <w:p>
       <w:pPr>
-        <w:spacing w:after="120" w:before="0" w:line="276" w:lineRule="auto"/>
+        <w:spacing w:after="120" w:before="0"/>
         <w:jc w:val="both"/>
       </w:pPr>
       <w:r>
@@ -19214,7 +19214,7 @@
     </w:p>
     <w:p>
       <w:pPr>
-        <w:spacing w:after="120" w:before="0" w:line="276" w:lineRule="auto"/>
+        <w:spacing w:after="120" w:before="0"/>
         <w:jc w:val="both"/>
       </w:pPr>
       <w:r>
@@ -19231,7 +19231,7 @@
     </w:p>
     <w:p>
       <w:pPr>
-        <w:spacing w:after="120" w:before="0" w:line="276" w:lineRule="auto"/>
+        <w:spacing w:after="120" w:before="0"/>
         <w:jc w:val="both"/>
       </w:pPr>
       <w:r>
@@ -19248,7 +19248,7 @@
     </w:p>
     <w:p>
       <w:pPr>
-        <w:spacing w:after="120" w:before="0" w:line="276" w:lineRule="auto"/>
+        <w:spacing w:after="120" w:before="0"/>
         <w:jc w:val="both"/>
       </w:pPr>
       <w:r>
@@ -19477,7 +19477,7 @@
     </w:p>
     <w:p>
       <w:pPr>
-        <w:spacing w:after="120" w:before="0" w:line="276" w:lineRule="auto"/>
+        <w:spacing w:after="120" w:before="0"/>
         <w:jc w:val="both"/>
       </w:pPr>
       <w:r>
@@ -19494,7 +19494,7 @@
     </w:p>
     <w:p>
       <w:pPr>
-        <w:spacing w:after="120" w:before="0" w:line="276" w:lineRule="auto"/>
+        <w:spacing w:after="120" w:before="0"/>
         <w:jc w:val="both"/>
       </w:pPr>
       <w:r>
@@ -19511,7 +19511,7 @@
     </w:p>
     <w:p>
       <w:pPr>
-        <w:spacing w:after="120" w:before="0" w:line="276" w:lineRule="auto"/>
+        <w:spacing w:after="120" w:before="0"/>
         <w:jc w:val="both"/>
       </w:pPr>
       <w:r>
@@ -19528,7 +19528,7 @@
     </w:p>
     <w:p>
       <w:pPr>
-        <w:spacing w:after="120" w:before="0" w:line="276" w:lineRule="auto"/>
+        <w:spacing w:after="120" w:before="0"/>
         <w:jc w:val="both"/>
       </w:pPr>
       <w:r>
@@ -19545,7 +19545,7 @@
     </w:p>
     <w:p>
       <w:pPr>
-        <w:spacing w:after="120" w:before="0" w:line="276" w:lineRule="auto"/>
+        <w:spacing w:after="120" w:before="0"/>
         <w:jc w:val="both"/>
       </w:pPr>
       <w:r>
@@ -19562,7 +19562,7 @@
     </w:p>
     <w:p>
       <w:pPr>
-        <w:spacing w:after="120" w:before="0" w:line="276" w:lineRule="auto"/>
+        <w:spacing w:after="120" w:before="0"/>
         <w:jc w:val="both"/>
       </w:pPr>
       <w:r>
@@ -19579,7 +19579,7 @@
     </w:p>
     <w:p>
       <w:pPr>
-        <w:spacing w:after="120" w:before="0" w:line="276" w:lineRule="auto"/>
+        <w:spacing w:after="120" w:before="0"/>
         <w:jc w:val="both"/>
       </w:pPr>
       <w:r>
@@ -19596,7 +19596,7 @@
     </w:p>
     <w:p>
       <w:pPr>
-        <w:spacing w:after="120" w:before="0" w:line="276" w:lineRule="auto"/>
+        <w:spacing w:after="120" w:before="0"/>
         <w:jc w:val="both"/>
       </w:pPr>
       <w:r>
@@ -19613,7 +19613,7 @@
     </w:p>
     <w:p>
       <w:pPr>
-        <w:spacing w:after="120" w:before="0" w:line="276" w:lineRule="auto"/>
+        <w:spacing w:after="120" w:before="0"/>
         <w:jc w:val="both"/>
       </w:pPr>
       <w:r>
@@ -19630,7 +19630,7 @@
     </w:p>
     <w:p>
       <w:pPr>
-        <w:spacing w:after="120" w:before="0" w:line="276" w:lineRule="auto"/>
+        <w:spacing w:after="120" w:before="0"/>
         <w:jc w:val="both"/>
       </w:pPr>
       <w:r>
@@ -19647,7 +19647,7 @@
     </w:p>
     <w:p>
       <w:pPr>
-        <w:spacing w:after="120" w:before="0" w:line="276" w:lineRule="auto"/>
+        <w:spacing w:after="120" w:before="0"/>
         <w:jc w:val="both"/>
       </w:pPr>
       <w:r>
@@ -19664,7 +19664,7 @@
     </w:p>
     <w:p>
       <w:pPr>
-        <w:spacing w:after="120" w:before="0" w:line="276" w:lineRule="auto"/>
+        <w:spacing w:after="120" w:before="0"/>
         <w:jc w:val="both"/>
       </w:pPr>
       <w:r>
@@ -19681,7 +19681,7 @@
     </w:p>
     <w:p>
       <w:pPr>
-        <w:spacing w:after="120" w:before="0" w:line="276" w:lineRule="auto"/>
+        <w:spacing w:after="120" w:before="0"/>
         <w:jc w:val="both"/>
       </w:pPr>
       <w:r>
@@ -19698,7 +19698,7 @@
     </w:p>
     <w:p>
       <w:pPr>
-        <w:spacing w:after="120" w:before="0" w:line="276" w:lineRule="auto"/>
+        <w:spacing w:after="120" w:before="0"/>
         <w:jc w:val="both"/>
       </w:pPr>
       <w:r>
@@ -19733,7 +19733,7 @@
     </w:p>
     <w:p>
       <w:pPr>
-        <w:spacing w:after="120" w:before="0" w:line="276" w:lineRule="auto"/>
+        <w:spacing w:after="120" w:before="0"/>
         <w:jc w:val="both"/>
       </w:pPr>
       <w:r>
@@ -19750,7 +19750,7 @@
     </w:p>
     <w:p>
       <w:pPr>
-        <w:spacing w:after="120" w:before="0" w:line="276" w:lineRule="auto"/>
+        <w:spacing w:after="120" w:before="0"/>
         <w:jc w:val="both"/>
       </w:pPr>
       <w:r>
@@ -19785,7 +19785,7 @@
     </w:p>
     <w:p>
       <w:pPr>
-        <w:spacing w:after="120" w:before="0" w:line="276" w:lineRule="auto"/>
+        <w:spacing w:after="120" w:before="0"/>
         <w:jc w:val="both"/>
       </w:pPr>
       <w:r>
@@ -19813,7 +19813,7 @@
     </w:p>
     <w:p>
       <w:pPr>
-        <w:spacing w:after="120" w:before="0" w:line="276" w:lineRule="auto"/>
+        <w:spacing w:after="120" w:before="0"/>
         <w:jc w:val="both"/>
       </w:pPr>
       <w:r>
@@ -19830,7 +19830,7 @@
     </w:p>
     <w:p>
       <w:pPr>
-        <w:spacing w:after="120" w:before="0" w:line="276" w:lineRule="auto"/>
+        <w:spacing w:after="120" w:before="0"/>
         <w:jc w:val="both"/>
       </w:pPr>
       <w:r>
@@ -19869,7 +19869,7 @@
     </w:p>
     <w:p>
       <w:pPr>
-        <w:spacing w:after="120" w:before="0" w:line="276" w:lineRule="auto"/>
+        <w:spacing w:after="120" w:before="0"/>
         <w:jc w:val="both"/>
       </w:pPr>
       <w:r>
@@ -19904,7 +19904,7 @@
     </w:p>
     <w:p>
       <w:pPr>
-        <w:spacing w:after="120" w:before="0" w:line="276" w:lineRule="auto"/>
+        <w:spacing w:after="120" w:before="0"/>
         <w:jc w:val="both"/>
       </w:pPr>
       <w:r>
@@ -19921,7 +19921,7 @@
     </w:p>
     <w:p>
       <w:pPr>
-        <w:spacing w:after="120" w:before="0" w:line="276" w:lineRule="auto"/>
+        <w:spacing w:after="120" w:before="0"/>
         <w:jc w:val="both"/>
       </w:pPr>
       <w:r>
@@ -19954,7 +19954,7 @@
     </w:p>
     <w:p>
       <w:pPr>
-        <w:spacing w:after="120" w:before="0" w:line="276" w:lineRule="auto"/>
+        <w:spacing w:after="120" w:before="0"/>
         <w:jc w:val="both"/>
       </w:pPr>
       <w:r>
@@ -19987,7 +19987,7 @@
     </w:p>
     <w:p>
       <w:pPr>
-        <w:spacing w:after="120" w:before="0" w:line="276" w:lineRule="auto"/>
+        <w:spacing w:after="120" w:before="0"/>
         <w:jc w:val="both"/>
       </w:pPr>
       <w:r>
@@ -20004,7 +20004,7 @@
     </w:p>
     <w:p>
       <w:pPr>
-        <w:spacing w:after="120" w:before="0" w:line="276" w:lineRule="auto"/>
+        <w:spacing w:after="120" w:before="0"/>
         <w:jc w:val="both"/>
       </w:pPr>
       <w:r>
@@ -20021,7 +20021,7 @@
     </w:p>
     <w:p>
       <w:pPr>
-        <w:spacing w:after="120" w:before="0" w:line="276" w:lineRule="auto"/>
+        <w:spacing w:after="120" w:before="0"/>
         <w:jc w:val="both"/>
       </w:pPr>
       <w:r>
@@ -20067,7 +20067,7 @@
     </w:p>
     <w:p>
       <w:pPr>
-        <w:spacing w:after="120" w:before="0" w:line="276" w:lineRule="auto"/>
+        <w:spacing w:after="120" w:before="0"/>
         <w:jc w:val="both"/>
       </w:pPr>
       <w:r>
@@ -20100,7 +20100,7 @@
     </w:p>
     <w:p>
       <w:pPr>
-        <w:spacing w:after="120" w:before="0" w:line="276" w:lineRule="auto"/>
+        <w:spacing w:after="120" w:before="0"/>
         <w:jc w:val="both"/>
       </w:pPr>
       <w:r>
@@ -20117,7 +20117,7 @@
     </w:p>
     <w:p>
       <w:pPr>
-        <w:spacing w:after="120" w:before="0" w:line="276" w:lineRule="auto"/>
+        <w:spacing w:after="120" w:before="0"/>
         <w:jc w:val="both"/>
       </w:pPr>
       <w:r>
@@ -20134,7 +20134,7 @@
     </w:p>
     <w:p>
       <w:pPr>
-        <w:spacing w:after="120" w:before="0" w:line="276" w:lineRule="auto"/>
+        <w:spacing w:after="120" w:before="0"/>
         <w:jc w:val="both"/>
       </w:pPr>
       <w:r>
@@ -20167,7 +20167,7 @@
     </w:p>
     <w:p>
       <w:pPr>
-        <w:spacing w:after="120" w:before="0" w:line="276" w:lineRule="auto"/>
+        <w:spacing w:after="120" w:before="0"/>
         <w:jc w:val="both"/>
       </w:pPr>
       <w:r>
@@ -20184,7 +20184,7 @@
     </w:p>
     <w:p>
       <w:pPr>
-        <w:spacing w:after="120" w:before="0" w:line="276" w:lineRule="auto"/>
+        <w:spacing w:after="120" w:before="0"/>
         <w:jc w:val="both"/>
       </w:pPr>
       <w:r>
@@ -20217,7 +20217,7 @@
     </w:p>
     <w:p>
       <w:pPr>
-        <w:spacing w:after="120" w:before="0" w:line="276" w:lineRule="auto"/>
+        <w:spacing w:after="120" w:before="0"/>
         <w:jc w:val="both"/>
       </w:pPr>
       <w:r>
@@ -20234,7 +20234,7 @@
     </w:p>
     <w:p>
       <w:pPr>
-        <w:spacing w:after="120" w:before="0" w:line="276" w:lineRule="auto"/>
+        <w:spacing w:after="120" w:before="0"/>
         <w:jc w:val="both"/>
       </w:pPr>
       <w:r>
@@ -20267,7 +20267,7 @@
     </w:p>
     <w:p>
       <w:pPr>
-        <w:spacing w:after="120" w:before="0" w:line="276" w:lineRule="auto"/>
+        <w:spacing w:after="120" w:before="0"/>
         <w:jc w:val="both"/>
       </w:pPr>
       <w:r>
@@ -20300,7 +20300,7 @@
     </w:p>
     <w:p>
       <w:pPr>
-        <w:spacing w:after="120" w:before="0" w:line="276" w:lineRule="auto"/>
+        <w:spacing w:after="120" w:before="0"/>
         <w:jc w:val="both"/>
       </w:pPr>
       <w:r>
@@ -20317,7 +20317,7 @@
     </w:p>
     <w:p>
       <w:pPr>
-        <w:spacing w:after="120" w:before="0" w:line="276" w:lineRule="auto"/>
+        <w:spacing w:after="120" w:before="0"/>
         <w:jc w:val="both"/>
       </w:pPr>
       <w:r>
@@ -20350,7 +20350,7 @@
     </w:p>
     <w:p>
       <w:pPr>
-        <w:spacing w:after="120" w:before="0" w:line="276" w:lineRule="auto"/>
+        <w:spacing w:after="120" w:before="0"/>
         <w:jc w:val="both"/>
       </w:pPr>
       <w:r>
@@ -20367,7 +20367,7 @@
     </w:p>
     <w:p>
       <w:pPr>
-        <w:spacing w:after="120" w:before="0" w:line="276" w:lineRule="auto"/>
+        <w:spacing w:after="120" w:before="0"/>
         <w:jc w:val="both"/>
       </w:pPr>
       <w:r>
@@ -20402,7 +20402,7 @@
     </w:p>
     <w:p>
       <w:pPr>
-        <w:spacing w:after="120" w:before="0" w:line="276" w:lineRule="auto"/>
+        <w:spacing w:after="120" w:before="0"/>
         <w:jc w:val="both"/>
       </w:pPr>
       <w:r>
@@ -20419,7 +20419,7 @@
     </w:p>
     <w:p>
       <w:pPr>
-        <w:spacing w:after="120" w:before="0" w:line="276" w:lineRule="auto"/>
+        <w:spacing w:after="120" w:before="0"/>
         <w:jc w:val="both"/>
       </w:pPr>
       <w:r>
@@ -20436,7 +20436,7 @@
     </w:p>
     <w:p>
       <w:pPr>
-        <w:spacing w:after="120" w:before="0" w:line="276" w:lineRule="auto"/>
+        <w:spacing w:after="120" w:before="0"/>
         <w:jc w:val="both"/>
       </w:pPr>
       <w:r>
@@ -20453,7 +20453,7 @@
     </w:p>
     <w:p>
       <w:pPr>
-        <w:spacing w:after="120" w:before="0" w:line="276" w:lineRule="auto"/>
+        <w:spacing w:after="120" w:before="0"/>
         <w:jc w:val="both"/>
       </w:pPr>
       <w:r>
@@ -20470,7 +20470,7 @@
     </w:p>
     <w:p>
       <w:pPr>
-        <w:spacing w:after="120" w:before="0" w:line="276" w:lineRule="auto"/>
+        <w:spacing w:after="120" w:before="0"/>
         <w:jc w:val="both"/>
       </w:pPr>
       <w:r>
@@ -20487,7 +20487,7 @@
     </w:p>
     <w:p>
       <w:pPr>
-        <w:spacing w:after="120" w:before="0" w:line="276" w:lineRule="auto"/>
+        <w:spacing w:after="120" w:before="0"/>
         <w:jc w:val="both"/>
       </w:pPr>
       <w:r>
@@ -20504,7 +20504,7 @@
     </w:p>
     <w:p>
       <w:pPr>
-        <w:spacing w:after="120" w:before="0" w:line="276" w:lineRule="auto"/>
+        <w:spacing w:after="120" w:before="0"/>
         <w:jc w:val="both"/>
       </w:pPr>
       <w:r>
@@ -20532,7 +20532,7 @@
     </w:p>
     <w:p>
       <w:pPr>
-        <w:spacing w:after="120" w:before="0" w:line="276" w:lineRule="auto"/>
+        <w:spacing w:after="120" w:before="0"/>
         <w:jc w:val="both"/>
       </w:pPr>
       <w:r>
@@ -20560,7 +20560,7 @@
     </w:p>
     <w:p>
       <w:pPr>
-        <w:spacing w:after="120" w:before="0" w:line="276" w:lineRule="auto"/>
+        <w:spacing w:after="120" w:before="0"/>
         <w:jc w:val="both"/>
       </w:pPr>
       <w:r>

--- a/outputs/buch-beziehungen/wenn-beziehungen-erschoepfen-Taschenbuch.docx
+++ b/outputs/buch-beziehungen/wenn-beziehungen-erschoepfen-Taschenbuch.docx
@@ -20044,7 +20044,7 @@
           <w:sz w:val="220"/>
           <w:szCs w:val="220"/>
         </w:rPr>
-        <w:t xml:space="preserve">beyondlimitsnow25@gmail.com</w:t>
+        <w:t>info.safetothrive@gmail.com</w:t>
       </w:r>
     </w:p>
     <w:p>
@@ -20583,7 +20583,7 @@
           <w:sz w:val="220"/>
           <w:szCs w:val="220"/>
         </w:rPr>
-        <w:t xml:space="preserve"> beyondlimitsnow25@gmail.com</w:t>
+        <w:t xml:space="preserve"> info.safetothrive@gmail.com</w:t>
       </w:r>
     </w:p>
     <w:sectPr>

--- a/outputs/buch-beziehungen/wenn-beziehungen-erschoepfen-Taschenbuch.docx
+++ b/outputs/buch-beziehungen/wenn-beziehungen-erschoepfen-Taschenbuch.docx
@@ -2849,194 +2849,194 @@
           <w:sz w:val="220"/>
           <w:szCs w:val="220"/>
         </w:rPr>
-        <w:t xml:space="preserve">Ich habe Schwierigkeiten, um Hilfe zu bitten.</w:t>
-      </w:r>
-    </w:p>
-    <w:p>
-      <w:pPr>
-        <w:spacing w:after="120" w:before="0"/>
-        <w:jc w:val="both"/>
-      </w:pPr>
-      <w:r>
-        <w:rPr>
-          <w:rFonts w:ascii="Georgia" w:cs="Georgia" w:eastAsia="Georgia" w:hAnsi="Georgia"/>
-          <w:b w:val="false"/>
-          <w:bCs w:val="false"/>
-          <w:color w:val="2C2C2C"/>
-          <w:sz w:val="220"/>
-          <w:szCs w:val="220"/>
-        </w:rPr>
-        <w:t xml:space="preserve">Ich entschuldige mich oft, auch für Dinge, die nicht meine Schuld sind.</w:t>
-      </w:r>
-    </w:p>
-    <w:p>
-      <w:pPr>
-        <w:spacing w:after="120" w:before="0"/>
-        <w:jc w:val="both"/>
-      </w:pPr>
-      <w:r>
-        <w:rPr>
-          <w:rFonts w:ascii="Georgia" w:cs="Georgia" w:eastAsia="Georgia" w:hAnsi="Georgia"/>
-          <w:b w:val="false"/>
-          <w:bCs w:val="false"/>
-          <w:color w:val="2C2C2C"/>
-          <w:sz w:val="220"/>
-          <w:szCs w:val="220"/>
-        </w:rPr>
-        <w:t xml:space="preserve">Wenn jemand auf mich böse ist, überlege ich sofort, was ich falsch gemacht habe.</w:t>
-      </w:r>
-    </w:p>
-    <w:p>
-      <w:pPr>
-        <w:spacing w:after="120" w:before="0"/>
-        <w:jc w:val="both"/>
-      </w:pPr>
-      <w:r>
-        <w:rPr>
-          <w:rFonts w:ascii="Georgia" w:cs="Georgia" w:eastAsia="Georgia" w:hAnsi="Georgia"/>
-          <w:b w:val="false"/>
-          <w:bCs w:val="false"/>
-          <w:color w:val="2C2C2C"/>
-          <w:sz w:val="220"/>
-          <w:szCs w:val="220"/>
-        </w:rPr>
-        <w:t xml:space="preserve">Ich sage häufig Ja, obwohl ich Nein meine.</w:t>
-      </w:r>
-    </w:p>
-    <w:p>
-      <w:pPr>
-        <w:spacing w:after="120" w:before="0"/>
-        <w:jc w:val="both"/>
-      </w:pPr>
-      <w:r>
-        <w:rPr>
-          <w:rFonts w:ascii="Georgia" w:cs="Georgia" w:eastAsia="Georgia" w:hAnsi="Georgia"/>
-          <w:b w:val="false"/>
-          <w:bCs w:val="false"/>
-          <w:color w:val="2C2C2C"/>
-          <w:sz w:val="220"/>
-          <w:szCs w:val="220"/>
-        </w:rPr>
-        <w:t xml:space="preserve">Meine Stimmung hängt stark davon ab, wie andere auf mich reagieren.</w:t>
-      </w:r>
-    </w:p>
-    <w:p>
-      <w:pPr>
-        <w:spacing w:after="120" w:before="0"/>
-        <w:jc w:val="both"/>
-      </w:pPr>
-      <w:r>
-        <w:rPr>
-          <w:rFonts w:ascii="Georgia" w:cs="Georgia" w:eastAsia="Georgia" w:hAnsi="Georgia"/>
-          <w:b w:val="false"/>
-          <w:bCs w:val="false"/>
-          <w:color w:val="2C2C2C"/>
-          <w:sz w:val="220"/>
-          <w:szCs w:val="220"/>
-        </w:rPr>
-        <w:t xml:space="preserve">Ich vermeide Konflikte, auch wenn sie notwendig wären.</w:t>
-      </w:r>
-    </w:p>
-    <w:p>
-      <w:pPr>
-        <w:spacing w:after="120" w:before="0"/>
-        <w:jc w:val="both"/>
-      </w:pPr>
-      <w:r>
-        <w:rPr>
-          <w:rFonts w:ascii="Georgia" w:cs="Georgia" w:eastAsia="Georgia" w:hAnsi="Georgia"/>
-          <w:b w:val="false"/>
-          <w:bCs w:val="false"/>
-          <w:color w:val="2C2C2C"/>
-          <w:sz w:val="220"/>
-          <w:szCs w:val="220"/>
-        </w:rPr>
-        <w:t xml:space="preserve">Ich fühle mich schuldig, wenn ich Zeit nur für mich nehme.</w:t>
-      </w:r>
-    </w:p>
-    <w:p>
-      <w:pPr>
-        <w:spacing w:after="120" w:before="0"/>
-        <w:jc w:val="both"/>
-      </w:pPr>
-      <w:r>
-        <w:rPr>
-          <w:rFonts w:ascii="Georgia" w:cs="Georgia" w:eastAsia="Georgia" w:hAnsi="Georgia"/>
-          <w:b w:val="false"/>
-          <w:bCs w:val="false"/>
-          <w:color w:val="2C2C2C"/>
-          <w:sz w:val="220"/>
-          <w:szCs w:val="220"/>
-        </w:rPr>
-        <w:t xml:space="preserve">Mir fällt es schwer zu glauben, dass ich gemocht werde, einfach so, ohne etwas dafür zu tun.</w:t>
-      </w:r>
-    </w:p>
-    <w:p>
-      <w:pPr>
-        <w:spacing w:after="120" w:before="0"/>
-        <w:jc w:val="both"/>
-      </w:pPr>
-      <w:r>
-        <w:rPr>
-          <w:rFonts w:ascii="Georgia" w:cs="Georgia" w:eastAsia="Georgia" w:hAnsi="Georgia"/>
-          <w:b w:val="false"/>
-          <w:bCs w:val="false"/>
-          <w:color w:val="2C2C2C"/>
-          <w:sz w:val="220"/>
-          <w:szCs w:val="220"/>
-        </w:rPr>
-        <w:t xml:space="preserve">Ich weiss oft nicht, was ich selbst eigentlich will.</w:t>
-      </w:r>
-    </w:p>
-    <w:p>
-      <w:pPr>
-        <w:spacing w:after="120" w:before="0"/>
-        <w:jc w:val="both"/>
-      </w:pPr>
-      <w:r>
-        <w:rPr>
-          <w:rFonts w:ascii="Georgia" w:cs="Georgia" w:eastAsia="Georgia" w:hAnsi="Georgia"/>
-          <w:b w:val="false"/>
-          <w:bCs w:val="false"/>
-          <w:color w:val="2C2C2C"/>
-          <w:sz w:val="220"/>
-          <w:szCs w:val="220"/>
-        </w:rPr>
-        <w:t xml:space="preserve">Ich erschöpfe mich lieber als jemanden zu enttäuschen.</w:t>
-      </w:r>
-    </w:p>
-    <w:p>
-      <w:pPr>
-        <w:spacing w:after="120" w:before="0"/>
-        <w:jc w:val="both"/>
-      </w:pPr>
-      <w:r>
-        <w:rPr>
-          <w:rFonts w:ascii="Georgia" w:cs="Georgia" w:eastAsia="Georgia" w:hAnsi="Georgia"/>
-          <w:b w:val="false"/>
-          <w:bCs w:val="false"/>
-          <w:color w:val="2C2C2C"/>
-          <w:sz w:val="220"/>
-          <w:szCs w:val="220"/>
-        </w:rPr>
-        <w:t xml:space="preserve">Wenn jemand traurig ist, fühle ich mich verantwortlich, das zu ändern.</w:t>
-      </w:r>
-    </w:p>
-    <w:p>
-      <w:pPr>
-        <w:spacing w:after="120" w:before="0"/>
-        <w:jc w:val="both"/>
-      </w:pPr>
-      <w:r>
-        <w:rPr>
-          <w:rFonts w:ascii="Georgia" w:cs="Georgia" w:eastAsia="Georgia" w:hAnsi="Georgia"/>
-          <w:b w:val="false"/>
-          <w:bCs w:val="false"/>
-          <w:color w:val="2C2C2C"/>
-          <w:sz w:val="220"/>
-          <w:szCs w:val="220"/>
-        </w:rPr>
-        <w:t xml:space="preserve">Ich mache mir mehr Sorgen um die Bedürfnisse anderer als um meine eigenen.</w:t>
+        <w:t>☐  Ich habe Schwierigkeiten, um Hilfe zu bitten.</w:t>
+      </w:r>
+    </w:p>
+    <w:p>
+      <w:pPr>
+        <w:spacing w:after="120" w:before="0"/>
+        <w:jc w:val="both"/>
+      </w:pPr>
+      <w:r>
+        <w:rPr>
+          <w:rFonts w:ascii="Georgia" w:cs="Georgia" w:eastAsia="Georgia" w:hAnsi="Georgia"/>
+          <w:b w:val="false"/>
+          <w:bCs w:val="false"/>
+          <w:color w:val="2C2C2C"/>
+          <w:sz w:val="220"/>
+          <w:szCs w:val="220"/>
+        </w:rPr>
+        <w:t>☐  Ich entschuldige mich oft, auch für Dinge, die nicht meine Schuld sind.</w:t>
+      </w:r>
+    </w:p>
+    <w:p>
+      <w:pPr>
+        <w:spacing w:after="120" w:before="0"/>
+        <w:jc w:val="both"/>
+      </w:pPr>
+      <w:r>
+        <w:rPr>
+          <w:rFonts w:ascii="Georgia" w:cs="Georgia" w:eastAsia="Georgia" w:hAnsi="Georgia"/>
+          <w:b w:val="false"/>
+          <w:bCs w:val="false"/>
+          <w:color w:val="2C2C2C"/>
+          <w:sz w:val="220"/>
+          <w:szCs w:val="220"/>
+        </w:rPr>
+        <w:t>☐  Wenn jemand auf mich böse ist, überlege ich sofort, was ich falsch gemacht habe.</w:t>
+      </w:r>
+    </w:p>
+    <w:p>
+      <w:pPr>
+        <w:spacing w:after="120" w:before="0"/>
+        <w:jc w:val="both"/>
+      </w:pPr>
+      <w:r>
+        <w:rPr>
+          <w:rFonts w:ascii="Georgia" w:cs="Georgia" w:eastAsia="Georgia" w:hAnsi="Georgia"/>
+          <w:b w:val="false"/>
+          <w:bCs w:val="false"/>
+          <w:color w:val="2C2C2C"/>
+          <w:sz w:val="220"/>
+          <w:szCs w:val="220"/>
+        </w:rPr>
+        <w:t>☐  Ich sage häufig Ja, obwohl ich Nein meine.</w:t>
+      </w:r>
+    </w:p>
+    <w:p>
+      <w:pPr>
+        <w:spacing w:after="120" w:before="0"/>
+        <w:jc w:val="both"/>
+      </w:pPr>
+      <w:r>
+        <w:rPr>
+          <w:rFonts w:ascii="Georgia" w:cs="Georgia" w:eastAsia="Georgia" w:hAnsi="Georgia"/>
+          <w:b w:val="false"/>
+          <w:bCs w:val="false"/>
+          <w:color w:val="2C2C2C"/>
+          <w:sz w:val="220"/>
+          <w:szCs w:val="220"/>
+        </w:rPr>
+        <w:t>☐  Meine Stimmung hängt stark davon ab, wie andere auf mich reagieren.</w:t>
+      </w:r>
+    </w:p>
+    <w:p>
+      <w:pPr>
+        <w:spacing w:after="120" w:before="0"/>
+        <w:jc w:val="both"/>
+      </w:pPr>
+      <w:r>
+        <w:rPr>
+          <w:rFonts w:ascii="Georgia" w:cs="Georgia" w:eastAsia="Georgia" w:hAnsi="Georgia"/>
+          <w:b w:val="false"/>
+          <w:bCs w:val="false"/>
+          <w:color w:val="2C2C2C"/>
+          <w:sz w:val="220"/>
+          <w:szCs w:val="220"/>
+        </w:rPr>
+        <w:t>☐  Ich vermeide Konflikte, auch wenn sie notwendig wären.</w:t>
+      </w:r>
+    </w:p>
+    <w:p>
+      <w:pPr>
+        <w:spacing w:after="120" w:before="0"/>
+        <w:jc w:val="both"/>
+      </w:pPr>
+      <w:r>
+        <w:rPr>
+          <w:rFonts w:ascii="Georgia" w:cs="Georgia" w:eastAsia="Georgia" w:hAnsi="Georgia"/>
+          <w:b w:val="false"/>
+          <w:bCs w:val="false"/>
+          <w:color w:val="2C2C2C"/>
+          <w:sz w:val="220"/>
+          <w:szCs w:val="220"/>
+        </w:rPr>
+        <w:t>☐  Ich fühle mich schuldig, wenn ich Zeit nur für mich nehme.</w:t>
+      </w:r>
+    </w:p>
+    <w:p>
+      <w:pPr>
+        <w:spacing w:after="120" w:before="0"/>
+        <w:jc w:val="both"/>
+      </w:pPr>
+      <w:r>
+        <w:rPr>
+          <w:rFonts w:ascii="Georgia" w:cs="Georgia" w:eastAsia="Georgia" w:hAnsi="Georgia"/>
+          <w:b w:val="false"/>
+          <w:bCs w:val="false"/>
+          <w:color w:val="2C2C2C"/>
+          <w:sz w:val="220"/>
+          <w:szCs w:val="220"/>
+        </w:rPr>
+        <w:t>☐  Mir fällt es schwer zu glauben, dass ich gemocht werde, einfach so, ohne etwas dafür zu tun.</w:t>
+      </w:r>
+    </w:p>
+    <w:p>
+      <w:pPr>
+        <w:spacing w:after="120" w:before="0"/>
+        <w:jc w:val="both"/>
+      </w:pPr>
+      <w:r>
+        <w:rPr>
+          <w:rFonts w:ascii="Georgia" w:cs="Georgia" w:eastAsia="Georgia" w:hAnsi="Georgia"/>
+          <w:b w:val="false"/>
+          <w:bCs w:val="false"/>
+          <w:color w:val="2C2C2C"/>
+          <w:sz w:val="220"/>
+          <w:szCs w:val="220"/>
+        </w:rPr>
+        <w:t>☐  Ich weiss oft nicht, was ich selbst eigentlich will.</w:t>
+      </w:r>
+    </w:p>
+    <w:p>
+      <w:pPr>
+        <w:spacing w:after="120" w:before="0"/>
+        <w:jc w:val="both"/>
+      </w:pPr>
+      <w:r>
+        <w:rPr>
+          <w:rFonts w:ascii="Georgia" w:cs="Georgia" w:eastAsia="Georgia" w:hAnsi="Georgia"/>
+          <w:b w:val="false"/>
+          <w:bCs w:val="false"/>
+          <w:color w:val="2C2C2C"/>
+          <w:sz w:val="220"/>
+          <w:szCs w:val="220"/>
+        </w:rPr>
+        <w:t>☐  Ich erschöpfe mich lieber als jemanden zu enttäuschen.</w:t>
+      </w:r>
+    </w:p>
+    <w:p>
+      <w:pPr>
+        <w:spacing w:after="120" w:before="0"/>
+        <w:jc w:val="both"/>
+      </w:pPr>
+      <w:r>
+        <w:rPr>
+          <w:rFonts w:ascii="Georgia" w:cs="Georgia" w:eastAsia="Georgia" w:hAnsi="Georgia"/>
+          <w:b w:val="false"/>
+          <w:bCs w:val="false"/>
+          <w:color w:val="2C2C2C"/>
+          <w:sz w:val="220"/>
+          <w:szCs w:val="220"/>
+        </w:rPr>
+        <w:t>☐  Wenn jemand traurig ist, fühle ich mich verantwortlich, das zu ändern.</w:t>
+      </w:r>
+    </w:p>
+    <w:p>
+      <w:pPr>
+        <w:spacing w:after="120" w:before="0"/>
+        <w:jc w:val="both"/>
+      </w:pPr>
+      <w:r>
+        <w:rPr>
+          <w:rFonts w:ascii="Georgia" w:cs="Georgia" w:eastAsia="Georgia" w:hAnsi="Georgia"/>
+          <w:b w:val="false"/>
+          <w:bCs w:val="false"/>
+          <w:color w:val="2C2C2C"/>
+          <w:sz w:val="220"/>
+          <w:szCs w:val="220"/>
+        </w:rPr>
+        <w:t>☐  Ich mache mir mehr Sorgen um die Bedürfnisse anderer als um meine eigenen.</w:t>
       </w:r>
     </w:p>
     <w:p>
@@ -3056,6 +3056,26 @@
         <w:t xml:space="preserve">Wenn du bei sechs oder mehr Sätzen genickt hast: Du bist genau richtig hier. Und du bist nicht allein damit.</w:t>
       </w:r>
     </w:p>
+    <w:p/>
+    <w:p>
+      <w:r>
+        <w:rPr>
+          <w:rFonts w:ascii="Georgia" w:hAnsi="Georgia"/>
+          <w:sz w:val="220"/>
+        </w:rPr>
+        <w:t>Ein Hinweis dazu: Das hier ist kein Test im medizinischen Sinn und keine Diagnose, sondern eine Standortbestimmung.</w:t>
+      </w:r>
+    </w:p>
+    <w:p>
+      <w:r>
+        <w:rPr>
+          <w:rFonts w:ascii="Georgia" w:hAnsi="Georgia"/>
+          <w:sz w:val="220"/>
+        </w:rPr>
+        <w:t>Diese Muster können auch andere Ursachen haben. Wenn sie dich seit Wochen stark einschränken oder du dich dauerhaft niedergeschlagen fühlst, lass das bitte ärztlich oder psychotherapeutisch abklären.</w:t>
+      </w:r>
+    </w:p>
+    <w:p/>
     <w:p>
       <w:pPr>
         <w:spacing w:after="120" w:before="0"/>

--- a/outputs/buch-beziehungen/wenn-beziehungen-erschoepfen-Taschenbuch.docx
+++ b/outputs/buch-beziehungen/wenn-beziehungen-erschoepfen-Taschenbuch.docx
@@ -842,7 +842,7 @@
           <w:sz w:val="220"/>
           <w:szCs w:val="220"/>
         </w:rPr>
-        <w:t xml:space="preserve">Ich bin seit vielen Jahren als Therapeutin tätig. Ich arbeite mit Frauen, die an einem Punkt angelangt sind, wo das Funktionieren nicht mehr funktioniert. Wo der Körper Nein sagt, auch wenn der Kopf weitermachen will. Wo Beziehungen, die man liebt, sich anfühlen wie Schulden, die man nie abbezahlen kann.</w:t>
+        <w:t>Ich bin seit vielen Jahren als Coachin tätig. Ich arbeite mit Frauen, die an einem Punkt angelangt sind, wo das Funktionieren nicht mehr funktioniert. Wo der Körper Nein sagt, auch wenn der Kopf weitermachen will. Wo Beziehungen, die man liebt, sich anfühlen wie Schulden, die man nie abbezahlen kann.</w:t>
       </w:r>
     </w:p>
     <w:p>
@@ -893,7 +893,7 @@
           <w:sz w:val="220"/>
           <w:szCs w:val="220"/>
         </w:rPr>
-        <w:t xml:space="preserve">Lange Zeit habe ich gedacht, dass meine Rolle als Therapeutin darin besteht, Werkzeuge zu geben. Techniken. Strategien. Die richtige Methode, die das Problem löst. Und das stimmt, teilweise. Werkzeuge helfen.</w:t>
+        <w:t>Lange Zeit habe ich gedacht, dass meine Rolle als Coachin darin besteht, Werkzeuge zu geben. Techniken. Strategien. Die richtige Methode, die das Problem löst. Und das stimmt, teilweise. Werkzeuge helfen.</w:t>
       </w:r>
     </w:p>
     <w:p>
@@ -961,7 +961,7 @@
           <w:sz w:val="220"/>
           <w:szCs w:val="220"/>
         </w:rPr>
-        <w:t xml:space="preserve">Nicht als Therapeutin, die Ratschläge erteilt. Sondern als Frau, die täglich mit anderen Frauen arbeitet und versteht, wie tief dieses Muster sitzt. Wie viel es kostet. Und was möglich wird, wenn man anfängt, es zu verändern.</w:t>
+        <w:t>Nicht als Coachin, die Ratschläge erteilt. Sondern als Frau, die täglich mit anderen Frauen arbeitet und versteht, wie tief dieses Muster sitzt. Wie viel es kostet. Und was möglich wird, wenn man anfängt, es zu verändern.</w:t>
       </w:r>
     </w:p>
     <w:p>
@@ -3270,6 +3270,69 @@
         </w:tc>
       </w:tr>
     </w:tbl>
+    <w:p>
+      <w:r>
+        <w:rPr>
+          <w:rFonts w:ascii="Georgia" w:hAnsi="Georgia"/>
+          <w:b w:val="0"/>
+          <w:i w:val="0"/>
+          <w:sz w:val="34"/>
+        </w:rPr>
+        <w:t>Und wenn es mehr ist als ein schlechter Tag</w:t>
+      </w:r>
+    </w:p>
+    <w:p>
+      <w:r>
+        <w:rPr>
+          <w:rFonts w:ascii="Georgia" w:hAnsi="Georgia"/>
+          <w:b w:val="0"/>
+          <w:i w:val="0"/>
+          <w:sz w:val="22"/>
+        </w:rPr>
+        <w:t>Wenn du seit Wochen nicht mehr herauskommst. Wenn du nachts wach liegst und denkst, dass es ohne dich leichter wäre.</w:t>
+      </w:r>
+    </w:p>
+    <w:p>
+      <w:r>
+        <w:rPr>
+          <w:rFonts w:ascii="Georgia" w:hAnsi="Georgia"/>
+          <w:b w:val="0"/>
+          <w:i w:val="0"/>
+          <w:sz w:val="22"/>
+        </w:rPr>
+        <w:t>Dann ist dieses Buch nicht genug. Das ist keine Schwäche, das ist einfach so.</w:t>
+      </w:r>
+    </w:p>
+    <w:p>
+      <w:r>
+        <w:rPr>
+          <w:rFonts w:ascii="Georgia" w:hAnsi="Georgia"/>
+          <w:b w:val="0"/>
+          <w:i w:val="0"/>
+          <w:sz w:val="22"/>
+        </w:rPr>
+        <w:t>Ruf an. Kostenlos, anonym, Tag und Nacht besetzt.</w:t>
+      </w:r>
+    </w:p>
+    <w:p>
+      <w:r>
+        <w:rPr>
+          <w:rFonts w:ascii="Georgia" w:hAnsi="Georgia"/>
+          <w:b w:val="0"/>
+          <w:i w:val="0"/>
+          <w:sz w:val="22"/>
+        </w:rPr>
+        <w:t>Schweiz 143 · Deutschland 0800 111 0 111 · Österreich 142</w:t>
+      </w:r>
+    </w:p>
+    <w:p>
+      <w:pPr>
+        <w:spacing w:after="0" w:before="200"/>
+      </w:pPr>
+      <w:r>
+        <w:t xml:space="preserve"/>
+      </w:r>
+    </w:p>
     <w:p>
       <w:pPr>
         <w:pageBreakBefore/>
@@ -19817,18 +19880,17 @@
           <w:sz w:val="220"/>
           <w:szCs w:val="220"/>
         </w:rPr>
-        <w:t xml:space="preserve">Petra Tanner</w:t>
-      </w:r>
-      <w:r>
-        <w:rPr>
-          <w:rFonts w:ascii="Georgia" w:cs="Georgia" w:eastAsia="Georgia" w:hAnsi="Georgia"/>
-          <w:b w:val="false"/>
-          <w:bCs w:val="false"/>
-          <w:color w:val="2C2C2C"/>
-          <w:sz w:val="220"/>
-          <w:szCs w:val="220"/>
-        </w:rPr>
-        <w:t xml:space="preserve"> ist Therapeutin und Coachin mit dem Schwerpunkt auf Beziehungserschöpfung, People-Pleasing und Grenzsetzung bei Frauen.</w:t>
+        <w:t>Petra Tanner ist Coachin mit dem Schwerpunkt auf Beziehungserschöpfung, People-Pleasing und Grenzsetzung.</w:t>
+      </w:r>
+      <w:r>
+        <w:rPr>
+          <w:rFonts w:ascii="Georgia" w:cs="Georgia" w:eastAsia="Georgia" w:hAnsi="Georgia"/>
+          <w:b w:val="false"/>
+          <w:bCs w:val="false"/>
+          <w:color w:val="2C2C2C"/>
+          <w:sz w:val="220"/>
+          <w:szCs w:val="220"/>
+        </w:rPr>
       </w:r>
     </w:p>
     <w:p>
@@ -19862,7 +19924,7 @@
           <w:sz w:val="220"/>
           <w:szCs w:val="220"/>
         </w:rPr>
-        <w:t xml:space="preserve">Neben ihrer therapeutischen Praxis bietet sie unter dem Namen </w:t>
+        <w:t>Neben ihrer Coaching-Praxis bietet sie unter dem Namen Safe to Thrive Einzel-Coachings und Gruppenangebote für Frauen an, die tiefer arbeiten möchten.</w:t>
       </w:r>
       <w:r>
         <w:rPr>
@@ -19873,18 +19935,16 @@
           <w:sz w:val="220"/>
           <w:szCs w:val="220"/>
         </w:rPr>
-        <w:t xml:space="preserve">Safe to Thrive</w:t>
-      </w:r>
-      <w:r>
-        <w:rPr>
-          <w:rFonts w:ascii="Georgia" w:cs="Georgia" w:eastAsia="Georgia" w:hAnsi="Georgia"/>
-          <w:b w:val="false"/>
-          <w:bCs w:val="false"/>
-          <w:color w:val="2C2C2C"/>
-          <w:sz w:val="220"/>
-          <w:szCs w:val="220"/>
-        </w:rPr>
-        <w:t xml:space="preserve"> Einzel-Coachings und Gruppenangebote für Frauen an, die bereit sind, ihr Leben in die eigenen Hände zu nehmen.</w:t>
+      </w:r>
+      <w:r>
+        <w:rPr>
+          <w:rFonts w:ascii="Georgia" w:cs="Georgia" w:eastAsia="Georgia" w:hAnsi="Georgia"/>
+          <w:b w:val="false"/>
+          <w:bCs w:val="false"/>
+          <w:color w:val="2C2C2C"/>
+          <w:sz w:val="220"/>
+          <w:szCs w:val="220"/>
+        </w:rPr>
       </w:r>
     </w:p>
     <w:p>
@@ -20403,207 +20463,343 @@
       </w:r>
     </w:p>
     <w:p>
-      <w:pPr>
-        <w:pageBreakBefore/>
-        <w:spacing w:after="280" w:before="720"/>
-        <w:jc w:val="left"/>
-      </w:pPr>
-      <w:r>
-        <w:rPr>
-          <w:rFonts w:ascii="Georgia" w:cs="Georgia" w:eastAsia="Georgia" w:hAnsi="Georgia"/>
-          <w:b w:val="false"/>
-          <w:bCs w:val="false"/>
-          <w:color w:val="C0848A"/>
-          <w:sz w:val="340"/>
-          <w:szCs w:val="340"/>
-        </w:rPr>
-        <w:t xml:space="preserve">Impressum</w:t>
-      </w:r>
-    </w:p>
-    <w:p>
-      <w:pPr>
-        <w:spacing w:after="120" w:before="0"/>
-        <w:jc w:val="both"/>
-      </w:pPr>
-      <w:r>
-        <w:rPr>
-          <w:rFonts w:ascii="Georgia" w:cs="Georgia" w:eastAsia="Georgia" w:hAnsi="Georgia"/>
-          <w:b w:val="false"/>
-          <w:bCs w:val="false"/>
-          <w:color w:val="2C2C2C"/>
-          <w:sz w:val="220"/>
-          <w:szCs w:val="220"/>
-        </w:rPr>
-        <w:t xml:space="preserve">*Wenn Beziehungen erschöpfen*</w:t>
-      </w:r>
-    </w:p>
-    <w:p>
-      <w:pPr>
-        <w:spacing w:after="120" w:before="0"/>
-        <w:jc w:val="both"/>
-      </w:pPr>
-      <w:r>
-        <w:rPr>
-          <w:rFonts w:ascii="Georgia" w:cs="Georgia" w:eastAsia="Georgia" w:hAnsi="Georgia"/>
-          <w:b w:val="false"/>
-          <w:bCs w:val="false"/>
-          <w:color w:val="2C2C2C"/>
-          <w:sz w:val="220"/>
-          <w:szCs w:val="220"/>
-        </w:rPr>
-        <w:t xml:space="preserve">Warum du gibst, bis nichts mehr von dir übrig ist — und wie du dich zurückholst</w:t>
-      </w:r>
-    </w:p>
-    <w:p>
-      <w:pPr>
-        <w:spacing w:after="120" w:before="0"/>
-        <w:jc w:val="both"/>
-      </w:pPr>
-      <w:r>
-        <w:rPr>
-          <w:rFonts w:ascii="Georgia" w:cs="Georgia" w:eastAsia="Georgia" w:hAnsi="Georgia"/>
-          <w:b w:val="false"/>
-          <w:bCs w:val="false"/>
-          <w:color w:val="2C2C2C"/>
-          <w:sz w:val="220"/>
-          <w:szCs w:val="220"/>
-        </w:rPr>
-        <w:t xml:space="preserve">Autorin: Petra Tanner</w:t>
-      </w:r>
-    </w:p>
-    <w:p>
-      <w:pPr>
-        <w:spacing w:after="120" w:before="0"/>
-        <w:jc w:val="both"/>
-      </w:pPr>
-      <w:r>
-        <w:rPr>
-          <w:rFonts w:ascii="Georgia" w:cs="Georgia" w:eastAsia="Georgia" w:hAnsi="Georgia"/>
-          <w:b w:val="false"/>
-          <w:bCs w:val="false"/>
-          <w:color w:val="2C2C2C"/>
-          <w:sz w:val="220"/>
-          <w:szCs w:val="220"/>
-        </w:rPr>
-        <w:t xml:space="preserve">© 2026 Petra Tanner / Safe to Thrive</w:t>
-      </w:r>
-    </w:p>
-    <w:p>
-      <w:pPr>
-        <w:spacing w:after="120" w:before="0"/>
-        <w:jc w:val="both"/>
-      </w:pPr>
-      <w:r>
-        <w:rPr>
-          <w:rFonts w:ascii="Georgia" w:cs="Georgia" w:eastAsia="Georgia" w:hAnsi="Georgia"/>
-          <w:b w:val="false"/>
-          <w:bCs w:val="false"/>
-          <w:color w:val="2C2C2C"/>
-          <w:sz w:val="220"/>
-          <w:szCs w:val="220"/>
-        </w:rPr>
-        <w:t xml:space="preserve">Schweiz</w:t>
-      </w:r>
-    </w:p>
-    <w:p>
-      <w:pPr>
-        <w:spacing w:after="120" w:before="0"/>
-        <w:jc w:val="both"/>
-      </w:pPr>
-      <w:r>
-        <w:rPr>
-          <w:rFonts w:ascii="Georgia" w:cs="Georgia" w:eastAsia="Georgia" w:hAnsi="Georgia"/>
-          <w:b w:val="false"/>
-          <w:bCs w:val="false"/>
-          <w:color w:val="2C2C2C"/>
-          <w:sz w:val="220"/>
-          <w:szCs w:val="220"/>
-        </w:rPr>
-        <w:t xml:space="preserve">Alle Rechte vorbehalten. Das Werk einschliesslich aller seiner Teile ist urheberrechtlich geschützt. Jede Verwertung ausserhalb der engen Grenzen des Urheberrechtsgesetzes — insbesondere Vervielfältigung, Übersetzung, Mikroverfilmung sowie Einspeicherung und Verarbeitung in elektronischen Systemen — ist ohne ausdrückliche schriftliche Zustimmung der Autorin unzulässig.</w:t>
-      </w:r>
-    </w:p>
-    <w:p>
-      <w:pPr>
-        <w:spacing w:after="120" w:before="0"/>
-        <w:jc w:val="both"/>
-      </w:pPr>
-      <w:r>
-        <w:rPr>
-          <w:rFonts w:ascii="Georgia" w:cs="Georgia" w:eastAsia="Georgia" w:hAnsi="Georgia"/>
-          <w:b/>
-          <w:bCs/>
-          <w:color w:val="2C2C2C"/>
-          <w:sz w:val="220"/>
-          <w:szCs w:val="220"/>
-        </w:rPr>
-        <w:t xml:space="preserve">Haftungsausschluss:</w:t>
-      </w:r>
-      <w:r>
-        <w:rPr>
-          <w:rFonts w:ascii="Georgia" w:cs="Georgia" w:eastAsia="Georgia" w:hAnsi="Georgia"/>
-          <w:b w:val="false"/>
-          <w:bCs w:val="false"/>
-          <w:color w:val="2C2C2C"/>
-          <w:sz w:val="220"/>
-          <w:szCs w:val="220"/>
-        </w:rPr>
-        <w:t xml:space="preserve"> Die in diesem Buch enthaltenen Inhalte dienen ausschliesslich zu Informations- und Bildungszwecken. Sie ersetzen in keinem Fall professionelle therapeutische, psychologische oder medizinische Beratung, Diagnose oder Behandlung. Die Autorin übernimmt keine Haftung für Schäden, die direkt oder indirekt aus der Anwendung der in diesem Buch beschriebenen Inhalte entstehen. Bei ernsthaften psychischen Belastungen, Krisen oder Verdacht auf psychische Erkrankungen wird ausdrücklich empfohlen, qualifizierte professionelle Unterstützung zu suchen.</w:t>
-      </w:r>
-    </w:p>
-    <w:p>
-      <w:pPr>
-        <w:spacing w:after="120" w:before="0"/>
-        <w:jc w:val="both"/>
-      </w:pPr>
-      <w:r>
-        <w:rPr>
-          <w:rFonts w:ascii="Georgia" w:cs="Georgia" w:eastAsia="Georgia" w:hAnsi="Georgia"/>
-          <w:b/>
-          <w:bCs/>
-          <w:color w:val="2C2C2C"/>
-          <w:sz w:val="220"/>
-          <w:szCs w:val="220"/>
-        </w:rPr>
-        <w:t xml:space="preserve">Fallbeispiele:</w:t>
-      </w:r>
-      <w:r>
-        <w:rPr>
-          <w:rFonts w:ascii="Georgia" w:cs="Georgia" w:eastAsia="Georgia" w:hAnsi="Georgia"/>
-          <w:b w:val="false"/>
-          <w:bCs w:val="false"/>
-          <w:color w:val="2C2C2C"/>
-          <w:sz w:val="220"/>
-          <w:szCs w:val="220"/>
-        </w:rPr>
-        <w:t xml:space="preserve"> Alle im Buch erwähnten Personen und Fallbeispiele sind anonymisiert oder als zusammengesetzte Composite-Fälle aus mehreren Situationen dargestellt. Sie dienen der Veranschaulichung und entsprechen keiner einzelnen realen Person. Ähnlichkeiten mit lebenden oder verstorbenen Personen sind rein zufällig und unbeabsichtigt.</w:t>
-      </w:r>
-    </w:p>
-    <w:p>
-      <w:pPr>
-        <w:spacing w:after="120" w:before="0"/>
-        <w:jc w:val="both"/>
-      </w:pPr>
-      <w:r>
-        <w:rPr>
-          <w:rFonts w:ascii="Georgia" w:cs="Georgia" w:eastAsia="Georgia" w:hAnsi="Georgia"/>
-          <w:b/>
-          <w:bCs/>
-          <w:color w:val="2C2C2C"/>
-          <w:sz w:val="220"/>
-          <w:szCs w:val="220"/>
-        </w:rPr>
-        <w:t xml:space="preserve">Kontakt:</w:t>
-      </w:r>
-      <w:r>
-        <w:rPr>
-          <w:rFonts w:ascii="Georgia" w:cs="Georgia" w:eastAsia="Georgia" w:hAnsi="Georgia"/>
-          <w:b w:val="false"/>
-          <w:bCs w:val="false"/>
-          <w:color w:val="2C2C2C"/>
-          <w:sz w:val="220"/>
-          <w:szCs w:val="220"/>
-        </w:rPr>
-        <w:t xml:space="preserve"> info.safetothrive@gmail.com</w:t>
+      <w:r>
+        <w:rPr>
+          <w:rFonts w:ascii="Georgia" w:hAnsi="Georgia"/>
+          <w:b w:val="0"/>
+          <w:i w:val="0"/>
+          <w:sz w:val="34"/>
+        </w:rPr>
+        <w:t>Haftungsausschluss</w:t>
+      </w:r>
+    </w:p>
+    <w:p>
+      <w:r>
+        <w:rPr>
+          <w:rFonts w:ascii="Georgia" w:hAnsi="Georgia"/>
+          <w:b w:val="0"/>
+          <w:i w:val="0"/>
+          <w:sz w:val="22"/>
+        </w:rPr>
+        <w:t>Dieses Buch dient der persönlichen Orientierung und Reflexion. Es ersetzt keine medizinische, psychologische, psychotherapeutische oder heilkundliche Beratung, Diagnose oder Behandlung. Es besteht keine Haftung für die Anwendung der Inhalte. Jede Leserin handelt auf eigene Verantwortung.</w:t>
+      </w:r>
+    </w:p>
+    <w:p/>
+    <w:p>
+      <w:r>
+        <w:rPr>
+          <w:rFonts w:ascii="Georgia" w:hAnsi="Georgia"/>
+          <w:b w:val="0"/>
+          <w:i w:val="0"/>
+          <w:sz w:val="34"/>
+        </w:rPr>
+        <w:t>Zur Autorin</w:t>
+      </w:r>
+    </w:p>
+    <w:p>
+      <w:r>
+        <w:rPr>
+          <w:rFonts w:ascii="Georgia" w:hAnsi="Georgia"/>
+          <w:b w:val="0"/>
+          <w:i w:val="0"/>
+          <w:sz w:val="22"/>
+        </w:rPr>
+        <w:t>Petra Tanner ist keine Ärztin, Psychologin oder Psychotherapeutin. Sie arbeitet als Coachin und übt keine Heilkunde im medizinischen Sinn aus. Die Inhalte dieses Buches ersetzen keine Behandlung.</w:t>
+      </w:r>
+    </w:p>
+    <w:p/>
+    <w:p>
+      <w:r>
+        <w:rPr>
+          <w:rFonts w:ascii="Georgia" w:hAnsi="Georgia"/>
+          <w:b w:val="0"/>
+          <w:i w:val="0"/>
+          <w:sz w:val="34"/>
+        </w:rPr>
+        <w:t>Notfall und professionelle Hilfe</w:t>
+      </w:r>
+    </w:p>
+    <w:p>
+      <w:r>
+        <w:rPr>
+          <w:rFonts w:ascii="Georgia" w:hAnsi="Georgia"/>
+          <w:b w:val="0"/>
+          <w:i w:val="0"/>
+          <w:sz w:val="22"/>
+        </w:rPr>
+        <w:t>Wenn es mehr ist als ein schlechter Tag, wenn du seit Wochen nicht mehr herauskommst oder wenn du daran denkst, dir etwas anzutun: Hol dir Hilfe. Das ist keine Schwäche.</w:t>
+      </w:r>
+    </w:p>
+    <w:p>
+      <w:r>
+        <w:rPr>
+          <w:rFonts w:ascii="Georgia" w:hAnsi="Georgia"/>
+          <w:b w:val="0"/>
+          <w:i w:val="0"/>
+          <w:sz w:val="22"/>
+        </w:rPr>
+        <w:t>Schweiz: Die Dargebotene Hand, 143, kostenlos, anonym, Tag und Nacht besetzt</w:t>
+      </w:r>
+    </w:p>
+    <w:p>
+      <w:r>
+        <w:rPr>
+          <w:rFonts w:ascii="Georgia" w:hAnsi="Georgia"/>
+          <w:b w:val="0"/>
+          <w:i w:val="0"/>
+          <w:sz w:val="22"/>
+        </w:rPr>
+        <w:t>Deutschland: Telefonseelsorge, 0800 111 0 111</w:t>
+      </w:r>
+    </w:p>
+    <w:p>
+      <w:r>
+        <w:rPr>
+          <w:rFonts w:ascii="Georgia" w:hAnsi="Georgia"/>
+          <w:b w:val="0"/>
+          <w:i w:val="0"/>
+          <w:sz w:val="22"/>
+        </w:rPr>
+        <w:t>Österreich: Telefonseelsorge, 142</w:t>
+      </w:r>
+    </w:p>
+    <w:p/>
+    <w:p>
+      <w:r>
+        <w:rPr>
+          <w:rFonts w:ascii="Georgia" w:hAnsi="Georgia"/>
+          <w:b w:val="0"/>
+          <w:i w:val="0"/>
+          <w:sz w:val="34"/>
+        </w:rPr>
+        <w:t>Fallbeispiele und Anonymisierung</w:t>
+      </w:r>
+    </w:p>
+    <w:p>
+      <w:r>
+        <w:rPr>
+          <w:rFonts w:ascii="Georgia" w:hAnsi="Georgia"/>
+          <w:b w:val="0"/>
+          <w:i w:val="0"/>
+          <w:sz w:val="22"/>
+        </w:rPr>
+        <w:t>Alle in diesem Buch erwähnten Fallbeispiele, Geschichten und Personenbeschreibungen sind vollständig anonymisiert, verändert und teilweise kompositorisch zusammengesetzt. Sie dienen ausschliesslich der Veranschaulichung. Rückschlüsse auf reale Personen sind nicht möglich und nicht beabsichtigt. Ähnlichkeiten mit lebenden oder verstorbenen Personen sind rein zufällig.</w:t>
+      </w:r>
+    </w:p>
+    <w:p/>
+    <w:p>
+      <w:r>
+        <w:rPr>
+          <w:rFonts w:ascii="Georgia" w:hAnsi="Georgia"/>
+          <w:b w:val="0"/>
+          <w:i w:val="0"/>
+          <w:sz w:val="34"/>
+        </w:rPr>
+        <w:t>Urheberrecht</w:t>
+      </w:r>
+    </w:p>
+    <w:p>
+      <w:r>
+        <w:rPr>
+          <w:rFonts w:ascii="Georgia" w:hAnsi="Georgia"/>
+          <w:b w:val="0"/>
+          <w:i w:val="0"/>
+          <w:sz w:val="22"/>
+        </w:rPr>
+        <w:t>© 2026 Petra Tanner. Alle Rechte vorbehalten. Dieses Werk ist urheberrechtlich geschützt. Jede Verwertung ausserhalb der engen Grenzen des Urheberrechts ist ohne Zustimmung der Autorin unzulässig.</w:t>
+      </w:r>
+    </w:p>
+    <w:p/>
+    <w:p>
+      <w:r>
+        <w:rPr>
+          <w:rFonts w:ascii="Georgia" w:hAnsi="Georgia"/>
+          <w:b w:val="0"/>
+          <w:i w:val="0"/>
+          <w:sz w:val="34"/>
+        </w:rPr>
+        <w:t>Markenrecht</w:t>
+      </w:r>
+    </w:p>
+    <w:p>
+      <w:r>
+        <w:rPr>
+          <w:rFonts w:ascii="Georgia" w:hAnsi="Georgia"/>
+          <w:b w:val="0"/>
+          <w:i w:val="0"/>
+          <w:sz w:val="22"/>
+        </w:rPr>
+        <w:t>Safe to Thrive ist die Marke, unter der Petra Tanner veröffentlicht. Die im Buch verwendeten Konzeptbegriffe sind eigene Wortschöpfungen der Autorin.</w:t>
+      </w:r>
+    </w:p>
+    <w:p/>
+    <w:p>
+      <w:r>
+        <w:rPr>
+          <w:rFonts w:ascii="Georgia" w:hAnsi="Georgia"/>
+          <w:b w:val="0"/>
+          <w:i w:val="0"/>
+          <w:sz w:val="34"/>
+        </w:rPr>
+        <w:t>Kontakt</w:t>
+      </w:r>
+    </w:p>
+    <w:p>
+      <w:r>
+        <w:rPr>
+          <w:rFonts w:ascii="Georgia" w:hAnsi="Georgia"/>
+          <w:b w:val="0"/>
+          <w:i w:val="0"/>
+          <w:sz w:val="22"/>
+        </w:rPr>
+        <w:t>info.safetothrive@gmail.com</w:t>
+      </w:r>
+    </w:p>
+    <w:p/>
+    <w:p>
+      <w:r>
+        <w:rPr>
+          <w:rFonts w:ascii="Georgia" w:hAnsi="Georgia"/>
+          <w:b w:val="0"/>
+          <w:i w:val="0"/>
+          <w:sz w:val="34"/>
+        </w:rPr>
+        <w:t>Und wenn es mehr ist als ein schlechter Tag</w:t>
+      </w:r>
+    </w:p>
+    <w:p>
+      <w:r>
+        <w:rPr>
+          <w:rFonts w:ascii="Georgia" w:hAnsi="Georgia"/>
+          <w:b w:val="0"/>
+          <w:i w:val="0"/>
+          <w:sz w:val="22"/>
+        </w:rPr>
+        <w:t>Wenn du seit Wochen nicht mehr herauskommst. Wenn du nachts wach liegst und denkst, dass es ohne dich leichter wäre.</w:t>
+      </w:r>
+    </w:p>
+    <w:p>
+      <w:r>
+        <w:rPr>
+          <w:rFonts w:ascii="Georgia" w:hAnsi="Georgia"/>
+          <w:b w:val="0"/>
+          <w:i w:val="0"/>
+          <w:sz w:val="22"/>
+        </w:rPr>
+        <w:t>Dann ist dieses Buch nicht genug. Das ist keine Schwäche, das ist einfach so.</w:t>
+      </w:r>
+    </w:p>
+    <w:p>
+      <w:r>
+        <w:rPr>
+          <w:rFonts w:ascii="Georgia" w:hAnsi="Georgia"/>
+          <w:b w:val="0"/>
+          <w:i w:val="0"/>
+          <w:sz w:val="22"/>
+        </w:rPr>
+        <w:t>Ruf an. Kostenlos, anonym, Tag und Nacht besetzt.</w:t>
+      </w:r>
+    </w:p>
+    <w:p>
+      <w:r>
+        <w:rPr>
+          <w:rFonts w:ascii="Georgia" w:hAnsi="Georgia"/>
+          <w:b w:val="0"/>
+          <w:i w:val="0"/>
+          <w:sz w:val="22"/>
+        </w:rPr>
+        <w:t>Schweiz 143 · Deutschland 0800 111 0 111 · Österreich 142</w:t>
+      </w:r>
+    </w:p>
+    <w:p/>
+    <w:p>
+      <w:r>
+        <w:rPr>
+          <w:rFonts w:ascii="Georgia" w:hAnsi="Georgia"/>
+          <w:b w:val="0"/>
+          <w:i w:val="0"/>
+          <w:sz w:val="34"/>
+        </w:rPr>
+        <w:t>Impressum</w:t>
+      </w:r>
+    </w:p>
+    <w:p>
+      <w:r>
+        <w:rPr>
+          <w:rFonts w:ascii="Georgia" w:hAnsi="Georgia"/>
+          <w:b w:val="0"/>
+          <w:i w:val="0"/>
+          <w:sz w:val="22"/>
+        </w:rPr>
+        <w:t>© 2026 Petra Tanner</w:t>
+      </w:r>
+    </w:p>
+    <w:p>
+      <w:r>
+        <w:rPr>
+          <w:rFonts w:ascii="Georgia" w:hAnsi="Georgia"/>
+          <w:b w:val="0"/>
+          <w:i w:val="0"/>
+          <w:sz w:val="22"/>
+        </w:rPr>
+        <w:t>Petra Tanner</w:t>
+      </w:r>
+    </w:p>
+    <w:p>
+      <w:r>
+        <w:rPr>
+          <w:rFonts w:ascii="Georgia" w:hAnsi="Georgia"/>
+          <w:b w:val="0"/>
+          <w:i w:val="0"/>
+          <w:sz w:val="22"/>
+        </w:rPr>
+        <w:t>Wiesentalstrasse 68</w:t>
+      </w:r>
+    </w:p>
+    <w:p>
+      <w:r>
+        <w:rPr>
+          <w:rFonts w:ascii="Georgia" w:hAnsi="Georgia"/>
+          <w:b w:val="0"/>
+          <w:i w:val="0"/>
+          <w:sz w:val="22"/>
+        </w:rPr>
+        <w:t>9240 Uzwil, Schweiz</w:t>
+      </w:r>
+    </w:p>
+    <w:p/>
+    <w:p>
+      <w:r>
+        <w:rPr>
+          <w:rFonts w:ascii="Georgia" w:hAnsi="Georgia"/>
+          <w:b w:val="0"/>
+          <w:i w:val="0"/>
+          <w:sz w:val="22"/>
+        </w:rPr>
+        <w:t>Selbstverlag</w:t>
+      </w:r>
+    </w:p>
+    <w:p>
+      <w:r>
+        <w:rPr>
+          <w:rFonts w:ascii="Georgia" w:hAnsi="Georgia"/>
+          <w:b w:val="0"/>
+          <w:i w:val="0"/>
+          <w:sz w:val="22"/>
+        </w:rPr>
+        <w:t>Unabhängig veröffentlicht über Amazon Kindle Direct Publishing</w:t>
+      </w:r>
+    </w:p>
+    <w:p/>
+    <w:p>
+      <w:r>
+        <w:rPr>
+          <w:rFonts w:ascii="Georgia" w:hAnsi="Georgia"/>
+          <w:b w:val="0"/>
+          <w:i w:val="0"/>
+          <w:sz w:val="22"/>
+        </w:rPr>
+        <w:t>Kontakt: info.safetothrive@gmail.com</w:t>
       </w:r>
     </w:p>
     <w:sectPr>

--- a/outputs/buch-beziehungen/wenn-beziehungen-erschoepfen-Taschenbuch.docx
+++ b/outputs/buch-beziehungen/wenn-beziehungen-erschoepfen-Taschenbuch.docx
@@ -37,7 +37,7 @@
           <w:sz w:val="260"/>
           <w:szCs w:val="260"/>
         </w:rPr>
-        <w:t xml:space="preserve">Warum du gibst, bis nichts mehr von dir übrig ist — und wie du dich zurückholst</w:t>
+        <w:t>Warum du gibst, bis nichts mehr von dir übrig ist, und wie du dich zurückholst</w:t>
       </w:r>
     </w:p>
     <w:p>
@@ -286,7 +286,7 @@
           <w:sz w:val="210"/>
           <w:szCs w:val="210"/>
         </w:rPr>
-        <w:t xml:space="preserve">: Grenzen — das missverstandene Wort</w:t>
+        <w:t>: Grenzen, das missverstandene Wort</w:t>
       </w:r>
     </w:p>
     <w:p>
@@ -436,7 +436,7 @@
           <w:sz w:val="210"/>
           <w:szCs w:val="210"/>
         </w:rPr>
-        <w:t xml:space="preserve">: Das innere Kind — die Wurzel verstehen</w:t>
+        <w:t>: Das innere Kind, die Wurzel verstehen</w:t>
       </w:r>
     </w:p>
     <w:p>
@@ -927,7 +927,7 @@
           <w:sz w:val="220"/>
           <w:szCs w:val="220"/>
         </w:rPr>
-        <w:t xml:space="preserve">Viele der Frauen, die zu mir kommen, wurden in ihrem Leben noch nie wirklich gefragt: Wie geht es dir — und zwar dir, nicht der Funktion, die du erfüllst?</w:t>
+        <w:t>Viele der Frauen, die zu mir kommen, wurden in ihrem Leben noch nie wirklich gefragt: Wie geht es dir, und zwar dir, nicht der Funktion, die du erfüllst?</w:t>
       </w:r>
     </w:p>
     <w:p>
@@ -1285,7 +1285,7 @@
           <w:sz w:val="220"/>
           <w:szCs w:val="220"/>
         </w:rPr>
-        <w:t xml:space="preserve">Das, was du gerade fühlst? Diese Erschöpfung, die sich nicht erklären lässt, die nach dem Wochenende noch da ist, die schon morgens beim Aufwachen auf dir liegt — die ist real. Sie ist kein Zeichen von Schwäche. Und sie ist kein Zeichen von Undankbarkeit.</w:t>
+        <w:t>Das, was du gerade fühlst? Diese Erschöpfung, die sich nicht erklären lässt, die nach dem Wochenende noch da ist, die schon morgens beim Aufwachen auf dir liegt, die ist real. Sie ist kein Zeichen von Schwäche. Und sie ist kein Zeichen von Undankbarkeit.</w:t>
       </w:r>
     </w:p>
     <w:p>
@@ -1673,7 +1673,7 @@
           <w:sz w:val="220"/>
           <w:szCs w:val="220"/>
         </w:rPr>
-        <w:t xml:space="preserve">Das schlechte Gewissen, wenn du ausnahmsweise mal an dich denkst. Du gönnst dir eine Stunde für dich — ein Bad, ein Buch, ein Spaziergang — und kannst sie nicht geniessen, weil der Gedanke kommt: Eigentlich müsste ich jetzt...</w:t>
+        <w:t>Das schlechte Gewissen, wenn du ausnahmsweise mal an dich denkst. Du gönnst dir eine Stunde für dich, ein Bad, ein Buch, ein Spaziergang, und kannst sie nicht geniessen, weil der Gedanke kommt: Eigentlich müsste ich jetzt...</w:t>
       </w:r>
     </w:p>
     <w:p>
@@ -1877,7 +1877,7 @@
           <w:sz w:val="220"/>
           <w:szCs w:val="220"/>
         </w:rPr>
-        <w:t xml:space="preserve">Ja, Beziehungen kosten manchmal Kraft. Schwierige Gespräche, emotionale Tiefs, Konflikte, das gehört dazu. Aber wenn du dich nach fast jeder Begegnung mit den Menschen, die du liebst, ausgelaugt fühlst, wenn Geben sich anfühlt wie etwas, das du schuldest, und nicht wie etwas, das du wählst — dann stimmt etwas nicht. Nicht mit dir. Aber mit dem Muster, in dem du dich befindest.</w:t>
+        <w:t>Ja, Beziehungen kosten manchmal Kraft. Schwierige Gespräche, emotionale Tiefs, Konflikte, das gehört dazu. Aber wenn du dich nach fast jeder Begegnung mit den Menschen, die du liebst, ausgelaugt fühlst, wenn Geben sich anfühlt wie etwas, das du schuldest, und nicht wie etwas, das du wählst, dann stimmt etwas nicht. Nicht mit dir. Aber mit dem Muster, in dem du dich befindest.</w:t>
       </w:r>
     </w:p>
     <w:p>
@@ -4071,7 +4071,7 @@
           <w:sz w:val="220"/>
           <w:szCs w:val="220"/>
         </w:rPr>
-        <w:t xml:space="preserve">Franziska — die Frau, die ich am Anfang beschrieben habe — hat drei Jahre lang an diesen Mustern gearbeitet. Nicht weil ihr Kindheit so dramatisch war. Sondern weil sie verstanden hat, was das konstante Scannen anderer mit ihr gemacht hat. Und weil sie gelernt hat, dass ihr Nervensystem sich ausruhen darf. Dass sie nicht immer wissen muss, wie die Lage ist. Dass sie in einem Raum sein darf, ohne sofort zu analysieren, wer gute oder schlechte Laune hat.</w:t>
+        <w:t>Franziska, die Frau, die ich am Anfang beschrieben habe, hat drei Jahre lang an diesen Mustern gearbeitet. Nicht weil ihr Kindheit so dramatisch war. Sondern weil sie verstanden hat, was das konstante Scannen anderer mit ihr gemacht hat. Und weil sie gelernt hat, dass ihr Nervensystem sich ausruhen darf. Dass sie nicht immer wissen muss, wie die Lage ist. Dass sie in einem Raum sein darf, ohne sofort zu analysieren, wer gute oder schlechte Laune hat.</w:t>
       </w:r>
     </w:p>
     <w:p>
@@ -4528,7 +4528,7 @@
           <w:sz w:val="220"/>
           <w:szCs w:val="220"/>
         </w:rPr>
-        <w:t xml:space="preserve">Die chronische Müdigkeit, die schon da ist, bevor du den ersten Kaffee getrunken hast. Kopfschmerzen, Verspannungen, Rückenschmerzen, die kommen und gehen — und für die kein Arzt eine eindeutige körperliche Ursache findet. Der Darm, der Probleme macht. Das Immunsystem, das häufiger versagt als bei anderen.</w:t>
+        <w:t>Die chronische Müdigkeit, die schon da ist, bevor du den ersten Kaffee getrunken hast. Kopfschmerzen, Verspannungen, Rückenschmerzen, die kommen und gehen, und für die kein Arzt eine eindeutige körperliche Ursache findet. Der Darm, der Probleme macht. Das Immunsystem, das häufiger versagt als bei anderen.</w:t>
       </w:r>
     </w:p>
     <w:p>
@@ -4562,7 +4562,7 @@
           <w:sz w:val="220"/>
           <w:szCs w:val="220"/>
         </w:rPr>
-        <w:t xml:space="preserve">Die Wissenschaft ist hier sehr klar: Das Stresssystem des Körpers — mit den Hormonen Cortisol und Adrenalin — ist für kurzfristige Belastungen ausgelegt. Es soll aktiviert werden, dann wieder zur Ruhe kommen. Bei Menschen mit chronischer Überverantwortung bleibt es dauerhaft aktiviert. Das Nervensystem lernt nicht mehr, in den Ruhemodus zu wechseln.</w:t>
+        <w:t>Die Wissenschaft ist hier sehr klar: Das Stresssystem des Körpers, mit den Hormonen Cortisol und Adrenalin, ist für kurzfristige Belastungen ausgelegt. Es soll aktiviert werden, dann wieder zur Ruhe kommen. Bei Menschen mit chronischer Überverantwortung bleibt es dauerhaft aktiviert. Das Nervensystem lernt nicht mehr, in den Ruhemodus zu wechseln.</w:t>
       </w:r>
     </w:p>
     <w:p>
@@ -4766,7 +4766,7 @@
           <w:sz w:val="220"/>
           <w:szCs w:val="220"/>
         </w:rPr>
-        <w:t xml:space="preserve">Wenn du dich jahrelang an andere angepasst hast, wenn du deine Bedürfnisse immer hintenangestellt hast, wenn du dich permanent gefragt hast, was der andere will, ohne je zu fragen, was du willst — dann verlierst du irgendwann das Gespür für dich selbst. Du weisst nicht mehr, was du magst. Was du wirklich willst. Was dich glücklich macht, abseits davon, anderen zu gefallen.</w:t>
+        <w:t>Wenn du dich jahrelang an andere angepasst hast, wenn du deine Bedürfnisse immer hintenangestellt hast, wenn du dich permanent gefragt hast, was der andere will, ohne je zu fragen, was du willst, dann verlierst du irgendwann das Gespür für dich selbst. Du weisst nicht mehr, was du magst. Was du wirklich willst. Was dich glücklich macht, abseits davon, anderen zu gefallen.</w:t>
       </w:r>
     </w:p>
     <w:p>
@@ -5137,7 +5137,7 @@
           <w:sz w:val="220"/>
           <w:szCs w:val="220"/>
         </w:rPr>
-        <w:t xml:space="preserve">Wenn du das Muster, in dem du jetzt bist, nie veränderst — wie sieht dieses Leben dann aus? Welche Momente hast du verpasst, weil du zu beschäftigt warst, für andere da zu sein? Welche Träume hast du nie verfolgt? Welche Gespräche hast du nie geführt? Wie hast du dich in deinen Beziehungen gefühlt — geliebt oder benutzt? Was ist ungesagt geblieben?</w:t>
+        <w:t>Wenn du das Muster, in dem du jetzt bist, nie veränderst, wie sieht dieses Leben dann aus? Welche Momente hast du verpasst, weil du zu beschäftigt warst, für andere da zu sein? Welche Träume hast du nie verfolgt? Welche Gespräche hast du nie geführt? Wie hast du dich in deinen Beziehungen gefühlt, geliebt oder benutzt? Was ist ungesagt geblieben?</w:t>
       </w:r>
     </w:p>
     <w:p>
@@ -6855,7 +6855,7 @@
           <w:sz w:val="220"/>
           <w:szCs w:val="220"/>
         </w:rPr>
-        <w:t xml:space="preserve">Das ist kein Angriff auf den anderen. Es ist die Beschreibung einer Dynamik, zu der beide beitragen. Systeme haben eine Eigenträgheit. Sie bleiben in einem Gleichgewicht — auch wenn dieses Gleichgewicht ungesund ist — solange niemand etwas verändert.</w:t>
+        <w:t>Das ist kein Angriff auf den anderen. Es ist die Beschreibung einer Dynamik, zu der beide beitragen. Systeme haben eine Eigenträgheit. Sie bleiben in einem Gleichgewicht, auch wenn dieses Gleichgewicht ungesund ist, solange niemand etwas verändert.</w:t>
       </w:r>
     </w:p>
     <w:p>
@@ -6956,7 +6956,7 @@
           <w:sz w:val="220"/>
           <w:szCs w:val="220"/>
         </w:rPr>
-        <w:t xml:space="preserve">Nicht um den anderen zu bestrafen. Nicht aus Rache. Sondern weil das Muster nur dann sichtbar wird — für beide — wenn es aufhört. Solange du auffängst und glättest und rettest, gibt es keine Reibung. Keine Reibung bedeutet: kein Anlass, etwas zu hinterfragen.</w:t>
+        <w:t>Nicht um den anderen zu bestrafen. Nicht aus Rache. Sondern weil das Muster nur dann sichtbar wird, für beide, wenn es aufhört. Solange du auffängst und glättest und rettest, gibt es keine Reibung. Keine Reibung bedeutet: kein Anlass, etwas zu hinterfragen.</w:t>
       </w:r>
     </w:p>
     <w:p>
@@ -7648,7 +7648,7 @@
           <w:sz w:val="340"/>
           <w:szCs w:val="340"/>
         </w:rPr>
-        <w:t xml:space="preserve">Kapitel 7: Grenzen — das missverstandene Wort</w:t>
+        <w:t>Kapitel 7: Grenzen, das missverstandene Wort</w:t>
       </w:r>
     </w:p>
     <w:p>
@@ -7909,7 +7909,7 @@
           <w:sz w:val="220"/>
           <w:szCs w:val="220"/>
         </w:rPr>
-        <w:t xml:space="preserve">Irgendwann explodierte es. Nach einem harmlosen Satz ihres Mannes — er bat sie, auch noch seine Eltern für Weihnachten zu organisieren — brach etwas auf. Mia weinte. Dann schrie sie. Dann verliess sie den Raum.</w:t>
+        <w:t>Irgendwann explodierte es. Nach einem harmlosen Satz ihres Mannes, er bat sie, auch noch seine Eltern für Weihnachten zu organisieren, brach etwas auf. Mia weinte. Dann schrie sie. Dann verliess sie den Raum.</w:t>
       </w:r>
     </w:p>
     <w:p>
@@ -8588,7 +8588,7 @@
           <w:sz w:val="220"/>
           <w:szCs w:val="220"/>
         </w:rPr>
-        <w:t xml:space="preserve">Grenzen zu setzen ist keine einmalige Handlung. Es ist eine Praxis. Du wirst es lernen, vergessen, wieder lernen. Du wirst Rückschritte haben — Momente, wo du wieder Ja sagst, obwohl du Nein meinst, und dann eine Stunde später weisst, dass du es bereust.</w:t>
+        <w:t>Grenzen zu setzen ist keine einmalige Handlung. Es ist eine Praxis. Du wirst es lernen, vergessen, wieder lernen. Du wirst Rückschritte haben, Momente, wo du wieder Ja sagst, obwohl du Nein meinst, und dann eine Stunde später weisst, dass du es bereust.</w:t>
       </w:r>
     </w:p>
     <w:p>
@@ -9099,7 +9099,7 @@
           <w:sz w:val="220"/>
           <w:szCs w:val="220"/>
         </w:rPr>
-        <w:t xml:space="preserve">Das erste ist Liebe. Das zweite ist Martyrium. Und Martyrium trägt — wenn man es lange genug praktiziert — einen bitteren Kern: die stille Erwartung, dass jemand das sieht und sich erkenntlich zeigt. Wenn das nicht passiert, entsteht Schmerz, den man nicht benennen kann.</w:t>
+        <w:t>Das erste ist Liebe. Das zweite ist Martyrium. Und Martyrium trägt, wenn man es lange genug praktiziert, einen bitteren Kern: die stille Erwartung, dass jemand das sieht und sich erkenntlich zeigt. Wenn das nicht passiert, entsteht Schmerz, den man nicht benennen kann.</w:t>
       </w:r>
     </w:p>
     <w:p>
@@ -9431,7 +9431,7 @@
           <w:sz w:val="220"/>
           <w:szCs w:val="220"/>
         </w:rPr>
-        <w:t xml:space="preserve">Aber der Unterschied ist entscheidend: *weil du willst* — nicht *weil du fürchtest, was passiert, wenn du es nicht tust*.</w:t>
+        <w:t>Aber der Unterschied ist entscheidend: *weil du willst*, nicht *weil du fürchtest, was passiert, wenn du es nicht tust*.</w:t>
       </w:r>
     </w:p>
     <w:p>
@@ -9504,7 +9504,7 @@
           <w:sz w:val="220"/>
           <w:szCs w:val="220"/>
         </w:rPr>
-        <w:t xml:space="preserve"> Wenn du einer Person sagst, was du brauchst, und diese Person reagiert mit Respekt — auch wenn sie vielleicht kurz enttäuscht ist — dann ist das Liebe. Wenn jemand auf deine Bedürfnisse mit Wut reagiert und dich dazu bringt, dich sofort zurückzuziehen und zu entschuldigen, dann ist das kein gesunder Umgang mit dir.</w:t>
+        <w:t xml:space="preserve"> Wenn du einer Person sagst, was du brauchst, und diese Person reagiert mit Respekt, auch wenn sie vielleicht kurz enttäuscht ist, dann ist das Liebe. Wenn jemand auf deine Bedürfnisse mit Wut reagiert und dich dazu bringt, dich sofort zurückzuziehen und zu entschuldigen, dann ist das kein gesunder Umgang mit dir.</w:t>
       </w:r>
     </w:p>
     <w:p>
@@ -9582,24 +9582,24 @@
           <w:sz w:val="220"/>
           <w:szCs w:val="220"/>
         </w:rPr>
-        <w:t xml:space="preserve">Nach Zeit mit jemandem, den du liebst — wie fühlst du dich? Voller oder leerer?</w:t>
-      </w:r>
-    </w:p>
-    <w:p>
-      <w:pPr>
-        <w:spacing w:after="120" w:before="0"/>
-        <w:jc w:val="both"/>
-      </w:pPr>
-      <w:r>
-        <w:rPr>
-          <w:rFonts w:ascii="Georgia" w:cs="Georgia" w:eastAsia="Georgia" w:hAnsi="Georgia"/>
-          <w:b w:val="false"/>
-          <w:bCs w:val="false"/>
-          <w:color w:val="2C2C2C"/>
-          <w:sz w:val="220"/>
-          <w:szCs w:val="220"/>
-        </w:rPr>
-        <w:t xml:space="preserve">Ich sage nicht: immer voller. Tiefe Gespräche, Konflikte, emotionale Arbeit — das kostet Kraft, auch in liebevollen Beziehungen. Aber über die Zeit: Bekommst du etwas zurück?</w:t>
+        <w:t>Nach Zeit mit jemandem, den du liebst, wie fühlst du dich? Voller oder leerer?</w:t>
+      </w:r>
+    </w:p>
+    <w:p>
+      <w:pPr>
+        <w:spacing w:after="120" w:before="0"/>
+        <w:jc w:val="both"/>
+      </w:pPr>
+      <w:r>
+        <w:rPr>
+          <w:rFonts w:ascii="Georgia" w:cs="Georgia" w:eastAsia="Georgia" w:hAnsi="Georgia"/>
+          <w:b w:val="false"/>
+          <w:bCs w:val="false"/>
+          <w:color w:val="2C2C2C"/>
+          <w:sz w:val="220"/>
+          <w:szCs w:val="220"/>
+        </w:rPr>
+        <w:t>Ich sage nicht: immer voller. Tiefe Gespräche, Konflikte, emotionale Arbeit, das kostet Kraft, auch in liebevollen Beziehungen. Aber über die Zeit: Bekommst du etwas zurück?</w:t>
       </w:r>
     </w:p>
     <w:p>
@@ -9809,7 +9809,7 @@
           <w:sz w:val="220"/>
           <w:szCs w:val="220"/>
         </w:rPr>
-        <w:t xml:space="preserve">Du verdienst eine Liebe, bei der du dich nicht kleiner machen musst. Bei der du Raum einnehmen darfst. Bei der du Nein sagen darfst. Bei der du auch gehalten wirst — nicht nur hältst.</w:t>
+        <w:t>Du verdienst eine Liebe, bei der du dich nicht kleiner machen musst. Bei der du Raum einnehmen darfst. Bei der du Nein sagen darfst. Bei der du auch gehalten wirst, nicht nur hältst.</w:t>
       </w:r>
     </w:p>
     <w:p>
@@ -10433,7 +10433,7 @@
           <w:sz w:val="220"/>
           <w:szCs w:val="220"/>
         </w:rPr>
-        <w:t xml:space="preserve">Stell dir täglich — auch wenn es nur zwei Minuten sind — diese Frage: Wie fühlt sich mein Körper gerade an? Nicht gut oder schlecht. Konkret. Wo ist Spannung? Wo ist Leichtigkeit? Was braucht mein Körper gerade?</w:t>
+        <w:t>Stell dir täglich, auch wenn es nur zwei Minuten sind, diese Frage: Wie fühlt sich mein Körper gerade an? Nicht gut oder schlecht. Konkret. Wo ist Spannung? Wo ist Leichtigkeit? Was braucht mein Körper gerade?</w:t>
       </w:r>
     </w:p>
     <w:p>
@@ -10878,7 +10878,7 @@
           <w:sz w:val="230"/>
           <w:szCs w:val="230"/>
         </w:rPr>
-        <w:t xml:space="preserve">Drei Übungen für diese Woche — konkret und klein</w:t>
+        <w:t>Drei Übungen für diese Woche, konkret und klein</w:t>
       </w:r>
     </w:p>
     <w:p>
@@ -12107,7 +12107,7 @@
           <w:sz w:val="220"/>
           <w:szCs w:val="220"/>
         </w:rPr>
-        <w:t xml:space="preserve"> Für kleine, risikoarme Situationen. Eine Bitte im Alltag, eine Anfrage, die du ablehnen kannst. „Nein, das passt mir nicht." Und dann — und das ist die eigentliche Übung — stillhalten.</w:t>
+        <w:t xml:space="preserve"> Für kleine, risikoarme Situationen. Eine Bitte im Alltag, eine Anfrage, die du ablehnen kannst. „Nein, das passt mir nicht." Und dann, und das ist die eigentliche Übung, stillhalten.</w:t>
       </w:r>
     </w:p>
     <w:p>
@@ -12774,7 +12774,7 @@
           <w:sz w:val="220"/>
           <w:szCs w:val="220"/>
         </w:rPr>
-        <w:t xml:space="preserve">Ich denke an Markus und Sonja. Sie kam zu mir, er nie, aber ich lernte ihn durch ihre Beschreibungen kennen. Nach dreizehn Jahren Ehe hatte Sonja begonnen, sich zu verändern. Sie hatte Grenzen gesetzt. Sie hatte gesagt, was sie brauchte. Und Markus hatte — langsam, holprig, manchmal widerwillig — angefangen zuzuhören.</w:t>
+        <w:t>Ich denke an Markus und Sonja. Sie kam zu mir, er nie, aber ich lernte ihn durch ihre Beschreibungen kennen. Nach dreizehn Jahren Ehe hatte Sonja begonnen, sich zu verändern. Sie hatte Grenzen gesetzt. Sie hatte gesagt, was sie brauchte. Und Markus hatte, langsam, holprig, manchmal widerwillig, angefangen zuzuhören.</w:t>
       </w:r>
     </w:p>
     <w:p>
@@ -14500,7 +14500,7 @@
           <w:sz w:val="340"/>
           <w:szCs w:val="340"/>
         </w:rPr>
-        <w:t xml:space="preserve">Kapitel 13: Das innere Kind — die Wurzel verstehen</w:t>
+        <w:t>Kapitel 13: Das innere Kind, die Wurzel verstehen</w:t>
       </w:r>
     </w:p>
     <w:p>
@@ -15284,7 +15284,7 @@
           <w:sz w:val="220"/>
           <w:szCs w:val="220"/>
         </w:rPr>
-        <w:t xml:space="preserve">Bettina beschrieb mir später, wie sie begann, das zu unterscheiden. „Wenn ich dieses ganz bestimmte Angstgefühl spüre — das Zucken in der Brust — dann frage ich mich jetzt zuerst: Bin ich gerade bei mir, oder bin ich bei der Siebenjährigen?" Sie lachte etwas verlegen. „Klingt seltsam. Aber es funktioniert."</w:t>
+        <w:t>Bettina beschrieb mir später, wie sie begann, das zu unterscheiden. „Wenn ich dieses ganz bestimmte Angstgefühl spüre, das Zucken in der Brust, dann frage ich mich jetzt zuerst: Bin ich gerade bei mir, oder bin ich bei der Siebenjährigen?" Sie lachte etwas verlegen. „Klingt seltsam. Aber es funktioniert."</w:t>
       </w:r>
     </w:p>
     <w:p>
@@ -15935,7 +15935,7 @@
           <w:sz w:val="340"/>
           <w:szCs w:val="340"/>
         </w:rPr>
-        <w:t xml:space="preserve">Kapitel 14: Wenn der andere sich nie ändert — schwierige Persönlichkeiten erkennen</w:t>
+        <w:t>Kapitel 14: Wenn der andere sich nie ändert, schwierige Persönlichkeiten erkennen</w:t>
       </w:r>
     </w:p>
     <w:p>
@@ -16969,7 +16969,7 @@
           <w:sz w:val="220"/>
           <w:szCs w:val="220"/>
         </w:rPr>
-        <w:t xml:space="preserve">Für mich — dieses Wort.</w:t>
+        <w:t>Für mich, dieses Wort.</w:t>
       </w:r>
     </w:p>
     <w:p>
@@ -17310,7 +17310,7 @@
           <w:sz w:val="230"/>
           <w:szCs w:val="230"/>
         </w:rPr>
-        <w:t xml:space="preserve">Was Veränderung in diesen Beziehungen braucht — und was sie nicht braucht</w:t>
+        <w:t>Was Veränderung in diesen Beziehungen braucht, und was sie nicht braucht</w:t>
       </w:r>
     </w:p>
     <w:p>
@@ -17361,7 +17361,7 @@
           <w:sz w:val="220"/>
           <w:szCs w:val="220"/>
         </w:rPr>
-        <w:t xml:space="preserve">Eine Veränderung, die nur kommt, weil du drohst zu gehen — und wieder aufhört, wenn du geblieben bist — ist keine Veränderung. Das ist Anpassung ans nächste Druckniveau.</w:t>
+        <w:t>Eine Veränderung, die nur kommt, weil du drohst zu gehen, und wieder aufhört, wenn du geblieben bist, ist keine Veränderung. Das ist Anpassung ans nächste Druckniveau.</w:t>
       </w:r>
     </w:p>
     <w:p>
@@ -17675,7 +17675,7 @@
           <w:sz w:val="340"/>
           <w:szCs w:val="340"/>
         </w:rPr>
-        <w:t xml:space="preserve">Kapitel 15: Endlich sagen, was du meinst — Kommunikation, die wirklich ankommt</w:t>
+        <w:t>Kapitel 15: Endlich sagen, was du meinst, Kommunikation, die wirklich ankommt</w:t>
       </w:r>
     </w:p>
     <w:p>

--- a/outputs/buch-beziehungen/wenn-beziehungen-erschoepfen-Taschenbuch.docx
+++ b/outputs/buch-beziehungen/wenn-beziehungen-erschoepfen-Taschenbuch.docx
@@ -7084,48 +7084,39 @@
       </w:pPr>
       <w:r>
         <w:rPr>
-          <w:rFonts w:ascii="Georgia" w:cs="Georgia" w:eastAsia="Georgia" w:hAnsi="Georgia"/>
-          <w:b w:val="false"/>
-          <w:bCs w:val="false"/>
-          <w:color w:val="2C2C2C"/>
-          <w:sz w:val="220"/>
-          <w:szCs w:val="220"/>
-        </w:rPr>
-        <w:t xml:space="preserve">*Wenn ich genug gebe, muss er nicht gehen.*</w:t>
-      </w:r>
-    </w:p>
-    <w:p>
-      <w:pPr>
-        <w:spacing w:after="120" w:before="0"/>
-        <w:jc w:val="both"/>
-      </w:pPr>
-      <w:r>
-        <w:rPr>
-          <w:rFonts w:ascii="Georgia" w:cs="Georgia" w:eastAsia="Georgia" w:hAnsi="Georgia"/>
-          <w:b w:val="false"/>
-          <w:bCs w:val="false"/>
-          <w:color w:val="2C2C2C"/>
-          <w:sz w:val="220"/>
-          <w:szCs w:val="220"/>
-        </w:rPr>
-        <w:t xml:space="preserve">*Wenn ich keine Ansprüche stelle, bin ich sicher.*</w:t>
-      </w:r>
-    </w:p>
-    <w:p>
-      <w:pPr>
-        <w:spacing w:after="120" w:before="0"/>
-        <w:jc w:val="both"/>
-      </w:pPr>
-      <w:r>
-        <w:rPr>
-          <w:rFonts w:ascii="Georgia" w:cs="Georgia" w:eastAsia="Georgia" w:hAnsi="Georgia"/>
-          <w:b w:val="false"/>
-          <w:bCs w:val="false"/>
-          <w:color w:val="2C2C2C"/>
-          <w:sz w:val="220"/>
-          <w:szCs w:val="220"/>
-        </w:rPr>
-        <w:t xml:space="preserve">*Wenn ich perfekt bin, werde ich geliebt.*</w:t>
+          <w:b w:val="0"/>
+          <w:i/>
+          <w:sz w:val="220"/>
+        </w:rPr>
+        <w:t>Wenn ich genug gebe, muss er nicht gehen.</w:t>
+      </w:r>
+    </w:p>
+    <w:p>
+      <w:pPr>
+        <w:spacing w:after="120" w:before="0"/>
+        <w:jc w:val="both"/>
+      </w:pPr>
+      <w:r>
+        <w:rPr>
+          <w:b w:val="0"/>
+          <w:i/>
+          <w:sz w:val="220"/>
+        </w:rPr>
+        <w:t>Wenn ich keine Ansprüche stelle, bin ich sicher.</w:t>
+      </w:r>
+    </w:p>
+    <w:p>
+      <w:pPr>
+        <w:spacing w:after="120" w:before="0"/>
+        <w:jc w:val="both"/>
+      </w:pPr>
+      <w:r>
+        <w:rPr>
+          <w:b w:val="0"/>
+          <w:i/>
+          <w:sz w:val="220"/>
+        </w:rPr>
+        <w:t>Wenn ich perfekt bin, werde ich geliebt.</w:t>
       </w:r>
     </w:p>
     <w:p>
@@ -9424,14 +9415,40 @@
       </w:pPr>
       <w:r>
         <w:rPr>
-          <w:rFonts w:ascii="Georgia" w:cs="Georgia" w:eastAsia="Georgia" w:hAnsi="Georgia"/>
-          <w:b w:val="false"/>
-          <w:bCs w:val="false"/>
-          <w:color w:val="2C2C2C"/>
-          <w:sz w:val="220"/>
-          <w:szCs w:val="220"/>
-        </w:rPr>
-        <w:t>Aber der Unterschied ist entscheidend: *weil du willst*, nicht *weil du fürchtest, was passiert, wenn du es nicht tust*.</w:t>
+          <w:b w:val="0"/>
+          <w:sz w:val="220"/>
+        </w:rPr>
+        <w:t xml:space="preserve">Aber der Unterschied ist entscheidend: </w:t>
+      </w:r>
+      <w:r>
+        <w:rPr>
+          <w:b w:val="0"/>
+          <w:i/>
+          <w:sz w:val="220"/>
+        </w:rPr>
+        <w:t>weil du willst</w:t>
+      </w:r>
+      <w:r>
+        <w:rPr>
+          <w:b w:val="0"/>
+          <w:sz w:val="220"/>
+        </w:rPr>
+        <w:t xml:space="preserve">, nicht </w:t>
+      </w:r>
+      <w:r>
+        <w:rPr>
+          <w:b w:val="0"/>
+          <w:i/>
+          <w:sz w:val="220"/>
+        </w:rPr>
+        <w:t>weil du fürchtest, was passiert, wenn du es nicht tust</w:t>
+      </w:r>
+      <w:r>
+        <w:rPr>
+          <w:b w:val="0"/>
+          <w:sz w:val="220"/>
+        </w:rPr>
+        <w:t>.</w:t>
       </w:r>
     </w:p>
     <w:p>
@@ -20185,48 +20202,81 @@
       </w:pPr>
       <w:r>
         <w:rPr>
-          <w:rFonts w:ascii="Georgia" w:cs="Georgia" w:eastAsia="Georgia" w:hAnsi="Georgia"/>
-          <w:b w:val="false"/>
-          <w:bCs w:val="false"/>
-          <w:color w:val="2C2C2C"/>
-          <w:sz w:val="220"/>
-          <w:szCs w:val="220"/>
-        </w:rPr>
-        <w:t xml:space="preserve">Bowlby, J. (1969). *Attachment and Loss: Vol. 1. Attachment.* Basic Books.</w:t>
-      </w:r>
-    </w:p>
-    <w:p>
-      <w:pPr>
-        <w:spacing w:after="120" w:before="0"/>
-        <w:jc w:val="both"/>
-      </w:pPr>
-      <w:r>
-        <w:rPr>
-          <w:rFonts w:ascii="Georgia" w:cs="Georgia" w:eastAsia="Georgia" w:hAnsi="Georgia"/>
-          <w:b w:val="false"/>
-          <w:bCs w:val="false"/>
-          <w:color w:val="2C2C2C"/>
-          <w:sz w:val="220"/>
-          <w:szCs w:val="220"/>
-        </w:rPr>
-        <w:t xml:space="preserve">Ainsworth, M. D. S. et al. (1978). *Patterns of Attachment.* Erlbaum.</w:t>
-      </w:r>
-    </w:p>
-    <w:p>
-      <w:pPr>
-        <w:spacing w:after="120" w:before="0"/>
-        <w:jc w:val="both"/>
-      </w:pPr>
-      <w:r>
-        <w:rPr>
-          <w:rFonts w:ascii="Georgia" w:cs="Georgia" w:eastAsia="Georgia" w:hAnsi="Georgia"/>
-          <w:b w:val="false"/>
-          <w:bCs w:val="false"/>
-          <w:color w:val="2C2C2C"/>
-          <w:sz w:val="220"/>
-          <w:szCs w:val="220"/>
-        </w:rPr>
-        <w:t xml:space="preserve">Heller, D. P. (2019). *Die Kraft der sicheren Bindung.* Klett-Cotta.</w:t>
+          <w:b w:val="0"/>
+          <w:sz w:val="220"/>
+        </w:rPr>
+        <w:t xml:space="preserve">Bowlby, J. (1969). </w:t>
+      </w:r>
+      <w:r>
+        <w:rPr>
+          <w:b w:val="0"/>
+          <w:i/>
+          <w:sz w:val="220"/>
+        </w:rPr>
+        <w:t>Attachment and Loss: Vol. 1. Attachment.</w:t>
+      </w:r>
+      <w:r>
+        <w:rPr>
+          <w:b w:val="0"/>
+          <w:sz w:val="220"/>
+        </w:rPr>
+        <w:t xml:space="preserve"> Basic Books.</w:t>
+      </w:r>
+    </w:p>
+    <w:p>
+      <w:pPr>
+        <w:spacing w:after="120" w:before="0"/>
+        <w:jc w:val="both"/>
+      </w:pPr>
+      <w:r>
+        <w:rPr>
+          <w:b w:val="0"/>
+          <w:sz w:val="220"/>
+        </w:rPr>
+        <w:t xml:space="preserve">Ainsworth, M. D. S. et al. (1978). </w:t>
+      </w:r>
+      <w:r>
+        <w:rPr>
+          <w:b w:val="0"/>
+          <w:i/>
+          <w:sz w:val="220"/>
+        </w:rPr>
+        <w:t>Patterns of Attachment.</w:t>
+      </w:r>
+      <w:r>
+        <w:rPr>
+          <w:b w:val="0"/>
+          <w:sz w:val="220"/>
+        </w:rPr>
+        <w:t xml:space="preserve"> Erlbaum.</w:t>
+      </w:r>
+    </w:p>
+    <w:p>
+      <w:pPr>
+        <w:spacing w:after="120" w:before="0"/>
+        <w:jc w:val="both"/>
+      </w:pPr>
+      <w:r>
+        <w:rPr>
+          <w:b w:val="0"/>
+          <w:sz w:val="220"/>
+        </w:rPr>
+        <w:t xml:space="preserve">Heller, D. P. (2019). </w:t>
+      </w:r>
+      <w:r>
+        <w:rPr>
+          <w:b w:val="0"/>
+          <w:i/>
+          <w:sz w:val="220"/>
+        </w:rPr>
+        <w:t>Die Kraft der sicheren Bindung.</w:t>
+      </w:r>
+      <w:r>
+        <w:rPr>
+          <w:b w:val="0"/>
+          <w:sz w:val="220"/>
+        </w:rPr>
+        <w:t xml:space="preserve"> Klett-Cotta.</w:t>
       </w:r>
     </w:p>
     <w:p>
@@ -20252,31 +20302,53 @@
       </w:pPr>
       <w:r>
         <w:rPr>
-          <w:rFonts w:ascii="Georgia" w:cs="Georgia" w:eastAsia="Georgia" w:hAnsi="Georgia"/>
-          <w:b w:val="false"/>
-          <w:bCs w:val="false"/>
-          <w:color w:val="2C2C2C"/>
-          <w:sz w:val="220"/>
-          <w:szCs w:val="220"/>
-        </w:rPr>
-        <w:t xml:space="preserve">Beattie, M. (1987). *Codependent No More.* Hazelden Publishing.</w:t>
-      </w:r>
-    </w:p>
-    <w:p>
-      <w:pPr>
-        <w:spacing w:after="120" w:before="0"/>
-        <w:jc w:val="both"/>
-      </w:pPr>
-      <w:r>
-        <w:rPr>
-          <w:rFonts w:ascii="Georgia" w:cs="Georgia" w:eastAsia="Georgia" w:hAnsi="Georgia"/>
-          <w:b w:val="false"/>
-          <w:bCs w:val="false"/>
-          <w:color w:val="2C2C2C"/>
-          <w:sz w:val="220"/>
-          <w:szCs w:val="220"/>
-        </w:rPr>
-        <w:t xml:space="preserve">Brown, B. (2010). *Die Gaben der Unvollkommenheit.* Kailash.</w:t>
+          <w:b w:val="0"/>
+          <w:sz w:val="220"/>
+        </w:rPr>
+        <w:t xml:space="preserve">Beattie, M. (1987). </w:t>
+      </w:r>
+      <w:r>
+        <w:rPr>
+          <w:b w:val="0"/>
+          <w:i/>
+          <w:sz w:val="220"/>
+        </w:rPr>
+        <w:t>Codependent No More.</w:t>
+      </w:r>
+      <w:r>
+        <w:rPr>
+          <w:b w:val="0"/>
+          <w:sz w:val="220"/>
+        </w:rPr>
+        <w:t xml:space="preserve"> Hazelden Publishing.</w:t>
+      </w:r>
+    </w:p>
+    <w:p>
+      <w:pPr>
+        <w:spacing w:after="120" w:before="0"/>
+        <w:jc w:val="both"/>
+      </w:pPr>
+      <w:r>
+        <w:rPr>
+          <w:b w:val="0"/>
+          <w:sz w:val="220"/>
+        </w:rPr>
+        <w:t xml:space="preserve">Brown, B. (2010). </w:t>
+      </w:r>
+      <w:r>
+        <w:rPr>
+          <w:b w:val="0"/>
+          <w:i/>
+          <w:sz w:val="220"/>
+        </w:rPr>
+        <w:t>Die Gaben der Unvollkommenheit.</w:t>
+      </w:r>
+      <w:r>
+        <w:rPr>
+          <w:b w:val="0"/>
+          <w:sz w:val="220"/>
+        </w:rPr>
+        <w:t xml:space="preserve"> Kailash.</w:t>
       </w:r>
     </w:p>
     <w:p>
@@ -20302,31 +20374,53 @@
       </w:pPr>
       <w:r>
         <w:rPr>
-          <w:rFonts w:ascii="Georgia" w:cs="Georgia" w:eastAsia="Georgia" w:hAnsi="Georgia"/>
-          <w:b w:val="false"/>
-          <w:bCs w:val="false"/>
-          <w:color w:val="2C2C2C"/>
-          <w:sz w:val="220"/>
-          <w:szCs w:val="220"/>
-        </w:rPr>
-        <w:t xml:space="preserve">Bradshaw, J. (1990). *Homecoming: Reclaiming and Championing Your Inner Child.* Bantam Books.</w:t>
-      </w:r>
-    </w:p>
-    <w:p>
-      <w:pPr>
-        <w:spacing w:after="120" w:before="0"/>
-        <w:jc w:val="both"/>
-      </w:pPr>
-      <w:r>
-        <w:rPr>
-          <w:rFonts w:ascii="Georgia" w:cs="Georgia" w:eastAsia="Georgia" w:hAnsi="Georgia"/>
-          <w:b w:val="false"/>
-          <w:bCs w:val="false"/>
-          <w:color w:val="2C2C2C"/>
-          <w:sz w:val="220"/>
-          <w:szCs w:val="220"/>
-        </w:rPr>
-        <w:t xml:space="preserve">Young, J. E. (2005). *Schematherapie in der Praxis.* Beltz.</w:t>
+          <w:b w:val="0"/>
+          <w:sz w:val="220"/>
+        </w:rPr>
+        <w:t xml:space="preserve">Bradshaw, J. (1990). </w:t>
+      </w:r>
+      <w:r>
+        <w:rPr>
+          <w:b w:val="0"/>
+          <w:i/>
+          <w:sz w:val="220"/>
+        </w:rPr>
+        <w:t>Homecoming: Reclaiming and Championing Your Inner Child.</w:t>
+      </w:r>
+      <w:r>
+        <w:rPr>
+          <w:b w:val="0"/>
+          <w:sz w:val="220"/>
+        </w:rPr>
+        <w:t xml:space="preserve"> Bantam Books.</w:t>
+      </w:r>
+    </w:p>
+    <w:p>
+      <w:pPr>
+        <w:spacing w:after="120" w:before="0"/>
+        <w:jc w:val="both"/>
+      </w:pPr>
+      <w:r>
+        <w:rPr>
+          <w:b w:val="0"/>
+          <w:sz w:val="220"/>
+        </w:rPr>
+        <w:t xml:space="preserve">Young, J. E. (2005). </w:t>
+      </w:r>
+      <w:r>
+        <w:rPr>
+          <w:b w:val="0"/>
+          <w:i/>
+          <w:sz w:val="220"/>
+        </w:rPr>
+        <w:t>Schematherapie in der Praxis.</w:t>
+      </w:r>
+      <w:r>
+        <w:rPr>
+          <w:b w:val="0"/>
+          <w:sz w:val="220"/>
+        </w:rPr>
+        <w:t xml:space="preserve"> Beltz.</w:t>
       </w:r>
     </w:p>
     <w:p>
@@ -20352,14 +20446,25 @@
       </w:pPr>
       <w:r>
         <w:rPr>
-          <w:rFonts w:ascii="Georgia" w:cs="Georgia" w:eastAsia="Georgia" w:hAnsi="Georgia"/>
-          <w:b w:val="false"/>
-          <w:bCs w:val="false"/>
-          <w:color w:val="2C2C2C"/>
-          <w:sz w:val="220"/>
-          <w:szCs w:val="220"/>
-        </w:rPr>
-        <w:t xml:space="preserve">Rosenberg, M. B. (2016). *Gewaltfreie Kommunikation.* Junfermann.</w:t>
+          <w:b w:val="0"/>
+          <w:sz w:val="220"/>
+        </w:rPr>
+        <w:t xml:space="preserve">Rosenberg, M. B. (2016). </w:t>
+      </w:r>
+      <w:r>
+        <w:rPr>
+          <w:b w:val="0"/>
+          <w:i/>
+          <w:sz w:val="220"/>
+        </w:rPr>
+        <w:t>Gewaltfreie Kommunikation.</w:t>
+      </w:r>
+      <w:r>
+        <w:rPr>
+          <w:b w:val="0"/>
+          <w:sz w:val="220"/>
+        </w:rPr>
+        <w:t xml:space="preserve"> Junfermann.</w:t>
       </w:r>
     </w:p>
     <w:p>
@@ -20385,31 +20490,53 @@
       </w:pPr>
       <w:r>
         <w:rPr>
-          <w:rFonts w:ascii="Georgia" w:cs="Georgia" w:eastAsia="Georgia" w:hAnsi="Georgia"/>
-          <w:b w:val="false"/>
-          <w:bCs w:val="false"/>
-          <w:color w:val="2C2C2C"/>
-          <w:sz w:val="220"/>
-          <w:szCs w:val="220"/>
-        </w:rPr>
-        <w:t xml:space="preserve">Bancroft, L. (2002). *Why Does He Do That?* Berkley Books.</w:t>
-      </w:r>
-    </w:p>
-    <w:p>
-      <w:pPr>
-        <w:spacing w:after="120" w:before="0"/>
-        <w:jc w:val="both"/>
-      </w:pPr>
-      <w:r>
-        <w:rPr>
-          <w:rFonts w:ascii="Georgia" w:cs="Georgia" w:eastAsia="Georgia" w:hAnsi="Georgia"/>
-          <w:b w:val="false"/>
-          <w:bCs w:val="false"/>
-          <w:color w:val="2C2C2C"/>
-          <w:sz w:val="220"/>
-          <w:szCs w:val="220"/>
-        </w:rPr>
-        <w:t xml:space="preserve">Schneider, A. (2019). *Toxische Beziehungen erkennen und verlassen.* Goldmann.</w:t>
+          <w:b w:val="0"/>
+          <w:sz w:val="220"/>
+        </w:rPr>
+        <w:t xml:space="preserve">Bancroft, L. (2002). </w:t>
+      </w:r>
+      <w:r>
+        <w:rPr>
+          <w:b w:val="0"/>
+          <w:i/>
+          <w:sz w:val="220"/>
+        </w:rPr>
+        <w:t>Why Does He Do That?</w:t>
+      </w:r>
+      <w:r>
+        <w:rPr>
+          <w:b w:val="0"/>
+          <w:sz w:val="220"/>
+        </w:rPr>
+        <w:t xml:space="preserve"> Berkley Books.</w:t>
+      </w:r>
+    </w:p>
+    <w:p>
+      <w:pPr>
+        <w:spacing w:after="120" w:before="0"/>
+        <w:jc w:val="both"/>
+      </w:pPr>
+      <w:r>
+        <w:rPr>
+          <w:b w:val="0"/>
+          <w:sz w:val="220"/>
+        </w:rPr>
+        <w:t xml:space="preserve">Schneider, A. (2019). </w:t>
+      </w:r>
+      <w:r>
+        <w:rPr>
+          <w:b w:val="0"/>
+          <w:i/>
+          <w:sz w:val="220"/>
+        </w:rPr>
+        <w:t>Toxische Beziehungen erkennen und verlassen.</w:t>
+      </w:r>
+      <w:r>
+        <w:rPr>
+          <w:b w:val="0"/>
+          <w:sz w:val="220"/>
+        </w:rPr>
+        <w:t xml:space="preserve"> Goldmann.</w:t>
       </w:r>
     </w:p>
     <w:p>
@@ -20435,31 +20562,53 @@
       </w:pPr>
       <w:r>
         <w:rPr>
-          <w:rFonts w:ascii="Georgia" w:cs="Georgia" w:eastAsia="Georgia" w:hAnsi="Georgia"/>
-          <w:b w:val="false"/>
-          <w:bCs w:val="false"/>
-          <w:color w:val="2C2C2C"/>
-          <w:sz w:val="220"/>
-          <w:szCs w:val="220"/>
-        </w:rPr>
-        <w:t xml:space="preserve">Stahl, S. (2015). *Das Kind in dir muss Heimat finden.* Kailash.</w:t>
-      </w:r>
-    </w:p>
-    <w:p>
-      <w:pPr>
-        <w:spacing w:after="120" w:before="0"/>
-        <w:jc w:val="both"/>
-      </w:pPr>
-      <w:r>
-        <w:rPr>
-          <w:rFonts w:ascii="Georgia" w:cs="Georgia" w:eastAsia="Georgia" w:hAnsi="Georgia"/>
-          <w:b w:val="false"/>
-          <w:bCs w:val="false"/>
-          <w:color w:val="2C2C2C"/>
-          <w:sz w:val="220"/>
-          <w:szCs w:val="220"/>
-        </w:rPr>
-        <w:t xml:space="preserve">van der Kolk, B. (2014). *Verkörperter Schrecken.* Probst Verlag.</w:t>
+          <w:b w:val="0"/>
+          <w:sz w:val="220"/>
+        </w:rPr>
+        <w:t xml:space="preserve">Stahl, S. (2015). </w:t>
+      </w:r>
+      <w:r>
+        <w:rPr>
+          <w:b w:val="0"/>
+          <w:i/>
+          <w:sz w:val="220"/>
+        </w:rPr>
+        <w:t>Das Kind in dir muss Heimat finden.</w:t>
+      </w:r>
+      <w:r>
+        <w:rPr>
+          <w:b w:val="0"/>
+          <w:sz w:val="220"/>
+        </w:rPr>
+        <w:t xml:space="preserve"> Kailash.</w:t>
+      </w:r>
+    </w:p>
+    <w:p>
+      <w:pPr>
+        <w:spacing w:after="120" w:before="0"/>
+        <w:jc w:val="both"/>
+      </w:pPr>
+      <w:r>
+        <w:rPr>
+          <w:b w:val="0"/>
+          <w:sz w:val="220"/>
+        </w:rPr>
+        <w:t xml:space="preserve">van der Kolk, B. (2014). </w:t>
+      </w:r>
+      <w:r>
+        <w:rPr>
+          <w:b w:val="0"/>
+          <w:i/>
+          <w:sz w:val="220"/>
+        </w:rPr>
+        <w:t>Verkörperter Schrecken.</w:t>
+      </w:r>
+      <w:r>
+        <w:rPr>
+          <w:b w:val="0"/>
+          <w:sz w:val="220"/>
+        </w:rPr>
+        <w:t xml:space="preserve"> Probst Verlag.</w:t>
       </w:r>
     </w:p>
     <w:p>

--- a/outputs/buch-beziehungen/wenn-beziehungen-erschoepfen-Taschenbuch.docx
+++ b/outputs/buch-beziehungen/wenn-beziehungen-erschoepfen-Taschenbuch.docx
@@ -20159,6 +20159,157 @@
           <w:sz w:val="340"/>
           <w:szCs w:val="340"/>
         </w:rPr>
+        <w:t xml:space="preserve">Meine anderen Bücher</w:t>
+      </w:r>
+    </w:p>
+    <w:p>
+      <w:pPr>
+        <w:spacing w:after="120" w:before="0"/>
+        <w:jc w:val="both"/>
+      </w:pPr>
+      <w:r>
+        <w:rPr>
+          <w:rFonts w:ascii="Georgia" w:cs="Georgia" w:eastAsia="Georgia" w:hAnsi="Georgia"/>
+          <w:b w:val="false"/>
+          <w:bCs w:val="false"/>
+          <w:color w:val="2C2C2C"/>
+          <w:sz w:val="220"/>
+          <w:szCs w:val="220"/>
+        </w:rPr>
+        <w:t xml:space="preserve">Wenn dich dieses Buch berührt hat, findest du hier weitere Bücher aus der Safe-to-Thrive-Reihe:</w:t>
+      </w:r>
+    </w:p>
+    <w:p>
+      <w:pPr>
+        <w:spacing w:after="120" w:before="400"/>
+      </w:pPr>
+      <w:r>
+        <w:rPr>
+          <w:rFonts w:ascii="Georgia" w:cs="Georgia" w:eastAsia="Georgia" w:hAnsi="Georgia"/>
+          <w:b/>
+          <w:bCs/>
+          <w:color w:val="2C2C2C"/>
+          <w:sz w:val="230"/>
+          <w:szCs w:val="230"/>
+        </w:rPr>
+        <w:t xml:space="preserve">Das schlechte Gewissen</w:t>
+      </w:r>
+    </w:p>
+    <w:p>
+      <w:pPr>
+        <w:spacing w:after="120" w:before="0"/>
+        <w:jc w:val="both"/>
+      </w:pPr>
+      <w:r>
+        <w:rPr>
+          <w:rFonts w:ascii="Georgia" w:cs="Georgia" w:eastAsia="Georgia" w:hAnsi="Georgia"/>
+          <w:b w:val="false"/>
+          <w:bCs w:val="false"/>
+          <w:color w:val="2C2C2C"/>
+          <w:sz w:val="220"/>
+          <w:szCs w:val="220"/>
+        </w:rPr>
+        <w:t xml:space="preserve">Warum du dich immer schuldig fühlst, und wie du damit aufhörst.</w:t>
+      </w:r>
+    </w:p>
+    <w:p>
+      <w:pPr>
+        <w:spacing w:after="120" w:before="400"/>
+      </w:pPr>
+      <w:r>
+        <w:rPr>
+          <w:rFonts w:ascii="Georgia" w:cs="Georgia" w:eastAsia="Georgia" w:hAnsi="Georgia"/>
+          <w:b/>
+          <w:bCs/>
+          <w:color w:val="2C2C2C"/>
+          <w:sz w:val="230"/>
+          <w:szCs w:val="230"/>
+        </w:rPr>
+        <w:t xml:space="preserve">Niemand hat dich gefragt, wie es dir geht</w:t>
+      </w:r>
+    </w:p>
+    <w:p>
+      <w:pPr>
+        <w:spacing w:after="120" w:before="0"/>
+        <w:jc w:val="both"/>
+      </w:pPr>
+      <w:r>
+        <w:rPr>
+          <w:rFonts w:ascii="Georgia" w:cs="Georgia" w:eastAsia="Georgia" w:hAnsi="Georgia"/>
+          <w:b w:val="false"/>
+          <w:bCs w:val="false"/>
+          <w:color w:val="2C2C2C"/>
+          <w:sz w:val="220"/>
+          <w:szCs w:val="220"/>
+        </w:rPr>
+        <w:t xml:space="preserve">Für alle, die nie gefragt wurden, was sie eigentlich wollen.</w:t>
+      </w:r>
+    </w:p>
+    <w:p>
+      <w:pPr>
+        <w:spacing w:after="120" w:before="400"/>
+      </w:pPr>
+      <w:r>
+        <w:rPr>
+          <w:rFonts w:ascii="Georgia" w:cs="Georgia" w:eastAsia="Georgia" w:hAnsi="Georgia"/>
+          <w:b/>
+          <w:bCs/>
+          <w:color w:val="2C2C2C"/>
+          <w:sz w:val="230"/>
+          <w:szCs w:val="230"/>
+        </w:rPr>
+        <w:t xml:space="preserve">Ich bin so müde. Und niemand fragt mich warum</w:t>
+      </w:r>
+    </w:p>
+    <w:p>
+      <w:pPr>
+        <w:spacing w:after="120" w:before="0"/>
+        <w:jc w:val="both"/>
+      </w:pPr>
+      <w:r>
+        <w:rPr>
+          <w:rFonts w:ascii="Georgia" w:cs="Georgia" w:eastAsia="Georgia" w:hAnsi="Georgia"/>
+          <w:b w:val="false"/>
+          <w:bCs w:val="false"/>
+          <w:color w:val="2C2C2C"/>
+          <w:sz w:val="220"/>
+          <w:szCs w:val="220"/>
+        </w:rPr>
+        <w:t xml:space="preserve">Über das Funktions-Ich: wenn du für alle stark bist und dich dabei verlierst.</w:t>
+      </w:r>
+    </w:p>
+    <w:p>
+      <w:pPr>
+        <w:spacing w:after="120" w:before="0"/>
+        <w:jc w:val="both"/>
+      </w:pPr>
+      <w:r>
+        <w:rPr>
+          <w:rFonts w:ascii="Georgia" w:cs="Georgia" w:eastAsia="Georgia" w:hAnsi="Georgia"/>
+          <w:b w:val="false"/>
+          <w:bCs w:val="false"/>
+          <w:color w:val="2C2C2C"/>
+          <w:sz w:val="220"/>
+          <w:szCs w:val="220"/>
+        </w:rPr>
+        <w:t xml:space="preserve">Alle Bücher erhältlich als Taschenbuch und eBook. Mehr dazu: info.safetothrive@gmail.com</w:t>
+      </w:r>
+    </w:p>
+    <w:p>
+      <w:pPr>
+        <w:pageBreakBefore/>
+        <w:spacing w:after="280" w:before="720"/>
+        <w:jc w:val="left"/>
+      </w:pPr>
+      <w:r>
+        <w:rPr>
+          <w:rFonts w:ascii="Georgia" w:cs="Georgia" w:eastAsia="Georgia" w:hAnsi="Georgia"/>
+          <w:b w:val="false"/>
+          <w:bCs w:val="false"/>
+          <w:color w:val="C0848A"/>
+          <w:sz w:val="340"/>
+          <w:szCs w:val="340"/>
+        </w:rPr>
         <w:t xml:space="preserve">Literatur und Weiterführendes</w:t>
       </w:r>
     </w:p>

--- a/outputs/buch-beziehungen/wenn-beziehungen-erschoepfen-Taschenbuch.docx
+++ b/outputs/buch-beziehungen/wenn-beziehungen-erschoepfen-Taschenbuch.docx
@@ -547,28 +547,6 @@
           <w:szCs w:val="210"/>
         </w:rPr>
         <w:t xml:space="preserve">Wenn du mehr möchtest</w:t>
-      </w:r>
-      <w:r>
-        <w:rPr>
-          <w:rFonts w:ascii="Georgia" w:cs="Georgia" w:eastAsia="Georgia" w:hAnsi="Georgia"/>
-        </w:rPr>
-        <w:t xml:space="preserve"/>
-      </w:r>
-    </w:p>
-    <w:p>
-      <w:pPr>
-        <w:spacing w:after="80" w:before="80"/>
-      </w:pPr>
-      <w:r>
-        <w:rPr>
-          <w:rFonts w:ascii="Georgia" w:cs="Georgia" w:eastAsia="Georgia" w:hAnsi="Georgia"/>
-          <w:b w:val="false"/>
-          <w:bCs w:val="false"/>
-          <w:color w:val="2C2C2C"/>
-          <w:sz w:val="210"/>
-          <w:szCs w:val="210"/>
-        </w:rPr>
-        <w:t xml:space="preserve">Literatur und Weiterführendes</w:t>
       </w:r>
       <w:r>
         <w:rPr>
@@ -20296,473 +20274,6 @@
       </w:r>
     </w:p>
     <w:p>
-      <w:pPr>
-        <w:pageBreakBefore/>
-        <w:spacing w:after="280" w:before="720"/>
-        <w:jc w:val="left"/>
-      </w:pPr>
-      <w:r>
-        <w:rPr>
-          <w:rFonts w:ascii="Georgia" w:cs="Georgia" w:eastAsia="Georgia" w:hAnsi="Georgia"/>
-          <w:b w:val="false"/>
-          <w:bCs w:val="false"/>
-          <w:color w:val="C0848A"/>
-          <w:sz w:val="340"/>
-          <w:szCs w:val="340"/>
-        </w:rPr>
-        <w:t xml:space="preserve">Literatur und Weiterführendes</w:t>
-      </w:r>
-    </w:p>
-    <w:p>
-      <w:pPr>
-        <w:spacing w:after="120" w:before="0"/>
-        <w:jc w:val="both"/>
-      </w:pPr>
-      <w:r>
-        <w:rPr>
-          <w:rFonts w:ascii="Georgia" w:cs="Georgia" w:eastAsia="Georgia" w:hAnsi="Georgia"/>
-          <w:b w:val="false"/>
-          <w:bCs w:val="false"/>
-          <w:color w:val="2C2C2C"/>
-          <w:sz w:val="220"/>
-          <w:szCs w:val="220"/>
-        </w:rPr>
-        <w:t xml:space="preserve">Die psychologischen Konzepte in diesem Buch basieren auf etablierten Forschungen und Theorien. Hier findest du eine Auswahl an Quellen und Buchtipps für alle, die tiefer einsteigen möchten.</w:t>
-      </w:r>
-    </w:p>
-    <w:p>
-      <w:pPr>
-        <w:spacing w:after="120" w:before="400"/>
-      </w:pPr>
-      <w:r>
-        <w:rPr>
-          <w:rFonts w:ascii="Georgia" w:cs="Georgia" w:eastAsia="Georgia" w:hAnsi="Georgia"/>
-          <w:b/>
-          <w:bCs/>
-          <w:color w:val="2C2C2C"/>
-          <w:sz w:val="230"/>
-          <w:szCs w:val="230"/>
-        </w:rPr>
-        <w:t xml:space="preserve">Bindungstheorie:</w:t>
-      </w:r>
-    </w:p>
-    <w:p>
-      <w:pPr>
-        <w:spacing w:after="120" w:before="0"/>
-        <w:jc w:val="both"/>
-      </w:pPr>
-      <w:r>
-        <w:rPr>
-          <w:b w:val="0"/>
-          <w:sz w:val="220"/>
-        </w:rPr>
-        <w:t xml:space="preserve">Bowlby, J. (1969). </w:t>
-      </w:r>
-      <w:r>
-        <w:rPr>
-          <w:b w:val="0"/>
-          <w:i/>
-          <w:sz w:val="220"/>
-        </w:rPr>
-        <w:t>Attachment and Loss: Vol. 1. Attachment.</w:t>
-      </w:r>
-      <w:r>
-        <w:rPr>
-          <w:b w:val="0"/>
-          <w:sz w:val="220"/>
-        </w:rPr>
-        <w:t xml:space="preserve"> Basic Books.</w:t>
-      </w:r>
-    </w:p>
-    <w:p>
-      <w:pPr>
-        <w:spacing w:after="120" w:before="0"/>
-        <w:jc w:val="both"/>
-      </w:pPr>
-      <w:r>
-        <w:rPr>
-          <w:b w:val="0"/>
-          <w:sz w:val="220"/>
-        </w:rPr>
-        <w:t xml:space="preserve">Ainsworth, M. D. S. et al. (1978). </w:t>
-      </w:r>
-      <w:r>
-        <w:rPr>
-          <w:b w:val="0"/>
-          <w:i/>
-          <w:sz w:val="220"/>
-        </w:rPr>
-        <w:t>Patterns of Attachment.</w:t>
-      </w:r>
-      <w:r>
-        <w:rPr>
-          <w:b w:val="0"/>
-          <w:sz w:val="220"/>
-        </w:rPr>
-        <w:t xml:space="preserve"> Erlbaum.</w:t>
-      </w:r>
-    </w:p>
-    <w:p>
-      <w:pPr>
-        <w:spacing w:after="120" w:before="0"/>
-        <w:jc w:val="both"/>
-      </w:pPr>
-      <w:r>
-        <w:rPr>
-          <w:b w:val="0"/>
-          <w:sz w:val="220"/>
-        </w:rPr>
-        <w:t xml:space="preserve">Heller, D. P. (2019). </w:t>
-      </w:r>
-      <w:r>
-        <w:rPr>
-          <w:b w:val="0"/>
-          <w:i/>
-          <w:sz w:val="220"/>
-        </w:rPr>
-        <w:t>Die Kraft der sicheren Bindung.</w:t>
-      </w:r>
-      <w:r>
-        <w:rPr>
-          <w:b w:val="0"/>
-          <w:sz w:val="220"/>
-        </w:rPr>
-        <w:t xml:space="preserve"> Klett-Cotta.</w:t>
-      </w:r>
-    </w:p>
-    <w:p>
-      <w:pPr>
-        <w:spacing w:after="120" w:before="400"/>
-      </w:pPr>
-      <w:r>
-        <w:rPr>
-          <w:rFonts w:ascii="Georgia" w:cs="Georgia" w:eastAsia="Georgia" w:hAnsi="Georgia"/>
-          <w:b/>
-          <w:bCs/>
-          <w:color w:val="2C2C2C"/>
-          <w:sz w:val="230"/>
-          <w:szCs w:val="230"/>
-        </w:rPr>
-        <w:t xml:space="preserve">People-Pleasing und Co-Abhängigkeit:</w:t>
-      </w:r>
-    </w:p>
-    <w:p>
-      <w:pPr>
-        <w:spacing w:after="120" w:before="0"/>
-        <w:jc w:val="both"/>
-      </w:pPr>
-      <w:r>
-        <w:rPr>
-          <w:b w:val="0"/>
-          <w:sz w:val="220"/>
-        </w:rPr>
-        <w:t xml:space="preserve">Beattie, M. (1987). </w:t>
-      </w:r>
-      <w:r>
-        <w:rPr>
-          <w:b w:val="0"/>
-          <w:i/>
-          <w:sz w:val="220"/>
-        </w:rPr>
-        <w:t>Codependent No More.</w:t>
-      </w:r>
-      <w:r>
-        <w:rPr>
-          <w:b w:val="0"/>
-          <w:sz w:val="220"/>
-        </w:rPr>
-        <w:t xml:space="preserve"> Hazelden Publishing.</w:t>
-      </w:r>
-    </w:p>
-    <w:p>
-      <w:pPr>
-        <w:spacing w:after="120" w:before="0"/>
-        <w:jc w:val="both"/>
-      </w:pPr>
-      <w:r>
-        <w:rPr>
-          <w:b w:val="0"/>
-          <w:sz w:val="220"/>
-        </w:rPr>
-        <w:t xml:space="preserve">Brown, B. (2010). </w:t>
-      </w:r>
-      <w:r>
-        <w:rPr>
-          <w:b w:val="0"/>
-          <w:i/>
-          <w:sz w:val="220"/>
-        </w:rPr>
-        <w:t>Die Gaben der Unvollkommenheit.</w:t>
-      </w:r>
-      <w:r>
-        <w:rPr>
-          <w:b w:val="0"/>
-          <w:sz w:val="220"/>
-        </w:rPr>
-        <w:t xml:space="preserve"> Kailash.</w:t>
-      </w:r>
-    </w:p>
-    <w:p>
-      <w:pPr>
-        <w:spacing w:after="120" w:before="400"/>
-      </w:pPr>
-      <w:r>
-        <w:rPr>
-          <w:rFonts w:ascii="Georgia" w:cs="Georgia" w:eastAsia="Georgia" w:hAnsi="Georgia"/>
-          <w:b/>
-          <w:bCs/>
-          <w:color w:val="2C2C2C"/>
-          <w:sz w:val="230"/>
-          <w:szCs w:val="230"/>
-        </w:rPr>
-        <w:t xml:space="preserve">Inneres Kind:</w:t>
-      </w:r>
-    </w:p>
-    <w:p>
-      <w:pPr>
-        <w:spacing w:after="120" w:before="0"/>
-        <w:jc w:val="both"/>
-      </w:pPr>
-      <w:r>
-        <w:rPr>
-          <w:b w:val="0"/>
-          <w:sz w:val="220"/>
-        </w:rPr>
-        <w:t xml:space="preserve">Bradshaw, J. (1990). </w:t>
-      </w:r>
-      <w:r>
-        <w:rPr>
-          <w:b w:val="0"/>
-          <w:i/>
-          <w:sz w:val="220"/>
-        </w:rPr>
-        <w:t>Homecoming: Reclaiming and Championing Your Inner Child.</w:t>
-      </w:r>
-      <w:r>
-        <w:rPr>
-          <w:b w:val="0"/>
-          <w:sz w:val="220"/>
-        </w:rPr>
-        <w:t xml:space="preserve"> Bantam Books.</w:t>
-      </w:r>
-    </w:p>
-    <w:p>
-      <w:pPr>
-        <w:spacing w:after="120" w:before="0"/>
-        <w:jc w:val="both"/>
-      </w:pPr>
-      <w:r>
-        <w:rPr>
-          <w:b w:val="0"/>
-          <w:sz w:val="220"/>
-        </w:rPr>
-        <w:t xml:space="preserve">Young, J. E. (2005). </w:t>
-      </w:r>
-      <w:r>
-        <w:rPr>
-          <w:b w:val="0"/>
-          <w:i/>
-          <w:sz w:val="220"/>
-        </w:rPr>
-        <w:t>Schematherapie in der Praxis.</w:t>
-      </w:r>
-      <w:r>
-        <w:rPr>
-          <w:b w:val="0"/>
-          <w:sz w:val="220"/>
-        </w:rPr>
-        <w:t xml:space="preserve"> Beltz.</w:t>
-      </w:r>
-    </w:p>
-    <w:p>
-      <w:pPr>
-        <w:spacing w:after="120" w:before="400"/>
-      </w:pPr>
-      <w:r>
-        <w:rPr>
-          <w:rFonts w:ascii="Georgia" w:cs="Georgia" w:eastAsia="Georgia" w:hAnsi="Georgia"/>
-          <w:b/>
-          <w:bCs/>
-          <w:color w:val="2C2C2C"/>
-          <w:sz w:val="230"/>
-          <w:szCs w:val="230"/>
-        </w:rPr>
-        <w:t xml:space="preserve">Gewaltfreie Kommunikation:</w:t>
-      </w:r>
-    </w:p>
-    <w:p>
-      <w:pPr>
-        <w:spacing w:after="120" w:before="0"/>
-        <w:jc w:val="both"/>
-      </w:pPr>
-      <w:r>
-        <w:rPr>
-          <w:b w:val="0"/>
-          <w:sz w:val="220"/>
-        </w:rPr>
-        <w:t xml:space="preserve">Rosenberg, M. B. (2016). </w:t>
-      </w:r>
-      <w:r>
-        <w:rPr>
-          <w:b w:val="0"/>
-          <w:i/>
-          <w:sz w:val="220"/>
-        </w:rPr>
-        <w:t>Gewaltfreie Kommunikation.</w:t>
-      </w:r>
-      <w:r>
-        <w:rPr>
-          <w:b w:val="0"/>
-          <w:sz w:val="220"/>
-        </w:rPr>
-        <w:t xml:space="preserve"> Junfermann.</w:t>
-      </w:r>
-    </w:p>
-    <w:p>
-      <w:pPr>
-        <w:spacing w:after="120" w:before="400"/>
-      </w:pPr>
-      <w:r>
-        <w:rPr>
-          <w:rFonts w:ascii="Georgia" w:cs="Georgia" w:eastAsia="Georgia" w:hAnsi="Georgia"/>
-          <w:b/>
-          <w:bCs/>
-          <w:color w:val="2C2C2C"/>
-          <w:sz w:val="230"/>
-          <w:szCs w:val="230"/>
-        </w:rPr>
-        <w:t xml:space="preserve">Narzissmus und schwierige Beziehungen:</w:t>
-      </w:r>
-    </w:p>
-    <w:p>
-      <w:pPr>
-        <w:spacing w:after="120" w:before="0"/>
-        <w:jc w:val="both"/>
-      </w:pPr>
-      <w:r>
-        <w:rPr>
-          <w:b w:val="0"/>
-          <w:sz w:val="220"/>
-        </w:rPr>
-        <w:t xml:space="preserve">Bancroft, L. (2002). </w:t>
-      </w:r>
-      <w:r>
-        <w:rPr>
-          <w:b w:val="0"/>
-          <w:i/>
-          <w:sz w:val="220"/>
-        </w:rPr>
-        <w:t>Why Does He Do That?</w:t>
-      </w:r>
-      <w:r>
-        <w:rPr>
-          <w:b w:val="0"/>
-          <w:sz w:val="220"/>
-        </w:rPr>
-        <w:t xml:space="preserve"> Berkley Books.</w:t>
-      </w:r>
-    </w:p>
-    <w:p>
-      <w:pPr>
-        <w:spacing w:after="120" w:before="0"/>
-        <w:jc w:val="both"/>
-      </w:pPr>
-      <w:r>
-        <w:rPr>
-          <w:b w:val="0"/>
-          <w:sz w:val="220"/>
-        </w:rPr>
-        <w:t xml:space="preserve">Schneider, A. (2019). </w:t>
-      </w:r>
-      <w:r>
-        <w:rPr>
-          <w:b w:val="0"/>
-          <w:i/>
-          <w:sz w:val="220"/>
-        </w:rPr>
-        <w:t>Toxische Beziehungen erkennen und verlassen.</w:t>
-      </w:r>
-      <w:r>
-        <w:rPr>
-          <w:b w:val="0"/>
-          <w:sz w:val="220"/>
-        </w:rPr>
-        <w:t xml:space="preserve"> Goldmann.</w:t>
-      </w:r>
-    </w:p>
-    <w:p>
-      <w:pPr>
-        <w:spacing w:after="120" w:before="400"/>
-      </w:pPr>
-      <w:r>
-        <w:rPr>
-          <w:rFonts w:ascii="Georgia" w:cs="Georgia" w:eastAsia="Georgia" w:hAnsi="Georgia"/>
-          <w:b/>
-          <w:bCs/>
-          <w:color w:val="2C2C2C"/>
-          <w:sz w:val="230"/>
-          <w:szCs w:val="230"/>
-        </w:rPr>
-        <w:t xml:space="preserve">Allgemeine Empfehlungen:</w:t>
-      </w:r>
-    </w:p>
-    <w:p>
-      <w:pPr>
-        <w:spacing w:after="120" w:before="0"/>
-        <w:jc w:val="both"/>
-      </w:pPr>
-      <w:r>
-        <w:rPr>
-          <w:b w:val="0"/>
-          <w:sz w:val="220"/>
-        </w:rPr>
-        <w:t xml:space="preserve">Stahl, S. (2015). </w:t>
-      </w:r>
-      <w:r>
-        <w:rPr>
-          <w:b w:val="0"/>
-          <w:i/>
-          <w:sz w:val="220"/>
-        </w:rPr>
-        <w:t>Das Kind in dir muss Heimat finden.</w:t>
-      </w:r>
-      <w:r>
-        <w:rPr>
-          <w:b w:val="0"/>
-          <w:sz w:val="220"/>
-        </w:rPr>
-        <w:t xml:space="preserve"> Kailash.</w:t>
-      </w:r>
-    </w:p>
-    <w:p>
-      <w:pPr>
-        <w:spacing w:after="120" w:before="0"/>
-        <w:jc w:val="both"/>
-      </w:pPr>
-      <w:r>
-        <w:rPr>
-          <w:b w:val="0"/>
-          <w:sz w:val="220"/>
-        </w:rPr>
-        <w:t xml:space="preserve">van der Kolk, B. (2014). </w:t>
-      </w:r>
-      <w:r>
-        <w:rPr>
-          <w:b w:val="0"/>
-          <w:i/>
-          <w:sz w:val="220"/>
-        </w:rPr>
-        <w:t>Verkörperter Schrecken.</w:t>
-      </w:r>
-      <w:r>
-        <w:rPr>
-          <w:b w:val="0"/>
-          <w:sz w:val="220"/>
-        </w:rPr>
-        <w:t xml:space="preserve"> Probst Verlag.</w:t>
-      </w:r>
-    </w:p>
-    <w:p>
       <w:r>
         <w:rPr>
           <w:rFonts w:ascii="Georgia" w:hAnsi="Georgia"/>

--- a/outputs/buch-beziehungen/wenn-beziehungen-erschoepfen-Taschenbuch.docx
+++ b/outputs/buch-beziehungen/wenn-beziehungen-erschoepfen-Taschenbuch.docx
@@ -20124,6 +20124,33 @@
     </w:p>
     <w:p>
       <w:pPr>
+        <w:spacing w:after="120" w:before="0"/>
+        <w:jc w:val="both"/>
+      </w:pPr>
+      <w:r>
+        <w:rPr>
+          <w:rFonts w:ascii="Georgia" w:cs="Georgia" w:eastAsia="Georgia" w:hAnsi="Georgia"/>
+          <w:b w:val="false"/>
+          <w:bCs w:val="false"/>
+          <w:color w:val="2C2C2C"/>
+          <w:sz w:val="220"/>
+          <w:szCs w:val="220"/>
+        </w:rPr>
+        <w:t>Zu diesem Buch gibt es auch ein Journal: „Wenn Beziehungen erschöpfen – Das Journal“, mit Reflexionsfragen und Schreibraum zu jedem Kapitel. Erhältlich ebenfalls bei Amazon.</w:t>
+      </w:r>
+      <w:r>
+        <w:rPr>
+          <w:rFonts w:ascii="Georgia" w:cs="Georgia" w:eastAsia="Georgia" w:hAnsi="Georgia"/>
+          <w:b/>
+          <w:bCs/>
+          <w:color w:val="2C2C2C"/>
+          <w:sz w:val="220"/>
+          <w:szCs w:val="220"/>
+        </w:rPr>
+      </w:r>
+    </w:p>
+    <w:p>
+      <w:pPr>
         <w:pageBreakBefore/>
         <w:spacing w:after="280" w:before="720"/>
         <w:jc w:val="left"/>
@@ -20464,6 +20491,28 @@
           <w:sz w:val="22"/>
         </w:rPr>
         <w:t>info.safetothrive@gmail.com</w:t>
+      </w:r>
+    </w:p>
+    <w:p>
+      <w:r>
+        <w:rPr>
+          <w:rFonts w:ascii="Georgia" w:hAnsi="Georgia"/>
+          <w:b w:val="0"/>
+          <w:i w:val="0"/>
+          <w:sz w:val="22"/>
+        </w:rPr>
+        <w:t>Facebook-Gruppe: Safe to Thrive — Dein Leben. Deine Regeln, https://www.facebook.com/share/g/17ca96zXDd/</w:t>
+      </w:r>
+    </w:p>
+    <w:p>
+      <w:r>
+        <w:rPr>
+          <w:rFonts w:ascii="Georgia" w:hAnsi="Georgia"/>
+          <w:b w:val="0"/>
+          <w:i w:val="0"/>
+          <w:sz w:val="22"/>
+        </w:rPr>
+        <w:t>Instagram: @petratanner.autorin</w:t>
       </w:r>
     </w:p>
     <w:p/>

--- a/outputs/buch-beziehungen/wenn-beziehungen-erschoepfen-Taschenbuch.docx
+++ b/outputs/buch-beziehungen/wenn-beziehungen-erschoepfen-Taschenbuch.docx
@@ -20575,6 +20575,85 @@
     <w:p>
       <w:r>
         <w:rPr>
+          <w:b/>
+          <w:i w:val="0"/>
+          <w:sz w:val="34"/>
+        </w:rPr>
+        <w:t>Ein letztes Wort</w:t>
+      </w:r>
+    </w:p>
+    <w:p>
+      <w:r>
+        <w:rPr>
+          <w:b w:val="0"/>
+          <w:i w:val="0"/>
+          <w:sz w:val="22"/>
+        </w:rPr>
+        <w:t>Wenn dieses Buch dir etwas gegeben hat.</w:t>
+      </w:r>
+    </w:p>
+    <w:p>
+      <w:r>
+        <w:rPr>
+          <w:b w:val="0"/>
+          <w:i w:val="0"/>
+          <w:sz w:val="22"/>
+        </w:rPr>
+        <w:t>Und du zwei Minuten hast.</w:t>
+      </w:r>
+    </w:p>
+    <w:p>
+      <w:r>
+        <w:rPr>
+          <w:b w:val="0"/>
+          <w:i w:val="0"/>
+          <w:sz w:val="22"/>
+        </w:rPr>
+        <w:t>Dann tu mir einen Gefallen.</w:t>
+      </w:r>
+    </w:p>
+    <w:p>
+      <w:r>
+        <w:rPr>
+          <w:b w:val="0"/>
+          <w:i w:val="0"/>
+          <w:sz w:val="22"/>
+        </w:rPr>
+        <w:t>Schreib eine ehrliche Bewertung.</w:t>
+      </w:r>
+    </w:p>
+    <w:p>
+      <w:r>
+        <w:rPr>
+          <w:b w:val="0"/>
+          <w:i w:val="0"/>
+          <w:sz w:val="22"/>
+        </w:rPr>
+        <w:t>Nicht für mich.</w:t>
+      </w:r>
+    </w:p>
+    <w:p>
+      <w:r>
+        <w:rPr>
+          <w:b w:val="0"/>
+          <w:i w:val="0"/>
+          <w:sz w:val="22"/>
+        </w:rPr>
+        <w:t>Für die Nächste, die genau jetzt danach sucht.</w:t>
+      </w:r>
+    </w:p>
+    <w:p>
+      <w:r>
+        <w:rPr>
+          <w:b w:val="0"/>
+          <w:i w:val="0"/>
+          <w:sz w:val="22"/>
+        </w:rPr>
+      </w:r>
+    </w:p>
+    <w:p>
+      <w:r>
+        <w:rPr>
           <w:rFonts w:ascii="Georgia" w:hAnsi="Georgia"/>
           <w:b w:val="0"/>
           <w:i w:val="0"/>

--- a/outputs/buch-beziehungen/wenn-beziehungen-erschoepfen-Taschenbuch.docx
+++ b/outputs/buch-beziehungen/wenn-beziehungen-erschoepfen-Taschenbuch.docx
@@ -4523,58 +4523,58 @@
           <w:sz w:val="220"/>
           <w:szCs w:val="220"/>
         </w:rPr>
-        <w:t xml:space="preserve">Das ist nicht Einbildung. Das ist Biologie.</w:t>
-      </w:r>
-    </w:p>
-    <w:p>
-      <w:pPr>
-        <w:spacing w:after="120" w:before="0"/>
-        <w:jc w:val="both"/>
-      </w:pPr>
-      <w:r>
-        <w:rPr>
-          <w:rFonts w:ascii="Georgia" w:cs="Georgia" w:eastAsia="Georgia" w:hAnsi="Georgia"/>
-          <w:b w:val="false"/>
-          <w:bCs w:val="false"/>
-          <w:color w:val="2C2C2C"/>
-          <w:sz w:val="220"/>
-          <w:szCs w:val="220"/>
-        </w:rPr>
-        <w:t>Die Wissenschaft ist hier sehr klar: Das Stresssystem des Körpers, mit den Hormonen Cortisol und Adrenalin, ist für kurzfristige Belastungen ausgelegt. Es soll aktiviert werden, dann wieder zur Ruhe kommen. Bei Menschen mit chronischer Überverantwortung bleibt es dauerhaft aktiviert. Das Nervensystem lernt nicht mehr, in den Ruhemodus zu wechseln.</w:t>
-      </w:r>
-    </w:p>
-    <w:p>
-      <w:pPr>
-        <w:spacing w:after="120" w:before="0"/>
-        <w:jc w:val="both"/>
-      </w:pPr>
-      <w:r>
-        <w:rPr>
-          <w:rFonts w:ascii="Georgia" w:cs="Georgia" w:eastAsia="Georgia" w:hAnsi="Georgia"/>
-          <w:b w:val="false"/>
-          <w:bCs w:val="false"/>
-          <w:color w:val="2C2C2C"/>
-          <w:sz w:val="220"/>
-          <w:szCs w:val="220"/>
-        </w:rPr>
-        <w:t xml:space="preserve">Die Folgen sind real und körperlich: Schlafstörungen, Herzrasen, Muskelspannung, Verdauungsprobleme, ein geschwächtes Immunsystem. Nicht weil etwas körperlich kaputt ist. Sondern weil der Körper auf ein emotionales Muster reagiert, das sich nie auflöst.</w:t>
-      </w:r>
-    </w:p>
-    <w:p>
-      <w:pPr>
-        <w:spacing w:after="120" w:before="0"/>
-        <w:jc w:val="both"/>
-      </w:pPr>
-      <w:r>
-        <w:rPr>
-          <w:rFonts w:ascii="Georgia" w:cs="Georgia" w:eastAsia="Georgia" w:hAnsi="Georgia"/>
-          <w:b w:val="false"/>
-          <w:bCs w:val="false"/>
-          <w:color w:val="2C2C2C"/>
-          <w:sz w:val="220"/>
-          <w:szCs w:val="220"/>
-        </w:rPr>
-        <w:t xml:space="preserve">Ein Körper, der chronisch unter emotionalem Stress steht, reagiert. Er hat keine andere Wahl.</w:t>
+        <w:t>Das ist nicht nur Einbildung. Da steckt auch Körperliches dahinter.</w:t>
+      </w:r>
+    </w:p>
+    <w:p>
+      <w:pPr>
+        <w:spacing w:after="120" w:before="0"/>
+        <w:jc w:val="both"/>
+      </w:pPr>
+      <w:r>
+        <w:rPr>
+          <w:rFonts w:ascii="Georgia" w:cs="Georgia" w:eastAsia="Georgia" w:hAnsi="Georgia"/>
+          <w:b w:val="false"/>
+          <w:bCs w:val="false"/>
+          <w:color w:val="2C2C2C"/>
+          <w:sz w:val="220"/>
+          <w:szCs w:val="220"/>
+        </w:rPr>
+        <w:t>Vieles deutet darauf hin: Das Stresssystem des Körpers, mit Hormonen wie Cortisol und Adrenalin, ist eigentlich für kurzfristige Belastungen ausgelegt. Es soll aktiviert werden, dann wieder zur Ruhe kommen. Bei chronischer Überverantwortung kann es sein, dass es kaum noch zur Ruhe kommt.</w:t>
+      </w:r>
+    </w:p>
+    <w:p>
+      <w:pPr>
+        <w:spacing w:after="120" w:before="0"/>
+        <w:jc w:val="both"/>
+      </w:pPr>
+      <w:r>
+        <w:rPr>
+          <w:rFonts w:ascii="Georgia" w:cs="Georgia" w:eastAsia="Georgia" w:hAnsi="Georgia"/>
+          <w:b w:val="false"/>
+          <w:bCs w:val="false"/>
+          <w:color w:val="2C2C2C"/>
+          <w:sz w:val="220"/>
+          <w:szCs w:val="220"/>
+        </w:rPr>
+        <w:t>Mögliche Folgen: Schlafstörungen, Herzrasen, Muskelspannung, Verdauungsprobleme, ein Immunsystem, das anfälliger wird. Nicht weil zwingend etwas körperlich kaputt ist. Sondern weil der Körper auf ein emotionales Muster reagiert, das sich nie auflöst.</w:t>
+      </w:r>
+    </w:p>
+    <w:p>
+      <w:pPr>
+        <w:spacing w:after="120" w:before="0"/>
+        <w:jc w:val="both"/>
+      </w:pPr>
+      <w:r>
+        <w:rPr>
+          <w:rFonts w:ascii="Georgia" w:cs="Georgia" w:eastAsia="Georgia" w:hAnsi="Georgia"/>
+          <w:b w:val="false"/>
+          <w:bCs w:val="false"/>
+          <w:color w:val="2C2C2C"/>
+          <w:sz w:val="220"/>
+          <w:szCs w:val="220"/>
+        </w:rPr>
+        <w:t>Ein Körper, der lange unter emotionalem Stress steht, reagiert oft irgendwann.</w:t>
       </w:r>
     </w:p>
     <w:p>

--- a/outputs/buch-beziehungen/wenn-beziehungen-erschoepfen-Taschenbuch.docx
+++ b/outputs/buch-beziehungen/wenn-beziehungen-erschoepfen-Taschenbuch.docx
@@ -650,7 +650,7 @@
           <w:sz w:val="220"/>
           <w:szCs w:val="220"/>
         </w:rPr>
-        <w:t xml:space="preserve">Sie schaute mich an und sagte, fast beiläufig: „Ich weiss eigentlich nicht, was ich hier soll. Bei mir ist ja alles in Ordnung."</w:t>
+        <w:t>Sie schaute mich an und sagte, fast beiläufig: „Ich weiss eigentlich nicht, was ich hier soll. Bei mir ist ja alles in Ordnung.“</w:t>
       </w:r>
     </w:p>
     <w:p>
@@ -684,7 +684,7 @@
           <w:sz w:val="220"/>
           <w:szCs w:val="220"/>
         </w:rPr>
-        <w:t xml:space="preserve">Nicht dramatisch. Nicht laut. Dieses stille, kontrollierte Weinen, das man sich angetrainiert hat über Jahre, das Weinen, das niemandem zur Last fällt. Sie entschuldigte sich sofort. „Sorry. Ich weiss auch nicht, woher das kommt."</w:t>
+        <w:t>Nicht dramatisch. Nicht laut. Dieses stille, kontrollierte Weinen, das man sich angetrainiert hat über Jahre, das Weinen, das niemandem zur Last fällt. Sie entschuldigte sich sofort. „Sorry. Ich weiss auch nicht, woher das kommt.“</w:t>
       </w:r>
     </w:p>
     <w:p>
@@ -718,7 +718,7 @@
           <w:sz w:val="220"/>
           <w:szCs w:val="220"/>
         </w:rPr>
-        <w:t xml:space="preserve">Ich hatte in den Jahren davor dieselbe Szene Dutzende Male erlebt. Frauen, die in meine Praxis kamen und sagten: „Ich glaube, ich überreagiere nur." Oder: „Es geht anderen viel schlechter." Oder: „Eigentlich bin ich dankbar für mein Leben." Und dann dieser Moment, wo die Kontrolle kurz nachlässt und das Echte durch die Risse kommt.</w:t>
+        <w:t>Ich hatte in den Jahren davor dieselbe Szene Dutzende Male erlebt. Frauen, die in meine Praxis kamen und sagten: „Ich glaube, ich überreagiere nur.“ Oder: „Es geht anderen viel schlechter.“ Oder: „Eigentlich bin ich dankbar für mein Leben.“ Und dann dieser Moment, wo die Kontrolle kurz nachlässt und das Echte durch die Risse kommt.</w:t>
       </w:r>
     </w:p>
     <w:p>
@@ -1331,24 +1331,24 @@
           <w:sz w:val="220"/>
           <w:szCs w:val="220"/>
         </w:rPr>
-        <w:t xml:space="preserve">Du denkst an den Tag zurück. Du hast zugehört, gekocht, organisiert, getröstet, funktioniert. Du warst für alle da: für deinen Partner, deine Kinder, deine Freundin, deine Mutter, die Kollegin, die schon wieder nicht fertig wurde. Und irgendwann, fast nebenbei, hat jemand gefragt: „Wie war dein Tag?"</w:t>
-      </w:r>
-    </w:p>
-    <w:p>
-      <w:pPr>
-        <w:spacing w:after="120" w:before="0"/>
-        <w:jc w:val="both"/>
-      </w:pPr>
-      <w:r>
-        <w:rPr>
-          <w:rFonts w:ascii="Georgia" w:cs="Georgia" w:eastAsia="Georgia" w:hAnsi="Georgia"/>
-          <w:b w:val="false"/>
-          <w:bCs w:val="false"/>
-          <w:color w:val="2C2C2C"/>
-          <w:sz w:val="220"/>
-          <w:szCs w:val="220"/>
-        </w:rPr>
-        <w:t xml:space="preserve">Du hast gesagt: „Gut."</w:t>
+        <w:t>Du denkst an den Tag zurück. Du hast zugehört, gekocht, organisiert, getröstet, funktioniert. Du warst für alle da: für deinen Partner, deine Kinder, deine Freundin, deine Mutter, die Kollegin, die schon wieder nicht fertig wurde. Und irgendwann, fast nebenbei, hat jemand gefragt: „Wie war dein Tag?“</w:t>
+      </w:r>
+    </w:p>
+    <w:p>
+      <w:pPr>
+        <w:spacing w:after="120" w:before="0"/>
+        <w:jc w:val="both"/>
+      </w:pPr>
+      <w:r>
+        <w:rPr>
+          <w:rFonts w:ascii="Georgia" w:cs="Georgia" w:eastAsia="Georgia" w:hAnsi="Georgia"/>
+          <w:b w:val="false"/>
+          <w:bCs w:val="false"/>
+          <w:color w:val="2C2C2C"/>
+          <w:sz w:val="220"/>
+          <w:szCs w:val="220"/>
+        </w:rPr>
+        <w:t>Du hast gesagt: „Gut.“</w:t>
       </w:r>
     </w:p>
     <w:p>
@@ -1491,7 +1491,7 @@
           <w:sz w:val="220"/>
           <w:szCs w:val="220"/>
         </w:rPr>
-        <w:t xml:space="preserve">Ich fragte sie: „Wann haben Sie zuletzt an sich gedacht, nicht an Ihre Funktion, nicht an Ihre Pflichten, sondern wirklich an sich?"</w:t>
+        <w:t>Ich fragte sie: „Wann haben Sie zuletzt an sich gedacht, nicht an Ihre Funktion, nicht an Ihre Pflichten, sondern wirklich an sich?“</w:t>
       </w:r>
     </w:p>
     <w:p>
@@ -1702,7 +1702,7 @@
           <w:sz w:val="220"/>
           <w:szCs w:val="220"/>
         </w:rPr>
-        <w:t xml:space="preserve">Ich höre in meiner Praxis immer wieder denselben Satz: „Ich habe eigentlich keinen Grund, so zu fühlen."</w:t>
+        <w:t>Ich höre in meiner Praxis immer wieder denselben Satz: „Ich habe eigentlich keinen Grund, so zu fühlen.“</w:t>
       </w:r>
     </w:p>
     <w:p>
@@ -2336,7 +2336,7 @@
           <w:sz w:val="220"/>
           <w:szCs w:val="220"/>
         </w:rPr>
-        <w:t xml:space="preserve">Sie sagen: „Ich weiss nicht, warum ich so bin. Ich war schon immer so."</w:t>
+        <w:t>Sie sagen: „Ich weiss nicht, warum ich so bin. Ich war schon immer so.“</w:t>
       </w:r>
     </w:p>
     <w:p>
@@ -2494,7 +2494,7 @@
           <w:sz w:val="220"/>
           <w:szCs w:val="220"/>
         </w:rPr>
-        <w:t xml:space="preserve">Ich denke an Teresa, 38 Jahre alt, die mir sagte: „Wenn mein Mann morgens schon schweigend am Frühstückstisch sitzt, geht mir der ganze Tag kaputt. Ich frage mich den ganzen Vormittag, was ich falsch gemacht habe. Ich bin unkonzentriert. Ich schreibe ihm mittags eine Nachricht: Ist alles gut? Meistens hatte er einfach schlecht geschlafen."</w:t>
+        <w:t>Ich denke an Teresa, 38 Jahre alt, die mir sagte: „Wenn mein Mann morgens schon schweigend am Frühstückstisch sitzt, geht mir der ganze Tag kaputt. Ich frage mich den ganzen Vormittag, was ich falsch gemacht habe. Ich bin unkonzentriert. Ich schreibe ihm mittags eine Nachricht: Ist alles gut? Meistens hatte er einfach schlecht geschlafen.“</w:t>
       </w:r>
     </w:p>
     <w:p>
@@ -2584,7 +2584,7 @@
           <w:sz w:val="220"/>
           <w:szCs w:val="220"/>
         </w:rPr>
-        <w:t xml:space="preserve">People-Pleaser lächeln, wenn sie eigentlich weinen wollen. Sie sagen „kein Problem", wenn sie schreien möchten. Sie entschuldigen sich für Dinge, die nicht ihre Schuld sind. Sie machen sich kleiner als sie sind, damit andere sich grösser fühlen können.</w:t>
+        <w:t>People-Pleaser lächeln, wenn sie eigentlich weinen wollen. Sie sagen „kein Problem“, wenn sie schreien möchten. Sie entschuldigen sich für Dinge, die nicht ihre Schuld sind. Sie machen sich kleiner als sie sind, damit andere sich grösser fühlen können.</w:t>
       </w:r>
     </w:p>
     <w:p>
@@ -2618,7 +2618,7 @@
           <w:sz w:val="220"/>
           <w:szCs w:val="220"/>
         </w:rPr>
-        <w:t xml:space="preserve">Eine Klientin, ich nenne sie Sandra, beschrieb es so: „Ich bin die, bei der jeder anruft. Kollegen, Freundinnen, meine Schwester, meine Mutter. Ich gebe immer Rat, bin immer da, höre immer zu. Und dann, wenn ich selbst etwas brauche, traue ich mich nicht mal, darum zu bitten. Ich denke: Ich will doch nicht zur Last fallen. Ich bin doch die Starke. Die anderen haben echte Probleme."</w:t>
+        <w:t>Eine Klientin, ich nenne sie Sandra, beschrieb es so: „Ich bin die, bei der jeder anruft. Kollegen, Freundinnen, meine Schwester, meine Mutter. Ich gebe immer Rat, bin immer da, höre immer zu. Und dann, wenn ich selbst etwas brauche, traue ich mich nicht mal, darum zu bitten. Ich denke: Ich will doch nicht zur Last fallen. Ich bin doch die Starke. Die anderen haben echte Probleme.“</w:t>
       </w:r>
     </w:p>
     <w:p>
@@ -2827,194 +2827,194 @@
           <w:sz w:val="220"/>
           <w:szCs w:val="220"/>
         </w:rPr>
-        <w:t>☐  Ich habe Schwierigkeiten, um Hilfe zu bitten.</w:t>
-      </w:r>
-    </w:p>
-    <w:p>
-      <w:pPr>
-        <w:spacing w:after="120" w:before="0"/>
-        <w:jc w:val="both"/>
-      </w:pPr>
-      <w:r>
-        <w:rPr>
-          <w:rFonts w:ascii="Georgia" w:cs="Georgia" w:eastAsia="Georgia" w:hAnsi="Georgia"/>
-          <w:b w:val="false"/>
-          <w:bCs w:val="false"/>
-          <w:color w:val="2C2C2C"/>
-          <w:sz w:val="220"/>
-          <w:szCs w:val="220"/>
-        </w:rPr>
-        <w:t>☐  Ich entschuldige mich oft, auch für Dinge, die nicht meine Schuld sind.</w:t>
-      </w:r>
-    </w:p>
-    <w:p>
-      <w:pPr>
-        <w:spacing w:after="120" w:before="0"/>
-        <w:jc w:val="both"/>
-      </w:pPr>
-      <w:r>
-        <w:rPr>
-          <w:rFonts w:ascii="Georgia" w:cs="Georgia" w:eastAsia="Georgia" w:hAnsi="Georgia"/>
-          <w:b w:val="false"/>
-          <w:bCs w:val="false"/>
-          <w:color w:val="2C2C2C"/>
-          <w:sz w:val="220"/>
-          <w:szCs w:val="220"/>
-        </w:rPr>
-        <w:t>☐  Wenn jemand auf mich böse ist, überlege ich sofort, was ich falsch gemacht habe.</w:t>
-      </w:r>
-    </w:p>
-    <w:p>
-      <w:pPr>
-        <w:spacing w:after="120" w:before="0"/>
-        <w:jc w:val="both"/>
-      </w:pPr>
-      <w:r>
-        <w:rPr>
-          <w:rFonts w:ascii="Georgia" w:cs="Georgia" w:eastAsia="Georgia" w:hAnsi="Georgia"/>
-          <w:b w:val="false"/>
-          <w:bCs w:val="false"/>
-          <w:color w:val="2C2C2C"/>
-          <w:sz w:val="220"/>
-          <w:szCs w:val="220"/>
-        </w:rPr>
-        <w:t>☐  Ich sage häufig Ja, obwohl ich Nein meine.</w:t>
-      </w:r>
-    </w:p>
-    <w:p>
-      <w:pPr>
-        <w:spacing w:after="120" w:before="0"/>
-        <w:jc w:val="both"/>
-      </w:pPr>
-      <w:r>
-        <w:rPr>
-          <w:rFonts w:ascii="Georgia" w:cs="Georgia" w:eastAsia="Georgia" w:hAnsi="Georgia"/>
-          <w:b w:val="false"/>
-          <w:bCs w:val="false"/>
-          <w:color w:val="2C2C2C"/>
-          <w:sz w:val="220"/>
-          <w:szCs w:val="220"/>
-        </w:rPr>
-        <w:t>☐  Meine Stimmung hängt stark davon ab, wie andere auf mich reagieren.</w:t>
-      </w:r>
-    </w:p>
-    <w:p>
-      <w:pPr>
-        <w:spacing w:after="120" w:before="0"/>
-        <w:jc w:val="both"/>
-      </w:pPr>
-      <w:r>
-        <w:rPr>
-          <w:rFonts w:ascii="Georgia" w:cs="Georgia" w:eastAsia="Georgia" w:hAnsi="Georgia"/>
-          <w:b w:val="false"/>
-          <w:bCs w:val="false"/>
-          <w:color w:val="2C2C2C"/>
-          <w:sz w:val="220"/>
-          <w:szCs w:val="220"/>
-        </w:rPr>
-        <w:t>☐  Ich vermeide Konflikte, auch wenn sie notwendig wären.</w:t>
-      </w:r>
-    </w:p>
-    <w:p>
-      <w:pPr>
-        <w:spacing w:after="120" w:before="0"/>
-        <w:jc w:val="both"/>
-      </w:pPr>
-      <w:r>
-        <w:rPr>
-          <w:rFonts w:ascii="Georgia" w:cs="Georgia" w:eastAsia="Georgia" w:hAnsi="Georgia"/>
-          <w:b w:val="false"/>
-          <w:bCs w:val="false"/>
-          <w:color w:val="2C2C2C"/>
-          <w:sz w:val="220"/>
-          <w:szCs w:val="220"/>
-        </w:rPr>
-        <w:t>☐  Ich fühle mich schuldig, wenn ich Zeit nur für mich nehme.</w:t>
-      </w:r>
-    </w:p>
-    <w:p>
-      <w:pPr>
-        <w:spacing w:after="120" w:before="0"/>
-        <w:jc w:val="both"/>
-      </w:pPr>
-      <w:r>
-        <w:rPr>
-          <w:rFonts w:ascii="Georgia" w:cs="Georgia" w:eastAsia="Georgia" w:hAnsi="Georgia"/>
-          <w:b w:val="false"/>
-          <w:bCs w:val="false"/>
-          <w:color w:val="2C2C2C"/>
-          <w:sz w:val="220"/>
-          <w:szCs w:val="220"/>
-        </w:rPr>
-        <w:t>☐  Mir fällt es schwer zu glauben, dass ich gemocht werde, einfach so, ohne etwas dafür zu tun.</w:t>
-      </w:r>
-    </w:p>
-    <w:p>
-      <w:pPr>
-        <w:spacing w:after="120" w:before="0"/>
-        <w:jc w:val="both"/>
-      </w:pPr>
-      <w:r>
-        <w:rPr>
-          <w:rFonts w:ascii="Georgia" w:cs="Georgia" w:eastAsia="Georgia" w:hAnsi="Georgia"/>
-          <w:b w:val="false"/>
-          <w:bCs w:val="false"/>
-          <w:color w:val="2C2C2C"/>
-          <w:sz w:val="220"/>
-          <w:szCs w:val="220"/>
-        </w:rPr>
-        <w:t>☐  Ich weiss oft nicht, was ich selbst eigentlich will.</w:t>
-      </w:r>
-    </w:p>
-    <w:p>
-      <w:pPr>
-        <w:spacing w:after="120" w:before="0"/>
-        <w:jc w:val="both"/>
-      </w:pPr>
-      <w:r>
-        <w:rPr>
-          <w:rFonts w:ascii="Georgia" w:cs="Georgia" w:eastAsia="Georgia" w:hAnsi="Georgia"/>
-          <w:b w:val="false"/>
-          <w:bCs w:val="false"/>
-          <w:color w:val="2C2C2C"/>
-          <w:sz w:val="220"/>
-          <w:szCs w:val="220"/>
-        </w:rPr>
-        <w:t>☐  Ich erschöpfe mich lieber als jemanden zu enttäuschen.</w:t>
-      </w:r>
-    </w:p>
-    <w:p>
-      <w:pPr>
-        <w:spacing w:after="120" w:before="0"/>
-        <w:jc w:val="both"/>
-      </w:pPr>
-      <w:r>
-        <w:rPr>
-          <w:rFonts w:ascii="Georgia" w:cs="Georgia" w:eastAsia="Georgia" w:hAnsi="Georgia"/>
-          <w:b w:val="false"/>
-          <w:bCs w:val="false"/>
-          <w:color w:val="2C2C2C"/>
-          <w:sz w:val="220"/>
-          <w:szCs w:val="220"/>
-        </w:rPr>
-        <w:t>☐  Wenn jemand traurig ist, fühle ich mich verantwortlich, das zu ändern.</w:t>
-      </w:r>
-    </w:p>
-    <w:p>
-      <w:pPr>
-        <w:spacing w:after="120" w:before="0"/>
-        <w:jc w:val="both"/>
-      </w:pPr>
-      <w:r>
-        <w:rPr>
-          <w:rFonts w:ascii="Georgia" w:cs="Georgia" w:eastAsia="Georgia" w:hAnsi="Georgia"/>
-          <w:b w:val="false"/>
-          <w:bCs w:val="false"/>
-          <w:color w:val="2C2C2C"/>
-          <w:sz w:val="220"/>
-          <w:szCs w:val="220"/>
-        </w:rPr>
-        <w:t>☐  Ich mache mir mehr Sorgen um die Bedürfnisse anderer als um meine eigenen.</w:t>
+        <w:t>☐ Ich habe Schwierigkeiten, um Hilfe zu bitten.</w:t>
+      </w:r>
+    </w:p>
+    <w:p>
+      <w:pPr>
+        <w:spacing w:after="120" w:before="0"/>
+        <w:jc w:val="both"/>
+      </w:pPr>
+      <w:r>
+        <w:rPr>
+          <w:rFonts w:ascii="Georgia" w:cs="Georgia" w:eastAsia="Georgia" w:hAnsi="Georgia"/>
+          <w:b w:val="false"/>
+          <w:bCs w:val="false"/>
+          <w:color w:val="2C2C2C"/>
+          <w:sz w:val="220"/>
+          <w:szCs w:val="220"/>
+        </w:rPr>
+        <w:t>☐ Ich entschuldige mich oft, auch für Dinge, die nicht meine Schuld sind.</w:t>
+      </w:r>
+    </w:p>
+    <w:p>
+      <w:pPr>
+        <w:spacing w:after="120" w:before="0"/>
+        <w:jc w:val="both"/>
+      </w:pPr>
+      <w:r>
+        <w:rPr>
+          <w:rFonts w:ascii="Georgia" w:cs="Georgia" w:eastAsia="Georgia" w:hAnsi="Georgia"/>
+          <w:b w:val="false"/>
+          <w:bCs w:val="false"/>
+          <w:color w:val="2C2C2C"/>
+          <w:sz w:val="220"/>
+          <w:szCs w:val="220"/>
+        </w:rPr>
+        <w:t>☐ Wenn jemand auf mich böse ist, überlege ich sofort, was ich falsch gemacht habe.</w:t>
+      </w:r>
+    </w:p>
+    <w:p>
+      <w:pPr>
+        <w:spacing w:after="120" w:before="0"/>
+        <w:jc w:val="both"/>
+      </w:pPr>
+      <w:r>
+        <w:rPr>
+          <w:rFonts w:ascii="Georgia" w:cs="Georgia" w:eastAsia="Georgia" w:hAnsi="Georgia"/>
+          <w:b w:val="false"/>
+          <w:bCs w:val="false"/>
+          <w:color w:val="2C2C2C"/>
+          <w:sz w:val="220"/>
+          <w:szCs w:val="220"/>
+        </w:rPr>
+        <w:t>☐ Ich sage häufig Ja, obwohl ich Nein meine.</w:t>
+      </w:r>
+    </w:p>
+    <w:p>
+      <w:pPr>
+        <w:spacing w:after="120" w:before="0"/>
+        <w:jc w:val="both"/>
+      </w:pPr>
+      <w:r>
+        <w:rPr>
+          <w:rFonts w:ascii="Georgia" w:cs="Georgia" w:eastAsia="Georgia" w:hAnsi="Georgia"/>
+          <w:b w:val="false"/>
+          <w:bCs w:val="false"/>
+          <w:color w:val="2C2C2C"/>
+          <w:sz w:val="220"/>
+          <w:szCs w:val="220"/>
+        </w:rPr>
+        <w:t>☐ Meine Stimmung hängt stark davon ab, wie andere auf mich reagieren.</w:t>
+      </w:r>
+    </w:p>
+    <w:p>
+      <w:pPr>
+        <w:spacing w:after="120" w:before="0"/>
+        <w:jc w:val="both"/>
+      </w:pPr>
+      <w:r>
+        <w:rPr>
+          <w:rFonts w:ascii="Georgia" w:cs="Georgia" w:eastAsia="Georgia" w:hAnsi="Georgia"/>
+          <w:b w:val="false"/>
+          <w:bCs w:val="false"/>
+          <w:color w:val="2C2C2C"/>
+          <w:sz w:val="220"/>
+          <w:szCs w:val="220"/>
+        </w:rPr>
+        <w:t>☐ Ich vermeide Konflikte, auch wenn sie notwendig wären.</w:t>
+      </w:r>
+    </w:p>
+    <w:p>
+      <w:pPr>
+        <w:spacing w:after="120" w:before="0"/>
+        <w:jc w:val="both"/>
+      </w:pPr>
+      <w:r>
+        <w:rPr>
+          <w:rFonts w:ascii="Georgia" w:cs="Georgia" w:eastAsia="Georgia" w:hAnsi="Georgia"/>
+          <w:b w:val="false"/>
+          <w:bCs w:val="false"/>
+          <w:color w:val="2C2C2C"/>
+          <w:sz w:val="220"/>
+          <w:szCs w:val="220"/>
+        </w:rPr>
+        <w:t>☐ Ich fühle mich schuldig, wenn ich Zeit nur für mich nehme.</w:t>
+      </w:r>
+    </w:p>
+    <w:p>
+      <w:pPr>
+        <w:spacing w:after="120" w:before="0"/>
+        <w:jc w:val="both"/>
+      </w:pPr>
+      <w:r>
+        <w:rPr>
+          <w:rFonts w:ascii="Georgia" w:cs="Georgia" w:eastAsia="Georgia" w:hAnsi="Georgia"/>
+          <w:b w:val="false"/>
+          <w:bCs w:val="false"/>
+          <w:color w:val="2C2C2C"/>
+          <w:sz w:val="220"/>
+          <w:szCs w:val="220"/>
+        </w:rPr>
+        <w:t>☐ Mir fällt es schwer zu glauben, dass ich gemocht werde, einfach so, ohne etwas dafür zu tun.</w:t>
+      </w:r>
+    </w:p>
+    <w:p>
+      <w:pPr>
+        <w:spacing w:after="120" w:before="0"/>
+        <w:jc w:val="both"/>
+      </w:pPr>
+      <w:r>
+        <w:rPr>
+          <w:rFonts w:ascii="Georgia" w:cs="Georgia" w:eastAsia="Georgia" w:hAnsi="Georgia"/>
+          <w:b w:val="false"/>
+          <w:bCs w:val="false"/>
+          <w:color w:val="2C2C2C"/>
+          <w:sz w:val="220"/>
+          <w:szCs w:val="220"/>
+        </w:rPr>
+        <w:t>☐ Ich weiss oft nicht, was ich selbst eigentlich will.</w:t>
+      </w:r>
+    </w:p>
+    <w:p>
+      <w:pPr>
+        <w:spacing w:after="120" w:before="0"/>
+        <w:jc w:val="both"/>
+      </w:pPr>
+      <w:r>
+        <w:rPr>
+          <w:rFonts w:ascii="Georgia" w:cs="Georgia" w:eastAsia="Georgia" w:hAnsi="Georgia"/>
+          <w:b w:val="false"/>
+          <w:bCs w:val="false"/>
+          <w:color w:val="2C2C2C"/>
+          <w:sz w:val="220"/>
+          <w:szCs w:val="220"/>
+        </w:rPr>
+        <w:t>☐ Ich erschöpfe mich lieber als jemanden zu enttäuschen.</w:t>
+      </w:r>
+    </w:p>
+    <w:p>
+      <w:pPr>
+        <w:spacing w:after="120" w:before="0"/>
+        <w:jc w:val="both"/>
+      </w:pPr>
+      <w:r>
+        <w:rPr>
+          <w:rFonts w:ascii="Georgia" w:cs="Georgia" w:eastAsia="Georgia" w:hAnsi="Georgia"/>
+          <w:b w:val="false"/>
+          <w:bCs w:val="false"/>
+          <w:color w:val="2C2C2C"/>
+          <w:sz w:val="220"/>
+          <w:szCs w:val="220"/>
+        </w:rPr>
+        <w:t>☐ Wenn jemand traurig ist, fühle ich mich verantwortlich, das zu ändern.</w:t>
+      </w:r>
+    </w:p>
+    <w:p>
+      <w:pPr>
+        <w:spacing w:after="120" w:before="0"/>
+        <w:jc w:val="both"/>
+      </w:pPr>
+      <w:r>
+        <w:rPr>
+          <w:rFonts w:ascii="Georgia" w:cs="Georgia" w:eastAsia="Georgia" w:hAnsi="Georgia"/>
+          <w:b w:val="false"/>
+          <w:bCs w:val="false"/>
+          <w:color w:val="2C2C2C"/>
+          <w:sz w:val="220"/>
+          <w:szCs w:val="220"/>
+        </w:rPr>
+        <w:t>☐ Ich mache mir mehr Sorgen um die Bedürfnisse anderer als um meine eigenen.</w:t>
       </w:r>
     </w:p>
     <w:p>
@@ -3462,7 +3462,7 @@
           <w:sz w:val="220"/>
           <w:szCs w:val="220"/>
         </w:rPr>
-        <w:t xml:space="preserve">Franziska lernte, noch bevor sie das Haus betrat, ob es ein guter oder schlechter Abend war. Sie hörte, wie die Mutter in der Küche hantierte. Wie die Schranktüren klangen. Wie die Schritte klangen. „Ich konnte es an allem ablesen," sagte sie mir. „Der Ton, in dem sie Guten Abend sagte. Ob sie mich anschaute oder nicht."</w:t>
+        <w:t>Franziska lernte, noch bevor sie das Haus betrat, ob es ein guter oder schlechter Abend war. Sie hörte, wie die Mutter in der Küche hantierte. Wie die Schranktüren klangen. Wie die Schritte klangen. „Ich konnte es an allem ablesen,“ sagte sie mir. „Der Ton, in dem sie Guten Abend sagte. Ob sie mich anschaute oder nicht.“</w:t>
       </w:r>
     </w:p>
     <w:p>
@@ -4438,7 +4438,7 @@
           <w:sz w:val="220"/>
           <w:szCs w:val="220"/>
         </w:rPr>
-        <w:t xml:space="preserve">Ich denke an Ingrid, Mitte fünfzig, die zu mir kam mit dem Satz: „Ich schreibe nachts um drei Listen. Für den nächsten Tag, für das Wochenende, für Weihnachten, obwohl es Oktober ist." Sie lachte dabei, aber das Lachen war erschöpft. „Ich weiss selbst, dass das nicht normal ist. Aber wenn ich nicht schreibe, denke ich nur im Kreis. Und die Listen beruhigen mich irgendwie."</w:t>
+        <w:t>Ich denke an Ingrid, Mitte fünfzig, die zu mir kam mit dem Satz: „Ich schreibe nachts um drei Listen. Für den nächsten Tag, für das Wochenende, für Weihnachten, obwohl es Oktober ist.“ Sie lachte dabei, aber das Lachen war erschöpft. „Ich weiss selbst, dass das nicht normal ist. Aber wenn ich nicht schreibe, denke ich nur im Kreis. Und die Listen beruhigen mich irgendwie.“</w:t>
       </w:r>
     </w:p>
     <w:p>
@@ -4659,7 +4659,7 @@
           <w:sz w:val="220"/>
           <w:szCs w:val="220"/>
         </w:rPr>
-        <w:t xml:space="preserve">Eine Klientin, ich nenne sie Vreni, beschrieb es so: „Ich merkte, dass ich anfing, auf meinen Mann aufmerksam zu sein auf eine Art, die nicht schön war. Jedes kleine Ding, das er falsch machte, registrierte ich. Den Becher, der neben der Spüle stand. Die Jacke auf dem Stuhl. Normalerweise hätte ich das nicht mal gesehen. Aber es fing an, mich zu irritieren. Ich dachte: Bin ich jetzt so eine Frau, die ihren Mann wegen eines Bechers hasst?"</w:t>
+        <w:t>Eine Klientin, ich nenne sie Vreni, beschrieb es so: „Ich merkte, dass ich anfing, auf meinen Mann aufmerksam zu sein auf eine Art, die nicht schön war. Jedes kleine Ding, das er falsch machte, registrierte ich. Den Becher, der neben der Spüle stand. Die Jacke auf dem Stuhl. Normalerweise hätte ich das nicht mal gesehen. Aber es fing an, mich zu irritieren. Ich dachte: Bin ich jetzt so eine Frau, die ihren Mann wegen eines Bechers hasst?“</w:t>
       </w:r>
     </w:p>
     <w:p>
@@ -4904,7 +4904,7 @@
           <w:sz w:val="220"/>
           <w:szCs w:val="220"/>
         </w:rPr>
-        <w:t xml:space="preserve">Das letzte beschrieb mir Elke, 47 Jahre alt. Sie hatte einen Urlaub alleine gebucht, das erste Mal in ihrem Leben. Fünf Tage Toskana, nur für sich. „Ich war am ersten Abend so verloren," sagte sie. „Ich sass im Restaurant und wusste nicht, was ich bestellen sollte. Weil ich sonst immer schaue, was alle anderen wollen, und dann irgendetwas nehme, das passt. Ich hatte keinen Plan mehr, was ich selbst mag."</w:t>
+        <w:t>Das letzte beschrieb mir Elke, 47 Jahre alt. Sie hatte einen Urlaub alleine gebucht, das erste Mal in ihrem Leben. Fünf Tage Toskana, nur für sich. „Ich war am ersten Abend so verloren,“ sagte sie. „Ich sass im Restaurant und wusste nicht, was ich bestellen sollte. Weil ich sonst immer schaue, was alle anderen wollen, und dann irgendetwas nehme, das passt. Ich hatte keinen Plan mehr, was ich selbst mag.“</w:t>
       </w:r>
     </w:p>
     <w:p>
@@ -5445,7 +5445,7 @@
           <w:sz w:val="220"/>
           <w:szCs w:val="220"/>
         </w:rPr>
-        <w:t xml:space="preserve">Die Frage „Was bin ich, wenn ich nicht gebraucht werde?" macht ihr Angst.</w:t>
+        <w:t>Die Frage „Was bin ich, wenn ich nicht gebraucht werde?“ macht ihr Angst.</w:t>
       </w:r>
     </w:p>
     <w:p>
@@ -5537,7 +5537,7 @@
           <w:sz w:val="220"/>
           <w:szCs w:val="220"/>
         </w:rPr>
-        <w:t xml:space="preserve">Ich fragte sie: „Weiss jemand, was du brauchst?"</w:t>
+        <w:t>Ich fragte sie: „Weiss jemand, was du brauchst?“</w:t>
       </w:r>
     </w:p>
     <w:p>
@@ -5679,7 +5679,7 @@
           <w:sz w:val="220"/>
           <w:szCs w:val="220"/>
         </w:rPr>
-        <w:t xml:space="preserve">Die Märtyrerin opfert sich. Sie stellt sich hinten an. Sie verzichtet, trägt, schleppt, und macht dabei ein Gesicht, das keinen Widerspruch duldet. Sie sagt vielleicht nicht laut: „Ich opfere mich für euch." Aber sie vermittelt es. Durch die Art, wie sie seufzt. Durch die Erschöpfung, die sichtbar wird. Durch den Satz: „Kein Problem, ich mach das schon."</w:t>
+        <w:t>Die Märtyrerin opfert sich. Sie stellt sich hinten an. Sie verzichtet, trägt, schleppt, und macht dabei ein Gesicht, das keinen Widerspruch duldet. Sie sagt vielleicht nicht laut: „Ich opfere mich für euch.“ Aber sie vermittelt es. Durch die Art, wie sie seufzt. Durch die Erschöpfung, die sichtbar wird. Durch den Satz: „Kein Problem, ich mach das schon.“</w:t>
       </w:r>
     </w:p>
     <w:p>
@@ -5923,24 +5923,24 @@
           <w:sz w:val="220"/>
           <w:szCs w:val="220"/>
         </w:rPr>
-        <w:t xml:space="preserve">Ich denke an Claudia, vierzig Jahre alt, Lehrerin. Claudia beschrieb ihre Ehe als „funktionierend". Ihr Mann war kein schlechter Mensch. Er war präsent, verlässlich, gutmütig. Aber er fragte nie, wie es ihr wirklich ging.</w:t>
-      </w:r>
-    </w:p>
-    <w:p>
-      <w:pPr>
-        <w:spacing w:after="120" w:before="0"/>
-        <w:jc w:val="both"/>
-      </w:pPr>
-      <w:r>
-        <w:rPr>
-          <w:rFonts w:ascii="Georgia" w:cs="Georgia" w:eastAsia="Georgia" w:hAnsi="Georgia"/>
-          <w:b w:val="false"/>
-          <w:bCs w:val="false"/>
-          <w:color w:val="2C2C2C"/>
-          <w:sz w:val="220"/>
-          <w:szCs w:val="220"/>
-        </w:rPr>
-        <w:t xml:space="preserve">Bis ich sie fragte: „Hast du ihm je gesagt, dass du dir das wünschst?"</w:t>
+        <w:t>Ich denke an Claudia, vierzig Jahre alt, Lehrerin. Claudia beschrieb ihre Ehe als „funktionierend“. Ihr Mann war kein schlechter Mensch. Er war präsent, verlässlich, gutmütig. Aber er fragte nie, wie es ihr wirklich ging.</w:t>
+      </w:r>
+    </w:p>
+    <w:p>
+      <w:pPr>
+        <w:spacing w:after="120" w:before="0"/>
+        <w:jc w:val="both"/>
+      </w:pPr>
+      <w:r>
+        <w:rPr>
+          <w:rFonts w:ascii="Georgia" w:cs="Georgia" w:eastAsia="Georgia" w:hAnsi="Georgia"/>
+          <w:b w:val="false"/>
+          <w:bCs w:val="false"/>
+          <w:color w:val="2C2C2C"/>
+          <w:sz w:val="220"/>
+          <w:szCs w:val="220"/>
+        </w:rPr>
+        <w:t>Bis ich sie fragte: „Hast du ihm je gesagt, dass du dir das wünschst?“</w:t>
       </w:r>
     </w:p>
     <w:p>
@@ -6514,24 +6514,24 @@
           <w:sz w:val="220"/>
           <w:szCs w:val="220"/>
         </w:rPr>
-        <w:t xml:space="preserve">Lena kam zu mir, weil sie das Gefühl hatte, in ihrer Ehe zu versagen. „Ich gebe alles," sagte sie. „Ich koche, ich organisiere, ich höre zu, ich frage wie sein Tag war, ich bin da, wenn er Stress hat. Aber er sieht das alles nicht. Er bedankt sich nicht. Er fragt nicht, wie es mir geht. Und ich weiss nicht, was ich noch mehr tun soll."</w:t>
-      </w:r>
-    </w:p>
-    <w:p>
-      <w:pPr>
-        <w:spacing w:after="120" w:before="0"/>
-        <w:jc w:val="both"/>
-      </w:pPr>
-      <w:r>
-        <w:rPr>
-          <w:rFonts w:ascii="Georgia" w:cs="Georgia" w:eastAsia="Georgia" w:hAnsi="Georgia"/>
-          <w:b w:val="false"/>
-          <w:bCs w:val="false"/>
-          <w:color w:val="2C2C2C"/>
-          <w:sz w:val="220"/>
-          <w:szCs w:val="220"/>
-        </w:rPr>
-        <w:t xml:space="preserve">Ich fragte sie: „Was passiert, wenn du einmal nicht alles gibst? Wenn du einen Abend nichts kochst, nicht nachfragst, einfach mit deinem Buch auf dem Sofa sitzt?"</w:t>
+        <w:t>Lena kam zu mir, weil sie das Gefühl hatte, in ihrer Ehe zu versagen. „Ich gebe alles,“ sagte sie. „Ich koche, ich organisiere, ich höre zu, ich frage wie sein Tag war, ich bin da, wenn er Stress hat. Aber er sieht das alles nicht. Er bedankt sich nicht. Er fragt nicht, wie es mir geht. Und ich weiss nicht, was ich noch mehr tun soll.“</w:t>
+      </w:r>
+    </w:p>
+    <w:p>
+      <w:pPr>
+        <w:spacing w:after="120" w:before="0"/>
+        <w:jc w:val="both"/>
+      </w:pPr>
+      <w:r>
+        <w:rPr>
+          <w:rFonts w:ascii="Georgia" w:cs="Georgia" w:eastAsia="Georgia" w:hAnsi="Georgia"/>
+          <w:b w:val="false"/>
+          <w:bCs w:val="false"/>
+          <w:color w:val="2C2C2C"/>
+          <w:sz w:val="220"/>
+          <w:szCs w:val="220"/>
+        </w:rPr>
+        <w:t>Ich fragte sie: „Was passiert, wenn du einmal nicht alles gibst? Wenn du einen Abend nichts kochst, nicht nachfragst, einfach mit deinem Buch auf dem Sofa sitzt?“</w:t>
       </w:r>
     </w:p>
     <w:p>
@@ -6674,7 +6674,7 @@
           <w:sz w:val="220"/>
           <w:szCs w:val="220"/>
         </w:rPr>
-        <w:t xml:space="preserve">Drei Monate später rief sie mich an. Sie hatte einen Abend einfach nichts gekocht. Hatte gesagt: „Ich bin heute müde. Kannst du etwas bestellen?" Ihr Mann hatte bestellt. Und dann hatte er, zum ersten Mal seit Monaten, gefragt: „Was ist los mit dir? Wie geht es dir wirklich?"</w:t>
+        <w:t>Drei Monate später rief sie mich an. Sie hatte einen Abend einfach nichts gekocht. Hatte gesagt: „Ich bin heute müde. Kannst du etwas bestellen?“ Ihr Mann hatte bestellt. Und dann hatte er, zum ersten Mal seit Monaten, gefragt: „Was ist los mit dir? Wie geht es dir wirklich?“</w:t>
       </w:r>
     </w:p>
     <w:p>
@@ -7145,7 +7145,7 @@
           <w:sz w:val="220"/>
           <w:szCs w:val="220"/>
         </w:rPr>
-        <w:t xml:space="preserve">Eine Klientin, ich nenne sie Petra, zweiundfünfzig Jahre alt, sagte mir nach langen Wochen gemeinsamer Arbeit: „Ich habe gemerkt, dass ich nie geglaubt habe, dass mich jemand liebt, wenn ich nichts tue. Ich dachte, Liebe muss man sich verdienen. Wie einen Job. Mit Leistung, Zuverlässigkeit, guten Ergebnissen. Wenn man versagt, verliert man die Stelle."</w:t>
+        <w:t>Eine Klientin, ich nenne sie Petra, zweiundfünfzig Jahre alt, sagte mir nach langen Wochen gemeinsamer Arbeit: „Ich habe gemerkt, dass ich nie geglaubt habe, dass mich jemand liebt, wenn ich nichts tue. Ich dachte, Liebe muss man sich verdienen. Wie einen Job. Mit Leistung, Zuverlässigkeit, guten Ergebnissen. Wenn man versagt, verliert man die Stelle.“</w:t>
       </w:r>
     </w:p>
     <w:p>
@@ -7651,7 +7651,7 @@
           <w:sz w:val="220"/>
           <w:szCs w:val="220"/>
         </w:rPr>
-        <w:t xml:space="preserve">Wenn ich es in Gesprächen bringe, sehe ich oft dieselbe Reaktion: ein leichtes Zusammenzucken, eine Anspannung, manchmal auch Ablehnung. „Grenzen setzen" klingt nach Mauern errichten. Nach Kälte. Nach einer Festung bauen, in die niemand mehr kommt.</w:t>
+        <w:t>Wenn ich es in Gesprächen bringe, sehe ich oft dieselbe Reaktion: ein leichtes Zusammenzucken, eine Anspannung, manchmal auch Ablehnung. „Grenzen setzen“ klingt nach Mauern errichten. Nach Kälte. Nach einer Festung bauen, in die niemand mehr kommt.</w:t>
       </w:r>
     </w:p>
     <w:p>
@@ -8189,7 +8189,7 @@
           <w:sz w:val="220"/>
           <w:szCs w:val="220"/>
         </w:rPr>
-        <w:t xml:space="preserve"> Deine Zeit ist endlich. Was du mit ihr machst, ist eine Entscheidung, auch wenn es sich nicht so anfühlt. Wenn du jedem sagst, der fragt: „Ja, ich helfe dir", dann entscheidest du dich, deine Zeit für andere zu verwenden. Das kann wunderschön sein. Manchmal. Aber wenn du immer Ja sagst und keine Zeit für dich selbst übrig bleibt, dann ist das keine Hilfsbereitschaft mehr. Das ist die Unfähigkeit, Nein zu sagen.</w:t>
+        <w:t xml:space="preserve"> Deine Zeit ist endlich. Was du mit ihr machst, ist eine Entscheidung, auch wenn es sich nicht so anfühlt. Wenn du jedem sagst, der fragt: „Ja, ich helfe dir“, dann entscheidest du dich, deine Zeit für andere zu verwenden. Das kann wunderschön sein. Manchmal. Aber wenn du immer Ja sagst und keine Zeit für dich selbst übrig bleibt, dann ist das keine Hilfsbereitschaft mehr. Das ist die Unfähigkeit, Nein zu sagen.</w:t>
       </w:r>
     </w:p>
     <w:p>
@@ -8288,7 +8288,7 @@
           <w:sz w:val="220"/>
           <w:szCs w:val="220"/>
         </w:rPr>
-        <w:t xml:space="preserve">Du musst nicht in dem Moment antworten, in dem jemand etwas von dir verlangt. „Ich schau, wie mein Tag aussieht, und melde mich." „Lass mich kurz überlegen." Das ist keine Ausrede. Es ist eine Pause. Diese Pause gibt dir Raum zu spüren, was du wirklich willst.</w:t>
+        <w:t>Du musst nicht in dem Moment antworten, in dem jemand etwas von dir verlangt. „Ich schau, wie mein Tag aussieht, und melde mich.“ „Lass mich kurz überlegen.“ Das ist keine Ausrede. Es ist eine Pause. Diese Pause gibt dir Raum zu spüren, was du wirklich willst.</w:t>
       </w:r>
     </w:p>
     <w:p>
@@ -8371,7 +8371,7 @@
           <w:sz w:val="220"/>
           <w:szCs w:val="220"/>
         </w:rPr>
-        <w:t xml:space="preserve">Du musst dein Nein nicht rechtfertigen. Je mehr du erklärst, desto mehr lädst du den anderen ein, deine Erklärung zu widerlegen. „Das passt mir nicht." Das reicht. „Ich kann das heute nicht." Das reicht.</w:t>
+        <w:t>Du musst dein Nein nicht rechtfertigen. Je mehr du erklärst, desto mehr lädst du den anderen ein, deine Erklärung zu widerlegen. „Das passt mir nicht.“ Das reicht. „Ich kann das heute nicht.“ Das reicht.</w:t>
       </w:r>
     </w:p>
     <w:p>
@@ -8489,7 +8489,7 @@
           <w:sz w:val="220"/>
           <w:szCs w:val="220"/>
         </w:rPr>
-        <w:t xml:space="preserve">Manche werden versuchen, dich zurück in das alte Muster zu drängen. Mit Schuldgefühlen, mit Vorwürfen, mit der Frage: „Was ist nur mit dir los?" Das zeigt dir etwas: nicht über deine Grenze, sondern über die Beziehung.</w:t>
+        <w:t>Manche werden versuchen, dich zurück in das alte Muster zu drängen. Mit Schuldgefühlen, mit Vorwürfen, mit der Frage: „Was ist nur mit dir los?“ Das zeigt dir etwas: nicht über deine Grenze, sondern über die Beziehung.</w:t>
       </w:r>
     </w:p>
     <w:p>
@@ -8871,41 +8871,41 @@
           <w:sz w:val="220"/>
           <w:szCs w:val="220"/>
         </w:rPr>
-        <w:t xml:space="preserve">Ich denke an Julia, einundvierzig Jahre alt, die mir in unserer zweiten Sitzung sagte: „Ich glaube, Liebe bedeutet, dass man füreinander da ist. Egal was kommt. Egal wie viel es kostet."</w:t>
-      </w:r>
-    </w:p>
-    <w:p>
-      <w:pPr>
-        <w:spacing w:after="120" w:before="0"/>
-        <w:jc w:val="both"/>
-      </w:pPr>
-      <w:r>
-        <w:rPr>
-          <w:rFonts w:ascii="Georgia" w:cs="Georgia" w:eastAsia="Georgia" w:hAnsi="Georgia"/>
-          <w:b w:val="false"/>
-          <w:bCs w:val="false"/>
-          <w:color w:val="2C2C2C"/>
-          <w:sz w:val="220"/>
-          <w:szCs w:val="220"/>
-        </w:rPr>
-        <w:t xml:space="preserve">Ich fragte: „Und wann bist du für dich da?"</w:t>
-      </w:r>
-    </w:p>
-    <w:p>
-      <w:pPr>
-        <w:spacing w:after="120" w:before="0"/>
-        <w:jc w:val="both"/>
-      </w:pPr>
-      <w:r>
-        <w:rPr>
-          <w:rFonts w:ascii="Georgia" w:cs="Georgia" w:eastAsia="Georgia" w:hAnsi="Georgia"/>
-          <w:b w:val="false"/>
-          <w:bCs w:val="false"/>
-          <w:color w:val="2C2C2C"/>
-          <w:sz w:val="220"/>
-          <w:szCs w:val="220"/>
-        </w:rPr>
-        <w:t xml:space="preserve">Julia schaute mich an. Dann: „Das ist doch nicht dasselbe."</w:t>
+        <w:t>Ich denke an Julia, einundvierzig Jahre alt, die mir in unserer zweiten Sitzung sagte: „Ich glaube, Liebe bedeutet, dass man füreinander da ist. Egal was kommt. Egal wie viel es kostet.“</w:t>
+      </w:r>
+    </w:p>
+    <w:p>
+      <w:pPr>
+        <w:spacing w:after="120" w:before="0"/>
+        <w:jc w:val="both"/>
+      </w:pPr>
+      <w:r>
+        <w:rPr>
+          <w:rFonts w:ascii="Georgia" w:cs="Georgia" w:eastAsia="Georgia" w:hAnsi="Georgia"/>
+          <w:b w:val="false"/>
+          <w:bCs w:val="false"/>
+          <w:color w:val="2C2C2C"/>
+          <w:sz w:val="220"/>
+          <w:szCs w:val="220"/>
+        </w:rPr>
+        <w:t>Ich fragte: „Und wann bist du für dich da?“</w:t>
+      </w:r>
+    </w:p>
+    <w:p>
+      <w:pPr>
+        <w:spacing w:after="120" w:before="0"/>
+        <w:jc w:val="both"/>
+      </w:pPr>
+      <w:r>
+        <w:rPr>
+          <w:rFonts w:ascii="Georgia" w:cs="Georgia" w:eastAsia="Georgia" w:hAnsi="Georgia"/>
+          <w:b w:val="false"/>
+          <w:bCs w:val="false"/>
+          <w:color w:val="2C2C2C"/>
+          <w:sz w:val="220"/>
+          <w:szCs w:val="220"/>
+        </w:rPr>
+        <w:t>Julia schaute mich an. Dann: „Das ist doch nicht dasselbe.“</w:t>
       </w:r>
     </w:p>
     <w:p>
@@ -9175,7 +9175,7 @@
           <w:sz w:val="220"/>
           <w:szCs w:val="220"/>
         </w:rPr>
-        <w:t xml:space="preserve"> Manchmal tarnt sich Kontrolle als Liebe. „Ich sage das nur, weil mir etwas an dir liegt." „Wenn du mich liebst, würdest du..." „Ich mache mir solche Sorgen um dich", als Begründung dafür, Entscheidungen für dich zu treffen.</w:t>
+        <w:t xml:space="preserve"> Manchmal tarnt sich Kontrolle als Liebe. „Ich sage das nur, weil mir etwas an dir liegt.“ „Wenn du mich liebst, würdest du...“ „Ich mache mir solche Sorgen um dich“, als Begründung dafür, Entscheidungen für dich zu treffen.</w:t>
       </w:r>
     </w:p>
     <w:p>
@@ -9270,24 +9270,24 @@
           <w:sz w:val="220"/>
           <w:szCs w:val="220"/>
         </w:rPr>
-        <w:t xml:space="preserve"> Nicht die Version von dir, die alle brauchen. Nicht die Funktion, die du erfüllst. Sondern dich. Mit deinen Ecken und Kanten, deinen Bedürfnissen, deinen Schwächen, deinen Wünschen. Echte Liebe fragt „Wie geht es dir wirklich?", und wartet auf die ehrliche Antwort.</w:t>
-      </w:r>
-    </w:p>
-    <w:p>
-      <w:pPr>
-        <w:spacing w:after="120" w:before="0"/>
-        <w:jc w:val="both"/>
-      </w:pPr>
-      <w:r>
-        <w:rPr>
-          <w:rFonts w:ascii="Georgia" w:cs="Georgia" w:eastAsia="Georgia" w:hAnsi="Georgia"/>
-          <w:b w:val="false"/>
-          <w:bCs w:val="false"/>
-          <w:color w:val="2C2C2C"/>
-          <w:sz w:val="220"/>
-          <w:szCs w:val="220"/>
-        </w:rPr>
-        <w:t xml:space="preserve">Ich denke an Eva, dreiunddreissig Jahre alt. Eva hatte nach Jahren in einer erschöpfenden Beziehung eine neue Partnerschaft begonnen. Eines Abends kam sie zu mir und sagte, fast ungläubig: „Er hat gefragt, was ich mir für den Abend wünsche. Nicht: Was wollen wir essen, sondern was ich mir wünsche. Und dann hat er es gemacht."</w:t>
+        <w:t xml:space="preserve"> Nicht die Version von dir, die alle brauchen. Nicht die Funktion, die du erfüllst. Sondern dich. Mit deinen Ecken und Kanten, deinen Bedürfnissen, deinen Schwächen, deinen Wünschen. Echte Liebe fragt „Wie geht es dir wirklich?“, und wartet auf die ehrliche Antwort.</w:t>
+      </w:r>
+    </w:p>
+    <w:p>
+      <w:pPr>
+        <w:spacing w:after="120" w:before="0"/>
+        <w:jc w:val="both"/>
+      </w:pPr>
+      <w:r>
+        <w:rPr>
+          <w:rFonts w:ascii="Georgia" w:cs="Georgia" w:eastAsia="Georgia" w:hAnsi="Georgia"/>
+          <w:b w:val="false"/>
+          <w:bCs w:val="false"/>
+          <w:color w:val="2C2C2C"/>
+          <w:sz w:val="220"/>
+          <w:szCs w:val="220"/>
+        </w:rPr>
+        <w:t>Ich denke an Eva, dreiunddreissig Jahre alt. Eva hatte nach Jahren in einer erschöpfenden Beziehung eine neue Partnerschaft begonnen. Eines Abends kam sie zu mir und sagte, fast ungläubig: „Er hat gefragt, was ich mir für den Abend wünsche. Nicht: Was wollen wir essen, sondern was ich mir wünsche. Und dann hat er es gemacht.“</w:t>
       </w:r>
     </w:p>
     <w:p>
@@ -9321,7 +9321,7 @@
           <w:sz w:val="220"/>
           <w:szCs w:val="220"/>
         </w:rPr>
-        <w:t xml:space="preserve">Diese einfache Frage „Was wünschst du dir?" war für sie neu.</w:t>
+        <w:t>Diese einfache Frage „Was wünschst du dir?“ war für sie neu.</w:t>
       </w:r>
     </w:p>
     <w:p>
@@ -10151,7 +10151,7 @@
           <w:sz w:val="220"/>
           <w:szCs w:val="220"/>
         </w:rPr>
-        <w:t xml:space="preserve">Wenn ich Frauen frage „Was brauchst du?", bekomme ich fast immer eine von drei Antworten.</w:t>
+        <w:t>Wenn ich Frauen frage „Was brauchst du?“, bekomme ich fast immer eine von drei Antworten.</w:t>
       </w:r>
     </w:p>
     <w:p>
@@ -10260,7 +10260,7 @@
           <w:sz w:val="220"/>
           <w:szCs w:val="220"/>
         </w:rPr>
-        <w:t xml:space="preserve">Sabrina kam zu mir, weil sie nicht mehr weinte. Nicht weil sie glücklich war, sondern weil etwas in ihr zugemacht hatte. „Ich funktioniere," sagte sie. „Ich arbeite, ich koche, ich sehe Freunde, ich schlafe. Aber ich fühle nichts mehr dabei. Alles ist irgendwie... grau."</w:t>
+        <w:t>Sabrina kam zu mir, weil sie nicht mehr weinte. Nicht weil sie glücklich war, sondern weil etwas in ihr zugemacht hatte. „Ich funktioniere,“ sagte sie. „Ich arbeite, ich koche, ich sehe Freunde, ich schlafe. Aber ich fühle nichts mehr dabei. Alles ist irgendwie... grau.“</w:t>
       </w:r>
     </w:p>
     <w:p>
@@ -10722,7 +10722,7 @@
           <w:sz w:val="220"/>
           <w:szCs w:val="220"/>
         </w:rPr>
-        <w:t xml:space="preserve">Eine Frage, die ich meinen Klientinnen in dieser Phase gerne mitgebe: „Was hätte ich als Kind werden wollen, wenn niemand eine Meinung dazu gehabt hätte?"</w:t>
+        <w:t>Eine Frage, die ich meinen Klientinnen in dieser Phase gerne mitgebe: „Was hätte ich als Kind werden wollen, wenn niemand eine Meinung dazu gehabt hätte?“</w:t>
       </w:r>
     </w:p>
     <w:p>
@@ -10840,7 +10840,7 @@
           <w:sz w:val="220"/>
           <w:szCs w:val="220"/>
         </w:rPr>
-        <w:t xml:space="preserve">Wahrscheinlich würdest du sagen: „Das ist nicht schlimm. Das passiert. Du bist auf dem Weg. Ich bin trotzdem bei dir."</w:t>
+        <w:t>Wahrscheinlich würdest du sagen: „Das ist nicht schlimm. Das passiert. Du bist auf dem Weg. Ich bin trotzdem bei dir.“</w:t>
       </w:r>
     </w:p>
     <w:p>
@@ -11136,7 +11136,7 @@
           <w:sz w:val="220"/>
           <w:szCs w:val="220"/>
         </w:rPr>
-        <w:t xml:space="preserve">Ich kenne eine Frau, ich nenne sie Magda, die mir einmal sagte: „Ich übe das Nein-Sagen seit zwei Jahren. Aber jedes Mal, wenn ich es tue, kommt dieses Gefühl. Dieses nagende, würgende Schuldgefühl. Wann hört das auf?"</w:t>
+        <w:t>Ich kenne eine Frau, ich nenne sie Magda, die mir einmal sagte: „Ich übe das Nein-Sagen seit zwei Jahren. Aber jedes Mal, wenn ich es tue, kommt dieses Gefühl. Dieses nagende, würgende Schuldgefühl. Wann hört das auf?“</w:t>
       </w:r>
     </w:p>
     <w:p>
@@ -11204,24 +11204,24 @@
           <w:sz w:val="220"/>
           <w:szCs w:val="220"/>
         </w:rPr>
-        <w:t xml:space="preserve">Ihr erstes Nein war klein. Eine Freundin bat sie, am Samstagabend anzurufen und stundenlang zuzuhören. Magda sagte: „Heute Abend geht das nicht. Ich melde mich morgen Nachmittag."</w:t>
-      </w:r>
-    </w:p>
-    <w:p>
-      <w:pPr>
-        <w:spacing w:after="120" w:before="0"/>
-        <w:jc w:val="both"/>
-      </w:pPr>
-      <w:r>
-        <w:rPr>
-          <w:rFonts w:ascii="Georgia" w:cs="Georgia" w:eastAsia="Georgia" w:hAnsi="Georgia"/>
-          <w:b w:val="false"/>
-          <w:bCs w:val="false"/>
-          <w:color w:val="2C2C2C"/>
-          <w:sz w:val="220"/>
-          <w:szCs w:val="220"/>
-        </w:rPr>
-        <w:t xml:space="preserve">Die Freundin war kurz still. Dann sagte sie: „Okay." Und das war es.</w:t>
+        <w:t>Ihr erstes Nein war klein. Eine Freundin bat sie, am Samstagabend anzurufen und stundenlang zuzuhören. Magda sagte: „Heute Abend geht das nicht. Ich melde mich morgen Nachmittag.“</w:t>
+      </w:r>
+    </w:p>
+    <w:p>
+      <w:pPr>
+        <w:spacing w:after="120" w:before="0"/>
+        <w:jc w:val="both"/>
+      </w:pPr>
+      <w:r>
+        <w:rPr>
+          <w:rFonts w:ascii="Georgia" w:cs="Georgia" w:eastAsia="Georgia" w:hAnsi="Georgia"/>
+          <w:b w:val="false"/>
+          <w:bCs w:val="false"/>
+          <w:color w:val="2C2C2C"/>
+          <w:sz w:val="220"/>
+          <w:szCs w:val="220"/>
+        </w:rPr>
+        <w:t>Die Freundin war kurz still. Dann sagte sie: „Okay.“ Und das war es.</w:t>
       </w:r>
     </w:p>
     <w:p>
@@ -11548,7 +11548,7 @@
           <w:sz w:val="220"/>
           <w:szCs w:val="220"/>
         </w:rPr>
-        <w:t xml:space="preserve">Das fühlt sich für viele Frauen unmöglich an, als wäre ein unbegründetes Nein respektlos, als müsstest du der anderen Person beweisen, dass du einen guten Grund hast. Aber je mehr du begründest, desto mehr lädst du den anderen ein, die Begründung zu widerlegen. Und das passiert. „Du könntest aber doch..." „Das ist kein wirklicher Grund..." „Ich dachte, wir sind Freundinnen..."</w:t>
+        <w:t>Das fühlt sich für viele Frauen unmöglich an, als wäre ein unbegründetes Nein respektlos, als müsstest du der anderen Person beweisen, dass du einen guten Grund hast. Aber je mehr du begründest, desto mehr lädst du den anderen ein, die Begründung zu widerlegen. Und das passiert. „Du könntest aber doch...“ „Das ist kein wirklicher Grund...“ „Ich dachte, wir sind Freundinnen...“</w:t>
       </w:r>
     </w:p>
     <w:p>
@@ -11792,7 +11792,7 @@
           <w:sz w:val="220"/>
           <w:szCs w:val="220"/>
         </w:rPr>
-        <w:t xml:space="preserve">Kein „Leider". Kein „Es tut mir so leid". Kein dreiseitiger Brief, der erklärt, warum du heute Abend nicht helfen kannst.</w:t>
+        <w:t>Kein „Leider“. Kein „Es tut mir so leid“. Kein dreiseitiger Brief, der erklärt, warum du heute Abend nicht helfen kannst.</w:t>
       </w:r>
     </w:p>
     <w:p>
@@ -11910,24 +11910,24 @@
           <w:sz w:val="220"/>
           <w:szCs w:val="220"/>
         </w:rPr>
-        <w:t xml:space="preserve">Eines Abends, nach einem Anruf um elf Uhr nachts wegen eines Streits, der sich nach einer Stunde nicht aufgelöst hatte, sagte Hanna: „Ich muss jetzt schlafen. Wir reden morgen weiter."</w:t>
-      </w:r>
-    </w:p>
-    <w:p>
-      <w:pPr>
-        <w:spacing w:after="120" w:before="0"/>
-        <w:jc w:val="both"/>
-      </w:pPr>
-      <w:r>
-        <w:rPr>
-          <w:rFonts w:ascii="Georgia" w:cs="Georgia" w:eastAsia="Georgia" w:hAnsi="Georgia"/>
-          <w:b w:val="false"/>
-          <w:bCs w:val="false"/>
-          <w:color w:val="2C2C2C"/>
-          <w:sz w:val="220"/>
-          <w:szCs w:val="220"/>
-        </w:rPr>
-        <w:t xml:space="preserve">Die Freundin war kurz still. Dann: „Ja. Du hast Recht. Gute Nacht."</w:t>
+        <w:t>Eines Abends, nach einem Anruf um elf Uhr nachts wegen eines Streits, der sich nach einer Stunde nicht aufgelöst hatte, sagte Hanna: „Ich muss jetzt schlafen. Wir reden morgen weiter.“</w:t>
+      </w:r>
+    </w:p>
+    <w:p>
+      <w:pPr>
+        <w:spacing w:after="120" w:before="0"/>
+        <w:jc w:val="both"/>
+      </w:pPr>
+      <w:r>
+        <w:rPr>
+          <w:rFonts w:ascii="Georgia" w:cs="Georgia" w:eastAsia="Georgia" w:hAnsi="Georgia"/>
+          <w:b w:val="false"/>
+          <w:bCs w:val="false"/>
+          <w:color w:val="2C2C2C"/>
+          <w:sz w:val="220"/>
+          <w:szCs w:val="220"/>
+        </w:rPr>
+        <w:t>Die Freundin war kurz still. Dann: „Ja. Du hast Recht. Gute Nacht.“</w:t>
       </w:r>
     </w:p>
     <w:p>
@@ -12074,7 +12074,7 @@
           <w:sz w:val="220"/>
           <w:szCs w:val="220"/>
         </w:rPr>
-        <w:t xml:space="preserve"> „Ich schau, wie mein Tag aussieht, und melde mich." Das ist kein Nein. Aber es ist keine automatische Zusage. Es gibt dir Raum.</w:t>
+        <w:t xml:space="preserve"> „Ich schau, wie mein Tag aussieht, und melde mich.“ Das ist kein Nein. Aber es ist keine automatische Zusage. Es gibt dir Raum.</w:t>
       </w:r>
     </w:p>
     <w:p>
@@ -12102,7 +12102,7 @@
           <w:sz w:val="220"/>
           <w:szCs w:val="220"/>
         </w:rPr>
-        <w:t xml:space="preserve"> Für kleine, risikoarme Situationen. Eine Bitte im Alltag, eine Anfrage, die du ablehnen kannst. „Nein, das passt mir nicht." Und dann, und das ist die eigentliche Übung, stillhalten.</w:t>
+        <w:t xml:space="preserve"> Für kleine, risikoarme Situationen. Eine Bitte im Alltag, eine Anfrage, die du ablehnen kannst. „Nein, das passt mir nicht.“ Und dann, und das ist die eigentliche Übung, stillhalten.</w:t>
       </w:r>
     </w:p>
     <w:p>
@@ -12466,24 +12466,24 @@
           <w:sz w:val="220"/>
           <w:szCs w:val="220"/>
         </w:rPr>
-        <w:t xml:space="preserve">Ihr Mann reagierte anfangs mit Irritation. „Was ist los mit dir?" Er war verwirrt. Er kannte diese Christine nicht.</w:t>
-      </w:r>
-    </w:p>
-    <w:p>
-      <w:pPr>
-        <w:spacing w:after="120" w:before="0"/>
-        <w:jc w:val="both"/>
-      </w:pPr>
-      <w:r>
-        <w:rPr>
-          <w:rFonts w:ascii="Georgia" w:cs="Georgia" w:eastAsia="Georgia" w:hAnsi="Georgia"/>
-          <w:b w:val="false"/>
-          <w:bCs w:val="false"/>
-          <w:color w:val="2C2C2C"/>
-          <w:sz w:val="220"/>
-          <w:szCs w:val="220"/>
-        </w:rPr>
-        <w:t xml:space="preserve">Christine sagte mir: „Ich hatte Angst, dass er mich nicht mehr liebt, wenn ich nicht mehr die bin, die sich immer anpasst. Aber dann ist etwas Merkwürdiges passiert. Er wurde langsam... neugierig auf mich. Als wäre ich eine Person geworden, die er neu entdeckt. Wir haben das erste Mal seit Jahren wirklich über uns geredet. Nicht über Kinder und Alltag. Über uns."</w:t>
+        <w:t>Ihr Mann reagierte anfangs mit Irritation. „Was ist los mit dir?“ Er war verwirrt. Er kannte diese Christine nicht.</w:t>
+      </w:r>
+    </w:p>
+    <w:p>
+      <w:pPr>
+        <w:spacing w:after="120" w:before="0"/>
+        <w:jc w:val="both"/>
+      </w:pPr>
+      <w:r>
+        <w:rPr>
+          <w:rFonts w:ascii="Georgia" w:cs="Georgia" w:eastAsia="Georgia" w:hAnsi="Georgia"/>
+          <w:b w:val="false"/>
+          <w:bCs w:val="false"/>
+          <w:color w:val="2C2C2C"/>
+          <w:sz w:val="220"/>
+          <w:szCs w:val="220"/>
+        </w:rPr>
+        <w:t>Christine sagte mir: „Ich hatte Angst, dass er mich nicht mehr liebt, wenn ich nicht mehr die bin, die sich immer anpasst. Aber dann ist etwas Merkwürdiges passiert. Er wurde langsam... neugierig auf mich. Als wäre ich eine Person geworden, die er neu entdeckt. Wir haben das erste Mal seit Jahren wirklich über uns geredet. Nicht über Kinder und Alltag. Über uns.“</w:t>
       </w:r>
     </w:p>
     <w:p>
@@ -12589,7 +12589,7 @@
           <w:sz w:val="220"/>
           <w:szCs w:val="220"/>
         </w:rPr>
-        <w:t xml:space="preserve"> Der andere will die Dynamik zurück, die er kannte. Er drückt, zieht, reagiert mit Methoden, die früher bei dir funktioniert haben: Schuldgefühle, emotionaler Rückzug, Vorwürfe. „Du bist so kalt geworden." „Ich erkenne dich nicht mehr." „Was habe ich dir getan, dass du plötzlich so bist?"</w:t>
+        <w:t xml:space="preserve"> Der andere will die Dynamik zurück, die er kannte. Er drückt, zieht, reagiert mit Methoden, die früher bei dir funktioniert haben: Schuldgefühle, emotionaler Rückzug, Vorwürfe. „Du bist so kalt geworden.“ „Ich erkenne dich nicht mehr.“ „Was habe ich dir getan, dass du plötzlich so bist?“</w:t>
       </w:r>
     </w:p>
     <w:p>
@@ -12634,7 +12634,7 @@
           <w:sz w:val="220"/>
           <w:szCs w:val="220"/>
         </w:rPr>
-        <w:t xml:space="preserve"> Manche Beziehungen halten dem Wandel nicht stand. Weil sie ausschliesslich auf deiner Funktion gebaut waren. Weil die andere Person nur will, dass du wieder „normal" wirst. Weil kein echtes Fundament darunter liegt.</w:t>
+        <w:t xml:space="preserve"> Manche Beziehungen halten dem Wandel nicht stand. Weil sie ausschliesslich auf deiner Funktion gebaut waren. Weil die andere Person nur will, dass du wieder „normal“ wirst. Weil kein echtes Fundament darunter liegt.</w:t>
       </w:r>
     </w:p>
     <w:p>
@@ -12718,7 +12718,7 @@
           <w:sz w:val="220"/>
           <w:szCs w:val="220"/>
         </w:rPr>
-        <w:t xml:space="preserve">Sondern Ehrlichkeit: „Ich merke, dass ich mich in unserer Beziehung oft leer fühle. Ich brauche mehr Gegenseitigkeit. Ich brauche, dass du manchmal fragst, wie es mir geht. Ich brauche, dass ich auch Nein sagen darf, und dass du das akzeptierst."</w:t>
+        <w:t>Sondern Ehrlichkeit: „Ich merke, dass ich mich in unserer Beziehung oft leer fühle. Ich brauche mehr Gegenseitigkeit. Ich brauche, dass du manchmal fragst, wie es mir geht. Ich brauche, dass ich auch Nein sagen darf, und dass du das akzeptierst.“</w:t>
       </w:r>
     </w:p>
     <w:p>
@@ -13062,7 +13062,7 @@
           <w:sz w:val="220"/>
           <w:szCs w:val="220"/>
         </w:rPr>
-        <w:t xml:space="preserve">Eine Frau, die ich über eineinhalb Jahre begleitete, ich nenne sie Theresa, beschrieb es so: „Es war nicht ein grosses Ereignis. Es war ein Morgen, an dem ich aufgewacht bin und gedacht habe: Ich habe keine Kraft mehr, gegen das anzukämpfen, was ich weiss."</w:t>
+        <w:t>Eine Frau, die ich über eineinhalb Jahre begleitete, ich nenne sie Theresa, beschrieb es so: „Es war nicht ein grosses Ereignis. Es war ein Morgen, an dem ich aufgewacht bin und gedacht habe: Ich habe keine Kraft mehr, gegen das anzukämpfen, was ich weiss.“</w:t>
       </w:r>
     </w:p>
     <w:p>
@@ -13637,24 +13637,24 @@
           <w:sz w:val="220"/>
           <w:szCs w:val="220"/>
         </w:rPr>
-        <w:t xml:space="preserve">Ich fragte sie: „Und wenn er nach Hause kommt und gute Laune hat, wem schreibst du das zu?"</w:t>
-      </w:r>
-    </w:p>
-    <w:p>
-      <w:pPr>
-        <w:spacing w:after="120" w:before="0"/>
-        <w:jc w:val="both"/>
-      </w:pPr>
-      <w:r>
-        <w:rPr>
-          <w:rFonts w:ascii="Georgia" w:cs="Georgia" w:eastAsia="Georgia" w:hAnsi="Georgia"/>
-          <w:b w:val="false"/>
-          <w:bCs w:val="false"/>
-          <w:color w:val="2C2C2C"/>
-          <w:sz w:val="220"/>
-          <w:szCs w:val="220"/>
-        </w:rPr>
-        <w:t xml:space="preserve">Brigitte dachte nach. „Ihm. Seinen Freunden. Dem, was in der Schule passiert ist."</w:t>
+        <w:t>Ich fragte sie: „Und wenn er nach Hause kommt und gute Laune hat, wem schreibst du das zu?“</w:t>
+      </w:r>
+    </w:p>
+    <w:p>
+      <w:pPr>
+        <w:spacing w:after="120" w:before="0"/>
+        <w:jc w:val="both"/>
+      </w:pPr>
+      <w:r>
+        <w:rPr>
+          <w:rFonts w:ascii="Georgia" w:cs="Georgia" w:eastAsia="Georgia" w:hAnsi="Georgia"/>
+          <w:b w:val="false"/>
+          <w:bCs w:val="false"/>
+          <w:color w:val="2C2C2C"/>
+          <w:sz w:val="220"/>
+          <w:szCs w:val="220"/>
+        </w:rPr>
+        <w:t>Brigitte dachte nach. „Ihm. Seinen Freunden. Dem, was in der Schule passiert ist.“</w:t>
       </w:r>
     </w:p>
     <w:p>
@@ -14056,24 +14056,24 @@
           <w:sz w:val="220"/>
           <w:szCs w:val="220"/>
         </w:rPr>
-        <w:t xml:space="preserve">Ich verstand das. Und ich stellte die Frage trotzdem: „Gibt es ihr Raum, sich selbst zu helfen?"</w:t>
-      </w:r>
-    </w:p>
-    <w:p>
-      <w:pPr>
-        <w:spacing w:after="120" w:before="0"/>
-        <w:jc w:val="both"/>
-      </w:pPr>
-      <w:r>
-        <w:rPr>
-          <w:rFonts w:ascii="Georgia" w:cs="Georgia" w:eastAsia="Georgia" w:hAnsi="Georgia"/>
-          <w:b w:val="false"/>
-          <w:bCs w:val="false"/>
-          <w:color w:val="2C2C2C"/>
-          <w:sz w:val="220"/>
-          <w:szCs w:val="220"/>
-        </w:rPr>
-        <w:t xml:space="preserve">Nina schwieg lange. „Nein. Wahrscheinlich nicht. Weil ich immer da bin."</w:t>
+        <w:t>Ich verstand das. Und ich stellte die Frage trotzdem: „Gibt es ihr Raum, sich selbst zu helfen?“</w:t>
+      </w:r>
+    </w:p>
+    <w:p>
+      <w:pPr>
+        <w:spacing w:after="120" w:before="0"/>
+        <w:jc w:val="both"/>
+      </w:pPr>
+      <w:r>
+        <w:rPr>
+          <w:rFonts w:ascii="Georgia" w:cs="Georgia" w:eastAsia="Georgia" w:hAnsi="Georgia"/>
+          <w:b w:val="false"/>
+          <w:bCs w:val="false"/>
+          <w:color w:val="2C2C2C"/>
+          <w:sz w:val="220"/>
+          <w:szCs w:val="220"/>
+        </w:rPr>
+        <w:t>Nina schwieg lange. „Nein. Wahrscheinlich nicht. Weil ich immer da bin.“</w:t>
       </w:r>
     </w:p>
     <w:p>
@@ -14782,41 +14782,41 @@
           <w:sz w:val="220"/>
           <w:szCs w:val="220"/>
         </w:rPr>
-        <w:t xml:space="preserve">Bettina kam wegen ihres Partners zu mir. Sie sagte: „Er macht eigentlich nichts falsch. Aber wenn er abends müde ist und wenig spricht, bekomme ich Angst. Ich fange an zu überlegen, was ich falsch gemacht habe. Ich werde unruhig, mache Dinge, um ihn aufzuheitern. Manchmal weine ich heimlich, ohne genau zu wissen warum."</w:t>
-      </w:r>
-    </w:p>
-    <w:p>
-      <w:pPr>
-        <w:spacing w:after="120" w:before="0"/>
-        <w:jc w:val="both"/>
-      </w:pPr>
-      <w:r>
-        <w:rPr>
-          <w:rFonts w:ascii="Georgia" w:cs="Georgia" w:eastAsia="Georgia" w:hAnsi="Georgia"/>
-          <w:b w:val="false"/>
-          <w:bCs w:val="false"/>
-          <w:color w:val="2C2C2C"/>
-          <w:sz w:val="220"/>
-          <w:szCs w:val="220"/>
-        </w:rPr>
-        <w:t xml:space="preserve">Ich fragte sie: „Wie war das bei deinem Vater? Wenn er abends müde war?"</w:t>
-      </w:r>
-    </w:p>
-    <w:p>
-      <w:pPr>
-        <w:spacing w:after="120" w:before="0"/>
-        <w:jc w:val="both"/>
-      </w:pPr>
-      <w:r>
-        <w:rPr>
-          <w:rFonts w:ascii="Georgia" w:cs="Georgia" w:eastAsia="Georgia" w:hAnsi="Georgia"/>
-          <w:b w:val="false"/>
-          <w:bCs w:val="false"/>
-          <w:color w:val="2C2C2C"/>
-          <w:sz w:val="220"/>
-          <w:szCs w:val="220"/>
-        </w:rPr>
-        <w:t xml:space="preserve">Bettina schwieg lange. Dann sagte sie: „Er hat uns dann nicht beachtet. Er war einfach nicht da, auch wenn er körperlich im Raum war. Als Kind habe ich immer versucht, ihn aufzuheitern. Damit er wieder da ist."</w:t>
+        <w:t>Bettina kam wegen ihres Partners zu mir. Sie sagte: „Er macht eigentlich nichts falsch. Aber wenn er abends müde ist und wenig spricht, bekomme ich Angst. Ich fange an zu überlegen, was ich falsch gemacht habe. Ich werde unruhig, mache Dinge, um ihn aufzuheitern. Manchmal weine ich heimlich, ohne genau zu wissen warum.“</w:t>
+      </w:r>
+    </w:p>
+    <w:p>
+      <w:pPr>
+        <w:spacing w:after="120" w:before="0"/>
+        <w:jc w:val="both"/>
+      </w:pPr>
+      <w:r>
+        <w:rPr>
+          <w:rFonts w:ascii="Georgia" w:cs="Georgia" w:eastAsia="Georgia" w:hAnsi="Georgia"/>
+          <w:b w:val="false"/>
+          <w:bCs w:val="false"/>
+          <w:color w:val="2C2C2C"/>
+          <w:sz w:val="220"/>
+          <w:szCs w:val="220"/>
+        </w:rPr>
+        <w:t>Ich fragte sie: „Wie war das bei deinem Vater? Wenn er abends müde war?“</w:t>
+      </w:r>
+    </w:p>
+    <w:p>
+      <w:pPr>
+        <w:spacing w:after="120" w:before="0"/>
+        <w:jc w:val="both"/>
+      </w:pPr>
+      <w:r>
+        <w:rPr>
+          <w:rFonts w:ascii="Georgia" w:cs="Georgia" w:eastAsia="Georgia" w:hAnsi="Georgia"/>
+          <w:b w:val="false"/>
+          <w:bCs w:val="false"/>
+          <w:color w:val="2C2C2C"/>
+          <w:sz w:val="220"/>
+          <w:szCs w:val="220"/>
+        </w:rPr>
+        <w:t>Bettina schwieg lange. Dann sagte sie: „Er hat uns dann nicht beachtet. Er war einfach nicht da, auch wenn er körperlich im Raum war. Als Kind habe ich immer versucht, ihn aufzuheitern. Damit er wieder da ist.“</w:t>
       </w:r>
     </w:p>
     <w:p>
@@ -15009,24 +15009,24 @@
           <w:sz w:val="220"/>
           <w:szCs w:val="220"/>
         </w:rPr>
-        <w:t xml:space="preserve">Sie kam zu mir wegen chronischer Kopfschmerzen, die keine körperliche Ursache hatten. Und wegen eines Gefühls, das sie nicht benennen konnte: „Ich fühle mich immer irgendwie auf Abruf. Als wäre ich nie wirklich zu Hause in mir selbst."</w:t>
-      </w:r>
-    </w:p>
-    <w:p>
-      <w:pPr>
-        <w:spacing w:after="120" w:before="0"/>
-        <w:jc w:val="both"/>
-      </w:pPr>
-      <w:r>
-        <w:rPr>
-          <w:rFonts w:ascii="Georgia" w:cs="Georgia" w:eastAsia="Georgia" w:hAnsi="Georgia"/>
-          <w:b w:val="false"/>
-          <w:bCs w:val="false"/>
-          <w:color w:val="2C2C2C"/>
-          <w:sz w:val="220"/>
-          <w:szCs w:val="220"/>
-        </w:rPr>
-        <w:t xml:space="preserve">Im Verlauf unserer Arbeit fragte ich sie, was passierte, wenn als Kind Streit ausbrach. Joana wurde sehr still. Dann: „Ich bin immer in mein Zimmer gegangen und habe die Tür geschlossen. Aber ich konnte nicht schlafen, bis es wieder ruhig war. Und dann bin ich rausgegangen und habe versucht, alle zu beruhigen."</w:t>
+        <w:t>Sie kam zu mir wegen chronischer Kopfschmerzen, die keine körperliche Ursache hatten. Und wegen eines Gefühls, das sie nicht benennen konnte: „Ich fühle mich immer irgendwie auf Abruf. Als wäre ich nie wirklich zu Hause in mir selbst.“</w:t>
+      </w:r>
+    </w:p>
+    <w:p>
+      <w:pPr>
+        <w:spacing w:after="120" w:before="0"/>
+        <w:jc w:val="both"/>
+      </w:pPr>
+      <w:r>
+        <w:rPr>
+          <w:rFonts w:ascii="Georgia" w:cs="Georgia" w:eastAsia="Georgia" w:hAnsi="Georgia"/>
+          <w:b w:val="false"/>
+          <w:bCs w:val="false"/>
+          <w:color w:val="2C2C2C"/>
+          <w:sz w:val="220"/>
+          <w:szCs w:val="220"/>
+        </w:rPr>
+        <w:t>Im Verlauf unserer Arbeit fragte ich sie, was passierte, wenn als Kind Streit ausbrach. Joana wurde sehr still. Dann: „Ich bin immer in mein Zimmer gegangen und habe die Tür geschlossen. Aber ich konnte nicht schlafen, bis es wieder ruhig war. Und dann bin ich rausgegangen und habe versucht, alle zu beruhigen.“</w:t>
       </w:r>
     </w:p>
     <w:p>
@@ -15279,7 +15279,7 @@
           <w:sz w:val="220"/>
           <w:szCs w:val="220"/>
         </w:rPr>
-        <w:t>Bettina beschrieb mir später, wie sie begann, das zu unterscheiden. „Wenn ich dieses ganz bestimmte Angstgefühl spüre, das Zucken in der Brust, dann frage ich mich jetzt zuerst: Bin ich gerade bei mir, oder bin ich bei der Siebenjährigen?" Sie lachte etwas verlegen. „Klingt seltsam. Aber es funktioniert."</w:t>
+        <w:t>Bettina beschrieb mir später, wie sie begann, das zu unterscheiden. „Wenn ich dieses ganz bestimmte Angstgefühl spüre, das Zucken in der Brust, dann frage ich mich jetzt zuerst: Bin ich gerade bei mir, oder bin ich bei der Siebenjährigen?“ Sie lachte etwas verlegen. „Klingt seltsam. Aber es funktioniert.“</w:t>
       </w:r>
     </w:p>
     <w:p>
@@ -15583,7 +15583,7 @@
           <w:sz w:val="220"/>
           <w:szCs w:val="220"/>
         </w:rPr>
-        <w:t xml:space="preserve">Sie brauchte eine lange Weile. Dann sagte sie sehr leise: „Du musst das nicht reparieren. Du darfst einfach ein Kind sein."</w:t>
+        <w:t>Sie brauchte eine lange Weile. Dann sagte sie sehr leise: „Du musst das nicht reparieren. Du darfst einfach ein Kind sein.“</w:t>
       </w:r>
     </w:p>
     <w:p>
@@ -16224,7 +16224,7 @@
           <w:sz w:val="220"/>
           <w:szCs w:val="220"/>
         </w:rPr>
-        <w:t xml:space="preserve">Das bedeutet: Deine Gefühle werden entweder ignoriert, kleingemacht oder gegen dich verwendet. Wenn du sagst „Das hat mir wehgetan", kommt nicht Verständnis, sondern eine Gegenfrage: „Warum bist du immer so empfindlich?" Oder Schweigen. Oder eine Geschichte, warum du eigentlich diejenige bist, die Schuld hat.</w:t>
+        <w:t>Das bedeutet: Deine Gefühle werden entweder ignoriert, kleingemacht oder gegen dich verwendet. Wenn du sagst „Das hat mir wehgetan“, kommt nicht Verständnis, sondern eine Gegenfrage: „Warum bist du immer so empfindlich?“ Oder Schweigen. Oder eine Geschichte, warum du eigentlich diejenige bist, die Schuld hat.</w:t>
       </w:r>
     </w:p>
     <w:p>
@@ -16313,7 +16313,7 @@
           <w:sz w:val="220"/>
           <w:szCs w:val="220"/>
         </w:rPr>
-        <w:t xml:space="preserve"> Erinnerungen werden umgedeutet. „Das habe ich nie gesagt." „Das bildest du dir ein." „Du übertreibst immer." „Dein Gedächtnis ist wirklich schlecht geworden." Du beginnst, deiner eigenen Wahrnehmung zu misstrauen. Du führst innerlich Protokoll, weil du nicht mehr sicher bist, was wirklich passiert ist.</w:t>
+        <w:t xml:space="preserve"> Erinnerungen werden umgedeutet. „Das habe ich nie gesagt.“ „Das bildest du dir ein.“ „Du übertreibst immer.“ „Dein Gedächtnis ist wirklich schlecht geworden.“ Du beginnst, deiner eigenen Wahrnehmung zu misstrauen. Du führst innerlich Protokoll, weil du nicht mehr sicher bist, was wirklich passiert ist.</w:t>
       </w:r>
     </w:p>
     <w:p>
@@ -16369,7 +16369,7 @@
           <w:sz w:val="220"/>
           <w:szCs w:val="220"/>
         </w:rPr>
-        <w:t xml:space="preserve"> Wenn du etwas brauchst, wird das als Anspruch definiert. Als Schwäche. Als Belastung. „Du hast immer Probleme." „Es reicht dir nie." „Andere Frauen wären froh um das, was ich dir gebe." Du hörst auf, Bedürfnisse zu äussern, weil es sich nicht lohnt. Weil du Angst hast vor der Reaktion.</w:t>
+        <w:t xml:space="preserve"> Wenn du etwas brauchst, wird das als Anspruch definiert. Als Schwäche. Als Belastung. „Du hast immer Probleme.“ „Es reicht dir nie.“ „Andere Frauen wären froh um das, was ich dir gebe.“ Du hörst auf, Bedürfnisse zu äussern, weil es sich nicht lohnt. Weil du Angst hast vor der Reaktion.</w:t>
       </w:r>
     </w:p>
     <w:p>
@@ -16425,7 +16425,7 @@
           <w:sz w:val="220"/>
           <w:szCs w:val="220"/>
         </w:rPr>
-        <w:t xml:space="preserve"> Wenn du eine Grenze setzt, kommt Wut. Oder tagelanges Schweigen. Oder Schuldgefühle, die du danach trägst: „Ich mache mir solche Sorgen um uns." „Ich wusste, dass du dich veränderst." Die Grenze wird so teuer gemacht, dass du aufhörst, sie zu setzen. Das ist kein Zufall. Das ist Absicht, auch wenn der andere das vielleicht nicht bewusst plant.</w:t>
+        <w:t xml:space="preserve"> Wenn du eine Grenze setzt, kommt Wut. Oder tagelanges Schweigen. Oder Schuldgefühle, die du danach trägst: „Ich mache mir solche Sorgen um uns.“ „Ich wusste, dass du dich veränderst.“ Die Grenze wird so teuer gemacht, dass du aufhörst, sie zu setzen. Das ist kein Zufall. Das ist Absicht, auch wenn der andere das vielleicht nicht bewusst plant.</w:t>
       </w:r>
     </w:p>
     <w:p>
@@ -16453,7 +16453,7 @@
           <w:sz w:val="220"/>
           <w:szCs w:val="220"/>
         </w:rPr>
-        <w:t xml:space="preserve"> Du bist nie gut genug. Es gibt immer jemanden, der mehr gibt, weniger erwartet, dankbarer ist. „Michaelas Mann macht das für sie." „Früher warst du nicht so." Diese Vergleiche dienen dazu, dich in Dauerbewerbungsmodus zu halten. Immer ein bisschen besser werden. Immer ein bisschen mehr geben.</w:t>
+        <w:t xml:space="preserve"> Du bist nie gut genug. Es gibt immer jemanden, der mehr gibt, weniger erwartet, dankbarer ist. „Michaelas Mann macht das für sie.“ „Früher warst du nicht so.“ Diese Vergleiche dienen dazu, dich in Dauerbewerbungsmodus zu halten. Immer ein bisschen besser werden. Immer ein bisschen mehr geben.</w:t>
       </w:r>
     </w:p>
     <w:p>
@@ -16520,7 +16520,7 @@
           <w:sz w:val="220"/>
           <w:szCs w:val="220"/>
         </w:rPr>
-        <w:t xml:space="preserve">In ihrer Beziehung erlebte sie etwas anderes. Wenn sie ein Problem ansprach, sagte er: „Du hast eben immer Probleme." Wenn sie weinte, verliess er den Raum mit den Worten: „Ich kann das nicht." Wenn sie sich beschwerte, hörte sie am nächsten Tag Sätze wie: „Ich mache so viel für dich, und du siehst das nie."</w:t>
+        <w:t>In ihrer Beziehung erlebte sie etwas anderes. Wenn sie ein Problem ansprach, sagte er: „Du hast eben immer Probleme.“ Wenn sie weinte, verliess er den Raum mit den Worten: „Ich kann das nicht.“ Wenn sie sich beschwerte, hörte sie am nächsten Tag Sätze wie: „Ich mache so viel für dich, und du siehst das nie.“</w:t>
       </w:r>
     </w:p>
     <w:p>
@@ -16629,7 +16629,7 @@
           <w:sz w:val="220"/>
           <w:szCs w:val="220"/>
         </w:rPr>
-        <w:t xml:space="preserve">Ich fragte sie: „Was hat sich verändert auf seiner Seite?"</w:t>
+        <w:t>Ich fragte sie: „Was hat sich verändert auf seiner Seite?“</w:t>
       </w:r>
     </w:p>
     <w:p>
@@ -17073,7 +17073,7 @@
           <w:sz w:val="220"/>
           <w:szCs w:val="220"/>
         </w:rPr>
-        <w:t xml:space="preserve">Sie dachte nach. „Seit ich ihn kenne, glaube ich."</w:t>
+        <w:t>Sie dachte nach. „Seit ich ihn kenne, glaube ich.“</w:t>
       </w:r>
     </w:p>
     <w:p>
@@ -17156,7 +17156,7 @@
           <w:sz w:val="220"/>
           <w:szCs w:val="220"/>
         </w:rPr>
-        <w:t xml:space="preserve">Nicht: „Aber vielleicht übertreibe ich." Nicht: „Er meint es sicher nicht so." Sondern: Ich spüre das. Das ist real.</w:t>
+        <w:t>Nicht: „Aber vielleicht übertreibe ich.“ Nicht: „Er meint es sicher nicht so.“ Sondern: Ich spüre das. Das ist real.</w:t>
       </w:r>
     </w:p>
     <w:p>
@@ -18023,24 +18023,24 @@
           <w:sz w:val="220"/>
           <w:szCs w:val="220"/>
         </w:rPr>
-        <w:t xml:space="preserve">Claudia sagte mir: „Ich habe meinem Mann nie gesagt, dass ich mir wünsche, dass er manchmal fragt, wie mein Tag war. Ich dachte immer, das müsste er von selbst wissen. Und dann war ich jeden Abend beleidigt, weil er nicht fragte."</w:t>
-      </w:r>
-    </w:p>
-    <w:p>
-      <w:pPr>
-        <w:spacing w:after="120" w:before="0"/>
-        <w:jc w:val="both"/>
-      </w:pPr>
-      <w:r>
-        <w:rPr>
-          <w:rFonts w:ascii="Georgia" w:cs="Georgia" w:eastAsia="Georgia" w:hAnsi="Georgia"/>
-          <w:b w:val="false"/>
-          <w:bCs w:val="false"/>
-          <w:color w:val="2C2C2C"/>
-          <w:sz w:val="220"/>
-          <w:szCs w:val="220"/>
-        </w:rPr>
-        <w:t xml:space="preserve">Ich fragte sie: „Hast du ihn je direkt darum gebeten?"</w:t>
+        <w:t>Claudia sagte mir: „Ich habe meinem Mann nie gesagt, dass ich mir wünsche, dass er manchmal fragt, wie mein Tag war. Ich dachte immer, das müsste er von selbst wissen. Und dann war ich jeden Abend beleidigt, weil er nicht fragte.“</w:t>
+      </w:r>
+    </w:p>
+    <w:p>
+      <w:pPr>
+        <w:spacing w:after="120" w:before="0"/>
+        <w:jc w:val="both"/>
+      </w:pPr>
+      <w:r>
+        <w:rPr>
+          <w:rFonts w:ascii="Georgia" w:cs="Georgia" w:eastAsia="Georgia" w:hAnsi="Georgia"/>
+          <w:b w:val="false"/>
+          <w:bCs w:val="false"/>
+          <w:color w:val="2C2C2C"/>
+          <w:sz w:val="220"/>
+          <w:szCs w:val="220"/>
+        </w:rPr>
+        <w:t>Ich fragte sie: „Hast du ihn je direkt darum gebeten?“</w:t>
       </w:r>
     </w:p>
     <w:p>
@@ -18241,7 +18241,7 @@
           <w:sz w:val="220"/>
           <w:szCs w:val="220"/>
         </w:rPr>
-        <w:t xml:space="preserve">Claudia hat das Gespräch gesucht. Mit echten Worten. „Ich vermisse es, wenn du abends fragst, wie mein Tag war. Nicht was passiert ist, sondern wirklich: wie es mir geht." Ihr Mann war überrascht. Er hatte nicht gemerkt, dass ihr das so wichtig war. Er fing an zu fragen.</w:t>
+        <w:t>Claudia hat das Gespräch gesucht. Mit echten Worten. „Ich vermisse es, wenn du abends fragst, wie mein Tag war. Nicht was passiert ist, sondern wirklich: wie es mir geht.“ Ihr Mann war überrascht. Er hatte nicht gemerkt, dass ihr das so wichtig war. Er fing an zu fragen.</w:t>
       </w:r>
     </w:p>
     <w:p>
@@ -18353,7 +18353,7 @@
           <w:sz w:val="220"/>
           <w:szCs w:val="220"/>
         </w:rPr>
-        <w:t xml:space="preserve"> Nicht: „Du ignorierst mich immer." Das ist eine Bewertung, keine Beobachtung. Und sie löst sofort Widerstand aus. Stattdessen: „Gestern Abend hast du drei Stunden auf dein Handy geschaut, während wir zusammen waren."</w:t>
+        <w:t xml:space="preserve"> Nicht: „Du ignorierst mich immer.“ Das ist eine Bewertung, keine Beobachtung. Und sie löst sofort Widerstand aus. Stattdessen: „Gestern Abend hast du drei Stunden auf dein Handy geschaut, während wir zusammen waren.“</w:t>
       </w:r>
     </w:p>
     <w:p>
@@ -18398,7 +18398,7 @@
           <w:sz w:val="220"/>
           <w:szCs w:val="220"/>
         </w:rPr>
-        <w:t xml:space="preserve"> Nicht: „Du machst mich unglücklich." Das macht den anderen verantwortlich. Sondern: „Ich fühle mich einsam, wenn wir Abende zusammen verbringen und kaum miteinander sprechen."</w:t>
+        <w:t xml:space="preserve"> Nicht: „Du machst mich unglücklich.“ Das macht den anderen verantwortlich. Sondern: „Ich fühle mich einsam, wenn wir Abende zusammen verbringen und kaum miteinander sprechen.“</w:t>
       </w:r>
     </w:p>
     <w:p>
@@ -18443,7 +18443,7 @@
           <w:sz w:val="220"/>
           <w:szCs w:val="220"/>
         </w:rPr>
-        <w:t xml:space="preserve"> „Ich brauche manchmal Abende, wo wir wirklich miteinander reden. Wo ich das Gefühl habe, dass wir uns berühren, nicht nur nebeneinander existieren."</w:t>
+        <w:t xml:space="preserve"> „Ich brauche manchmal Abende, wo wir wirklich miteinander reden. Wo ich das Gefühl habe, dass wir uns berühren, nicht nur nebeneinander existieren.“</w:t>
       </w:r>
     </w:p>
     <w:p>
@@ -18488,7 +18488,7 @@
           <w:sz w:val="220"/>
           <w:szCs w:val="220"/>
         </w:rPr>
-        <w:t xml:space="preserve"> „Könnten wir einmal pro Woche einen Abend ohne Handys verbringen?"</w:t>
+        <w:t xml:space="preserve"> „Könnten wir einmal pro Woche einen Abend ohne Handys verbringen?“</w:t>
       </w:r>
     </w:p>
     <w:p>
@@ -18572,7 +18572,7 @@
           <w:sz w:val="220"/>
           <w:szCs w:val="220"/>
         </w:rPr>
-        <w:t xml:space="preserve">Was Marianne mir beschrieb: „Ich rufe manchmal auch an. Ich fange an zu erzählen, und nach zwei Minuten sagt Karin etwas wie: ‚Apropos, da habe ich gestern auch...'. Und dann reden wir wieder über sie."</w:t>
+        <w:t>Was Marianne mir beschrieb: „Ich rufe manchmal auch an. Ich fange an zu erzählen, und nach zwei Minuten sagt Karin etwas wie: ‚Apropos, da habe ich gestern auch...'. Und dann reden wir wieder über sie.“</w:t>
       </w:r>
     </w:p>
     <w:p>
@@ -18715,24 +18715,24 @@
           <w:sz w:val="220"/>
           <w:szCs w:val="220"/>
         </w:rPr>
-        <w:t xml:space="preserve">Marianne übte den Satz mehrfach, bevor sie ihn sagte. Dann, bei einem Kaffee mit Karin: „Ich merke, dass ich manchmal das Gefühl habe, bei unseren Gesprächen kaum Raum zu bekommen, um selbst zu erzählen. Ich wünschte mir manchmal mehr Gegenseitigkeit."</w:t>
-      </w:r>
-    </w:p>
-    <w:p>
-      <w:pPr>
-        <w:spacing w:after="120" w:before="0"/>
-        <w:jc w:val="both"/>
-      </w:pPr>
-      <w:r>
-        <w:rPr>
-          <w:rFonts w:ascii="Georgia" w:cs="Georgia" w:eastAsia="Georgia" w:hAnsi="Georgia"/>
-          <w:b w:val="false"/>
-          <w:bCs w:val="false"/>
-          <w:color w:val="2C2C2C"/>
-          <w:sz w:val="220"/>
-          <w:szCs w:val="220"/>
-        </w:rPr>
-        <w:t xml:space="preserve">Karin schwieg einen Moment. Dann sagte sie: „Das wusste ich nicht. Das tut mir leid."</w:t>
+        <w:t>Marianne übte den Satz mehrfach, bevor sie ihn sagte. Dann, bei einem Kaffee mit Karin: „Ich merke, dass ich manchmal das Gefühl habe, bei unseren Gesprächen kaum Raum zu bekommen, um selbst zu erzählen. Ich wünschte mir manchmal mehr Gegenseitigkeit.“</w:t>
+      </w:r>
+    </w:p>
+    <w:p>
+      <w:pPr>
+        <w:spacing w:after="120" w:before="0"/>
+        <w:jc w:val="both"/>
+      </w:pPr>
+      <w:r>
+        <w:rPr>
+          <w:rFonts w:ascii="Georgia" w:cs="Georgia" w:eastAsia="Georgia" w:hAnsi="Georgia"/>
+          <w:b w:val="false"/>
+          <w:bCs w:val="false"/>
+          <w:color w:val="2C2C2C"/>
+          <w:sz w:val="220"/>
+          <w:szCs w:val="220"/>
+        </w:rPr>
+        <w:t>Karin schwieg einen Moment. Dann sagte sie: „Das wusste ich nicht. Das tut mir leid.“</w:t>
       </w:r>
     </w:p>
     <w:p>
@@ -19287,7 +19287,7 @@
           <w:sz w:val="220"/>
           <w:szCs w:val="220"/>
         </w:rPr>
-        <w:t xml:space="preserve">Fang mit einem Satz an, in einer Situation, in der es fast egal ist, wie es ausgeht. Eine kleine Bitte. Eine kurze Wahrheit. „Ich hätte das heute eigentlich anders gewollt." „Das hat mich gestört, ich sage dir kurz warum."</w:t>
+        <w:t>Fang mit einem Satz an, in einer Situation, in der es fast egal ist, wie es ausgeht. Eine kleine Bitte. Eine kurze Wahrheit. „Ich hätte das heute eigentlich anders gewollt.“ „Das hat mich gestört, ich sage dir kurz warum.“</w:t>
       </w:r>
     </w:p>
     <w:p>

--- a/outputs/buch-beziehungen/wenn-beziehungen-erschoepfen-Taschenbuch.docx
+++ b/outputs/buch-beziehungen/wenn-beziehungen-erschoepfen-Taschenbuch.docx
@@ -820,7 +820,7 @@
           <w:sz w:val="220"/>
           <w:szCs w:val="220"/>
         </w:rPr>
-        <w:t>Ich bin seit vielen Jahren als Coachin tätig. Ich arbeite mit Frauen, die an einem Punkt angelangt sind, wo das Funktionieren nicht mehr funktioniert. Wo der Körper Nein sagt, auch wenn der Kopf weitermachen will. Wo Beziehungen, die man liebt, sich anfühlen wie Schulden, die man nie abbezahlen kann.</w:t>
+        <w:t>Ich bin seit vielen Jahren als Autorin und Mentorin tätig. Ich arbeite mit Frauen, die an einem Punkt angelangt sind, wo das Funktionieren nicht mehr funktioniert. Wo der Körper Nein sagt, auch wenn der Kopf weitermachen will. Wo Beziehungen, die man liebt, sich anfühlen wie Schulden, die man nie abbezahlen kann.</w:t>
       </w:r>
     </w:p>
     <w:p>
@@ -871,7 +871,7 @@
           <w:sz w:val="220"/>
           <w:szCs w:val="220"/>
         </w:rPr>
-        <w:t>Lange Zeit habe ich gedacht, dass meine Rolle als Coachin darin besteht, Werkzeuge zu geben. Techniken. Strategien. Die richtige Methode, die das Problem löst. Und das stimmt, teilweise. Werkzeuge helfen.</w:t>
+        <w:t>Lange Zeit habe ich gedacht, dass meine Rolle als Mentorin darin besteht, Werkzeuge zu geben. Techniken. Strategien. Die richtige Methode, die das Problem löst. Und das stimmt, teilweise. Werkzeuge helfen.</w:t>
       </w:r>
     </w:p>
     <w:p>
@@ -939,7 +939,7 @@
           <w:sz w:val="220"/>
           <w:szCs w:val="220"/>
         </w:rPr>
-        <w:t>Nicht als Coachin, die Ratschläge erteilt. Sondern als Frau, die täglich mit anderen Frauen arbeitet und versteht, wie tief dieses Muster sitzt. Wie viel es kostet. Und was möglich wird, wenn man anfängt, es zu verändern.</w:t>
+        <w:t>Nicht als Mentorin, die Ratschläge erteilt. Sondern als Frau, die täglich mit anderen Frauen arbeitet und versteht, wie tief dieses Muster sitzt. Wie viel es kostet. Und was möglich wird, wenn man anfängt, es zu verändern.</w:t>
       </w:r>
     </w:p>
     <w:p>
@@ -19875,7 +19875,7 @@
           <w:sz w:val="220"/>
           <w:szCs w:val="220"/>
         </w:rPr>
-        <w:t>Petra Tanner ist Coachin mit dem Schwerpunkt auf Beziehungserschöpfung, People-Pleasing und Grenzsetzung.</w:t>
+        <w:t>Petra Tanner ist Autorin und Mentorin mit dem Schwerpunkt auf Beziehungserschöpfung, People-Pleasing und Grenzsetzung.</w:t>
       </w:r>
       <w:r>
         <w:rPr>
@@ -19919,7 +19919,7 @@
           <w:sz w:val="220"/>
           <w:szCs w:val="220"/>
         </w:rPr>
-        <w:t>Neben ihrer Coaching-Praxis bietet sie unter dem Namen Safe to Thrive Einzel-Coachings und Gruppenangebote für Frauen an, die tiefer arbeiten möchten.</w:t>
+        <w:t>Neben ihrer Arbeit als Mentorin bietet sie unter dem Namen Safe to Thrive Einzel-Mentorings und Gruppenangebote für Frauen an, die tiefer arbeiten möchten.</w:t>
       </w:r>
       <w:r>
         <w:rPr>
@@ -20024,7 +20024,7 @@
           <w:sz w:val="230"/>
           <w:szCs w:val="230"/>
         </w:rPr>
-        <w:t xml:space="preserve">Safe to Thrive Einzelcoaching</w:t>
+        <w:t>Safe to Thrive Einzelmentoring</w:t>
       </w:r>
     </w:p>
     <w:p>
@@ -20342,7 +20342,7 @@
           <w:i w:val="0"/>
           <w:sz w:val="22"/>
         </w:rPr>
-        <w:t>Petra Tanner ist keine Ärztin, Psychologin oder Psychotherapeutin. Sie arbeitet als Coachin und übt keine Heilkunde im medizinischen Sinn aus. Die Inhalte dieses Buches ersetzen keine Behandlung.</w:t>
+        <w:t>Petra Tanner ist keine Ärztin, Psychologin oder Psychotherapeutin. Sie arbeitet als Autorin und Mentorin und übt keine Heilkunde im medizinischen Sinn aus. Die Inhalte dieses Buches ersetzen keine Behandlung.</w:t>
       </w:r>
     </w:p>
     <w:p/>

--- a/outputs/buch-beziehungen/wenn-beziehungen-erschoepfen-Taschenbuch.docx
+++ b/outputs/buch-beziehungen/wenn-beziehungen-erschoepfen-Taschenbuch.docx
@@ -19846,6 +19846,199 @@
     <w:p>
       <w:pPr>
         <w:pageBreakBefore/>
+        <w:spacing w:after="280" w:before="360"/>
+        <w:jc w:val="left"/>
+      </w:pPr>
+      <w:r>
+        <w:rPr>
+          <w:rFonts w:ascii="Georgia" w:cs="Georgia" w:eastAsia="Georgia" w:hAnsi="Georgia"/>
+          <w:b/>
+          <w:bCs w:val="false"/>
+          <w:color w:val="C0848A"/>
+          <w:sz w:val="340"/>
+          <w:szCs w:val="340"/>
+        </w:rPr>
+        <w:t>Dein kostenloser Bonus zum Buch</w:t>
+      </w:r>
+    </w:p>
+    <w:p>
+      <w:pPr>
+        <w:spacing w:after="60" w:before="0"/>
+        <w:jc w:val="both"/>
+      </w:pPr>
+      <w:r>
+        <w:rPr>
+          <w:rFonts w:ascii="Georgia" w:cs="Georgia" w:eastAsia="Georgia" w:hAnsi="Georgia"/>
+          <w:b w:val="false"/>
+          <w:bCs w:val="false"/>
+          <w:color w:val="2C2C2C"/>
+          <w:sz w:val="220"/>
+          <w:szCs w:val="220"/>
+        </w:rPr>
+        <w:t>Du kennst diese Momente: Nach einem Gespräch bist du leer, obwohl nichts offen eskaliert ist. Du hast zugehört, getragen und dich selbst wieder zurückgestellt.</w:t>
+      </w:r>
+    </w:p>
+    <w:p>
+      <w:pPr>
+        <w:spacing w:after="60" w:before="0"/>
+        <w:jc w:val="both"/>
+      </w:pPr>
+      <w:r>
+        <w:rPr>
+          <w:rFonts w:ascii="Georgia" w:cs="Georgia" w:eastAsia="Georgia" w:hAnsi="Georgia"/>
+          <w:b w:val="false"/>
+          <w:bCs w:val="false"/>
+          <w:color w:val="2C2C2C"/>
+          <w:sz w:val="220"/>
+          <w:szCs w:val="220"/>
+        </w:rPr>
+        <w:t>Das kostenlose Begleit-PDF hilft dir, früher zu erkennen, was dir Kraft nimmt, wo du dich selbst übergehst und welche Grenze jetzt wichtig ist.</w:t>
+      </w:r>
+    </w:p>
+    <w:p>
+      <w:pPr>
+        <w:spacing w:after="60" w:before="0"/>
+        <w:jc w:val="both"/>
+      </w:pPr>
+      <w:r>
+        <w:rPr>
+          <w:rFonts w:ascii="Georgia" w:cs="Georgia" w:eastAsia="Georgia" w:hAnsi="Georgia"/>
+          <w:b w:val="false"/>
+          <w:bCs w:val="false"/>
+          <w:color w:val="2C2C2C"/>
+          <w:sz w:val="220"/>
+          <w:szCs w:val="220"/>
+        </w:rPr>
+        <w:t>Du musst nicht warten, bis eine Beziehung dich völlig erschöpft, bevor du dich selbst ernst nimmst.</w:t>
+      </w:r>
+    </w:p>
+    <w:p>
+      <w:pPr>
+        <w:spacing w:after="60" w:before="0"/>
+        <w:jc w:val="both"/>
+      </w:pPr>
+      <w:r>
+        <w:rPr>
+          <w:rFonts w:ascii="Georgia" w:cs="Georgia" w:eastAsia="Georgia" w:hAnsi="Georgia"/>
+          <w:b w:val="false"/>
+          <w:bCs w:val="false"/>
+          <w:color w:val="2C2C2C"/>
+          <w:sz w:val="220"/>
+          <w:szCs w:val="220"/>
+        </w:rPr>
+        <w:t>Scanne den QR-Code oder öffne den folgenden Link:</w:t>
+      </w:r>
+    </w:p>
+    <w:p>
+      <w:pPr>
+        <w:jc w:val="center"/>
+      </w:pPr>
+      <w:r>
+        <w:drawing>
+          <wp:inline xmlns:a="http://schemas.openxmlformats.org/drawingml/2006/main" xmlns:pic="http://schemas.openxmlformats.org/drawingml/2006/picture">
+            <wp:extent cx="1152000" cy="1152000"/>
+            <wp:docPr id="1" name="Picture 1"/>
+            <wp:cNvGraphicFramePr>
+              <a:graphicFrameLocks noChangeAspect="1"/>
+            </wp:cNvGraphicFramePr>
+            <a:graphic>
+              <a:graphicData uri="http://schemas.openxmlformats.org/drawingml/2006/picture">
+                <pic:pic>
+                  <pic:nvPicPr>
+                    <pic:cNvPr id="0" name="buch3-qr-freebie.png"/>
+                    <pic:cNvPicPr/>
+                  </pic:nvPicPr>
+                  <pic:blipFill>
+                    <a:blip r:embed="rId10"/>
+                    <a:stretch>
+                      <a:fillRect/>
+                    </a:stretch>
+                  </pic:blipFill>
+                  <pic:spPr>
+                    <a:xfrm>
+                      <a:off x="0" y="0"/>
+                      <a:ext cx="1620000" cy="1620000"/>
+                    </a:xfrm>
+                    <a:prstGeom prst="rect"/>
+                  </pic:spPr>
+                </pic:pic>
+              </a:graphicData>
+            </a:graphic>
+          </wp:inline>
+        </w:drawing>
+      </w:r>
+    </w:p>
+    <w:p>
+      <w:pPr>
+        <w:spacing w:after="60" w:before="0"/>
+        <w:jc w:val="both"/>
+      </w:pPr>
+      <w:r>
+        <w:rPr>
+          <w:rFonts w:ascii="Georgia" w:cs="Georgia" w:eastAsia="Georgia" w:hAnsi="Georgia"/>
+          <w:b w:val="false"/>
+          <w:bCs w:val="false"/>
+          <w:color w:val="2C2C2C"/>
+          <w:sz w:val="220"/>
+          <w:szCs w:val="220"/>
+        </w:rPr>
+        <w:t>https://beyondlimitsnow25.mytentary.com/p/bJFYAi</w:t>
+      </w:r>
+    </w:p>
+    <w:p>
+      <w:pPr>
+        <w:spacing w:after="60" w:before="0"/>
+        <w:jc w:val="both"/>
+      </w:pPr>
+      <w:r>
+        <w:rPr>
+          <w:rFonts w:ascii="Georgia" w:cs="Georgia" w:eastAsia="Georgia" w:hAnsi="Georgia"/>
+          <w:b w:val="false"/>
+          <w:bCs w:val="false"/>
+          <w:color w:val="2C2C2C"/>
+          <w:sz w:val="220"/>
+          <w:szCs w:val="220"/>
+        </w:rPr>
+        <w:t>Mit der Anmeldung erhältst du auch E-Mails von Petra Tanner mit Impulsen und Neuigkeiten zu ihren Büchern. Eine Abmeldung ist jederzeit möglich.</w:t>
+      </w:r>
+    </w:p>
+    <w:p>
+      <w:pPr>
+        <w:spacing w:after="60" w:before="0"/>
+        <w:jc w:val="both"/>
+      </w:pPr>
+      <w:r>
+        <w:rPr>
+          <w:rFonts w:ascii="Georgia" w:cs="Georgia" w:eastAsia="Georgia" w:hAnsi="Georgia"/>
+          <w:b/>
+          <w:bCs w:val="false"/>
+          <w:color w:val="2C2C2C"/>
+          <w:sz w:val="220"/>
+          <w:szCs w:val="220"/>
+        </w:rPr>
+        <w:t>Petra Tanner</w:t>
+      </w:r>
+    </w:p>
+    <w:p>
+      <w:pPr>
+        <w:spacing w:after="120" w:before="0"/>
+        <w:jc w:val="both"/>
+      </w:pPr>
+      <w:r>
+        <w:rPr>
+          <w:rFonts w:ascii="Georgia" w:cs="Georgia" w:eastAsia="Georgia" w:hAnsi="Georgia"/>
+          <w:b w:val="0"/>
+          <w:bCs w:val="false"/>
+          <w:color w:val="2C2C2C"/>
+          <w:sz w:val="220"/>
+          <w:szCs w:val="220"/>
+        </w:rPr>
+        <w:t>Autorin und Mentorin</w:t>
+      </w:r>
+    </w:p>
+    <w:p>
+      <w:pPr>
+        <w:pageBreakBefore/>
         <w:spacing w:after="280" w:before="720"/>
         <w:jc w:val="left"/>
       </w:pPr>

--- a/outputs/buch-beziehungen/wenn-beziehungen-erschoepfen-Taschenbuch.docx
+++ b/outputs/buch-beziehungen/wenn-beziehungen-erschoepfen-Taschenbuch.docx
@@ -19846,7 +19846,7 @@
     <w:p>
       <w:pPr>
         <w:pageBreakBefore/>
-        <w:spacing w:after="280" w:before="360"/>
+        <w:spacing w:after="280" w:before="180"/>
         <w:jc w:val="left"/>
       </w:pPr>
       <w:r>
@@ -19936,7 +19936,7 @@
       <w:r>
         <w:drawing>
           <wp:inline xmlns:a="http://schemas.openxmlformats.org/drawingml/2006/main" xmlns:pic="http://schemas.openxmlformats.org/drawingml/2006/picture">
-            <wp:extent cx="1152000" cy="1152000"/>
+            <wp:extent cx="936000" cy="936000"/>
             <wp:docPr id="1" name="Picture 1"/>
             <wp:cNvGraphicFramePr>
               <a:graphicFrameLocks noChangeAspect="1"/>

--- a/outputs/buch-beziehungen/wenn-beziehungen-erschoepfen-Taschenbuch.docx
+++ b/outputs/buch-beziehungen/wenn-beziehungen-erschoepfen-Taschenbuch.docx
@@ -20016,24 +20016,7 @@
           <w:sz w:val="220"/>
           <w:szCs w:val="220"/>
         </w:rPr>
-        <w:t>Petra Tanner</w:t>
-      </w:r>
-    </w:p>
-    <w:p>
-      <w:pPr>
-        <w:spacing w:after="120" w:before="0"/>
-        <w:jc w:val="both"/>
-      </w:pPr>
-      <w:r>
-        <w:rPr>
-          <w:rFonts w:ascii="Georgia" w:cs="Georgia" w:eastAsia="Georgia" w:hAnsi="Georgia"/>
-          <w:b w:val="0"/>
-          <w:bCs w:val="false"/>
-          <w:color w:val="2C2C2C"/>
-          <w:sz w:val="220"/>
-          <w:szCs w:val="220"/>
-        </w:rPr>
-        <w:t>Autorin und Mentorin</w:t>
+        <w:t>Petra Tanner, Autorin und Mentorin</w:t>
       </w:r>
     </w:p>
     <w:p>
